--- a/Doc1_Proposal_PDF.docx
+++ b/Doc1_Proposal_PDF.docx
@@ -2,8 +2,8 @@
 <file path=word/document.xml><?xml version="1.0" encoding="utf-8"?>
 <w:document xmlns:wpc="http://schemas.microsoft.com/office/word/2010/wordprocessingCanvas" xmlns:mo="http://schemas.microsoft.com/office/mac/office/2008/main" xmlns:mc="http://schemas.openxmlformats.org/markup-compatibility/2006" xmlns:mv="urn:schemas-microsoft-com:mac:vml" xmlns:o="urn:schemas-microsoft-com:office:office" xmlns:r="http://schemas.openxmlformats.org/officeDocument/2006/relationships" xmlns:m="http://schemas.openxmlformats.org/officeDocument/2006/math" xmlns:v="urn:schemas-microsoft-com:vml" xmlns:wp14="http://schemas.microsoft.com/office/word/2010/wordprocessingDrawing" xmlns:wp="http://schemas.openxmlformats.org/drawingml/2006/wordprocessingDrawing" xmlns:w10="urn:schemas-microsoft-com:office:word" xmlns:w="http://schemas.openxmlformats.org/wordprocessingml/2006/main" xmlns:w14="http://schemas.microsoft.com/office/word/2010/wordml" xmlns:wpg="http://schemas.microsoft.com/office/word/2010/wordprocessingGroup" xmlns:wpi="http://schemas.microsoft.com/office/word/2010/wordprocessingInk" xmlns:wne="http://schemas.microsoft.com/office/word/2006/wordml" xmlns:wps="http://schemas.microsoft.com/office/word/2010/wordprocessingShape" mc:Ignorable="w14 wp14">
   <w:body>
-    <w:p/>
-    <w:p>
+    <w:p xmlns:wp14="http://schemas.microsoft.com/office/word/2010/wordml" wp14:textId="77777777"/>
+    <w:p xmlns:wp14="http://schemas.microsoft.com/office/word/2010/wordml" wp14:textId="77777777">
       <w:pPr>
         <w:jc w:val="center"/>
       </w:pPr>
@@ -16,7 +16,7 @@
         <w:t>AP SUPPLIER PORTAL</w:t>
       </w:r>
     </w:p>
-    <w:p>
+    <w:p xmlns:wp14="http://schemas.microsoft.com/office/word/2010/wordml" wp14:textId="77777777">
       <w:pPr>
         <w:jc w:val="center"/>
       </w:pPr>
@@ -29,8 +29,8 @@
         <w:t>ENTERPRISE PROPOSAL</w:t>
       </w:r>
     </w:p>
-    <w:p/>
-    <w:p>
+    <w:p xmlns:wp14="http://schemas.microsoft.com/office/word/2010/wordml" wp14:textId="77777777"/>
+    <w:p xmlns:wp14="http://schemas.microsoft.com/office/word/2010/wordml" wp14:textId="77777777">
       <w:pPr>
         <w:jc w:val="center"/>
       </w:pPr>
@@ -42,24 +42,24 @@
         <w:t>HighRadius Corporation</w:t>
       </w:r>
     </w:p>
-    <w:p/>
+    <w:p xmlns:wp14="http://schemas.microsoft.com/office/word/2010/wordml" wp14:textId="77777777"/>
     <w:tbl>
       <w:tblPr>
         <w:tblStyle w:val="LightGrid-Accent1"/>
-        <w:tblW w:type="auto" w:w="0"/>
+        <w:tblW w:w="0" w:type="auto"/>
         <w:jc w:val="center"/>
-        <w:tblLook w:firstColumn="1" w:firstRow="1" w:lastColumn="0" w:lastRow="0" w:noHBand="0" w:noVBand="1" w:val="04A0"/>
+        <w:tblLook w:val="04A0" w:firstRow="1" w:lastRow="0" w:firstColumn="1" w:lastColumn="0" w:noHBand="0" w:noVBand="1"/>
       </w:tblPr>
       <w:tblGrid>
         <w:gridCol w:w="4320"/>
         <w:gridCol w:w="4320"/>
       </w:tblGrid>
-      <w:tr>
+      <w:tr xmlns:wp14="http://schemas.microsoft.com/office/word/2010/wordml" wp14:textId="77777777">
         <w:tc>
           <w:tcPr>
-            <w:tcW w:type="dxa" w:w="4320"/>
+            <w:tcW w:w="4320" w:type="dxa"/>
           </w:tcPr>
-          <w:p>
+          <w:p wp14:textId="77777777">
             <w:r>
               <w:rPr>
                 <w:b/>
@@ -71,9 +71,9 @@
         </w:tc>
         <w:tc>
           <w:tcPr>
-            <w:tcW w:type="dxa" w:w="4320"/>
+            <w:tcW w:w="4320" w:type="dxa"/>
           </w:tcPr>
-          <w:p>
+          <w:p wp14:textId="77777777">
             <w:r>
               <w:rPr>
                 <w:b/>
@@ -84,12 +84,12 @@
           </w:p>
         </w:tc>
       </w:tr>
-      <w:tr>
+      <w:tr xmlns:wp14="http://schemas.microsoft.com/office/word/2010/wordml" wp14:textId="77777777">
         <w:tc>
           <w:tcPr>
-            <w:tcW w:type="dxa" w:w="4320"/>
+            <w:tcW w:w="4320" w:type="dxa"/>
           </w:tcPr>
-          <w:p>
+          <w:p wp14:textId="77777777">
             <w:r>
               <w:rPr>
                 <w:sz w:val="20"/>
@@ -100,9 +100,9 @@
         </w:tc>
         <w:tc>
           <w:tcPr>
-            <w:tcW w:type="dxa" w:w="4320"/>
+            <w:tcW w:w="4320" w:type="dxa"/>
           </w:tcPr>
-          <w:p>
+          <w:p wp14:textId="77777777">
             <w:r>
               <w:rPr>
                 <w:sz w:val="20"/>
@@ -112,12 +112,12 @@
           </w:p>
         </w:tc>
       </w:tr>
-      <w:tr>
+      <w:tr xmlns:wp14="http://schemas.microsoft.com/office/word/2010/wordml" wp14:textId="77777777">
         <w:tc>
           <w:tcPr>
-            <w:tcW w:type="dxa" w:w="4320"/>
+            <w:tcW w:w="4320" w:type="dxa"/>
           </w:tcPr>
-          <w:p>
+          <w:p wp14:textId="77777777">
             <w:r>
               <w:rPr>
                 <w:sz w:val="20"/>
@@ -128,9 +128,9 @@
         </w:tc>
         <w:tc>
           <w:tcPr>
-            <w:tcW w:type="dxa" w:w="4320"/>
+            <w:tcW w:w="4320" w:type="dxa"/>
           </w:tcPr>
-          <w:p>
+          <w:p wp14:textId="77777777">
             <w:r>
               <w:rPr>
                 <w:sz w:val="20"/>
@@ -140,12 +140,12 @@
           </w:p>
         </w:tc>
       </w:tr>
-      <w:tr>
+      <w:tr xmlns:wp14="http://schemas.microsoft.com/office/word/2010/wordml" wp14:textId="77777777">
         <w:tc>
           <w:tcPr>
-            <w:tcW w:type="dxa" w:w="4320"/>
+            <w:tcW w:w="4320" w:type="dxa"/>
           </w:tcPr>
-          <w:p>
+          <w:p wp14:textId="77777777">
             <w:r>
               <w:rPr>
                 <w:sz w:val="20"/>
@@ -156,9 +156,9 @@
         </w:tc>
         <w:tc>
           <w:tcPr>
-            <w:tcW w:type="dxa" w:w="4320"/>
+            <w:tcW w:w="4320" w:type="dxa"/>
           </w:tcPr>
-          <w:p>
+          <w:p wp14:textId="77777777">
             <w:r>
               <w:rPr>
                 <w:sz w:val="20"/>
@@ -168,12 +168,12 @@
           </w:p>
         </w:tc>
       </w:tr>
-      <w:tr>
+      <w:tr xmlns:wp14="http://schemas.microsoft.com/office/word/2010/wordml" wp14:textId="77777777">
         <w:tc>
           <w:tcPr>
-            <w:tcW w:type="dxa" w:w="4320"/>
+            <w:tcW w:w="4320" w:type="dxa"/>
           </w:tcPr>
-          <w:p>
+          <w:p wp14:textId="77777777">
             <w:r>
               <w:rPr>
                 <w:sz w:val="20"/>
@@ -184,9 +184,9 @@
         </w:tc>
         <w:tc>
           <w:tcPr>
-            <w:tcW w:type="dxa" w:w="4320"/>
+            <w:tcW w:w="4320" w:type="dxa"/>
           </w:tcPr>
-          <w:p>
+          <w:p wp14:textId="77777777">
             <w:r>
               <w:rPr>
                 <w:sz w:val="20"/>
@@ -196,12 +196,12 @@
           </w:p>
         </w:tc>
       </w:tr>
-      <w:tr>
+      <w:tr xmlns:wp14="http://schemas.microsoft.com/office/word/2010/wordml" wp14:textId="77777777">
         <w:tc>
           <w:tcPr>
-            <w:tcW w:type="dxa" w:w="4320"/>
+            <w:tcW w:w="4320" w:type="dxa"/>
           </w:tcPr>
-          <w:p>
+          <w:p wp14:textId="77777777">
             <w:r>
               <w:rPr>
                 <w:sz w:val="20"/>
@@ -212,9 +212,9 @@
         </w:tc>
         <w:tc>
           <w:tcPr>
-            <w:tcW w:type="dxa" w:w="4320"/>
+            <w:tcW w:w="4320" w:type="dxa"/>
           </w:tcPr>
-          <w:p>
+          <w:p wp14:textId="77777777">
             <w:r>
               <w:rPr>
                 <w:sz w:val="20"/>
@@ -224,12 +224,12 @@
           </w:p>
         </w:tc>
       </w:tr>
-      <w:tr>
+      <w:tr xmlns:wp14="http://schemas.microsoft.com/office/word/2010/wordml" wp14:textId="77777777">
         <w:tc>
           <w:tcPr>
-            <w:tcW w:type="dxa" w:w="4320"/>
+            <w:tcW w:w="4320" w:type="dxa"/>
           </w:tcPr>
-          <w:p>
+          <w:p wp14:textId="77777777">
             <w:r>
               <w:rPr>
                 <w:sz w:val="20"/>
@@ -240,9 +240,9 @@
         </w:tc>
         <w:tc>
           <w:tcPr>
-            <w:tcW w:type="dxa" w:w="4320"/>
+            <w:tcW w:w="4320" w:type="dxa"/>
           </w:tcPr>
-          <w:p>
+          <w:p wp14:textId="77777777">
             <w:r>
               <w:rPr>
                 <w:sz w:val="20"/>
@@ -252,12 +252,12 @@
           </w:p>
         </w:tc>
       </w:tr>
-      <w:tr>
+      <w:tr xmlns:wp14="http://schemas.microsoft.com/office/word/2010/wordml" wp14:textId="77777777">
         <w:tc>
           <w:tcPr>
-            <w:tcW w:type="dxa" w:w="4320"/>
+            <w:tcW w:w="4320" w:type="dxa"/>
           </w:tcPr>
-          <w:p>
+          <w:p wp14:textId="77777777">
             <w:r>
               <w:rPr>
                 <w:sz w:val="20"/>
@@ -268,9 +268,9 @@
         </w:tc>
         <w:tc>
           <w:tcPr>
-            <w:tcW w:type="dxa" w:w="4320"/>
+            <w:tcW w:w="4320" w:type="dxa"/>
           </w:tcPr>
-          <w:p>
+          <w:p wp14:textId="77777777">
             <w:r>
               <w:rPr>
                 <w:sz w:val="20"/>
@@ -281,13 +281,13 @@
         </w:tc>
       </w:tr>
     </w:tbl>
-    <w:p/>
-    <w:p>
+    <w:p xmlns:wp14="http://schemas.microsoft.com/office/word/2010/wordml" wp14:textId="77777777"/>
+    <w:p xmlns:wp14="http://schemas.microsoft.com/office/word/2010/wordml" wp14:textId="77777777">
       <w:r>
         <w:br w:type="page"/>
       </w:r>
     </w:p>
-    <w:p>
+    <w:p xmlns:wp14="http://schemas.microsoft.com/office/word/2010/wordml" wp14:textId="77777777">
       <w:pPr>
         <w:pStyle w:val="Heading1"/>
       </w:pPr>
@@ -295,8 +295,8 @@
         <w:t>Table of Contents</w:t>
       </w:r>
     </w:p>
-    <w:p/>
-    <w:p>
+    <w:p xmlns:wp14="http://schemas.microsoft.com/office/word/2010/wordml" wp14:textId="77777777"/>
+    <w:p xmlns:wp14="http://schemas.microsoft.com/office/word/2010/wordml" wp14:textId="77777777">
       <w:pPr>
         <w:spacing w:after="40"/>
       </w:pPr>
@@ -304,7 +304,7 @@
         <w:t>1. Cover Page</w:t>
       </w:r>
     </w:p>
-    <w:p>
+    <w:p xmlns:wp14="http://schemas.microsoft.com/office/word/2010/wordml" wp14:textId="77777777">
       <w:pPr>
         <w:spacing w:after="40"/>
       </w:pPr>
@@ -312,7 +312,7 @@
         <w:t>2. Document Control</w:t>
       </w:r>
     </w:p>
-    <w:p>
+    <w:p xmlns:wp14="http://schemas.microsoft.com/office/word/2010/wordml" wp14:textId="77777777">
       <w:pPr>
         <w:spacing w:after="40"/>
       </w:pPr>
@@ -320,7 +320,7 @@
         <w:t>3. Executive Summary</w:t>
       </w:r>
     </w:p>
-    <w:p>
+    <w:p xmlns:wp14="http://schemas.microsoft.com/office/word/2010/wordml" wp14:textId="77777777">
       <w:pPr>
         <w:spacing w:after="40"/>
       </w:pPr>
@@ -328,7 +328,7 @@
         <w:t>4. Business Understanding</w:t>
       </w:r>
     </w:p>
-    <w:p>
+    <w:p xmlns:wp14="http://schemas.microsoft.com/office/word/2010/wordml" wp14:textId="77777777">
       <w:pPr>
         <w:spacing w:after="40"/>
       </w:pPr>
@@ -336,12 +336,12 @@
         <w:t>5. About Metapointer</w:t>
       </w:r>
     </w:p>
-    <w:p>
+    <w:p xmlns:wp14="http://schemas.microsoft.com/office/word/2010/wordml" wp14:textId="77777777">
       <w:r>
         <w:br w:type="page"/>
       </w:r>
     </w:p>
-    <w:p>
+    <w:p xmlns:wp14="http://schemas.microsoft.com/office/word/2010/wordml" wp14:textId="77777777">
       <w:pPr>
         <w:pStyle w:val="Heading1"/>
       </w:pPr>
@@ -349,7 +349,7 @@
         <w:t>1. COVER PAGE</w:t>
       </w:r>
     </w:p>
-    <w:p>
+    <w:p xmlns:wp14="http://schemas.microsoft.com/office/word/2010/wordml" wp14:textId="77777777">
       <w:r>
         <w:rPr>
           <w:i/>
@@ -359,7 +359,7 @@
         <w:t>Classification: PROJECT-SPECIFIC</w:t>
       </w:r>
     </w:p>
-    <w:p>
+    <w:p xmlns:wp14="http://schemas.microsoft.com/office/word/2010/wordml" wp14:textId="77777777">
       <w:pPr>
         <w:pStyle w:val="ListBullet"/>
       </w:pPr>
@@ -374,7 +374,7 @@
         <w:t xml:space="preserve"> HighRadius Corporation</w:t>
       </w:r>
     </w:p>
-    <w:p>
+    <w:p xmlns:wp14="http://schemas.microsoft.com/office/word/2010/wordml" wp14:textId="77777777">
       <w:pPr>
         <w:pStyle w:val="ListBullet"/>
       </w:pPr>
@@ -389,7 +389,7 @@
         <w:t xml:space="preserve"> AP Supplier Portal — Development &amp; Deployment</w:t>
       </w:r>
     </w:p>
-    <w:p>
+    <w:p xmlns:wp14="http://schemas.microsoft.com/office/word/2010/wordml" wp14:textId="77777777">
       <w:pPr>
         <w:pStyle w:val="ListBullet"/>
       </w:pPr>
@@ -404,7 +404,7 @@
         <w:t xml:space="preserve"> 3.3</w:t>
       </w:r>
     </w:p>
-    <w:p>
+    <w:p xmlns:wp14="http://schemas.microsoft.com/office/word/2010/wordml" wp14:textId="77777777">
       <w:pPr>
         <w:pStyle w:val="ListBullet"/>
       </w:pPr>
@@ -419,7 +419,7 @@
         <w:t xml:space="preserve"> February 28, 2026</w:t>
       </w:r>
     </w:p>
-    <w:p>
+    <w:p xmlns:wp14="http://schemas.microsoft.com/office/word/2010/wordml" wp14:textId="77777777">
       <w:pPr>
         <w:pStyle w:val="ListBullet"/>
       </w:pPr>
@@ -434,12 +434,12 @@
         <w:t xml:space="preserve"> Metapointer</w:t>
       </w:r>
     </w:p>
-    <w:p>
+    <w:p xmlns:wp14="http://schemas.microsoft.com/office/word/2010/wordml" wp14:textId="77777777">
       <w:r>
         <w:br w:type="page"/>
       </w:r>
     </w:p>
-    <w:p>
+    <w:p xmlns:wp14="http://schemas.microsoft.com/office/word/2010/wordml" wp14:textId="77777777">
       <w:pPr>
         <w:pStyle w:val="Heading1"/>
       </w:pPr>
@@ -447,7 +447,7 @@
         <w:t>2. DOCUMENT CONTROL</w:t>
       </w:r>
     </w:p>
-    <w:p>
+    <w:p xmlns:wp14="http://schemas.microsoft.com/office/word/2010/wordml" wp14:textId="77777777">
       <w:r>
         <w:rPr>
           <w:i/>
@@ -457,7 +457,7 @@
         <w:t>Classification: STANDARD</w:t>
       </w:r>
     </w:p>
-    <w:p>
+    <w:p xmlns:wp14="http://schemas.microsoft.com/office/word/2010/wordml" wp14:textId="77777777">
       <w:r>
         <w:rPr>
           <w:i/>
@@ -466,12 +466,12 @@
         <w:t>[Standard section — to be populated with Metapointer standard template]</w:t>
       </w:r>
     </w:p>
-    <w:p>
+    <w:p xmlns:wp14="http://schemas.microsoft.com/office/word/2010/wordml" wp14:textId="77777777">
       <w:r>
         <w:br w:type="page"/>
       </w:r>
     </w:p>
-    <w:p>
+    <w:p xmlns:wp14="http://schemas.microsoft.com/office/word/2010/wordml" wp14:textId="77777777">
       <w:pPr>
         <w:pStyle w:val="Heading1"/>
       </w:pPr>
@@ -479,7 +479,7 @@
         <w:t>3. EXECUTIVE SUMMARY</w:t>
       </w:r>
     </w:p>
-    <w:p>
+    <w:p xmlns:wp14="http://schemas.microsoft.com/office/word/2010/wordml" wp14:textId="77777777">
       <w:r>
         <w:rPr>
           <w:i/>
@@ -489,7 +489,7 @@
         <w:t>Classification: PROJECT-SPECIFIC</w:t>
       </w:r>
     </w:p>
-    <w:p>
+    <w:p xmlns:wp14="http://schemas.microsoft.com/office/word/2010/wordml" wp14:textId="77777777">
       <w:pPr>
         <w:pStyle w:val="Heading2"/>
       </w:pPr>
@@ -497,17 +497,17 @@
         <w:t>3.1 Business Context</w:t>
       </w:r>
     </w:p>
-    <w:p>
+    <w:p xmlns:wp14="http://schemas.microsoft.com/office/word/2010/wordml" wp14:textId="77777777">
       <w:r>
         <w:t>HighRadius is a fintech enterprise SaaS provider offering an Agentic AI platform for the Office of the CFO. Its cloud solutions span the end-to-end Order-to-Cash (O2C) cycle, Accounts Payable, Treasury Management, Record-to-Report, and B2B Payments — integrating 180+ AI agents (microservices) to orchestrate financial processes. Adopted by over 1,100 leading companies (including 3M, Unilever, Procter &amp; Gamble, and Johnson &amp; Johnson), HighRadius is consistently recognized as a market leader by Gartner, IDC, and Forrester.</w:t>
       </w:r>
     </w:p>
-    <w:p>
+    <w:p xmlns:wp14="http://schemas.microsoft.com/office/word/2010/wordml" wp14:textId="77777777">
       <w:r>
         <w:t>As part of its expanding AP automation capabilities, HighRadius requires a robust Supplier Portal to streamline vendor management operations across its customer base. The portal will serve as a unified platform for buyers to onboard suppliers, manage vendor relationships, and for suppliers to get onboarded, receive POs, submit and track invoices. This aligns with HighRadius's AI-first platform strategy and its mission to automate financial processes in multi-tenant environments handling diverse ERPs like SAP, Oracle, and NetSuite. By integrating with HighRadius's G4 platform, the portal will enhance AP efficiency, support acquisitions, and provide analytics-driven insights.</w:t>
       </w:r>
     </w:p>
-    <w:p>
+    <w:p xmlns:wp14="http://schemas.microsoft.com/office/word/2010/wordml" wp14:textId="77777777">
       <w:pPr>
         <w:pStyle w:val="Heading2"/>
       </w:pPr>
@@ -515,12 +515,12 @@
         <w:t>3.2 Problem Statement</w:t>
       </w:r>
     </w:p>
-    <w:p>
+    <w:p xmlns:wp14="http://schemas.microsoft.com/office/word/2010/wordml" wp14:textId="77777777">
       <w:r>
         <w:t>Current AP operations at HighRadius rely on manual, fragmented processes that create significant operational and financial risk:</w:t>
       </w:r>
     </w:p>
-    <w:p>
+    <w:p xmlns:wp14="http://schemas.microsoft.com/office/word/2010/wordml" wp14:textId="77777777">
       <w:pPr>
         <w:pStyle w:val="ListBullet"/>
       </w:pPr>
@@ -535,7 +535,7 @@
         <w:t xml:space="preserve"> Email-based supplier onboarding takes 15–20 days with inconsistent data collection, processing 50–100+ suppliers per quarter with extended activation delays, lost early-payment discounts, and strained buyer-supplier relationships</w:t>
       </w:r>
     </w:p>
-    <w:p>
+    <w:p xmlns:wp14="http://schemas.microsoft.com/office/word/2010/wordml" wp14:textId="77777777">
       <w:pPr>
         <w:pStyle w:val="ListBullet"/>
       </w:pPr>
@@ -550,7 +550,7 @@
         <w:t xml:space="preserve"> Only ~30% of suppliers are screened, creating exposure to sanctions violations ($20M+ OFAC fines), tax/identity fraud from error-prone TIN verification, and banking vulnerabilities from unvalidated changes — with no centralized audit trails</w:t>
       </w:r>
     </w:p>
-    <w:p>
+    <w:p xmlns:wp14="http://schemas.microsoft.com/office/word/2010/wordml" wp14:textId="77777777">
       <w:pPr>
         <w:pStyle w:val="ListBullet"/>
       </w:pPr>
@@ -565,7 +565,7 @@
         <w:t xml:space="preserve"> Manual channels (email/fax) yield only ~60% SLA compliance with high error rates, late penalties, and forecasting inaccuracies due to 12–15 manual touchpoints per event across hundreds to thousands of invoices monthly</w:t>
       </w:r>
     </w:p>
-    <w:p>
+    <w:p xmlns:wp14="http://schemas.microsoft.com/office/word/2010/wordml" wp14:textId="77777777">
       <w:pPr>
         <w:pStyle w:val="ListBullet"/>
       </w:pPr>
@@ -580,7 +580,7 @@
         <w:t xml:space="preserve"> 60–70% of AP time spent on transactional work rather than strategic activities; 100% reliance on buyer intervention for every supplier interaction</w:t>
       </w:r>
     </w:p>
-    <w:p>
+    <w:p xmlns:wp14="http://schemas.microsoft.com/office/word/2010/wordml" wp14:textId="77777777">
       <w:pPr>
         <w:pStyle w:val="ListBullet"/>
       </w:pPr>
@@ -595,7 +595,7 @@
         <w:t xml:space="preserve"> Supplier data scattered across ERPs, spreadsheets, and emails — no single source of truth, manual reports, and delayed decision-making</w:t>
       </w:r>
     </w:p>
-    <w:p>
+    <w:p xmlns:wp14="http://schemas.microsoft.com/office/word/2010/wordml" wp14:textId="77777777">
       <w:pPr>
         <w:pStyle w:val="Heading2"/>
       </w:pPr>
@@ -603,7 +603,7 @@
         <w:t>3.3 Proposed Solution</w:t>
       </w:r>
     </w:p>
-    <w:p>
+    <w:p xmlns:wp14="http://schemas.microsoft.com/office/word/2010/wordml" wp14:textId="77777777">
       <w:r>
         <w:t xml:space="preserve">The Supplier Portal is structured around </w:t>
       </w:r>
@@ -647,21 +647,21 @@
     <w:tbl>
       <w:tblPr>
         <w:tblStyle w:val="LightGrid-Accent1"/>
-        <w:tblW w:type="auto" w:w="0"/>
+        <w:tblW w:w="0" w:type="auto"/>
         <w:jc w:val="center"/>
-        <w:tblLook w:firstColumn="1" w:firstRow="1" w:lastColumn="0" w:lastRow="0" w:noHBand="0" w:noVBand="1" w:val="04A0"/>
+        <w:tblLook w:val="04A0" w:firstRow="1" w:lastRow="0" w:firstColumn="1" w:lastColumn="0" w:noHBand="0" w:noVBand="1"/>
       </w:tblPr>
       <w:tblGrid>
         <w:gridCol w:w="2880"/>
         <w:gridCol w:w="2880"/>
         <w:gridCol w:w="2880"/>
       </w:tblGrid>
-      <w:tr>
+      <w:tr xmlns:wp14="http://schemas.microsoft.com/office/word/2010/wordml" wp14:textId="77777777">
         <w:tc>
           <w:tcPr>
-            <w:tcW w:type="dxa" w:w="2880"/>
+            <w:tcW w:w="2880" w:type="dxa"/>
           </w:tcPr>
-          <w:p>
+          <w:p wp14:textId="77777777">
             <w:r>
               <w:rPr>
                 <w:b/>
@@ -673,9 +673,9 @@
         </w:tc>
         <w:tc>
           <w:tcPr>
-            <w:tcW w:type="dxa" w:w="2880"/>
+            <w:tcW w:w="2880" w:type="dxa"/>
           </w:tcPr>
-          <w:p>
+          <w:p wp14:textId="77777777">
             <w:r>
               <w:rPr>
                 <w:b/>
@@ -687,9 +687,9 @@
         </w:tc>
         <w:tc>
           <w:tcPr>
-            <w:tcW w:type="dxa" w:w="2880"/>
+            <w:tcW w:w="2880" w:type="dxa"/>
           </w:tcPr>
-          <w:p>
+          <w:p wp14:textId="77777777">
             <w:r>
               <w:rPr>
                 <w:b/>
@@ -700,12 +700,12 @@
           </w:p>
         </w:tc>
       </w:tr>
-      <w:tr>
+      <w:tr xmlns:wp14="http://schemas.microsoft.com/office/word/2010/wordml" wp14:textId="77777777">
         <w:tc>
           <w:tcPr>
-            <w:tcW w:type="dxa" w:w="2880"/>
+            <w:tcW w:w="2880" w:type="dxa"/>
           </w:tcPr>
-          <w:p>
+          <w:p wp14:textId="77777777">
             <w:r>
               <w:rPr>
                 <w:sz w:val="20"/>
@@ -716,9 +716,9 @@
         </w:tc>
         <w:tc>
           <w:tcPr>
-            <w:tcW w:type="dxa" w:w="2880"/>
+            <w:tcW w:w="2880" w:type="dxa"/>
           </w:tcPr>
-          <w:p>
+          <w:p wp14:textId="77777777">
             <w:r>
               <w:rPr>
                 <w:sz w:val="20"/>
@@ -729,9 +729,9 @@
         </w:tc>
         <w:tc>
           <w:tcPr>
-            <w:tcW w:type="dxa" w:w="2880"/>
+            <w:tcW w:w="2880" w:type="dxa"/>
           </w:tcPr>
-          <w:p>
+          <w:p wp14:textId="77777777">
             <w:r>
               <w:rPr>
                 <w:sz w:val="20"/>
@@ -741,12 +741,12 @@
           </w:p>
         </w:tc>
       </w:tr>
-      <w:tr>
+      <w:tr xmlns:wp14="http://schemas.microsoft.com/office/word/2010/wordml" wp14:textId="77777777">
         <w:tc>
           <w:tcPr>
-            <w:tcW w:type="dxa" w:w="2880"/>
+            <w:tcW w:w="2880" w:type="dxa"/>
           </w:tcPr>
-          <w:p>
+          <w:p wp14:textId="77777777">
             <w:r>
               <w:rPr>
                 <w:sz w:val="20"/>
@@ -757,9 +757,9 @@
         </w:tc>
         <w:tc>
           <w:tcPr>
-            <w:tcW w:type="dxa" w:w="2880"/>
+            <w:tcW w:w="2880" w:type="dxa"/>
           </w:tcPr>
-          <w:p>
+          <w:p wp14:textId="77777777">
             <w:r>
               <w:rPr>
                 <w:sz w:val="20"/>
@@ -770,9 +770,9 @@
         </w:tc>
         <w:tc>
           <w:tcPr>
-            <w:tcW w:type="dxa" w:w="2880"/>
+            <w:tcW w:w="2880" w:type="dxa"/>
           </w:tcPr>
-          <w:p>
+          <w:p wp14:textId="77777777">
             <w:r>
               <w:rPr>
                 <w:sz w:val="20"/>
@@ -782,12 +782,12 @@
           </w:p>
         </w:tc>
       </w:tr>
-      <w:tr>
+      <w:tr xmlns:wp14="http://schemas.microsoft.com/office/word/2010/wordml" wp14:textId="77777777">
         <w:tc>
           <w:tcPr>
-            <w:tcW w:type="dxa" w:w="2880"/>
+            <w:tcW w:w="2880" w:type="dxa"/>
           </w:tcPr>
-          <w:p>
+          <w:p wp14:textId="77777777">
             <w:r>
               <w:rPr>
                 <w:sz w:val="20"/>
@@ -798,9 +798,9 @@
         </w:tc>
         <w:tc>
           <w:tcPr>
-            <w:tcW w:type="dxa" w:w="2880"/>
+            <w:tcW w:w="2880" w:type="dxa"/>
           </w:tcPr>
-          <w:p>
+          <w:p wp14:textId="77777777">
             <w:r>
               <w:rPr>
                 <w:sz w:val="20"/>
@@ -811,9 +811,9 @@
         </w:tc>
         <w:tc>
           <w:tcPr>
-            <w:tcW w:type="dxa" w:w="2880"/>
+            <w:tcW w:w="2880" w:type="dxa"/>
           </w:tcPr>
-          <w:p>
+          <w:p wp14:textId="77777777">
             <w:r>
               <w:rPr>
                 <w:sz w:val="20"/>
@@ -823,12 +823,12 @@
           </w:p>
         </w:tc>
       </w:tr>
-      <w:tr>
+      <w:tr xmlns:wp14="http://schemas.microsoft.com/office/word/2010/wordml" wp14:textId="77777777">
         <w:tc>
           <w:tcPr>
-            <w:tcW w:type="dxa" w:w="2880"/>
+            <w:tcW w:w="2880" w:type="dxa"/>
           </w:tcPr>
-          <w:p>
+          <w:p wp14:textId="77777777">
             <w:r>
               <w:rPr>
                 <w:sz w:val="20"/>
@@ -839,9 +839,9 @@
         </w:tc>
         <w:tc>
           <w:tcPr>
-            <w:tcW w:type="dxa" w:w="2880"/>
+            <w:tcW w:w="2880" w:type="dxa"/>
           </w:tcPr>
-          <w:p>
+          <w:p wp14:textId="77777777">
             <w:r>
               <w:rPr>
                 <w:sz w:val="20"/>
@@ -852,9 +852,9 @@
         </w:tc>
         <w:tc>
           <w:tcPr>
-            <w:tcW w:type="dxa" w:w="2880"/>
+            <w:tcW w:w="2880" w:type="dxa"/>
           </w:tcPr>
-          <w:p>
+          <w:p wp14:textId="77777777">
             <w:r>
               <w:rPr>
                 <w:sz w:val="20"/>
@@ -864,12 +864,12 @@
           </w:p>
         </w:tc>
       </w:tr>
-      <w:tr>
+      <w:tr xmlns:wp14="http://schemas.microsoft.com/office/word/2010/wordml" wp14:textId="77777777">
         <w:tc>
           <w:tcPr>
-            <w:tcW w:type="dxa" w:w="2880"/>
+            <w:tcW w:w="2880" w:type="dxa"/>
           </w:tcPr>
-          <w:p>
+          <w:p wp14:textId="77777777">
             <w:r>
               <w:rPr>
                 <w:sz w:val="20"/>
@@ -880,9 +880,9 @@
         </w:tc>
         <w:tc>
           <w:tcPr>
-            <w:tcW w:type="dxa" w:w="2880"/>
+            <w:tcW w:w="2880" w:type="dxa"/>
           </w:tcPr>
-          <w:p>
+          <w:p wp14:textId="77777777">
             <w:r>
               <w:rPr>
                 <w:sz w:val="20"/>
@@ -893,9 +893,9 @@
         </w:tc>
         <w:tc>
           <w:tcPr>
-            <w:tcW w:type="dxa" w:w="2880"/>
+            <w:tcW w:w="2880" w:type="dxa"/>
           </w:tcPr>
-          <w:p>
+          <w:p wp14:textId="77777777">
             <w:r>
               <w:rPr>
                 <w:sz w:val="20"/>
@@ -905,12 +905,12 @@
           </w:p>
         </w:tc>
       </w:tr>
-      <w:tr>
+      <w:tr xmlns:wp14="http://schemas.microsoft.com/office/word/2010/wordml" wp14:textId="77777777">
         <w:tc>
           <w:tcPr>
-            <w:tcW w:type="dxa" w:w="2880"/>
+            <w:tcW w:w="2880" w:type="dxa"/>
           </w:tcPr>
-          <w:p>
+          <w:p wp14:textId="77777777">
             <w:r>
               <w:rPr>
                 <w:sz w:val="20"/>
@@ -921,9 +921,9 @@
         </w:tc>
         <w:tc>
           <w:tcPr>
-            <w:tcW w:type="dxa" w:w="2880"/>
+            <w:tcW w:w="2880" w:type="dxa"/>
           </w:tcPr>
-          <w:p>
+          <w:p wp14:textId="77777777">
             <w:r>
               <w:rPr>
                 <w:sz w:val="20"/>
@@ -934,9 +934,9 @@
         </w:tc>
         <w:tc>
           <w:tcPr>
-            <w:tcW w:type="dxa" w:w="2880"/>
+            <w:tcW w:w="2880" w:type="dxa"/>
           </w:tcPr>
-          <w:p>
+          <w:p wp14:textId="77777777">
             <w:r>
               <w:rPr>
                 <w:sz w:val="20"/>
@@ -946,12 +946,12 @@
           </w:p>
         </w:tc>
       </w:tr>
-      <w:tr>
+      <w:tr xmlns:wp14="http://schemas.microsoft.com/office/word/2010/wordml" wp14:textId="77777777">
         <w:tc>
           <w:tcPr>
-            <w:tcW w:type="dxa" w:w="2880"/>
+            <w:tcW w:w="2880" w:type="dxa"/>
           </w:tcPr>
-          <w:p>
+          <w:p wp14:textId="77777777">
             <w:r>
               <w:rPr>
                 <w:sz w:val="20"/>
@@ -962,9 +962,9 @@
         </w:tc>
         <w:tc>
           <w:tcPr>
-            <w:tcW w:type="dxa" w:w="2880"/>
+            <w:tcW w:w="2880" w:type="dxa"/>
           </w:tcPr>
-          <w:p>
+          <w:p wp14:textId="77777777">
             <w:r>
               <w:rPr>
                 <w:sz w:val="20"/>
@@ -975,9 +975,9 @@
         </w:tc>
         <w:tc>
           <w:tcPr>
-            <w:tcW w:type="dxa" w:w="2880"/>
+            <w:tcW w:w="2880" w:type="dxa"/>
           </w:tcPr>
-          <w:p>
+          <w:p wp14:textId="77777777">
             <w:r>
               <w:rPr>
                 <w:sz w:val="20"/>
@@ -988,8 +988,8 @@
         </w:tc>
       </w:tr>
     </w:tbl>
-    <w:p/>
-    <w:p>
+    <w:p xmlns:wp14="http://schemas.microsoft.com/office/word/2010/wordml" wp14:textId="77777777"/>
+    <w:p xmlns:wp14="http://schemas.microsoft.com/office/word/2010/wordml" wp14:textId="77777777">
       <w:r>
         <w:rPr>
           <w:b/>
@@ -997,7 +997,7 @@
         <w:t>Technology Stack:</w:t>
       </w:r>
     </w:p>
-    <w:p>
+    <w:p xmlns:wp14="http://schemas.microsoft.com/office/word/2010/wordml" wp14:textId="77777777">
       <w:pPr>
         <w:pStyle w:val="ListBullet"/>
       </w:pPr>
@@ -1012,7 +1012,7 @@
         <w:t xml:space="preserve"> React 18.x + HighRadius G4 DSL with WCAG 2.0 AA accessibility</w:t>
       </w:r>
     </w:p>
-    <w:p>
+    <w:p xmlns:wp14="http://schemas.microsoft.com/office/word/2010/wordml" wp14:textId="77777777">
       <w:pPr>
         <w:pStyle w:val="ListBullet"/>
       </w:pPr>
@@ -1027,7 +1027,7 @@
         <w:t xml:space="preserve"> Spring Boot 3.x (Java 17+), microservices architecture</w:t>
       </w:r>
     </w:p>
-    <w:p>
+    <w:p xmlns:wp14="http://schemas.microsoft.com/office/word/2010/wordml" wp14:textId="77777777">
       <w:pPr>
         <w:pStyle w:val="ListBullet"/>
       </w:pPr>
@@ -1042,7 +1042,7 @@
         <w:t xml:space="preserve"> PostgreSQL OLAP with multi-tenant 100% data isolation (schema-per-tenant, row-level security)</w:t>
       </w:r>
     </w:p>
-    <w:p>
+    <w:p xmlns:wp14="http://schemas.microsoft.com/office/word/2010/wordml" wp14:textId="77777777">
       <w:pPr>
         <w:pStyle w:val="ListBullet"/>
       </w:pPr>
@@ -1057,7 +1057,7 @@
         <w:t xml:space="preserve"> Keycloak IAM integration, HashiCorp Vault secrets management, TLS 1.3, AES-256 encryption</w:t>
       </w:r>
     </w:p>
-    <w:p>
+    <w:p xmlns:wp14="http://schemas.microsoft.com/office/word/2010/wordml" wp14:textId="77777777">
       <w:pPr>
         <w:pStyle w:val="ListBullet"/>
       </w:pPr>
@@ -1072,7 +1072,7 @@
         <w:t xml:space="preserve"> Docker containers, Kubernetes orchestration in HighRadius G4 environment</w:t>
       </w:r>
     </w:p>
-    <w:p>
+    <w:p xmlns:wp14="http://schemas.microsoft.com/office/word/2010/wordml" wp14:textId="77777777">
       <w:r/>
       <w:r>
         <w:rPr>
@@ -1084,7 +1084,7 @@
         <w:t xml:space="preserve"> Leveraging Claude Opus AI for code generation, testing automation, and documentation, delivering 1.10x–1.50x productivity gains with 6 core engineers.</w:t>
       </w:r>
     </w:p>
-    <w:p>
+    <w:p xmlns:wp14="http://schemas.microsoft.com/office/word/2010/wordml" wp14:textId="77777777">
       <w:pPr>
         <w:ind w:left="283"/>
       </w:pPr>
@@ -1108,7 +1108,7 @@
         <w:t>.*</w:t>
       </w:r>
     </w:p>
-    <w:p>
+    <w:p xmlns:wp14="http://schemas.microsoft.com/office/word/2010/wordml" wp14:textId="77777777">
       <w:pPr>
         <w:ind w:left="283"/>
       </w:pPr>
@@ -1132,7 +1132,7 @@
         <w:t>.*</w:t>
       </w:r>
     </w:p>
-    <w:p>
+    <w:p xmlns:wp14="http://schemas.microsoft.com/office/word/2010/wordml" wp14:textId="77777777">
       <w:pPr>
         <w:pStyle w:val="Heading2"/>
       </w:pPr>
@@ -1140,7 +1140,7 @@
         <w:t>3.4 Timeline Summary</w:t>
       </w:r>
     </w:p>
-    <w:p>
+    <w:p xmlns:wp14="http://schemas.microsoft.com/office/word/2010/wordml" wp14:textId="77777777">
       <w:pPr>
         <w:pStyle w:val="ListBullet"/>
       </w:pPr>
@@ -1155,7 +1155,7 @@
         <w:t xml:space="preserve"> March 2026</w:t>
       </w:r>
     </w:p>
-    <w:p>
+    <w:p xmlns:wp14="http://schemas.microsoft.com/office/word/2010/wordml" wp14:textId="77777777">
       <w:pPr>
         <w:pStyle w:val="ListBullet"/>
       </w:pPr>
@@ -1170,22 +1170,24 @@
         <w:t xml:space="preserve"> 2 weeks — architecture, DevOps setup, G4 component evaluation &amp; scaffolding, design sprint</w:t>
       </w:r>
     </w:p>
-    <w:p>
+    <w:p xmlns:wp14="http://schemas.microsoft.com/office/word/2010/wordml" wp14:textId="77777777">
       <w:pPr>
         <w:pStyle w:val="ListBullet"/>
+        <w:rPr/>
       </w:pPr>
-      <w:r/>
       <w:r>
         <w:rPr>
-          <w:b/>
+          <w:b w:val="1"/>
+          <w:bCs w:val="1"/>
         </w:rPr>
-        <w:t>Phase 1 (MVP):</w:t>
+        <w:t>Phase 1 :</w:t>
       </w:r>
       <w:r>
+        <w:rPr/>
         <w:t xml:space="preserve"> 4 agents (Onboarding, Screening, Bank Validation, Approval) — Sprints 1–5 (10 weeks) — UAT + 1 live customer by mid-May 2026</w:t>
       </w:r>
     </w:p>
-    <w:p>
+    <w:p xmlns:wp14="http://schemas.microsoft.com/office/word/2010/wordml" wp14:textId="77777777">
       <w:pPr>
         <w:pStyle w:val="ListBullet"/>
       </w:pPr>
@@ -1200,7 +1202,7 @@
         <w:t xml:space="preserve"> 3 agents (Purchase Order, Portal Invoice Creation, Master Data Change Approval) — Sprints 6–9 (8 weeks) — Full delivery by early July 2026</w:t>
       </w:r>
     </w:p>
-    <w:p>
+    <w:p xmlns:wp14="http://schemas.microsoft.com/office/word/2010/wordml" wp14:textId="77777777">
       <w:pPr>
         <w:pStyle w:val="ListBullet"/>
       </w:pPr>
@@ -1215,7 +1217,7 @@
         <w:t xml:space="preserve"> 6 months post-go-live through January 2027 with production support and knowledge transfer</w:t>
       </w:r>
     </w:p>
-    <w:p>
+    <w:p xmlns:wp14="http://schemas.microsoft.com/office/word/2010/wordml" wp14:textId="77777777">
       <w:pPr>
         <w:pStyle w:val="ListBullet"/>
       </w:pPr>
@@ -1230,7 +1232,7 @@
         <w:t xml:space="preserve"> 20 calendar weeks aligned to RFP milestones with built-in risk buffers</w:t>
       </w:r>
     </w:p>
-    <w:p>
+    <w:p xmlns:wp14="http://schemas.microsoft.com/office/word/2010/wordml" wp14:textId="77777777">
       <w:pPr>
         <w:ind w:left="283"/>
       </w:pPr>
@@ -1254,7 +1256,7 @@
         <w:t>.*</w:t>
       </w:r>
     </w:p>
-    <w:p>
+    <w:p xmlns:wp14="http://schemas.microsoft.com/office/word/2010/wordml" wp14:textId="77777777">
       <w:pPr>
         <w:pStyle w:val="Heading2"/>
       </w:pPr>
@@ -1262,7 +1264,7 @@
         <w:t>3.5 Commercial Summary</w:t>
       </w:r>
     </w:p>
-    <w:p>
+    <w:p xmlns:wp14="http://schemas.microsoft.com/office/word/2010/wordml" wp14:textId="77777777">
       <w:pPr>
         <w:pStyle w:val="ListBullet"/>
       </w:pPr>
@@ -1277,7 +1279,7 @@
         <w:t xml:space="preserve"> Fixed-Price with defined scope and deliverables</w:t>
       </w:r>
     </w:p>
-    <w:p>
+    <w:p xmlns:wp14="http://schemas.microsoft.com/office/word/2010/wordml" wp14:textId="77777777">
       <w:pPr>
         <w:pStyle w:val="ListBullet"/>
       </w:pPr>
@@ -1292,7 +1294,7 @@
         <w:t xml:space="preserve"> Milestone-based with Go/No-Go gates (5 milestones: 20%–30%–20%–20%–10%)</w:t>
       </w:r>
     </w:p>
-    <w:p>
+    <w:p xmlns:wp14="http://schemas.microsoft.com/office/word/2010/wordml" wp14:textId="77777777">
       <w:pPr>
         <w:pStyle w:val="ListBullet"/>
       </w:pPr>
@@ -1307,7 +1309,7 @@
         <w:t xml:space="preserve"> Provided in separate Pricing Agreement document</w:t>
       </w:r>
     </w:p>
-    <w:p>
+    <w:p xmlns:wp14="http://schemas.microsoft.com/office/word/2010/wordml" wp14:textId="77777777">
       <w:pPr>
         <w:pStyle w:val="ListBullet"/>
       </w:pPr>
@@ -1322,7 +1324,7 @@
         <w:t xml:space="preserve"> Formal change control process for scope modifications</w:t>
       </w:r>
     </w:p>
-    <w:p>
+    <w:p xmlns:wp14="http://schemas.microsoft.com/office/word/2010/wordml" wp14:textId="77777777">
       <w:pPr>
         <w:ind w:left="283"/>
       </w:pPr>
@@ -1346,12 +1348,12 @@
         <w:t>.*</w:t>
       </w:r>
     </w:p>
-    <w:p>
+    <w:p xmlns:wp14="http://schemas.microsoft.com/office/word/2010/wordml" wp14:textId="77777777">
       <w:r>
         <w:br w:type="page"/>
       </w:r>
     </w:p>
-    <w:p>
+    <w:p xmlns:wp14="http://schemas.microsoft.com/office/word/2010/wordml" wp14:textId="77777777">
       <w:pPr>
         <w:pStyle w:val="Heading1"/>
       </w:pPr>
@@ -1359,7 +1361,7 @@
         <w:t>4. BUSINESS UNDERSTANDING</w:t>
       </w:r>
     </w:p>
-    <w:p>
+    <w:p xmlns:wp14="http://schemas.microsoft.com/office/word/2010/wordml" wp14:textId="77777777">
       <w:r>
         <w:rPr>
           <w:i/>
@@ -1369,7 +1371,7 @@
         <w:t>Classification: PROJECT-SPECIFIC</w:t>
       </w:r>
     </w:p>
-    <w:p>
+    <w:p xmlns:wp14="http://schemas.microsoft.com/office/word/2010/wordml" wp14:textId="77777777">
       <w:pPr>
         <w:pStyle w:val="Heading2"/>
       </w:pPr>
@@ -1377,12 +1379,12 @@
         <w:t>4.1 Current State</w:t>
       </w:r>
     </w:p>
-    <w:p>
+    <w:p xmlns:wp14="http://schemas.microsoft.com/office/word/2010/wordml" wp14:textId="77777777">
       <w:r>
         <w:t>HighRadius's current accounts payable (AP) operations are characterized by manual and fragmented supplier management processes, lacking a dedicated self-service portal:</w:t>
       </w:r>
     </w:p>
-    <w:p>
+    <w:p xmlns:wp14="http://schemas.microsoft.com/office/word/2010/wordml" wp14:textId="77777777">
       <w:pPr>
         <w:pStyle w:val="ListBullet"/>
       </w:pPr>
@@ -1397,7 +1399,7 @@
         <w:t xml:space="preserve"> Primarily email-driven, involving unstructured workflows with inconsistent data collection and extended cycles of 15–20 days</w:t>
       </w:r>
     </w:p>
-    <w:p>
+    <w:p xmlns:wp14="http://schemas.microsoft.com/office/word/2010/wordml" wp14:textId="77777777">
       <w:pPr>
         <w:pStyle w:val="ListBullet"/>
       </w:pPr>
@@ -1412,7 +1414,7 @@
         <w:t xml:space="preserve"> Relies on disparate channels (email, fax, manual entry), leading to ~60% SLA compliance and elevated error rates</w:t>
       </w:r>
     </w:p>
-    <w:p>
+    <w:p xmlns:wp14="http://schemas.microsoft.com/office/word/2010/wordml" wp14:textId="77777777">
       <w:pPr>
         <w:pStyle w:val="ListBullet"/>
       </w:pPr>
@@ -1427,7 +1429,7 @@
         <w:t xml:space="preserve"> Reactive and ad-hoc, with screening covering only ~30% of suppliers and no centralized audit trails</w:t>
       </w:r>
     </w:p>
-    <w:p>
+    <w:p xmlns:wp14="http://schemas.microsoft.com/office/word/2010/wordml" wp14:textId="77777777">
       <w:pPr>
         <w:pStyle w:val="ListBullet"/>
       </w:pPr>
@@ -1442,7 +1444,7 @@
         <w:t xml:space="preserve"> All interactions require full buyer intervention with no self-service capabilities for PO acknowledgment or invoice tracking</w:t>
       </w:r>
     </w:p>
-    <w:p>
+    <w:p xmlns:wp14="http://schemas.microsoft.com/office/word/2010/wordml" wp14:textId="77777777">
       <w:pPr>
         <w:pStyle w:val="ListBullet"/>
       </w:pPr>
@@ -1457,12 +1459,12 @@
         <w:t xml:space="preserve"> Scattered across ERPs (SAP, Oracle, NetSuite), spreadsheets, and emails — poor real-time visibility and manual reporting</w:t>
       </w:r>
     </w:p>
-    <w:p>
+    <w:p xmlns:wp14="http://schemas.microsoft.com/office/word/2010/wordml" wp14:textId="77777777">
       <w:r>
         <w:t>This setup supports three main personas — Supplier Manager (handling invitations and workflows), Supplier (submitting documents manually), and HighRadius Admin/Client Admin (managing configurations) — but in an inefficient, non-digital manner.</w:t>
       </w:r>
     </w:p>
-    <w:p>
+    <w:p xmlns:wp14="http://schemas.microsoft.com/office/word/2010/wordml" wp14:textId="77777777">
       <w:pPr>
         <w:pStyle w:val="Heading2"/>
       </w:pPr>
@@ -1470,7 +1472,7 @@
         <w:t>4.2 Key Challenges</w:t>
       </w:r>
     </w:p>
-    <w:p>
+    <w:p xmlns:wp14="http://schemas.microsoft.com/office/word/2010/wordml" wp14:textId="77777777">
       <w:pPr>
         <w:pStyle w:val="ListBullet"/>
       </w:pPr>
@@ -1485,7 +1487,7 @@
         <w:t xml:space="preserve"> Processing 50–100+ suppliers per quarter via email leads to activation delays, lost early-payment discounts, and strained buyer-supplier relationships</w:t>
       </w:r>
     </w:p>
-    <w:p>
+    <w:p xmlns:wp14="http://schemas.microsoft.com/office/word/2010/wordml" wp14:textId="77777777">
       <w:pPr>
         <w:pStyle w:val="ListBullet"/>
       </w:pPr>
@@ -1500,7 +1502,7 @@
         <w:t xml:space="preserve"> Handling hundreds to thousands of invoices monthly through fragmented channels causes late penalties, forecasting inaccuracies, and high manual touchpoints (12–15 per event), diverting AP resources from strategic tasks</w:t>
       </w:r>
     </w:p>
-    <w:p>
+    <w:p xmlns:wp14="http://schemas.microsoft.com/office/word/2010/wordml" wp14:textId="77777777">
       <w:pPr>
         <w:pStyle w:val="ListBullet"/>
       </w:pPr>
@@ -1515,7 +1517,7 @@
         <w:t xml:space="preserve"> With ~70% of suppliers unscreened, there is significant exposure to regulatory violations (OFAC sanctions fines up to $20M+), tax/identity fraud from error-prone TIN verification, and banking fraud due to unvalidated changes — exacerbated by scattered audit trails</w:t>
       </w:r>
     </w:p>
-    <w:p>
+    <w:p xmlns:wp14="http://schemas.microsoft.com/office/word/2010/wordml" wp14:textId="77777777">
       <w:pPr>
         <w:pStyle w:val="ListBullet"/>
       </w:pPr>
@@ -1530,7 +1532,7 @@
         <w:t xml:space="preserve"> 100% reliance on buyer intervention hampers scaling, especially for multi-tenant environments or acquisitions, leading to high per-supplier costs and inability to absorb growth without proportional headcount increases</w:t>
       </w:r>
     </w:p>
-    <w:p>
+    <w:p xmlns:wp14="http://schemas.microsoft.com/office/word/2010/wordml" wp14:textId="77777777">
       <w:pPr>
         <w:pStyle w:val="ListBullet"/>
       </w:pPr>
@@ -1545,7 +1547,7 @@
         <w:t xml:space="preserve"> Siloed data across 3+ systems results in no single source of truth, manual reports, delayed decisions, and opportunity costs (60–70% of AP time on transactional work)</w:t>
       </w:r>
     </w:p>
-    <w:p>
+    <w:p xmlns:wp14="http://schemas.microsoft.com/office/word/2010/wordml" wp14:textId="77777777">
       <w:pPr>
         <w:pStyle w:val="Heading2"/>
       </w:pPr>
@@ -1553,7 +1555,7 @@
         <w:t>4.3 Compliance &amp; Audit Risk Exposure</w:t>
       </w:r>
     </w:p>
-    <w:p>
+    <w:p xmlns:wp14="http://schemas.microsoft.com/office/word/2010/wordml" wp14:textId="77777777">
       <w:r>
         <w:t>The absence of a dedicated supplier portal creates quantifiable compliance and financial risk:</w:t>
       </w:r>
@@ -1561,21 +1563,21 @@
     <w:tbl>
       <w:tblPr>
         <w:tblStyle w:val="LightGrid-Accent1"/>
-        <w:tblW w:type="auto" w:w="0"/>
+        <w:tblW w:w="0" w:type="auto"/>
         <w:jc w:val="center"/>
-        <w:tblLook w:firstColumn="1" w:firstRow="1" w:lastColumn="0" w:lastRow="0" w:noHBand="0" w:noVBand="1" w:val="04A0"/>
+        <w:tblLook w:val="04A0" w:firstRow="1" w:lastRow="0" w:firstColumn="1" w:lastColumn="0" w:noHBand="0" w:noVBand="1"/>
       </w:tblPr>
       <w:tblGrid>
         <w:gridCol w:w="2880"/>
         <w:gridCol w:w="2880"/>
         <w:gridCol w:w="2880"/>
       </w:tblGrid>
-      <w:tr>
+      <w:tr xmlns:wp14="http://schemas.microsoft.com/office/word/2010/wordml" wp14:textId="77777777">
         <w:tc>
           <w:tcPr>
-            <w:tcW w:type="dxa" w:w="2880"/>
+            <w:tcW w:w="2880" w:type="dxa"/>
           </w:tcPr>
-          <w:p>
+          <w:p wp14:textId="77777777">
             <w:r>
               <w:rPr>
                 <w:b/>
@@ -1587,9 +1589,9 @@
         </w:tc>
         <w:tc>
           <w:tcPr>
-            <w:tcW w:type="dxa" w:w="2880"/>
+            <w:tcW w:w="2880" w:type="dxa"/>
           </w:tcPr>
-          <w:p>
+          <w:p wp14:textId="77777777">
             <w:r>
               <w:rPr>
                 <w:b/>
@@ -1601,9 +1603,9 @@
         </w:tc>
         <w:tc>
           <w:tcPr>
-            <w:tcW w:type="dxa" w:w="2880"/>
+            <w:tcW w:w="2880" w:type="dxa"/>
           </w:tcPr>
-          <w:p>
+          <w:p wp14:textId="77777777">
             <w:r>
               <w:rPr>
                 <w:b/>
@@ -1614,12 +1616,12 @@
           </w:p>
         </w:tc>
       </w:tr>
-      <w:tr>
+      <w:tr xmlns:wp14="http://schemas.microsoft.com/office/word/2010/wordml" wp14:textId="77777777">
         <w:tc>
           <w:tcPr>
-            <w:tcW w:type="dxa" w:w="2880"/>
+            <w:tcW w:w="2880" w:type="dxa"/>
           </w:tcPr>
-          <w:p>
+          <w:p wp14:textId="77777777">
             <w:r>
               <w:rPr>
                 <w:sz w:val="20"/>
@@ -1630,9 +1632,9 @@
         </w:tc>
         <w:tc>
           <w:tcPr>
-            <w:tcW w:type="dxa" w:w="2880"/>
+            <w:tcW w:w="2880" w:type="dxa"/>
           </w:tcPr>
-          <w:p>
+          <w:p wp14:textId="77777777">
             <w:r>
               <w:rPr>
                 <w:sz w:val="20"/>
@@ -1643,9 +1645,9 @@
         </w:tc>
         <w:tc>
           <w:tcPr>
-            <w:tcW w:type="dxa" w:w="2880"/>
+            <w:tcW w:w="2880" w:type="dxa"/>
           </w:tcPr>
-          <w:p>
+          <w:p wp14:textId="77777777">
             <w:r>
               <w:rPr>
                 <w:sz w:val="20"/>
@@ -1655,12 +1657,12 @@
           </w:p>
         </w:tc>
       </w:tr>
-      <w:tr>
+      <w:tr xmlns:wp14="http://schemas.microsoft.com/office/word/2010/wordml" wp14:textId="77777777">
         <w:tc>
           <w:tcPr>
-            <w:tcW w:type="dxa" w:w="2880"/>
+            <w:tcW w:w="2880" w:type="dxa"/>
           </w:tcPr>
-          <w:p>
+          <w:p wp14:textId="77777777">
             <w:r>
               <w:rPr>
                 <w:sz w:val="20"/>
@@ -1671,9 +1673,9 @@
         </w:tc>
         <w:tc>
           <w:tcPr>
-            <w:tcW w:type="dxa" w:w="2880"/>
+            <w:tcW w:w="2880" w:type="dxa"/>
           </w:tcPr>
-          <w:p>
+          <w:p wp14:textId="77777777">
             <w:r>
               <w:rPr>
                 <w:sz w:val="20"/>
@@ -1684,9 +1686,9 @@
         </w:tc>
         <w:tc>
           <w:tcPr>
-            <w:tcW w:type="dxa" w:w="2880"/>
+            <w:tcW w:w="2880" w:type="dxa"/>
           </w:tcPr>
-          <w:p>
+          <w:p wp14:textId="77777777">
             <w:r>
               <w:rPr>
                 <w:sz w:val="20"/>
@@ -1696,12 +1698,12 @@
           </w:p>
         </w:tc>
       </w:tr>
-      <w:tr>
+      <w:tr xmlns:wp14="http://schemas.microsoft.com/office/word/2010/wordml" wp14:textId="77777777">
         <w:tc>
           <w:tcPr>
-            <w:tcW w:type="dxa" w:w="2880"/>
+            <w:tcW w:w="2880" w:type="dxa"/>
           </w:tcPr>
-          <w:p>
+          <w:p wp14:textId="77777777">
             <w:r>
               <w:rPr>
                 <w:sz w:val="20"/>
@@ -1712,9 +1714,9 @@
         </w:tc>
         <w:tc>
           <w:tcPr>
-            <w:tcW w:type="dxa" w:w="2880"/>
+            <w:tcW w:w="2880" w:type="dxa"/>
           </w:tcPr>
-          <w:p>
+          <w:p wp14:textId="77777777">
             <w:r>
               <w:rPr>
                 <w:sz w:val="20"/>
@@ -1725,9 +1727,9 @@
         </w:tc>
         <w:tc>
           <w:tcPr>
-            <w:tcW w:type="dxa" w:w="2880"/>
+            <w:tcW w:w="2880" w:type="dxa"/>
           </w:tcPr>
-          <w:p>
+          <w:p wp14:textId="77777777">
             <w:r>
               <w:rPr>
                 <w:sz w:val="20"/>
@@ -1737,12 +1739,12 @@
           </w:p>
         </w:tc>
       </w:tr>
-      <w:tr>
+      <w:tr xmlns:wp14="http://schemas.microsoft.com/office/word/2010/wordml" wp14:textId="77777777">
         <w:tc>
           <w:tcPr>
-            <w:tcW w:type="dxa" w:w="2880"/>
+            <w:tcW w:w="2880" w:type="dxa"/>
           </w:tcPr>
-          <w:p>
+          <w:p wp14:textId="77777777">
             <w:r>
               <w:rPr>
                 <w:sz w:val="20"/>
@@ -1753,9 +1755,9 @@
         </w:tc>
         <w:tc>
           <w:tcPr>
-            <w:tcW w:type="dxa" w:w="2880"/>
+            <w:tcW w:w="2880" w:type="dxa"/>
           </w:tcPr>
-          <w:p>
+          <w:p wp14:textId="77777777">
             <w:r>
               <w:rPr>
                 <w:sz w:val="20"/>
@@ -1766,9 +1768,9 @@
         </w:tc>
         <w:tc>
           <w:tcPr>
-            <w:tcW w:type="dxa" w:w="2880"/>
+            <w:tcW w:w="2880" w:type="dxa"/>
           </w:tcPr>
-          <w:p>
+          <w:p wp14:textId="77777777">
             <w:r>
               <w:rPr>
                 <w:sz w:val="20"/>
@@ -1779,8 +1781,8 @@
         </w:tc>
       </w:tr>
     </w:tbl>
-    <w:p/>
-    <w:p>
+    <w:p xmlns:wp14="http://schemas.microsoft.com/office/word/2010/wordml" wp14:textId="77777777"/>
+    <w:p xmlns:wp14="http://schemas.microsoft.com/office/word/2010/wordml" wp14:textId="77777777">
       <w:pPr>
         <w:pStyle w:val="Heading2"/>
       </w:pPr>
@@ -1791,20 +1793,20 @@
     <w:tbl>
       <w:tblPr>
         <w:tblStyle w:val="LightGrid-Accent1"/>
-        <w:tblW w:type="auto" w:w="0"/>
+        <w:tblW w:w="0" w:type="auto"/>
         <w:jc w:val="center"/>
-        <w:tblLook w:firstColumn="1" w:firstRow="1" w:lastColumn="0" w:lastRow="0" w:noHBand="0" w:noVBand="1" w:val="04A0"/>
+        <w:tblLook w:val="04A0" w:firstRow="1" w:lastRow="0" w:firstColumn="1" w:lastColumn="0" w:noHBand="0" w:noVBand="1"/>
       </w:tblPr>
       <w:tblGrid>
         <w:gridCol w:w="4320"/>
         <w:gridCol w:w="4320"/>
       </w:tblGrid>
-      <w:tr>
+      <w:tr xmlns:wp14="http://schemas.microsoft.com/office/word/2010/wordml" wp14:textId="77777777">
         <w:tc>
           <w:tcPr>
-            <w:tcW w:type="dxa" w:w="4320"/>
+            <w:tcW w:w="4320" w:type="dxa"/>
           </w:tcPr>
-          <w:p>
+          <w:p wp14:textId="77777777">
             <w:r>
               <w:rPr>
                 <w:b/>
@@ -1816,9 +1818,9 @@
         </w:tc>
         <w:tc>
           <w:tcPr>
-            <w:tcW w:type="dxa" w:w="4320"/>
+            <w:tcW w:w="4320" w:type="dxa"/>
           </w:tcPr>
-          <w:p>
+          <w:p wp14:textId="77777777">
             <w:r>
               <w:rPr>
                 <w:b/>
@@ -1829,12 +1831,12 @@
           </w:p>
         </w:tc>
       </w:tr>
-      <w:tr>
+      <w:tr xmlns:wp14="http://schemas.microsoft.com/office/word/2010/wordml" wp14:textId="77777777">
         <w:tc>
           <w:tcPr>
-            <w:tcW w:type="dxa" w:w="4320"/>
+            <w:tcW w:w="4320" w:type="dxa"/>
           </w:tcPr>
-          <w:p>
+          <w:p wp14:textId="77777777">
             <w:r>
               <w:rPr>
                 <w:sz w:val="20"/>
@@ -1845,9 +1847,9 @@
         </w:tc>
         <w:tc>
           <w:tcPr>
-            <w:tcW w:type="dxa" w:w="4320"/>
+            <w:tcW w:w="4320" w:type="dxa"/>
           </w:tcPr>
-          <w:p>
+          <w:p wp14:textId="77777777">
             <w:r>
               <w:rPr>
                 <w:sz w:val="20"/>
@@ -1857,12 +1859,12 @@
           </w:p>
         </w:tc>
       </w:tr>
-      <w:tr>
+      <w:tr xmlns:wp14="http://schemas.microsoft.com/office/word/2010/wordml" wp14:textId="77777777">
         <w:tc>
           <w:tcPr>
-            <w:tcW w:type="dxa" w:w="4320"/>
+            <w:tcW w:w="4320" w:type="dxa"/>
           </w:tcPr>
-          <w:p>
+          <w:p wp14:textId="77777777">
             <w:r>
               <w:rPr>
                 <w:sz w:val="20"/>
@@ -1873,9 +1875,9 @@
         </w:tc>
         <w:tc>
           <w:tcPr>
-            <w:tcW w:type="dxa" w:w="4320"/>
+            <w:tcW w:w="4320" w:type="dxa"/>
           </w:tcPr>
-          <w:p>
+          <w:p wp14:textId="77777777">
             <w:r>
               <w:rPr>
                 <w:sz w:val="20"/>
@@ -1885,12 +1887,12 @@
           </w:p>
         </w:tc>
       </w:tr>
-      <w:tr>
+      <w:tr xmlns:wp14="http://schemas.microsoft.com/office/word/2010/wordml" wp14:textId="77777777">
         <w:tc>
           <w:tcPr>
-            <w:tcW w:type="dxa" w:w="4320"/>
+            <w:tcW w:w="4320" w:type="dxa"/>
           </w:tcPr>
-          <w:p>
+          <w:p wp14:textId="77777777">
             <w:r>
               <w:rPr>
                 <w:sz w:val="20"/>
@@ -1901,9 +1903,9 @@
         </w:tc>
         <w:tc>
           <w:tcPr>
-            <w:tcW w:type="dxa" w:w="4320"/>
+            <w:tcW w:w="4320" w:type="dxa"/>
           </w:tcPr>
-          <w:p>
+          <w:p wp14:textId="77777777">
             <w:r>
               <w:rPr>
                 <w:sz w:val="20"/>
@@ -1913,12 +1915,12 @@
           </w:p>
         </w:tc>
       </w:tr>
-      <w:tr>
+      <w:tr xmlns:wp14="http://schemas.microsoft.com/office/word/2010/wordml" wp14:textId="77777777">
         <w:tc>
           <w:tcPr>
-            <w:tcW w:type="dxa" w:w="4320"/>
+            <w:tcW w:w="4320" w:type="dxa"/>
           </w:tcPr>
-          <w:p>
+          <w:p wp14:textId="77777777">
             <w:r>
               <w:rPr>
                 <w:sz w:val="20"/>
@@ -1929,9 +1931,9 @@
         </w:tc>
         <w:tc>
           <w:tcPr>
-            <w:tcW w:type="dxa" w:w="4320"/>
+            <w:tcW w:w="4320" w:type="dxa"/>
           </w:tcPr>
-          <w:p>
+          <w:p wp14:textId="77777777">
             <w:r>
               <w:rPr>
                 <w:sz w:val="20"/>
@@ -1941,12 +1943,12 @@
           </w:p>
         </w:tc>
       </w:tr>
-      <w:tr>
+      <w:tr xmlns:wp14="http://schemas.microsoft.com/office/word/2010/wordml" wp14:textId="77777777">
         <w:tc>
           <w:tcPr>
-            <w:tcW w:type="dxa" w:w="4320"/>
+            <w:tcW w:w="4320" w:type="dxa"/>
           </w:tcPr>
-          <w:p>
+          <w:p wp14:textId="77777777">
             <w:r>
               <w:rPr>
                 <w:sz w:val="20"/>
@@ -1957,9 +1959,9 @@
         </w:tc>
         <w:tc>
           <w:tcPr>
-            <w:tcW w:type="dxa" w:w="4320"/>
+            <w:tcW w:w="4320" w:type="dxa"/>
           </w:tcPr>
-          <w:p>
+          <w:p wp14:textId="77777777">
             <w:r>
               <w:rPr>
                 <w:sz w:val="20"/>
@@ -1970,8 +1972,8 @@
         </w:tc>
       </w:tr>
     </w:tbl>
-    <w:p/>
-    <w:p>
+    <w:p xmlns:wp14="http://schemas.microsoft.com/office/word/2010/wordml" wp14:textId="77777777"/>
+    <w:p xmlns:wp14="http://schemas.microsoft.com/office/word/2010/wordml" wp14:textId="77777777">
       <w:pPr>
         <w:pStyle w:val="Heading2"/>
       </w:pPr>
@@ -1979,7 +1981,7 @@
         <w:t>4.5 Target State</w:t>
       </w:r>
     </w:p>
-    <w:p>
+    <w:p xmlns:wp14="http://schemas.microsoft.com/office/word/2010/wordml" wp14:textId="77777777">
       <w:r>
         <w:t>The Supplier Portal will transform HighRadius's AP operations into a fully digitized, automated, and scalable ecosystem:</w:t>
       </w:r>
@@ -1987,21 +1989,21 @@
     <w:tbl>
       <w:tblPr>
         <w:tblStyle w:val="LightGrid-Accent1"/>
-        <w:tblW w:type="auto" w:w="0"/>
+        <w:tblW w:w="0" w:type="auto"/>
         <w:jc w:val="center"/>
-        <w:tblLook w:firstColumn="1" w:firstRow="1" w:lastColumn="0" w:lastRow="0" w:noHBand="0" w:noVBand="1" w:val="04A0"/>
+        <w:tblLook w:val="04A0" w:firstRow="1" w:lastRow="0" w:firstColumn="1" w:lastColumn="0" w:noHBand="0" w:noVBand="1"/>
       </w:tblPr>
       <w:tblGrid>
         <w:gridCol w:w="2880"/>
         <w:gridCol w:w="2880"/>
         <w:gridCol w:w="2880"/>
       </w:tblGrid>
-      <w:tr>
+      <w:tr xmlns:wp14="http://schemas.microsoft.com/office/word/2010/wordml" wp14:textId="77777777">
         <w:tc>
           <w:tcPr>
-            <w:tcW w:type="dxa" w:w="2880"/>
+            <w:tcW w:w="2880" w:type="dxa"/>
           </w:tcPr>
-          <w:p>
+          <w:p wp14:textId="77777777">
             <w:r>
               <w:rPr>
                 <w:b/>
@@ -2013,9 +2015,9 @@
         </w:tc>
         <w:tc>
           <w:tcPr>
-            <w:tcW w:type="dxa" w:w="2880"/>
+            <w:tcW w:w="2880" w:type="dxa"/>
           </w:tcPr>
-          <w:p>
+          <w:p wp14:textId="77777777">
             <w:r>
               <w:rPr>
                 <w:b/>
@@ -2027,9 +2029,9 @@
         </w:tc>
         <w:tc>
           <w:tcPr>
-            <w:tcW w:type="dxa" w:w="2880"/>
+            <w:tcW w:w="2880" w:type="dxa"/>
           </w:tcPr>
-          <w:p>
+          <w:p wp14:textId="77777777">
             <w:r>
               <w:rPr>
                 <w:b/>
@@ -2040,12 +2042,12 @@
           </w:p>
         </w:tc>
       </w:tr>
-      <w:tr>
+      <w:tr xmlns:wp14="http://schemas.microsoft.com/office/word/2010/wordml" wp14:textId="77777777">
         <w:tc>
           <w:tcPr>
-            <w:tcW w:type="dxa" w:w="2880"/>
+            <w:tcW w:w="2880" w:type="dxa"/>
           </w:tcPr>
-          <w:p>
+          <w:p wp14:textId="77777777">
             <w:r>
               <w:rPr>
                 <w:sz w:val="20"/>
@@ -2056,9 +2058,9 @@
         </w:tc>
         <w:tc>
           <w:tcPr>
-            <w:tcW w:type="dxa" w:w="2880"/>
+            <w:tcW w:w="2880" w:type="dxa"/>
           </w:tcPr>
-          <w:p>
+          <w:p wp14:textId="77777777">
             <w:r>
               <w:rPr>
                 <w:sz w:val="20"/>
@@ -2069,9 +2071,9 @@
         </w:tc>
         <w:tc>
           <w:tcPr>
-            <w:tcW w:type="dxa" w:w="2880"/>
+            <w:tcW w:w="2880" w:type="dxa"/>
           </w:tcPr>
-          <w:p>
+          <w:p wp14:textId="77777777">
             <w:r>
               <w:rPr>
                 <w:sz w:val="20"/>
@@ -2081,12 +2083,12 @@
           </w:p>
         </w:tc>
       </w:tr>
-      <w:tr>
+      <w:tr xmlns:wp14="http://schemas.microsoft.com/office/word/2010/wordml" wp14:textId="77777777">
         <w:tc>
           <w:tcPr>
-            <w:tcW w:type="dxa" w:w="2880"/>
+            <w:tcW w:w="2880" w:type="dxa"/>
           </w:tcPr>
-          <w:p>
+          <w:p wp14:textId="77777777">
             <w:r>
               <w:rPr>
                 <w:sz w:val="20"/>
@@ -2097,9 +2099,9 @@
         </w:tc>
         <w:tc>
           <w:tcPr>
-            <w:tcW w:type="dxa" w:w="2880"/>
+            <w:tcW w:w="2880" w:type="dxa"/>
           </w:tcPr>
-          <w:p>
+          <w:p wp14:textId="77777777">
             <w:r>
               <w:rPr>
                 <w:sz w:val="20"/>
@@ -2110,9 +2112,9 @@
         </w:tc>
         <w:tc>
           <w:tcPr>
-            <w:tcW w:type="dxa" w:w="2880"/>
+            <w:tcW w:w="2880" w:type="dxa"/>
           </w:tcPr>
-          <w:p>
+          <w:p wp14:textId="77777777">
             <w:r>
               <w:rPr>
                 <w:sz w:val="20"/>
@@ -2122,12 +2124,12 @@
           </w:p>
         </w:tc>
       </w:tr>
-      <w:tr>
+      <w:tr xmlns:wp14="http://schemas.microsoft.com/office/word/2010/wordml" wp14:textId="77777777">
         <w:tc>
           <w:tcPr>
-            <w:tcW w:type="dxa" w:w="2880"/>
+            <w:tcW w:w="2880" w:type="dxa"/>
           </w:tcPr>
-          <w:p>
+          <w:p wp14:textId="77777777">
             <w:r>
               <w:rPr>
                 <w:sz w:val="20"/>
@@ -2138,9 +2140,9 @@
         </w:tc>
         <w:tc>
           <w:tcPr>
-            <w:tcW w:type="dxa" w:w="2880"/>
+            <w:tcW w:w="2880" w:type="dxa"/>
           </w:tcPr>
-          <w:p>
+          <w:p wp14:textId="77777777">
             <w:r>
               <w:rPr>
                 <w:sz w:val="20"/>
@@ -2151,9 +2153,9 @@
         </w:tc>
         <w:tc>
           <w:tcPr>
-            <w:tcW w:type="dxa" w:w="2880"/>
+            <w:tcW w:w="2880" w:type="dxa"/>
           </w:tcPr>
-          <w:p>
+          <w:p wp14:textId="77777777">
             <w:r>
               <w:rPr>
                 <w:sz w:val="20"/>
@@ -2163,12 +2165,12 @@
           </w:p>
         </w:tc>
       </w:tr>
-      <w:tr>
+      <w:tr xmlns:wp14="http://schemas.microsoft.com/office/word/2010/wordml" wp14:textId="77777777">
         <w:tc>
           <w:tcPr>
-            <w:tcW w:type="dxa" w:w="2880"/>
+            <w:tcW w:w="2880" w:type="dxa"/>
           </w:tcPr>
-          <w:p>
+          <w:p wp14:textId="77777777">
             <w:r>
               <w:rPr>
                 <w:sz w:val="20"/>
@@ -2179,9 +2181,9 @@
         </w:tc>
         <w:tc>
           <w:tcPr>
-            <w:tcW w:type="dxa" w:w="2880"/>
+            <w:tcW w:w="2880" w:type="dxa"/>
           </w:tcPr>
-          <w:p>
+          <w:p wp14:textId="77777777">
             <w:r>
               <w:rPr>
                 <w:sz w:val="20"/>
@@ -2192,9 +2194,9 @@
         </w:tc>
         <w:tc>
           <w:tcPr>
-            <w:tcW w:type="dxa" w:w="2880"/>
+            <w:tcW w:w="2880" w:type="dxa"/>
           </w:tcPr>
-          <w:p>
+          <w:p wp14:textId="77777777">
             <w:r>
               <w:rPr>
                 <w:sz w:val="20"/>
@@ -2204,12 +2206,12 @@
           </w:p>
         </w:tc>
       </w:tr>
-      <w:tr>
+      <w:tr xmlns:wp14="http://schemas.microsoft.com/office/word/2010/wordml" wp14:textId="77777777">
         <w:tc>
           <w:tcPr>
-            <w:tcW w:type="dxa" w:w="2880"/>
+            <w:tcW w:w="2880" w:type="dxa"/>
           </w:tcPr>
-          <w:p>
+          <w:p wp14:textId="77777777">
             <w:r>
               <w:rPr>
                 <w:sz w:val="20"/>
@@ -2220,9 +2222,9 @@
         </w:tc>
         <w:tc>
           <w:tcPr>
-            <w:tcW w:type="dxa" w:w="2880"/>
+            <w:tcW w:w="2880" w:type="dxa"/>
           </w:tcPr>
-          <w:p>
+          <w:p wp14:textId="77777777">
             <w:r>
               <w:rPr>
                 <w:sz w:val="20"/>
@@ -2233,9 +2235,9 @@
         </w:tc>
         <w:tc>
           <w:tcPr>
-            <w:tcW w:type="dxa" w:w="2880"/>
+            <w:tcW w:w="2880" w:type="dxa"/>
           </w:tcPr>
-          <w:p>
+          <w:p wp14:textId="77777777">
             <w:r>
               <w:rPr>
                 <w:sz w:val="20"/>
@@ -2245,12 +2247,12 @@
           </w:p>
         </w:tc>
       </w:tr>
-      <w:tr>
+      <w:tr xmlns:wp14="http://schemas.microsoft.com/office/word/2010/wordml" wp14:textId="77777777">
         <w:tc>
           <w:tcPr>
-            <w:tcW w:type="dxa" w:w="2880"/>
+            <w:tcW w:w="2880" w:type="dxa"/>
           </w:tcPr>
-          <w:p>
+          <w:p wp14:textId="77777777">
             <w:r>
               <w:rPr>
                 <w:sz w:val="20"/>
@@ -2261,9 +2263,9 @@
         </w:tc>
         <w:tc>
           <w:tcPr>
-            <w:tcW w:type="dxa" w:w="2880"/>
+            <w:tcW w:w="2880" w:type="dxa"/>
           </w:tcPr>
-          <w:p>
+          <w:p wp14:textId="77777777">
             <w:r>
               <w:rPr>
                 <w:sz w:val="20"/>
@@ -2274,9 +2276,9 @@
         </w:tc>
         <w:tc>
           <w:tcPr>
-            <w:tcW w:type="dxa" w:w="2880"/>
+            <w:tcW w:w="2880" w:type="dxa"/>
           </w:tcPr>
-          <w:p>
+          <w:p wp14:textId="77777777">
             <w:r>
               <w:rPr>
                 <w:sz w:val="20"/>
@@ -2286,12 +2288,12 @@
           </w:p>
         </w:tc>
       </w:tr>
-      <w:tr>
+      <w:tr xmlns:wp14="http://schemas.microsoft.com/office/word/2010/wordml" wp14:textId="77777777">
         <w:tc>
           <w:tcPr>
-            <w:tcW w:type="dxa" w:w="2880"/>
+            <w:tcW w:w="2880" w:type="dxa"/>
           </w:tcPr>
-          <w:p>
+          <w:p wp14:textId="77777777">
             <w:r>
               <w:rPr>
                 <w:sz w:val="20"/>
@@ -2302,9 +2304,9 @@
         </w:tc>
         <w:tc>
           <w:tcPr>
-            <w:tcW w:type="dxa" w:w="2880"/>
+            <w:tcW w:w="2880" w:type="dxa"/>
           </w:tcPr>
-          <w:p>
+          <w:p wp14:textId="77777777">
             <w:r>
               <w:rPr>
                 <w:sz w:val="20"/>
@@ -2315,9 +2317,9 @@
         </w:tc>
         <w:tc>
           <w:tcPr>
-            <w:tcW w:type="dxa" w:w="2880"/>
+            <w:tcW w:w="2880" w:type="dxa"/>
           </w:tcPr>
-          <w:p>
+          <w:p wp14:textId="77777777">
             <w:r>
               <w:rPr>
                 <w:sz w:val="20"/>
@@ -2327,12 +2329,12 @@
           </w:p>
         </w:tc>
       </w:tr>
-      <w:tr>
+      <w:tr xmlns:wp14="http://schemas.microsoft.com/office/word/2010/wordml" wp14:textId="77777777">
         <w:tc>
           <w:tcPr>
-            <w:tcW w:type="dxa" w:w="2880"/>
+            <w:tcW w:w="2880" w:type="dxa"/>
           </w:tcPr>
-          <w:p>
+          <w:p wp14:textId="77777777">
             <w:r>
               <w:rPr>
                 <w:sz w:val="20"/>
@@ -2343,9 +2345,9 @@
         </w:tc>
         <w:tc>
           <w:tcPr>
-            <w:tcW w:type="dxa" w:w="2880"/>
+            <w:tcW w:w="2880" w:type="dxa"/>
           </w:tcPr>
-          <w:p>
+          <w:p wp14:textId="77777777">
             <w:r>
               <w:rPr>
                 <w:sz w:val="20"/>
@@ -2356,9 +2358,9 @@
         </w:tc>
         <w:tc>
           <w:tcPr>
-            <w:tcW w:type="dxa" w:w="2880"/>
+            <w:tcW w:w="2880" w:type="dxa"/>
           </w:tcPr>
-          <w:p>
+          <w:p wp14:textId="77777777">
             <w:r>
               <w:rPr>
                 <w:sz w:val="20"/>
@@ -2369,8 +2371,8 @@
         </w:tc>
       </w:tr>
     </w:tbl>
-    <w:p/>
-    <w:p>
+    <w:p xmlns:wp14="http://schemas.microsoft.com/office/word/2010/wordml" wp14:textId="77777777"/>
+    <w:p xmlns:wp14="http://schemas.microsoft.com/office/word/2010/wordml" wp14:textId="77777777">
       <w:pPr>
         <w:pStyle w:val="Heading2"/>
       </w:pPr>
@@ -2378,7 +2380,7 @@
         <w:t>4.6 Business Outcomes &amp; ROI Indicators</w:t>
       </w:r>
     </w:p>
-    <w:p>
+    <w:p xmlns:wp14="http://schemas.microsoft.com/office/word/2010/wordml" wp14:textId="77777777">
       <w:r>
         <w:t>The Supplier Portal is expected to deliver measurable business value across multiple dimensions:</w:t>
       </w:r>
@@ -2386,21 +2388,21 @@
     <w:tbl>
       <w:tblPr>
         <w:tblStyle w:val="LightGrid-Accent1"/>
-        <w:tblW w:type="auto" w:w="0"/>
+        <w:tblW w:w="0" w:type="auto"/>
         <w:jc w:val="center"/>
-        <w:tblLook w:firstColumn="1" w:firstRow="1" w:lastColumn="0" w:lastRow="0" w:noHBand="0" w:noVBand="1" w:val="04A0"/>
+        <w:tblLook w:val="04A0" w:firstRow="1" w:lastRow="0" w:firstColumn="1" w:lastColumn="0" w:noHBand="0" w:noVBand="1"/>
       </w:tblPr>
       <w:tblGrid>
         <w:gridCol w:w="2880"/>
         <w:gridCol w:w="2880"/>
         <w:gridCol w:w="2880"/>
       </w:tblGrid>
-      <w:tr>
+      <w:tr xmlns:wp14="http://schemas.microsoft.com/office/word/2010/wordml" wp14:textId="77777777">
         <w:tc>
           <w:tcPr>
-            <w:tcW w:type="dxa" w:w="2880"/>
+            <w:tcW w:w="2880" w:type="dxa"/>
           </w:tcPr>
-          <w:p>
+          <w:p wp14:textId="77777777">
             <w:r>
               <w:rPr>
                 <w:b/>
@@ -2412,9 +2414,9 @@
         </w:tc>
         <w:tc>
           <w:tcPr>
-            <w:tcW w:type="dxa" w:w="2880"/>
+            <w:tcW w:w="2880" w:type="dxa"/>
           </w:tcPr>
-          <w:p>
+          <w:p wp14:textId="77777777">
             <w:r>
               <w:rPr>
                 <w:b/>
@@ -2426,9 +2428,9 @@
         </w:tc>
         <w:tc>
           <w:tcPr>
-            <w:tcW w:type="dxa" w:w="2880"/>
+            <w:tcW w:w="2880" w:type="dxa"/>
           </w:tcPr>
-          <w:p>
+          <w:p wp14:textId="77777777">
             <w:r>
               <w:rPr>
                 <w:b/>
@@ -2439,12 +2441,12 @@
           </w:p>
         </w:tc>
       </w:tr>
-      <w:tr>
+      <w:tr xmlns:wp14="http://schemas.microsoft.com/office/word/2010/wordml" wp14:textId="77777777">
         <w:tc>
           <w:tcPr>
-            <w:tcW w:type="dxa" w:w="2880"/>
+            <w:tcW w:w="2880" w:type="dxa"/>
           </w:tcPr>
-          <w:p>
+          <w:p wp14:textId="77777777">
             <w:r>
               <w:rPr>
                 <w:sz w:val="20"/>
@@ -2455,9 +2457,9 @@
         </w:tc>
         <w:tc>
           <w:tcPr>
-            <w:tcW w:type="dxa" w:w="2880"/>
+            <w:tcW w:w="2880" w:type="dxa"/>
           </w:tcPr>
-          <w:p>
+          <w:p wp14:textId="77777777">
             <w:r>
               <w:rPr>
                 <w:sz w:val="20"/>
@@ -2468,9 +2470,9 @@
         </w:tc>
         <w:tc>
           <w:tcPr>
-            <w:tcW w:type="dxa" w:w="2880"/>
+            <w:tcW w:w="2880" w:type="dxa"/>
           </w:tcPr>
-          <w:p>
+          <w:p wp14:textId="77777777">
             <w:r>
               <w:rPr>
                 <w:sz w:val="20"/>
@@ -2480,12 +2482,12 @@
           </w:p>
         </w:tc>
       </w:tr>
-      <w:tr>
+      <w:tr xmlns:wp14="http://schemas.microsoft.com/office/word/2010/wordml" wp14:textId="77777777">
         <w:tc>
           <w:tcPr>
-            <w:tcW w:type="dxa" w:w="2880"/>
+            <w:tcW w:w="2880" w:type="dxa"/>
           </w:tcPr>
-          <w:p>
+          <w:p wp14:textId="77777777">
             <w:r>
               <w:rPr>
                 <w:sz w:val="20"/>
@@ -2496,9 +2498,9 @@
         </w:tc>
         <w:tc>
           <w:tcPr>
-            <w:tcW w:type="dxa" w:w="2880"/>
+            <w:tcW w:w="2880" w:type="dxa"/>
           </w:tcPr>
-          <w:p>
+          <w:p wp14:textId="77777777">
             <w:r>
               <w:rPr>
                 <w:sz w:val="20"/>
@@ -2509,9 +2511,9 @@
         </w:tc>
         <w:tc>
           <w:tcPr>
-            <w:tcW w:type="dxa" w:w="2880"/>
+            <w:tcW w:w="2880" w:type="dxa"/>
           </w:tcPr>
-          <w:p>
+          <w:p wp14:textId="77777777">
             <w:r>
               <w:rPr>
                 <w:sz w:val="20"/>
@@ -2521,12 +2523,12 @@
           </w:p>
         </w:tc>
       </w:tr>
-      <w:tr>
+      <w:tr xmlns:wp14="http://schemas.microsoft.com/office/word/2010/wordml" wp14:textId="77777777">
         <w:tc>
           <w:tcPr>
-            <w:tcW w:type="dxa" w:w="2880"/>
+            <w:tcW w:w="2880" w:type="dxa"/>
           </w:tcPr>
-          <w:p>
+          <w:p wp14:textId="77777777">
             <w:r>
               <w:rPr>
                 <w:sz w:val="20"/>
@@ -2537,9 +2539,9 @@
         </w:tc>
         <w:tc>
           <w:tcPr>
-            <w:tcW w:type="dxa" w:w="2880"/>
+            <w:tcW w:w="2880" w:type="dxa"/>
           </w:tcPr>
-          <w:p>
+          <w:p wp14:textId="77777777">
             <w:r>
               <w:rPr>
                 <w:sz w:val="20"/>
@@ -2550,9 +2552,9 @@
         </w:tc>
         <w:tc>
           <w:tcPr>
-            <w:tcW w:type="dxa" w:w="2880"/>
+            <w:tcW w:w="2880" w:type="dxa"/>
           </w:tcPr>
-          <w:p>
+          <w:p wp14:textId="77777777">
             <w:r>
               <w:rPr>
                 <w:sz w:val="20"/>
@@ -2562,12 +2564,12 @@
           </w:p>
         </w:tc>
       </w:tr>
-      <w:tr>
+      <w:tr xmlns:wp14="http://schemas.microsoft.com/office/word/2010/wordml" wp14:textId="77777777">
         <w:tc>
           <w:tcPr>
-            <w:tcW w:type="dxa" w:w="2880"/>
+            <w:tcW w:w="2880" w:type="dxa"/>
           </w:tcPr>
-          <w:p>
+          <w:p wp14:textId="77777777">
             <w:r>
               <w:rPr>
                 <w:sz w:val="20"/>
@@ -2578,9 +2580,9 @@
         </w:tc>
         <w:tc>
           <w:tcPr>
-            <w:tcW w:type="dxa" w:w="2880"/>
+            <w:tcW w:w="2880" w:type="dxa"/>
           </w:tcPr>
-          <w:p>
+          <w:p wp14:textId="77777777">
             <w:r>
               <w:rPr>
                 <w:sz w:val="20"/>
@@ -2591,9 +2593,9 @@
         </w:tc>
         <w:tc>
           <w:tcPr>
-            <w:tcW w:type="dxa" w:w="2880"/>
+            <w:tcW w:w="2880" w:type="dxa"/>
           </w:tcPr>
-          <w:p>
+          <w:p wp14:textId="77777777">
             <w:r>
               <w:rPr>
                 <w:sz w:val="20"/>
@@ -2603,12 +2605,12 @@
           </w:p>
         </w:tc>
       </w:tr>
-      <w:tr>
+      <w:tr xmlns:wp14="http://schemas.microsoft.com/office/word/2010/wordml" wp14:textId="77777777">
         <w:tc>
           <w:tcPr>
-            <w:tcW w:type="dxa" w:w="2880"/>
+            <w:tcW w:w="2880" w:type="dxa"/>
           </w:tcPr>
-          <w:p>
+          <w:p wp14:textId="77777777">
             <w:r>
               <w:rPr>
                 <w:sz w:val="20"/>
@@ -2619,9 +2621,9 @@
         </w:tc>
         <w:tc>
           <w:tcPr>
-            <w:tcW w:type="dxa" w:w="2880"/>
+            <w:tcW w:w="2880" w:type="dxa"/>
           </w:tcPr>
-          <w:p>
+          <w:p wp14:textId="77777777">
             <w:r>
               <w:rPr>
                 <w:sz w:val="20"/>
@@ -2632,9 +2634,9 @@
         </w:tc>
         <w:tc>
           <w:tcPr>
-            <w:tcW w:type="dxa" w:w="2880"/>
+            <w:tcW w:w="2880" w:type="dxa"/>
           </w:tcPr>
-          <w:p>
+          <w:p wp14:textId="77777777">
             <w:r>
               <w:rPr>
                 <w:sz w:val="20"/>
@@ -2644,12 +2646,12 @@
           </w:p>
         </w:tc>
       </w:tr>
-      <w:tr>
+      <w:tr xmlns:wp14="http://schemas.microsoft.com/office/word/2010/wordml" wp14:textId="77777777">
         <w:tc>
           <w:tcPr>
-            <w:tcW w:type="dxa" w:w="2880"/>
+            <w:tcW w:w="2880" w:type="dxa"/>
           </w:tcPr>
-          <w:p>
+          <w:p wp14:textId="77777777">
             <w:r>
               <w:rPr>
                 <w:sz w:val="20"/>
@@ -2660,9 +2662,9 @@
         </w:tc>
         <w:tc>
           <w:tcPr>
-            <w:tcW w:type="dxa" w:w="2880"/>
+            <w:tcW w:w="2880" w:type="dxa"/>
           </w:tcPr>
-          <w:p>
+          <w:p wp14:textId="77777777">
             <w:r>
               <w:rPr>
                 <w:sz w:val="20"/>
@@ -2673,9 +2675,9 @@
         </w:tc>
         <w:tc>
           <w:tcPr>
-            <w:tcW w:type="dxa" w:w="2880"/>
+            <w:tcW w:w="2880" w:type="dxa"/>
           </w:tcPr>
-          <w:p>
+          <w:p wp14:textId="77777777">
             <w:r>
               <w:rPr>
                 <w:sz w:val="20"/>
@@ -2686,8 +2688,8 @@
         </w:tc>
       </w:tr>
     </w:tbl>
-    <w:p/>
-    <w:p>
+    <w:p xmlns:wp14="http://schemas.microsoft.com/office/word/2010/wordml" wp14:textId="77777777"/>
+    <w:p xmlns:wp14="http://schemas.microsoft.com/office/word/2010/wordml" wp14:textId="77777777">
       <w:r>
         <w:rPr>
           <w:b/>
@@ -2695,7 +2697,7 @@
         <w:t>Value Realization Timeline:</w:t>
       </w:r>
     </w:p>
-    <w:p>
+    <w:p xmlns:wp14="http://schemas.microsoft.com/office/word/2010/wordml" wp14:textId="77777777">
       <w:pPr>
         <w:pStyle w:val="ListBullet"/>
       </w:pPr>
@@ -2710,7 +2712,7 @@
         <w:t xml:space="preserve"> Onboarding cycle reduction, screening automation, initial self-service adoption</w:t>
       </w:r>
     </w:p>
-    <w:p>
+    <w:p xmlns:wp14="http://schemas.microsoft.com/office/word/2010/wordml" wp14:textId="77777777">
       <w:pPr>
         <w:pStyle w:val="ListBullet"/>
       </w:pPr>
@@ -2725,7 +2727,7 @@
         <w:t xml:space="preserve"> Invoice SLA improvements, dashboard-driven decisions, supplier satisfaction gains</w:t>
       </w:r>
     </w:p>
-    <w:p>
+    <w:p xmlns:wp14="http://schemas.microsoft.com/office/word/2010/wordml" wp14:textId="77777777">
       <w:pPr>
         <w:pStyle w:val="ListBullet"/>
       </w:pPr>
@@ -2740,7 +2742,7 @@
         <w:t xml:space="preserve"> Full ROI realization — cost savings, compliance maturity, scalability proven through tenant expansion</w:t>
       </w:r>
     </w:p>
-    <w:p>
+    <w:p xmlns:wp14="http://schemas.microsoft.com/office/word/2010/wordml" wp14:textId="77777777">
       <w:pPr>
         <w:pStyle w:val="Heading2"/>
       </w:pPr>
@@ -2748,7 +2750,7 @@
         <w:t>4.7 Assumptions</w:t>
       </w:r>
     </w:p>
-    <w:p>
+    <w:p xmlns:wp14="http://schemas.microsoft.com/office/word/2010/wordml" wp14:textId="77777777">
       <w:pPr>
         <w:pStyle w:val="ListBullet"/>
       </w:pPr>
@@ -2756,7 +2758,7 @@
         <w:t>HighRadius will provide timely access to owned services and dependencies: Keycloak IAM, screening/bank validation APIs, ERP samples (SAP/Oracle/NetSuite), G4 platform for deployment, and test data/environments for UAT</w:t>
       </w:r>
     </w:p>
-    <w:p>
+    <w:p xmlns:wp14="http://schemas.microsoft.com/office/word/2010/wordml" wp14:textId="77777777">
       <w:pPr>
         <w:pStyle w:val="ListBullet"/>
       </w:pPr>
@@ -2764,7 +2766,7 @@
         <w:t>The RFP scope (7 agents, specified NFRs) remains fixed; changes managed through formal change control with impact assessments</w:t>
       </w:r>
     </w:p>
-    <w:p>
+    <w:p xmlns:wp14="http://schemas.microsoft.com/office/word/2010/wordml" wp14:textId="77777777">
       <w:pPr>
         <w:pStyle w:val="ListBullet"/>
       </w:pPr>
@@ -2772,7 +2774,7 @@
         <w:t>Weekly UX/UI sign-offs and stakeholder feedback will be provided by HighRadius to avoid design iteration delays</w:t>
       </w:r>
     </w:p>
-    <w:p>
+    <w:p xmlns:wp14="http://schemas.microsoft.com/office/word/2010/wordml" wp14:textId="77777777">
       <w:pPr>
         <w:pStyle w:val="ListBullet"/>
       </w:pPr>
@@ -2780,7 +2782,7 @@
         <w:t>Multi-tenancy requirements align with HighRadius standards for 100% data isolation with tenant resolution via JWT claims</w:t>
       </w:r>
     </w:p>
-    <w:p>
+    <w:p xmlns:wp14="http://schemas.microsoft.com/office/word/2010/wordml" wp14:textId="77777777">
       <w:pPr>
         <w:pStyle w:val="ListBullet"/>
       </w:pPr>
@@ -2788,7 +2790,7 @@
         <w:t>Project kickoff assumes March 2026 start, with no major external disruptions</w:t>
       </w:r>
     </w:p>
-    <w:p>
+    <w:p xmlns:wp14="http://schemas.microsoft.com/office/word/2010/wordml" wp14:textId="77777777">
       <w:pPr>
         <w:pStyle w:val="ListBullet"/>
       </w:pPr>
@@ -2796,7 +2798,7 @@
         <w:t>Performance testing will use production-scale datasets provided by HighRadius</w:t>
       </w:r>
     </w:p>
-    <w:p>
+    <w:p xmlns:wp14="http://schemas.microsoft.com/office/word/2010/wordml" wp14:textId="77777777">
       <w:pPr>
         <w:pStyle w:val="ListBullet"/>
       </w:pPr>
@@ -2804,7 +2806,7 @@
         <w:t>Product requirements and UX specifications will be provided by HighRadius as per RFP Section 5</w:t>
       </w:r>
     </w:p>
-    <w:p>
+    <w:p xmlns:wp14="http://schemas.microsoft.com/office/word/2010/wordml" wp14:textId="77777777">
       <w:pPr>
         <w:pStyle w:val="Heading2"/>
       </w:pPr>
@@ -2812,7 +2814,7 @@
         <w:t>4.8 Constraints</w:t>
       </w:r>
     </w:p>
-    <w:p>
+    <w:p xmlns:wp14="http://schemas.microsoft.com/office/word/2010/wordml" wp14:textId="77777777">
       <w:pPr>
         <w:pStyle w:val="ListBullet"/>
       </w:pPr>
@@ -2827,7 +2829,7 @@
         <w:t xml:space="preserve"> All deployment must target HighRadius G4 containerized environment — no standalone infrastructure or alternative cloud hosting</w:t>
       </w:r>
     </w:p>
-    <w:p>
+    <w:p xmlns:wp14="http://schemas.microsoft.com/office/word/2010/wordml" wp14:textId="77777777">
       <w:pPr>
         <w:pStyle w:val="ListBullet"/>
       </w:pPr>
@@ -2842,7 +2844,7 @@
         <w:t xml:space="preserve"> Frontend must use React 18.x with G4 DSL components; backend must use Spring Boot 3.x (Java 17+) per HighRadius engineering standards</w:t>
       </w:r>
     </w:p>
-    <w:p>
+    <w:p xmlns:wp14="http://schemas.microsoft.com/office/word/2010/wordml" wp14:textId="77777777">
       <w:pPr>
         <w:pStyle w:val="ListBullet"/>
       </w:pPr>
@@ -2857,7 +2859,7 @@
         <w:t xml:space="preserve"> March 2026 kickoff is non-negotiable; any delay in kickoff shifts all milestones proportionally</w:t>
       </w:r>
     </w:p>
-    <w:p>
+    <w:p xmlns:wp14="http://schemas.microsoft.com/office/word/2010/wordml" wp14:textId="77777777">
       <w:pPr>
         <w:pStyle w:val="ListBullet"/>
       </w:pPr>
@@ -2872,7 +2874,7 @@
         <w:t xml:space="preserve"> Fixed team of 7 FTE (6 engineers + 1 PM) — scope adjustments required if team availability changes</w:t>
       </w:r>
     </w:p>
-    <w:p>
+    <w:p xmlns:wp14="http://schemas.microsoft.com/office/word/2010/wordml" wp14:textId="77777777">
       <w:pPr>
         <w:pStyle w:val="ListBullet"/>
       </w:pPr>
@@ -2887,7 +2889,7 @@
         <w:t xml:space="preserve"> RFP-defined scope (7 agents, 29 screens, specified NFRs) is frozen post-Sprint 0; changes require formal CR process with timeline/cost impact assessment</w:t>
       </w:r>
     </w:p>
-    <w:p>
+    <w:p xmlns:wp14="http://schemas.microsoft.com/office/word/2010/wordml" wp14:textId="77777777">
       <w:pPr>
         <w:pStyle w:val="ListBullet"/>
       </w:pPr>
@@ -2902,7 +2904,7 @@
         <w:t xml:space="preserve"> Vendor has no control over HighRadius-owned services (Keycloak, screening APIs, bank validation, G4 platform) — delivery timelines depend on these services being available and stable</w:t>
       </w:r>
     </w:p>
-    <w:p>
+    <w:p xmlns:wp14="http://schemas.microsoft.com/office/word/2010/wordml" wp14:textId="77777777">
       <w:pPr>
         <w:pStyle w:val="ListBullet"/>
       </w:pPr>
@@ -2917,7 +2919,7 @@
         <w:t xml:space="preserve"> All code must pass HighRadius infosec clearance before production deployment; no exceptions for timeline acceleration</w:t>
       </w:r>
     </w:p>
-    <w:p>
+    <w:p xmlns:wp14="http://schemas.microsoft.com/office/word/2010/wordml" wp14:textId="77777777">
       <w:pPr>
         <w:pStyle w:val="Heading2"/>
       </w:pPr>
@@ -2928,9 +2930,9 @@
     <w:tbl>
       <w:tblPr>
         <w:tblStyle w:val="LightGrid-Accent1"/>
-        <w:tblW w:type="auto" w:w="0"/>
+        <w:tblW w:w="0" w:type="auto"/>
         <w:jc w:val="center"/>
-        <w:tblLook w:firstColumn="1" w:firstRow="1" w:lastColumn="0" w:lastRow="0" w:noHBand="0" w:noVBand="1" w:val="04A0"/>
+        <w:tblLook w:val="04A0" w:firstRow="1" w:lastRow="0" w:firstColumn="1" w:lastColumn="0" w:noHBand="0" w:noVBand="1"/>
       </w:tblPr>
       <w:tblGrid>
         <w:gridCol w:w="1728"/>
@@ -2939,12 +2941,12 @@
         <w:gridCol w:w="1728"/>
         <w:gridCol w:w="1728"/>
       </w:tblGrid>
-      <w:tr>
+      <w:tr xmlns:wp14="http://schemas.microsoft.com/office/word/2010/wordml" wp14:textId="77777777">
         <w:tc>
           <w:tcPr>
-            <w:tcW w:type="dxa" w:w="1728"/>
+            <w:tcW w:w="1728" w:type="dxa"/>
           </w:tcPr>
-          <w:p>
+          <w:p wp14:textId="77777777">
             <w:r>
               <w:rPr>
                 <w:b/>
@@ -2956,9 +2958,9 @@
         </w:tc>
         <w:tc>
           <w:tcPr>
-            <w:tcW w:type="dxa" w:w="1728"/>
+            <w:tcW w:w="1728" w:type="dxa"/>
           </w:tcPr>
-          <w:p>
+          <w:p wp14:textId="77777777">
             <w:r>
               <w:rPr>
                 <w:b/>
@@ -2970,9 +2972,9 @@
         </w:tc>
         <w:tc>
           <w:tcPr>
-            <w:tcW w:type="dxa" w:w="1728"/>
+            <w:tcW w:w="1728" w:type="dxa"/>
           </w:tcPr>
-          <w:p>
+          <w:p wp14:textId="77777777">
             <w:r>
               <w:rPr>
                 <w:b/>
@@ -2984,9 +2986,9 @@
         </w:tc>
         <w:tc>
           <w:tcPr>
-            <w:tcW w:type="dxa" w:w="1728"/>
+            <w:tcW w:w="1728" w:type="dxa"/>
           </w:tcPr>
-          <w:p>
+          <w:p wp14:textId="77777777">
             <w:r>
               <w:rPr>
                 <w:b/>
@@ -2998,9 +3000,9 @@
         </w:tc>
         <w:tc>
           <w:tcPr>
-            <w:tcW w:type="dxa" w:w="1728"/>
+            <w:tcW w:w="1728" w:type="dxa"/>
           </w:tcPr>
-          <w:p>
+          <w:p wp14:textId="77777777">
             <w:r>
               <w:rPr>
                 <w:b/>
@@ -3011,12 +3013,12 @@
           </w:p>
         </w:tc>
       </w:tr>
-      <w:tr>
+      <w:tr xmlns:wp14="http://schemas.microsoft.com/office/word/2010/wordml" wp14:textId="77777777">
         <w:tc>
           <w:tcPr>
-            <w:tcW w:type="dxa" w:w="1728"/>
+            <w:tcW w:w="1728" w:type="dxa"/>
           </w:tcPr>
-          <w:p>
+          <w:p wp14:textId="77777777">
             <w:r>
               <w:rPr>
                 <w:sz w:val="20"/>
@@ -3027,9 +3029,9 @@
         </w:tc>
         <w:tc>
           <w:tcPr>
-            <w:tcW w:type="dxa" w:w="1728"/>
+            <w:tcW w:w="1728" w:type="dxa"/>
           </w:tcPr>
-          <w:p>
+          <w:p wp14:textId="77777777">
             <w:r>
               <w:rPr>
                 <w:sz w:val="20"/>
@@ -3040,9 +3042,9 @@
         </w:tc>
         <w:tc>
           <w:tcPr>
-            <w:tcW w:type="dxa" w:w="1728"/>
+            <w:tcW w:w="1728" w:type="dxa"/>
           </w:tcPr>
-          <w:p>
+          <w:p wp14:textId="77777777">
             <w:r>
               <w:rPr>
                 <w:sz w:val="20"/>
@@ -3053,9 +3055,9 @@
         </w:tc>
         <w:tc>
           <w:tcPr>
-            <w:tcW w:type="dxa" w:w="1728"/>
+            <w:tcW w:w="1728" w:type="dxa"/>
           </w:tcPr>
-          <w:p>
+          <w:p wp14:textId="77777777">
             <w:r>
               <w:rPr>
                 <w:sz w:val="20"/>
@@ -3066,9 +3068,9 @@
         </w:tc>
         <w:tc>
           <w:tcPr>
-            <w:tcW w:type="dxa" w:w="1728"/>
+            <w:tcW w:w="1728" w:type="dxa"/>
           </w:tcPr>
-          <w:p>
+          <w:p wp14:textId="77777777">
             <w:r>
               <w:rPr>
                 <w:sz w:val="20"/>
@@ -3078,12 +3080,12 @@
           </w:p>
         </w:tc>
       </w:tr>
-      <w:tr>
+      <w:tr xmlns:wp14="http://schemas.microsoft.com/office/word/2010/wordml" wp14:textId="77777777">
         <w:tc>
           <w:tcPr>
-            <w:tcW w:type="dxa" w:w="1728"/>
+            <w:tcW w:w="1728" w:type="dxa"/>
           </w:tcPr>
-          <w:p>
+          <w:p wp14:textId="77777777">
             <w:r>
               <w:rPr>
                 <w:sz w:val="20"/>
@@ -3094,9 +3096,9 @@
         </w:tc>
         <w:tc>
           <w:tcPr>
-            <w:tcW w:type="dxa" w:w="1728"/>
+            <w:tcW w:w="1728" w:type="dxa"/>
           </w:tcPr>
-          <w:p>
+          <w:p wp14:textId="77777777">
             <w:r>
               <w:rPr>
                 <w:sz w:val="20"/>
@@ -3107,9 +3109,9 @@
         </w:tc>
         <w:tc>
           <w:tcPr>
-            <w:tcW w:type="dxa" w:w="1728"/>
+            <w:tcW w:w="1728" w:type="dxa"/>
           </w:tcPr>
-          <w:p>
+          <w:p wp14:textId="77777777">
             <w:r>
               <w:rPr>
                 <w:sz w:val="20"/>
@@ -3120,9 +3122,9 @@
         </w:tc>
         <w:tc>
           <w:tcPr>
-            <w:tcW w:type="dxa" w:w="1728"/>
+            <w:tcW w:w="1728" w:type="dxa"/>
           </w:tcPr>
-          <w:p>
+          <w:p wp14:textId="77777777">
             <w:r>
               <w:rPr>
                 <w:sz w:val="20"/>
@@ -3133,9 +3135,9 @@
         </w:tc>
         <w:tc>
           <w:tcPr>
-            <w:tcW w:type="dxa" w:w="1728"/>
+            <w:tcW w:w="1728" w:type="dxa"/>
           </w:tcPr>
-          <w:p>
+          <w:p wp14:textId="77777777">
             <w:r>
               <w:rPr>
                 <w:sz w:val="20"/>
@@ -3145,12 +3147,12 @@
           </w:p>
         </w:tc>
       </w:tr>
-      <w:tr>
+      <w:tr xmlns:wp14="http://schemas.microsoft.com/office/word/2010/wordml" wp14:textId="77777777">
         <w:tc>
           <w:tcPr>
-            <w:tcW w:type="dxa" w:w="1728"/>
+            <w:tcW w:w="1728" w:type="dxa"/>
           </w:tcPr>
-          <w:p>
+          <w:p wp14:textId="77777777">
             <w:r>
               <w:rPr>
                 <w:sz w:val="20"/>
@@ -3161,9 +3163,9 @@
         </w:tc>
         <w:tc>
           <w:tcPr>
-            <w:tcW w:type="dxa" w:w="1728"/>
+            <w:tcW w:w="1728" w:type="dxa"/>
           </w:tcPr>
-          <w:p>
+          <w:p wp14:textId="77777777">
             <w:r>
               <w:rPr>
                 <w:sz w:val="20"/>
@@ -3174,9 +3176,9 @@
         </w:tc>
         <w:tc>
           <w:tcPr>
-            <w:tcW w:type="dxa" w:w="1728"/>
+            <w:tcW w:w="1728" w:type="dxa"/>
           </w:tcPr>
-          <w:p>
+          <w:p wp14:textId="77777777">
             <w:r>
               <w:rPr>
                 <w:sz w:val="20"/>
@@ -3187,9 +3189,9 @@
         </w:tc>
         <w:tc>
           <w:tcPr>
-            <w:tcW w:type="dxa" w:w="1728"/>
+            <w:tcW w:w="1728" w:type="dxa"/>
           </w:tcPr>
-          <w:p>
+          <w:p wp14:textId="77777777">
             <w:r>
               <w:rPr>
                 <w:sz w:val="20"/>
@@ -3200,9 +3202,9 @@
         </w:tc>
         <w:tc>
           <w:tcPr>
-            <w:tcW w:type="dxa" w:w="1728"/>
+            <w:tcW w:w="1728" w:type="dxa"/>
           </w:tcPr>
-          <w:p>
+          <w:p wp14:textId="77777777">
             <w:r>
               <w:rPr>
                 <w:sz w:val="20"/>
@@ -3212,12 +3214,12 @@
           </w:p>
         </w:tc>
       </w:tr>
-      <w:tr>
+      <w:tr xmlns:wp14="http://schemas.microsoft.com/office/word/2010/wordml" wp14:textId="77777777">
         <w:tc>
           <w:tcPr>
-            <w:tcW w:type="dxa" w:w="1728"/>
+            <w:tcW w:w="1728" w:type="dxa"/>
           </w:tcPr>
-          <w:p>
+          <w:p wp14:textId="77777777">
             <w:r>
               <w:rPr>
                 <w:sz w:val="20"/>
@@ -3228,9 +3230,9 @@
         </w:tc>
         <w:tc>
           <w:tcPr>
-            <w:tcW w:type="dxa" w:w="1728"/>
+            <w:tcW w:w="1728" w:type="dxa"/>
           </w:tcPr>
-          <w:p>
+          <w:p wp14:textId="77777777">
             <w:r>
               <w:rPr>
                 <w:sz w:val="20"/>
@@ -3241,9 +3243,9 @@
         </w:tc>
         <w:tc>
           <w:tcPr>
-            <w:tcW w:type="dxa" w:w="1728"/>
+            <w:tcW w:w="1728" w:type="dxa"/>
           </w:tcPr>
-          <w:p>
+          <w:p wp14:textId="77777777">
             <w:r>
               <w:rPr>
                 <w:sz w:val="20"/>
@@ -3254,9 +3256,9 @@
         </w:tc>
         <w:tc>
           <w:tcPr>
-            <w:tcW w:type="dxa" w:w="1728"/>
+            <w:tcW w:w="1728" w:type="dxa"/>
           </w:tcPr>
-          <w:p>
+          <w:p wp14:textId="77777777">
             <w:r>
               <w:rPr>
                 <w:sz w:val="20"/>
@@ -3267,9 +3269,9 @@
         </w:tc>
         <w:tc>
           <w:tcPr>
-            <w:tcW w:type="dxa" w:w="1728"/>
+            <w:tcW w:w="1728" w:type="dxa"/>
           </w:tcPr>
-          <w:p>
+          <w:p wp14:textId="77777777">
             <w:r>
               <w:rPr>
                 <w:sz w:val="20"/>
@@ -3279,12 +3281,12 @@
           </w:p>
         </w:tc>
       </w:tr>
-      <w:tr>
+      <w:tr xmlns:wp14="http://schemas.microsoft.com/office/word/2010/wordml" wp14:textId="77777777">
         <w:tc>
           <w:tcPr>
-            <w:tcW w:type="dxa" w:w="1728"/>
+            <w:tcW w:w="1728" w:type="dxa"/>
           </w:tcPr>
-          <w:p>
+          <w:p wp14:textId="77777777">
             <w:r>
               <w:rPr>
                 <w:sz w:val="20"/>
@@ -3295,9 +3297,9 @@
         </w:tc>
         <w:tc>
           <w:tcPr>
-            <w:tcW w:type="dxa" w:w="1728"/>
+            <w:tcW w:w="1728" w:type="dxa"/>
           </w:tcPr>
-          <w:p>
+          <w:p wp14:textId="77777777">
             <w:r>
               <w:rPr>
                 <w:sz w:val="20"/>
@@ -3308,9 +3310,9 @@
         </w:tc>
         <w:tc>
           <w:tcPr>
-            <w:tcW w:type="dxa" w:w="1728"/>
+            <w:tcW w:w="1728" w:type="dxa"/>
           </w:tcPr>
-          <w:p>
+          <w:p wp14:textId="77777777">
             <w:r>
               <w:rPr>
                 <w:sz w:val="20"/>
@@ -3321,9 +3323,9 @@
         </w:tc>
         <w:tc>
           <w:tcPr>
-            <w:tcW w:type="dxa" w:w="1728"/>
+            <w:tcW w:w="1728" w:type="dxa"/>
           </w:tcPr>
-          <w:p>
+          <w:p wp14:textId="77777777">
             <w:r>
               <w:rPr>
                 <w:sz w:val="20"/>
@@ -3334,9 +3336,9 @@
         </w:tc>
         <w:tc>
           <w:tcPr>
-            <w:tcW w:type="dxa" w:w="1728"/>
+            <w:tcW w:w="1728" w:type="dxa"/>
           </w:tcPr>
-          <w:p>
+          <w:p wp14:textId="77777777">
             <w:r>
               <w:rPr>
                 <w:sz w:val="20"/>
@@ -3346,12 +3348,12 @@
           </w:p>
         </w:tc>
       </w:tr>
-      <w:tr>
+      <w:tr xmlns:wp14="http://schemas.microsoft.com/office/word/2010/wordml" wp14:textId="77777777">
         <w:tc>
           <w:tcPr>
-            <w:tcW w:type="dxa" w:w="1728"/>
+            <w:tcW w:w="1728" w:type="dxa"/>
           </w:tcPr>
-          <w:p>
+          <w:p wp14:textId="77777777">
             <w:r>
               <w:rPr>
                 <w:sz w:val="20"/>
@@ -3362,9 +3364,9 @@
         </w:tc>
         <w:tc>
           <w:tcPr>
-            <w:tcW w:type="dxa" w:w="1728"/>
+            <w:tcW w:w="1728" w:type="dxa"/>
           </w:tcPr>
-          <w:p>
+          <w:p wp14:textId="77777777">
             <w:r>
               <w:rPr>
                 <w:sz w:val="20"/>
@@ -3375,9 +3377,9 @@
         </w:tc>
         <w:tc>
           <w:tcPr>
-            <w:tcW w:type="dxa" w:w="1728"/>
+            <w:tcW w:w="1728" w:type="dxa"/>
           </w:tcPr>
-          <w:p>
+          <w:p wp14:textId="77777777">
             <w:r>
               <w:rPr>
                 <w:sz w:val="20"/>
@@ -3388,9 +3390,9 @@
         </w:tc>
         <w:tc>
           <w:tcPr>
-            <w:tcW w:type="dxa" w:w="1728"/>
+            <w:tcW w:w="1728" w:type="dxa"/>
           </w:tcPr>
-          <w:p>
+          <w:p wp14:textId="77777777">
             <w:r>
               <w:rPr>
                 <w:sz w:val="20"/>
@@ -3401,9 +3403,9 @@
         </w:tc>
         <w:tc>
           <w:tcPr>
-            <w:tcW w:type="dxa" w:w="1728"/>
+            <w:tcW w:w="1728" w:type="dxa"/>
           </w:tcPr>
-          <w:p>
+          <w:p wp14:textId="77777777">
             <w:r>
               <w:rPr>
                 <w:sz w:val="20"/>
@@ -3413,12 +3415,12 @@
           </w:p>
         </w:tc>
       </w:tr>
-      <w:tr>
+      <w:tr xmlns:wp14="http://schemas.microsoft.com/office/word/2010/wordml" wp14:textId="77777777">
         <w:tc>
           <w:tcPr>
-            <w:tcW w:type="dxa" w:w="1728"/>
+            <w:tcW w:w="1728" w:type="dxa"/>
           </w:tcPr>
-          <w:p>
+          <w:p wp14:textId="77777777">
             <w:r>
               <w:rPr>
                 <w:sz w:val="20"/>
@@ -3429,9 +3431,9 @@
         </w:tc>
         <w:tc>
           <w:tcPr>
-            <w:tcW w:type="dxa" w:w="1728"/>
+            <w:tcW w:w="1728" w:type="dxa"/>
           </w:tcPr>
-          <w:p>
+          <w:p wp14:textId="77777777">
             <w:r>
               <w:rPr>
                 <w:sz w:val="20"/>
@@ -3442,9 +3444,9 @@
         </w:tc>
         <w:tc>
           <w:tcPr>
-            <w:tcW w:type="dxa" w:w="1728"/>
+            <w:tcW w:w="1728" w:type="dxa"/>
           </w:tcPr>
-          <w:p>
+          <w:p wp14:textId="77777777">
             <w:r>
               <w:rPr>
                 <w:sz w:val="20"/>
@@ -3455,9 +3457,9 @@
         </w:tc>
         <w:tc>
           <w:tcPr>
-            <w:tcW w:type="dxa" w:w="1728"/>
+            <w:tcW w:w="1728" w:type="dxa"/>
           </w:tcPr>
-          <w:p>
+          <w:p wp14:textId="77777777">
             <w:r>
               <w:rPr>
                 <w:sz w:val="20"/>
@@ -3468,9 +3470,9 @@
         </w:tc>
         <w:tc>
           <w:tcPr>
-            <w:tcW w:type="dxa" w:w="1728"/>
+            <w:tcW w:w="1728" w:type="dxa"/>
           </w:tcPr>
-          <w:p>
+          <w:p wp14:textId="77777777">
             <w:r>
               <w:rPr>
                 <w:sz w:val="20"/>
@@ -3480,12 +3482,12 @@
           </w:p>
         </w:tc>
       </w:tr>
-      <w:tr>
+      <w:tr xmlns:wp14="http://schemas.microsoft.com/office/word/2010/wordml" wp14:textId="77777777">
         <w:tc>
           <w:tcPr>
-            <w:tcW w:type="dxa" w:w="1728"/>
+            <w:tcW w:w="1728" w:type="dxa"/>
           </w:tcPr>
-          <w:p>
+          <w:p wp14:textId="77777777">
             <w:r>
               <w:rPr>
                 <w:sz w:val="20"/>
@@ -3496,9 +3498,9 @@
         </w:tc>
         <w:tc>
           <w:tcPr>
-            <w:tcW w:type="dxa" w:w="1728"/>
+            <w:tcW w:w="1728" w:type="dxa"/>
           </w:tcPr>
-          <w:p>
+          <w:p wp14:textId="77777777">
             <w:r>
               <w:rPr>
                 <w:sz w:val="20"/>
@@ -3509,9 +3511,9 @@
         </w:tc>
         <w:tc>
           <w:tcPr>
-            <w:tcW w:type="dxa" w:w="1728"/>
+            <w:tcW w:w="1728" w:type="dxa"/>
           </w:tcPr>
-          <w:p>
+          <w:p wp14:textId="77777777">
             <w:r>
               <w:rPr>
                 <w:sz w:val="20"/>
@@ -3522,9 +3524,9 @@
         </w:tc>
         <w:tc>
           <w:tcPr>
-            <w:tcW w:type="dxa" w:w="1728"/>
+            <w:tcW w:w="1728" w:type="dxa"/>
           </w:tcPr>
-          <w:p>
+          <w:p wp14:textId="77777777">
             <w:r>
               <w:rPr>
                 <w:sz w:val="20"/>
@@ -3535,9 +3537,9 @@
         </w:tc>
         <w:tc>
           <w:tcPr>
-            <w:tcW w:type="dxa" w:w="1728"/>
+            <w:tcW w:w="1728" w:type="dxa"/>
           </w:tcPr>
-          <w:p>
+          <w:p wp14:textId="77777777">
             <w:r>
               <w:rPr>
                 <w:sz w:val="20"/>
@@ -3547,12 +3549,12 @@
           </w:p>
         </w:tc>
       </w:tr>
-      <w:tr>
+      <w:tr xmlns:wp14="http://schemas.microsoft.com/office/word/2010/wordml" wp14:textId="77777777">
         <w:tc>
           <w:tcPr>
-            <w:tcW w:type="dxa" w:w="1728"/>
+            <w:tcW w:w="1728" w:type="dxa"/>
           </w:tcPr>
-          <w:p>
+          <w:p wp14:textId="77777777">
             <w:r>
               <w:rPr>
                 <w:sz w:val="20"/>
@@ -3563,9 +3565,9 @@
         </w:tc>
         <w:tc>
           <w:tcPr>
-            <w:tcW w:type="dxa" w:w="1728"/>
+            <w:tcW w:w="1728" w:type="dxa"/>
           </w:tcPr>
-          <w:p>
+          <w:p wp14:textId="77777777">
             <w:r>
               <w:rPr>
                 <w:sz w:val="20"/>
@@ -3576,9 +3578,9 @@
         </w:tc>
         <w:tc>
           <w:tcPr>
-            <w:tcW w:type="dxa" w:w="1728"/>
+            <w:tcW w:w="1728" w:type="dxa"/>
           </w:tcPr>
-          <w:p>
+          <w:p wp14:textId="77777777">
             <w:r>
               <w:rPr>
                 <w:sz w:val="20"/>
@@ -3589,9 +3591,9 @@
         </w:tc>
         <w:tc>
           <w:tcPr>
-            <w:tcW w:type="dxa" w:w="1728"/>
+            <w:tcW w:w="1728" w:type="dxa"/>
           </w:tcPr>
-          <w:p>
+          <w:p wp14:textId="77777777">
             <w:r>
               <w:rPr>
                 <w:sz w:val="20"/>
@@ -3602,9 +3604,9 @@
         </w:tc>
         <w:tc>
           <w:tcPr>
-            <w:tcW w:type="dxa" w:w="1728"/>
+            <w:tcW w:w="1728" w:type="dxa"/>
           </w:tcPr>
-          <w:p>
+          <w:p wp14:textId="77777777">
             <w:r>
               <w:rPr>
                 <w:sz w:val="20"/>
@@ -3614,12 +3616,12 @@
           </w:p>
         </w:tc>
       </w:tr>
-      <w:tr>
+      <w:tr xmlns:wp14="http://schemas.microsoft.com/office/word/2010/wordml" wp14:textId="77777777">
         <w:tc>
           <w:tcPr>
-            <w:tcW w:type="dxa" w:w="1728"/>
+            <w:tcW w:w="1728" w:type="dxa"/>
           </w:tcPr>
-          <w:p>
+          <w:p wp14:textId="77777777">
             <w:r>
               <w:rPr>
                 <w:sz w:val="20"/>
@@ -3630,9 +3632,9 @@
         </w:tc>
         <w:tc>
           <w:tcPr>
-            <w:tcW w:type="dxa" w:w="1728"/>
+            <w:tcW w:w="1728" w:type="dxa"/>
           </w:tcPr>
-          <w:p>
+          <w:p wp14:textId="77777777">
             <w:r>
               <w:rPr>
                 <w:sz w:val="20"/>
@@ -3643,9 +3645,9 @@
         </w:tc>
         <w:tc>
           <w:tcPr>
-            <w:tcW w:type="dxa" w:w="1728"/>
+            <w:tcW w:w="1728" w:type="dxa"/>
           </w:tcPr>
-          <w:p>
+          <w:p wp14:textId="77777777">
             <w:r>
               <w:rPr>
                 <w:sz w:val="20"/>
@@ -3656,9 +3658,9 @@
         </w:tc>
         <w:tc>
           <w:tcPr>
-            <w:tcW w:type="dxa" w:w="1728"/>
+            <w:tcW w:w="1728" w:type="dxa"/>
           </w:tcPr>
-          <w:p>
+          <w:p wp14:textId="77777777">
             <w:r>
               <w:rPr>
                 <w:sz w:val="20"/>
@@ -3669,9 +3671,9 @@
         </w:tc>
         <w:tc>
           <w:tcPr>
-            <w:tcW w:type="dxa" w:w="1728"/>
+            <w:tcW w:w="1728" w:type="dxa"/>
           </w:tcPr>
-          <w:p>
+          <w:p wp14:textId="77777777">
             <w:r>
               <w:rPr>
                 <w:sz w:val="20"/>
@@ -3682,13 +3684,13 @@
         </w:tc>
       </w:tr>
     </w:tbl>
-    <w:p/>
-    <w:p>
+    <w:p xmlns:wp14="http://schemas.microsoft.com/office/word/2010/wordml" wp14:textId="77777777"/>
+    <w:p xmlns:wp14="http://schemas.microsoft.com/office/word/2010/wordml" wp14:textId="77777777">
       <w:r>
         <w:br w:type="page"/>
       </w:r>
     </w:p>
-    <w:p>
+    <w:p xmlns:wp14="http://schemas.microsoft.com/office/word/2010/wordml" wp14:textId="77777777">
       <w:pPr>
         <w:pStyle w:val="Heading1"/>
       </w:pPr>
@@ -3696,7 +3698,7 @@
         <w:t>5. ABOUT METAPOINTER</w:t>
       </w:r>
     </w:p>
-    <w:p>
+    <w:p xmlns:wp14="http://schemas.microsoft.com/office/word/2010/wordml" wp14:textId="77777777">
       <w:r>
         <w:rPr>
           <w:i/>
@@ -3706,7 +3708,7 @@
         <w:t>Classification: STANDARD</w:t>
       </w:r>
     </w:p>
-    <w:p>
+    <w:p xmlns:wp14="http://schemas.microsoft.com/office/word/2010/wordml" wp14:textId="77777777">
       <w:r>
         <w:rPr>
           <w:i/>
@@ -3715,7 +3717,7 @@
         <w:t>[Standard section — to be populated with Metapointer standard template]</w:t>
       </w:r>
     </w:p>
-    <w:p>
+    <w:p xmlns:wp14="http://schemas.microsoft.com/office/word/2010/wordml" wp14:textId="77777777">
       <w:pPr>
         <w:ind w:left="283"/>
       </w:pPr>
@@ -3739,9 +3741,9 @@
         <w:t>.*</w:t>
       </w:r>
     </w:p>
-    <w:p/>
-    <w:p/>
-    <w:p>
+    <w:p xmlns:wp14="http://schemas.microsoft.com/office/word/2010/wordml" wp14:textId="77777777"/>
+    <w:p xmlns:wp14="http://schemas.microsoft.com/office/word/2010/wordml" wp14:textId="77777777"/>
+    <w:p xmlns:wp14="http://schemas.microsoft.com/office/word/2010/wordml" wp14:textId="77777777">
       <w:r>
         <w:rPr>
           <w:b/>
@@ -3752,7 +3754,7 @@
         <w:t>Metapointer</w:t>
       </w:r>
     </w:p>
-    <w:p>
+    <w:p xmlns:wp14="http://schemas.microsoft.com/office/word/2010/wordml" wp14:textId="77777777">
       <w:r>
         <w:rPr>
           <w:b/>
@@ -3763,7 +3765,7 @@
         <w:t>HighRadius Corporation</w:t>
       </w:r>
     </w:p>
-    <w:p>
+    <w:p xmlns:wp14="http://schemas.microsoft.com/office/word/2010/wordml" wp14:textId="77777777">
       <w:r>
         <w:rPr>
           <w:b/>
@@ -3775,7 +3777,7 @@
       </w:r>
     </w:p>
     <w:sectPr>
-      <w:pgSz w:w="12240" w:h="15840"/>
+      <w:pgSz w:w="12240" w:h="15840" w:orient="portrait"/>
       <w:pgMar w:top="1440" w:right="1800" w:bottom="1440" w:left="1800" w:header="720" w:footer="720" w:gutter="0"/>
       <w:cols w:space="720"/>
       <w:docGrid w:linePitch="360"/>
@@ -3872,7 +3874,7 @@
         <w:ind w:left="1440" w:hanging="360"/>
       </w:pPr>
       <w:rPr>
-        <w:rFonts w:ascii="Symbol" w:hAnsi="Symbol" w:hint="default"/>
+        <w:rFonts w:hint="default" w:ascii="Symbol" w:hAnsi="Symbol"/>
       </w:rPr>
     </w:lvl>
   </w:abstractNum>
@@ -3893,7 +3895,7 @@
         <w:ind w:left="1080" w:hanging="360"/>
       </w:pPr>
       <w:rPr>
-        <w:rFonts w:ascii="Symbol" w:hAnsi="Symbol" w:hint="default"/>
+        <w:rFonts w:hint="default" w:ascii="Symbol" w:hAnsi="Symbol"/>
       </w:rPr>
     </w:lvl>
   </w:abstractNum>
@@ -3914,7 +3916,7 @@
         <w:ind w:left="720" w:hanging="360"/>
       </w:pPr>
       <w:rPr>
-        <w:rFonts w:ascii="Symbol" w:hAnsi="Symbol" w:hint="default"/>
+        <w:rFonts w:hint="default" w:ascii="Symbol" w:hAnsi="Symbol"/>
       </w:rPr>
     </w:lvl>
   </w:abstractNum>
@@ -3953,7 +3955,7 @@
         <w:ind w:left="360" w:hanging="360"/>
       </w:pPr>
       <w:rPr>
-        <w:rFonts w:ascii="Symbol" w:hAnsi="Symbol" w:hint="default"/>
+        <w:rFonts w:hint="default" w:ascii="Symbol" w:hAnsi="Symbol"/>
       </w:rPr>
     </w:lvl>
   </w:abstractNum>
@@ -3988,11 +3990,11 @@
 </file>
 
 <file path=word/styles.xml><?xml version="1.0" encoding="utf-8"?>
-<w:styles xmlns:mc="http://schemas.openxmlformats.org/markup-compatibility/2006" xmlns:r="http://schemas.openxmlformats.org/officeDocument/2006/relationships" xmlns:w="http://schemas.openxmlformats.org/wordprocessingml/2006/main" xmlns:w14="http://schemas.microsoft.com/office/word/2010/wordml" mc:Ignorable="w14">
+<w:styles xmlns:wp14="http://schemas.microsoft.com/office/word/2010/wordprocessingDrawing" xmlns:mc="http://schemas.openxmlformats.org/markup-compatibility/2006" xmlns:r="http://schemas.openxmlformats.org/officeDocument/2006/relationships" xmlns:w="http://schemas.openxmlformats.org/wordprocessingml/2006/main" xmlns:w14="http://schemas.microsoft.com/office/word/2010/wordml" mc:Ignorable="w14 wp14">
   <w:docDefaults>
     <w:rPrDefault>
       <w:rPr>
-        <w:rFonts w:asciiTheme="minorHAnsi" w:eastAsiaTheme="minorEastAsia" w:hAnsiTheme="minorHAnsi" w:cstheme="minorBidi"/>
+        <w:rFonts w:asciiTheme="minorHAnsi" w:hAnsiTheme="minorHAnsi" w:eastAsiaTheme="minorEastAsia" w:cstheme="minorBidi"/>
         <w:sz w:val="22"/>
         <w:szCs w:val="22"/>
         <w:lang w:val="en-US" w:eastAsia="en-US" w:bidi="ar-SA"/>
@@ -4005,8 +4007,8 @@
     </w:pPrDefault>
   </w:docDefaults>
   <w:latentStyles w:defLockedState="0" w:defUIPriority="99" w:defSemiHidden="1" w:defUnhideWhenUsed="1" w:defQFormat="0" w:count="276">
-    <w:lsdException w:name="Normal" w:semiHidden="0" w:uiPriority="0" w:unhideWhenUsed="0" w:qFormat="1"/>
-    <w:lsdException w:name="heading 1" w:semiHidden="0" w:uiPriority="9" w:unhideWhenUsed="0" w:qFormat="1"/>
+    <w:lsdException w:name="Normal" w:uiPriority="0" w:semiHidden="0" w:unhideWhenUsed="0" w:qFormat="1"/>
+    <w:lsdException w:name="heading 1" w:uiPriority="9" w:semiHidden="0" w:unhideWhenUsed="0" w:qFormat="1"/>
     <w:lsdException w:name="heading 2" w:uiPriority="9" w:qFormat="1"/>
     <w:lsdException w:name="heading 3" w:uiPriority="9" w:qFormat="1"/>
     <w:lsdException w:name="heading 4" w:uiPriority="9" w:qFormat="1"/>
@@ -4025,125 +4027,125 @@
     <w:lsdException w:name="toc 8" w:uiPriority="39"/>
     <w:lsdException w:name="toc 9" w:uiPriority="39"/>
     <w:lsdException w:name="caption" w:uiPriority="35" w:qFormat="1"/>
-    <w:lsdException w:name="Title" w:semiHidden="0" w:uiPriority="10" w:unhideWhenUsed="0" w:qFormat="1"/>
+    <w:lsdException w:name="Title" w:uiPriority="10" w:semiHidden="0" w:unhideWhenUsed="0" w:qFormat="1"/>
     <w:lsdException w:name="Default Paragraph Font" w:uiPriority="1"/>
-    <w:lsdException w:name="Subtitle" w:semiHidden="0" w:uiPriority="11" w:unhideWhenUsed="0" w:qFormat="1"/>
-    <w:lsdException w:name="Strong" w:semiHidden="0" w:uiPriority="22" w:unhideWhenUsed="0" w:qFormat="1"/>
-    <w:lsdException w:name="Emphasis" w:semiHidden="0" w:uiPriority="20" w:unhideWhenUsed="0" w:qFormat="1"/>
-    <w:lsdException w:name="Table Grid" w:semiHidden="0" w:uiPriority="59" w:unhideWhenUsed="0"/>
+    <w:lsdException w:name="Subtitle" w:uiPriority="11" w:semiHidden="0" w:unhideWhenUsed="0" w:qFormat="1"/>
+    <w:lsdException w:name="Strong" w:uiPriority="22" w:semiHidden="0" w:unhideWhenUsed="0" w:qFormat="1"/>
+    <w:lsdException w:name="Emphasis" w:uiPriority="20" w:semiHidden="0" w:unhideWhenUsed="0" w:qFormat="1"/>
+    <w:lsdException w:name="Table Grid" w:uiPriority="59" w:semiHidden="0" w:unhideWhenUsed="0"/>
     <w:lsdException w:name="Placeholder Text" w:unhideWhenUsed="0"/>
-    <w:lsdException w:name="No Spacing" w:semiHidden="0" w:uiPriority="1" w:unhideWhenUsed="0" w:qFormat="1"/>
-    <w:lsdException w:name="Light Shading" w:semiHidden="0" w:uiPriority="60" w:unhideWhenUsed="0"/>
-    <w:lsdException w:name="Light List" w:semiHidden="0" w:uiPriority="61" w:unhideWhenUsed="0"/>
-    <w:lsdException w:name="Light Grid" w:semiHidden="0" w:uiPriority="62" w:unhideWhenUsed="0"/>
-    <w:lsdException w:name="Medium Shading 1" w:semiHidden="0" w:uiPriority="63" w:unhideWhenUsed="0"/>
-    <w:lsdException w:name="Medium Shading 2" w:semiHidden="0" w:uiPriority="64" w:unhideWhenUsed="0"/>
-    <w:lsdException w:name="Medium List 1" w:semiHidden="0" w:uiPriority="65" w:unhideWhenUsed="0"/>
-    <w:lsdException w:name="Medium List 2" w:semiHidden="0" w:uiPriority="66" w:unhideWhenUsed="0"/>
-    <w:lsdException w:name="Medium Grid 1" w:semiHidden="0" w:uiPriority="67" w:unhideWhenUsed="0"/>
-    <w:lsdException w:name="Medium Grid 2" w:semiHidden="0" w:uiPriority="68" w:unhideWhenUsed="0"/>
-    <w:lsdException w:name="Medium Grid 3" w:semiHidden="0" w:uiPriority="69" w:unhideWhenUsed="0"/>
-    <w:lsdException w:name="Dark List" w:semiHidden="0" w:uiPriority="70" w:unhideWhenUsed="0"/>
-    <w:lsdException w:name="Colorful Shading" w:semiHidden="0" w:uiPriority="71" w:unhideWhenUsed="0"/>
-    <w:lsdException w:name="Colorful List" w:semiHidden="0" w:uiPriority="72" w:unhideWhenUsed="0"/>
-    <w:lsdException w:name="Colorful Grid" w:semiHidden="0" w:uiPriority="73" w:unhideWhenUsed="0"/>
-    <w:lsdException w:name="Light Shading Accent 1" w:semiHidden="0" w:uiPriority="60" w:unhideWhenUsed="0"/>
-    <w:lsdException w:name="Light List Accent 1" w:semiHidden="0" w:uiPriority="61" w:unhideWhenUsed="0"/>
-    <w:lsdException w:name="Light Grid Accent 1" w:semiHidden="0" w:uiPriority="62" w:unhideWhenUsed="0"/>
-    <w:lsdException w:name="Medium Shading 1 Accent 1" w:semiHidden="0" w:uiPriority="63" w:unhideWhenUsed="0"/>
-    <w:lsdException w:name="Medium Shading 2 Accent 1" w:semiHidden="0" w:uiPriority="64" w:unhideWhenUsed="0"/>
-    <w:lsdException w:name="Medium List 1 Accent 1" w:semiHidden="0" w:uiPriority="65" w:unhideWhenUsed="0"/>
+    <w:lsdException w:name="No Spacing" w:uiPriority="1" w:semiHidden="0" w:unhideWhenUsed="0" w:qFormat="1"/>
+    <w:lsdException w:name="Light Shading" w:uiPriority="60" w:semiHidden="0" w:unhideWhenUsed="0"/>
+    <w:lsdException w:name="Light List" w:uiPriority="61" w:semiHidden="0" w:unhideWhenUsed="0"/>
+    <w:lsdException w:name="Light Grid" w:uiPriority="62" w:semiHidden="0" w:unhideWhenUsed="0"/>
+    <w:lsdException w:name="Medium Shading 1" w:uiPriority="63" w:semiHidden="0" w:unhideWhenUsed="0"/>
+    <w:lsdException w:name="Medium Shading 2" w:uiPriority="64" w:semiHidden="0" w:unhideWhenUsed="0"/>
+    <w:lsdException w:name="Medium List 1" w:uiPriority="65" w:semiHidden="0" w:unhideWhenUsed="0"/>
+    <w:lsdException w:name="Medium List 2" w:uiPriority="66" w:semiHidden="0" w:unhideWhenUsed="0"/>
+    <w:lsdException w:name="Medium Grid 1" w:uiPriority="67" w:semiHidden="0" w:unhideWhenUsed="0"/>
+    <w:lsdException w:name="Medium Grid 2" w:uiPriority="68" w:semiHidden="0" w:unhideWhenUsed="0"/>
+    <w:lsdException w:name="Medium Grid 3" w:uiPriority="69" w:semiHidden="0" w:unhideWhenUsed="0"/>
+    <w:lsdException w:name="Dark List" w:uiPriority="70" w:semiHidden="0" w:unhideWhenUsed="0"/>
+    <w:lsdException w:name="Colorful Shading" w:uiPriority="71" w:semiHidden="0" w:unhideWhenUsed="0"/>
+    <w:lsdException w:name="Colorful List" w:uiPriority="72" w:semiHidden="0" w:unhideWhenUsed="0"/>
+    <w:lsdException w:name="Colorful Grid" w:uiPriority="73" w:semiHidden="0" w:unhideWhenUsed="0"/>
+    <w:lsdException w:name="Light Shading Accent 1" w:uiPriority="60" w:semiHidden="0" w:unhideWhenUsed="0"/>
+    <w:lsdException w:name="Light List Accent 1" w:uiPriority="61" w:semiHidden="0" w:unhideWhenUsed="0"/>
+    <w:lsdException w:name="Light Grid Accent 1" w:uiPriority="62" w:semiHidden="0" w:unhideWhenUsed="0"/>
+    <w:lsdException w:name="Medium Shading 1 Accent 1" w:uiPriority="63" w:semiHidden="0" w:unhideWhenUsed="0"/>
+    <w:lsdException w:name="Medium Shading 2 Accent 1" w:uiPriority="64" w:semiHidden="0" w:unhideWhenUsed="0"/>
+    <w:lsdException w:name="Medium List 1 Accent 1" w:uiPriority="65" w:semiHidden="0" w:unhideWhenUsed="0"/>
     <w:lsdException w:name="Revision" w:unhideWhenUsed="0"/>
-    <w:lsdException w:name="List Paragraph" w:semiHidden="0" w:uiPriority="34" w:unhideWhenUsed="0" w:qFormat="1"/>
-    <w:lsdException w:name="Quote" w:semiHidden="0" w:uiPriority="29" w:unhideWhenUsed="0" w:qFormat="1"/>
-    <w:lsdException w:name="Intense Quote" w:semiHidden="0" w:uiPriority="30" w:unhideWhenUsed="0" w:qFormat="1"/>
-    <w:lsdException w:name="Medium List 2 Accent 1" w:semiHidden="0" w:uiPriority="66" w:unhideWhenUsed="0"/>
-    <w:lsdException w:name="Medium Grid 1 Accent 1" w:semiHidden="0" w:uiPriority="67" w:unhideWhenUsed="0"/>
-    <w:lsdException w:name="Medium Grid 2 Accent 1" w:semiHidden="0" w:uiPriority="68" w:unhideWhenUsed="0"/>
-    <w:lsdException w:name="Medium Grid 3 Accent 1" w:semiHidden="0" w:uiPriority="69" w:unhideWhenUsed="0"/>
-    <w:lsdException w:name="Dark List Accent 1" w:semiHidden="0" w:uiPriority="70" w:unhideWhenUsed="0"/>
-    <w:lsdException w:name="Colorful Shading Accent 1" w:semiHidden="0" w:uiPriority="71" w:unhideWhenUsed="0"/>
-    <w:lsdException w:name="Colorful List Accent 1" w:semiHidden="0" w:uiPriority="72" w:unhideWhenUsed="0"/>
-    <w:lsdException w:name="Colorful Grid Accent 1" w:semiHidden="0" w:uiPriority="73" w:unhideWhenUsed="0"/>
-    <w:lsdException w:name="Light Shading Accent 2" w:semiHidden="0" w:uiPriority="60" w:unhideWhenUsed="0"/>
-    <w:lsdException w:name="Light List Accent 2" w:semiHidden="0" w:uiPriority="61" w:unhideWhenUsed="0"/>
-    <w:lsdException w:name="Light Grid Accent 2" w:semiHidden="0" w:uiPriority="62" w:unhideWhenUsed="0"/>
-    <w:lsdException w:name="Medium Shading 1 Accent 2" w:semiHidden="0" w:uiPriority="63" w:unhideWhenUsed="0"/>
-    <w:lsdException w:name="Medium Shading 2 Accent 2" w:semiHidden="0" w:uiPriority="64" w:unhideWhenUsed="0"/>
-    <w:lsdException w:name="Medium List 1 Accent 2" w:semiHidden="0" w:uiPriority="65" w:unhideWhenUsed="0"/>
-    <w:lsdException w:name="Medium List 2 Accent 2" w:semiHidden="0" w:uiPriority="66" w:unhideWhenUsed="0"/>
-    <w:lsdException w:name="Medium Grid 1 Accent 2" w:semiHidden="0" w:uiPriority="67" w:unhideWhenUsed="0"/>
-    <w:lsdException w:name="Medium Grid 2 Accent 2" w:semiHidden="0" w:uiPriority="68" w:unhideWhenUsed="0"/>
-    <w:lsdException w:name="Medium Grid 3 Accent 2" w:semiHidden="0" w:uiPriority="69" w:unhideWhenUsed="0"/>
-    <w:lsdException w:name="Dark List Accent 2" w:semiHidden="0" w:uiPriority="70" w:unhideWhenUsed="0"/>
-    <w:lsdException w:name="Colorful Shading Accent 2" w:semiHidden="0" w:uiPriority="71" w:unhideWhenUsed="0"/>
-    <w:lsdException w:name="Colorful List Accent 2" w:semiHidden="0" w:uiPriority="72" w:unhideWhenUsed="0"/>
-    <w:lsdException w:name="Colorful Grid Accent 2" w:semiHidden="0" w:uiPriority="73" w:unhideWhenUsed="0"/>
-    <w:lsdException w:name="Light Shading Accent 3" w:semiHidden="0" w:uiPriority="60" w:unhideWhenUsed="0"/>
-    <w:lsdException w:name="Light List Accent 3" w:semiHidden="0" w:uiPriority="61" w:unhideWhenUsed="0"/>
-    <w:lsdException w:name="Light Grid Accent 3" w:semiHidden="0" w:uiPriority="62" w:unhideWhenUsed="0"/>
-    <w:lsdException w:name="Medium Shading 1 Accent 3" w:semiHidden="0" w:uiPriority="63" w:unhideWhenUsed="0"/>
-    <w:lsdException w:name="Medium Shading 2 Accent 3" w:semiHidden="0" w:uiPriority="64" w:unhideWhenUsed="0"/>
-    <w:lsdException w:name="Medium List 1 Accent 3" w:semiHidden="0" w:uiPriority="65" w:unhideWhenUsed="0"/>
-    <w:lsdException w:name="Medium List 2 Accent 3" w:semiHidden="0" w:uiPriority="66" w:unhideWhenUsed="0"/>
-    <w:lsdException w:name="Medium Grid 1 Accent 3" w:semiHidden="0" w:uiPriority="67" w:unhideWhenUsed="0"/>
-    <w:lsdException w:name="Medium Grid 2 Accent 3" w:semiHidden="0" w:uiPriority="68" w:unhideWhenUsed="0"/>
-    <w:lsdException w:name="Medium Grid 3 Accent 3" w:semiHidden="0" w:uiPriority="69" w:unhideWhenUsed="0"/>
-    <w:lsdException w:name="Dark List Accent 3" w:semiHidden="0" w:uiPriority="70" w:unhideWhenUsed="0"/>
-    <w:lsdException w:name="Colorful Shading Accent 3" w:semiHidden="0" w:uiPriority="71" w:unhideWhenUsed="0"/>
-    <w:lsdException w:name="Colorful List Accent 3" w:semiHidden="0" w:uiPriority="72" w:unhideWhenUsed="0"/>
-    <w:lsdException w:name="Colorful Grid Accent 3" w:semiHidden="0" w:uiPriority="73" w:unhideWhenUsed="0"/>
-    <w:lsdException w:name="Light Shading Accent 4" w:semiHidden="0" w:uiPriority="60" w:unhideWhenUsed="0"/>
-    <w:lsdException w:name="Light List Accent 4" w:semiHidden="0" w:uiPriority="61" w:unhideWhenUsed="0"/>
-    <w:lsdException w:name="Light Grid Accent 4" w:semiHidden="0" w:uiPriority="62" w:unhideWhenUsed="0"/>
-    <w:lsdException w:name="Medium Shading 1 Accent 4" w:semiHidden="0" w:uiPriority="63" w:unhideWhenUsed="0"/>
-    <w:lsdException w:name="Medium Shading 2 Accent 4" w:semiHidden="0" w:uiPriority="64" w:unhideWhenUsed="0"/>
-    <w:lsdException w:name="Medium List 1 Accent 4" w:semiHidden="0" w:uiPriority="65" w:unhideWhenUsed="0"/>
-    <w:lsdException w:name="Medium List 2 Accent 4" w:semiHidden="0" w:uiPriority="66" w:unhideWhenUsed="0"/>
-    <w:lsdException w:name="Medium Grid 1 Accent 4" w:semiHidden="0" w:uiPriority="67" w:unhideWhenUsed="0"/>
-    <w:lsdException w:name="Medium Grid 2 Accent 4" w:semiHidden="0" w:uiPriority="68" w:unhideWhenUsed="0"/>
-    <w:lsdException w:name="Medium Grid 3 Accent 4" w:semiHidden="0" w:uiPriority="69" w:unhideWhenUsed="0"/>
-    <w:lsdException w:name="Dark List Accent 4" w:semiHidden="0" w:uiPriority="70" w:unhideWhenUsed="0"/>
-    <w:lsdException w:name="Colorful Shading Accent 4" w:semiHidden="0" w:uiPriority="71" w:unhideWhenUsed="0"/>
-    <w:lsdException w:name="Colorful List Accent 4" w:semiHidden="0" w:uiPriority="72" w:unhideWhenUsed="0"/>
-    <w:lsdException w:name="Colorful Grid Accent 4" w:semiHidden="0" w:uiPriority="73" w:unhideWhenUsed="0"/>
-    <w:lsdException w:name="Light Shading Accent 5" w:semiHidden="0" w:uiPriority="60" w:unhideWhenUsed="0"/>
-    <w:lsdException w:name="Light List Accent 5" w:semiHidden="0" w:uiPriority="61" w:unhideWhenUsed="0"/>
-    <w:lsdException w:name="Light Grid Accent 5" w:semiHidden="0" w:uiPriority="62" w:unhideWhenUsed="0"/>
-    <w:lsdException w:name="Medium Shading 1 Accent 5" w:semiHidden="0" w:uiPriority="63" w:unhideWhenUsed="0"/>
-    <w:lsdException w:name="Medium Shading 2 Accent 5" w:semiHidden="0" w:uiPriority="64" w:unhideWhenUsed="0"/>
-    <w:lsdException w:name="Medium List 1 Accent 5" w:semiHidden="0" w:uiPriority="65" w:unhideWhenUsed="0"/>
-    <w:lsdException w:name="Medium List 2 Accent 5" w:semiHidden="0" w:uiPriority="66" w:unhideWhenUsed="0"/>
-    <w:lsdException w:name="Medium Grid 1 Accent 5" w:semiHidden="0" w:uiPriority="67" w:unhideWhenUsed="0"/>
-    <w:lsdException w:name="Medium Grid 2 Accent 5" w:semiHidden="0" w:uiPriority="68" w:unhideWhenUsed="0"/>
-    <w:lsdException w:name="Medium Grid 3 Accent 5" w:semiHidden="0" w:uiPriority="69" w:unhideWhenUsed="0"/>
-    <w:lsdException w:name="Dark List Accent 5" w:semiHidden="0" w:uiPriority="70" w:unhideWhenUsed="0"/>
-    <w:lsdException w:name="Colorful Shading Accent 5" w:semiHidden="0" w:uiPriority="71" w:unhideWhenUsed="0"/>
-    <w:lsdException w:name="Colorful List Accent 5" w:semiHidden="0" w:uiPriority="72" w:unhideWhenUsed="0"/>
-    <w:lsdException w:name="Colorful Grid Accent 5" w:semiHidden="0" w:uiPriority="73" w:unhideWhenUsed="0"/>
-    <w:lsdException w:name="Light Shading Accent 6" w:semiHidden="0" w:uiPriority="60" w:unhideWhenUsed="0"/>
-    <w:lsdException w:name="Light List Accent 6" w:semiHidden="0" w:uiPriority="61" w:unhideWhenUsed="0"/>
-    <w:lsdException w:name="Light Grid Accent 6" w:semiHidden="0" w:uiPriority="62" w:unhideWhenUsed="0"/>
-    <w:lsdException w:name="Medium Shading 1 Accent 6" w:semiHidden="0" w:uiPriority="63" w:unhideWhenUsed="0"/>
-    <w:lsdException w:name="Medium Shading 2 Accent 6" w:semiHidden="0" w:uiPriority="64" w:unhideWhenUsed="0"/>
-    <w:lsdException w:name="Medium List 1 Accent 6" w:semiHidden="0" w:uiPriority="65" w:unhideWhenUsed="0"/>
-    <w:lsdException w:name="Medium List 2 Accent 6" w:semiHidden="0" w:uiPriority="66" w:unhideWhenUsed="0"/>
-    <w:lsdException w:name="Medium Grid 1 Accent 6" w:semiHidden="0" w:uiPriority="67" w:unhideWhenUsed="0"/>
-    <w:lsdException w:name="Medium Grid 2 Accent 6" w:semiHidden="0" w:uiPriority="68" w:unhideWhenUsed="0"/>
-    <w:lsdException w:name="Medium Grid 3 Accent 6" w:semiHidden="0" w:uiPriority="69" w:unhideWhenUsed="0"/>
-    <w:lsdException w:name="Dark List Accent 6" w:semiHidden="0" w:uiPriority="70" w:unhideWhenUsed="0"/>
-    <w:lsdException w:name="Colorful Shading Accent 6" w:semiHidden="0" w:uiPriority="71" w:unhideWhenUsed="0"/>
-    <w:lsdException w:name="Colorful List Accent 6" w:semiHidden="0" w:uiPriority="72" w:unhideWhenUsed="0"/>
-    <w:lsdException w:name="Colorful Grid Accent 6" w:semiHidden="0" w:uiPriority="73" w:unhideWhenUsed="0"/>
-    <w:lsdException w:name="Subtle Emphasis" w:semiHidden="0" w:uiPriority="19" w:unhideWhenUsed="0" w:qFormat="1"/>
-    <w:lsdException w:name="Intense Emphasis" w:semiHidden="0" w:uiPriority="21" w:unhideWhenUsed="0" w:qFormat="1"/>
-    <w:lsdException w:name="Subtle Reference" w:semiHidden="0" w:uiPriority="31" w:unhideWhenUsed="0" w:qFormat="1"/>
-    <w:lsdException w:name="Intense Reference" w:semiHidden="0" w:uiPriority="32" w:unhideWhenUsed="0" w:qFormat="1"/>
-    <w:lsdException w:name="Book Title" w:semiHidden="0" w:uiPriority="33" w:unhideWhenUsed="0" w:qFormat="1"/>
+    <w:lsdException w:name="List Paragraph" w:uiPriority="34" w:semiHidden="0" w:unhideWhenUsed="0" w:qFormat="1"/>
+    <w:lsdException w:name="Quote" w:uiPriority="29" w:semiHidden="0" w:unhideWhenUsed="0" w:qFormat="1"/>
+    <w:lsdException w:name="Intense Quote" w:uiPriority="30" w:semiHidden="0" w:unhideWhenUsed="0" w:qFormat="1"/>
+    <w:lsdException w:name="Medium List 2 Accent 1" w:uiPriority="66" w:semiHidden="0" w:unhideWhenUsed="0"/>
+    <w:lsdException w:name="Medium Grid 1 Accent 1" w:uiPriority="67" w:semiHidden="0" w:unhideWhenUsed="0"/>
+    <w:lsdException w:name="Medium Grid 2 Accent 1" w:uiPriority="68" w:semiHidden="0" w:unhideWhenUsed="0"/>
+    <w:lsdException w:name="Medium Grid 3 Accent 1" w:uiPriority="69" w:semiHidden="0" w:unhideWhenUsed="0"/>
+    <w:lsdException w:name="Dark List Accent 1" w:uiPriority="70" w:semiHidden="0" w:unhideWhenUsed="0"/>
+    <w:lsdException w:name="Colorful Shading Accent 1" w:uiPriority="71" w:semiHidden="0" w:unhideWhenUsed="0"/>
+    <w:lsdException w:name="Colorful List Accent 1" w:uiPriority="72" w:semiHidden="0" w:unhideWhenUsed="0"/>
+    <w:lsdException w:name="Colorful Grid Accent 1" w:uiPriority="73" w:semiHidden="0" w:unhideWhenUsed="0"/>
+    <w:lsdException w:name="Light Shading Accent 2" w:uiPriority="60" w:semiHidden="0" w:unhideWhenUsed="0"/>
+    <w:lsdException w:name="Light List Accent 2" w:uiPriority="61" w:semiHidden="0" w:unhideWhenUsed="0"/>
+    <w:lsdException w:name="Light Grid Accent 2" w:uiPriority="62" w:semiHidden="0" w:unhideWhenUsed="0"/>
+    <w:lsdException w:name="Medium Shading 1 Accent 2" w:uiPriority="63" w:semiHidden="0" w:unhideWhenUsed="0"/>
+    <w:lsdException w:name="Medium Shading 2 Accent 2" w:uiPriority="64" w:semiHidden="0" w:unhideWhenUsed="0"/>
+    <w:lsdException w:name="Medium List 1 Accent 2" w:uiPriority="65" w:semiHidden="0" w:unhideWhenUsed="0"/>
+    <w:lsdException w:name="Medium List 2 Accent 2" w:uiPriority="66" w:semiHidden="0" w:unhideWhenUsed="0"/>
+    <w:lsdException w:name="Medium Grid 1 Accent 2" w:uiPriority="67" w:semiHidden="0" w:unhideWhenUsed="0"/>
+    <w:lsdException w:name="Medium Grid 2 Accent 2" w:uiPriority="68" w:semiHidden="0" w:unhideWhenUsed="0"/>
+    <w:lsdException w:name="Medium Grid 3 Accent 2" w:uiPriority="69" w:semiHidden="0" w:unhideWhenUsed="0"/>
+    <w:lsdException w:name="Dark List Accent 2" w:uiPriority="70" w:semiHidden="0" w:unhideWhenUsed="0"/>
+    <w:lsdException w:name="Colorful Shading Accent 2" w:uiPriority="71" w:semiHidden="0" w:unhideWhenUsed="0"/>
+    <w:lsdException w:name="Colorful List Accent 2" w:uiPriority="72" w:semiHidden="0" w:unhideWhenUsed="0"/>
+    <w:lsdException w:name="Colorful Grid Accent 2" w:uiPriority="73" w:semiHidden="0" w:unhideWhenUsed="0"/>
+    <w:lsdException w:name="Light Shading Accent 3" w:uiPriority="60" w:semiHidden="0" w:unhideWhenUsed="0"/>
+    <w:lsdException w:name="Light List Accent 3" w:uiPriority="61" w:semiHidden="0" w:unhideWhenUsed="0"/>
+    <w:lsdException w:name="Light Grid Accent 3" w:uiPriority="62" w:semiHidden="0" w:unhideWhenUsed="0"/>
+    <w:lsdException w:name="Medium Shading 1 Accent 3" w:uiPriority="63" w:semiHidden="0" w:unhideWhenUsed="0"/>
+    <w:lsdException w:name="Medium Shading 2 Accent 3" w:uiPriority="64" w:semiHidden="0" w:unhideWhenUsed="0"/>
+    <w:lsdException w:name="Medium List 1 Accent 3" w:uiPriority="65" w:semiHidden="0" w:unhideWhenUsed="0"/>
+    <w:lsdException w:name="Medium List 2 Accent 3" w:uiPriority="66" w:semiHidden="0" w:unhideWhenUsed="0"/>
+    <w:lsdException w:name="Medium Grid 1 Accent 3" w:uiPriority="67" w:semiHidden="0" w:unhideWhenUsed="0"/>
+    <w:lsdException w:name="Medium Grid 2 Accent 3" w:uiPriority="68" w:semiHidden="0" w:unhideWhenUsed="0"/>
+    <w:lsdException w:name="Medium Grid 3 Accent 3" w:uiPriority="69" w:semiHidden="0" w:unhideWhenUsed="0"/>
+    <w:lsdException w:name="Dark List Accent 3" w:uiPriority="70" w:semiHidden="0" w:unhideWhenUsed="0"/>
+    <w:lsdException w:name="Colorful Shading Accent 3" w:uiPriority="71" w:semiHidden="0" w:unhideWhenUsed="0"/>
+    <w:lsdException w:name="Colorful List Accent 3" w:uiPriority="72" w:semiHidden="0" w:unhideWhenUsed="0"/>
+    <w:lsdException w:name="Colorful Grid Accent 3" w:uiPriority="73" w:semiHidden="0" w:unhideWhenUsed="0"/>
+    <w:lsdException w:name="Light Shading Accent 4" w:uiPriority="60" w:semiHidden="0" w:unhideWhenUsed="0"/>
+    <w:lsdException w:name="Light List Accent 4" w:uiPriority="61" w:semiHidden="0" w:unhideWhenUsed="0"/>
+    <w:lsdException w:name="Light Grid Accent 4" w:uiPriority="62" w:semiHidden="0" w:unhideWhenUsed="0"/>
+    <w:lsdException w:name="Medium Shading 1 Accent 4" w:uiPriority="63" w:semiHidden="0" w:unhideWhenUsed="0"/>
+    <w:lsdException w:name="Medium Shading 2 Accent 4" w:uiPriority="64" w:semiHidden="0" w:unhideWhenUsed="0"/>
+    <w:lsdException w:name="Medium List 1 Accent 4" w:uiPriority="65" w:semiHidden="0" w:unhideWhenUsed="0"/>
+    <w:lsdException w:name="Medium List 2 Accent 4" w:uiPriority="66" w:semiHidden="0" w:unhideWhenUsed="0"/>
+    <w:lsdException w:name="Medium Grid 1 Accent 4" w:uiPriority="67" w:semiHidden="0" w:unhideWhenUsed="0"/>
+    <w:lsdException w:name="Medium Grid 2 Accent 4" w:uiPriority="68" w:semiHidden="0" w:unhideWhenUsed="0"/>
+    <w:lsdException w:name="Medium Grid 3 Accent 4" w:uiPriority="69" w:semiHidden="0" w:unhideWhenUsed="0"/>
+    <w:lsdException w:name="Dark List Accent 4" w:uiPriority="70" w:semiHidden="0" w:unhideWhenUsed="0"/>
+    <w:lsdException w:name="Colorful Shading Accent 4" w:uiPriority="71" w:semiHidden="0" w:unhideWhenUsed="0"/>
+    <w:lsdException w:name="Colorful List Accent 4" w:uiPriority="72" w:semiHidden="0" w:unhideWhenUsed="0"/>
+    <w:lsdException w:name="Colorful Grid Accent 4" w:uiPriority="73" w:semiHidden="0" w:unhideWhenUsed="0"/>
+    <w:lsdException w:name="Light Shading Accent 5" w:uiPriority="60" w:semiHidden="0" w:unhideWhenUsed="0"/>
+    <w:lsdException w:name="Light List Accent 5" w:uiPriority="61" w:semiHidden="0" w:unhideWhenUsed="0"/>
+    <w:lsdException w:name="Light Grid Accent 5" w:uiPriority="62" w:semiHidden="0" w:unhideWhenUsed="0"/>
+    <w:lsdException w:name="Medium Shading 1 Accent 5" w:uiPriority="63" w:semiHidden="0" w:unhideWhenUsed="0"/>
+    <w:lsdException w:name="Medium Shading 2 Accent 5" w:uiPriority="64" w:semiHidden="0" w:unhideWhenUsed="0"/>
+    <w:lsdException w:name="Medium List 1 Accent 5" w:uiPriority="65" w:semiHidden="0" w:unhideWhenUsed="0"/>
+    <w:lsdException w:name="Medium List 2 Accent 5" w:uiPriority="66" w:semiHidden="0" w:unhideWhenUsed="0"/>
+    <w:lsdException w:name="Medium Grid 1 Accent 5" w:uiPriority="67" w:semiHidden="0" w:unhideWhenUsed="0"/>
+    <w:lsdException w:name="Medium Grid 2 Accent 5" w:uiPriority="68" w:semiHidden="0" w:unhideWhenUsed="0"/>
+    <w:lsdException w:name="Medium Grid 3 Accent 5" w:uiPriority="69" w:semiHidden="0" w:unhideWhenUsed="0"/>
+    <w:lsdException w:name="Dark List Accent 5" w:uiPriority="70" w:semiHidden="0" w:unhideWhenUsed="0"/>
+    <w:lsdException w:name="Colorful Shading Accent 5" w:uiPriority="71" w:semiHidden="0" w:unhideWhenUsed="0"/>
+    <w:lsdException w:name="Colorful List Accent 5" w:uiPriority="72" w:semiHidden="0" w:unhideWhenUsed="0"/>
+    <w:lsdException w:name="Colorful Grid Accent 5" w:uiPriority="73" w:semiHidden="0" w:unhideWhenUsed="0"/>
+    <w:lsdException w:name="Light Shading Accent 6" w:uiPriority="60" w:semiHidden="0" w:unhideWhenUsed="0"/>
+    <w:lsdException w:name="Light List Accent 6" w:uiPriority="61" w:semiHidden="0" w:unhideWhenUsed="0"/>
+    <w:lsdException w:name="Light Grid Accent 6" w:uiPriority="62" w:semiHidden="0" w:unhideWhenUsed="0"/>
+    <w:lsdException w:name="Medium Shading 1 Accent 6" w:uiPriority="63" w:semiHidden="0" w:unhideWhenUsed="0"/>
+    <w:lsdException w:name="Medium Shading 2 Accent 6" w:uiPriority="64" w:semiHidden="0" w:unhideWhenUsed="0"/>
+    <w:lsdException w:name="Medium List 1 Accent 6" w:uiPriority="65" w:semiHidden="0" w:unhideWhenUsed="0"/>
+    <w:lsdException w:name="Medium List 2 Accent 6" w:uiPriority="66" w:semiHidden="0" w:unhideWhenUsed="0"/>
+    <w:lsdException w:name="Medium Grid 1 Accent 6" w:uiPriority="67" w:semiHidden="0" w:unhideWhenUsed="0"/>
+    <w:lsdException w:name="Medium Grid 2 Accent 6" w:uiPriority="68" w:semiHidden="0" w:unhideWhenUsed="0"/>
+    <w:lsdException w:name="Medium Grid 3 Accent 6" w:uiPriority="69" w:semiHidden="0" w:unhideWhenUsed="0"/>
+    <w:lsdException w:name="Dark List Accent 6" w:uiPriority="70" w:semiHidden="0" w:unhideWhenUsed="0"/>
+    <w:lsdException w:name="Colorful Shading Accent 6" w:uiPriority="71" w:semiHidden="0" w:unhideWhenUsed="0"/>
+    <w:lsdException w:name="Colorful List Accent 6" w:uiPriority="72" w:semiHidden="0" w:unhideWhenUsed="0"/>
+    <w:lsdException w:name="Colorful Grid Accent 6" w:uiPriority="73" w:semiHidden="0" w:unhideWhenUsed="0"/>
+    <w:lsdException w:name="Subtle Emphasis" w:uiPriority="19" w:semiHidden="0" w:unhideWhenUsed="0" w:qFormat="1"/>
+    <w:lsdException w:name="Intense Emphasis" w:uiPriority="21" w:semiHidden="0" w:unhideWhenUsed="0" w:qFormat="1"/>
+    <w:lsdException w:name="Subtle Reference" w:uiPriority="31" w:semiHidden="0" w:unhideWhenUsed="0" w:qFormat="1"/>
+    <w:lsdException w:name="Intense Reference" w:uiPriority="32" w:semiHidden="0" w:unhideWhenUsed="0" w:qFormat="1"/>
+    <w:lsdException w:name="Book Title" w:uiPriority="33" w:semiHidden="0" w:unhideWhenUsed="0" w:qFormat="1"/>
     <w:lsdException w:name="Bibliography" w:uiPriority="37"/>
     <w:lsdException w:name="TOC Heading" w:uiPriority="39" w:qFormat="1"/>
   </w:latentStyles>
-  <w:style w:type="paragraph" w:default="1" w:styleId="Normal">
+  <w:style w:type="paragraph" w:styleId="Normal" w:default="1">
     <w:name w:val="Normal"/>
     <w:qFormat/>
     <w:rsid w:val="00FC693F"/>
@@ -4170,7 +4172,7 @@
       <w:spacing w:after="0" w:line="240" w:lineRule="auto"/>
     </w:pPr>
   </w:style>
-  <w:style w:type="character" w:customStyle="1" w:styleId="HeaderChar">
+  <w:style w:type="character" w:styleId="HeaderChar" w:customStyle="1">
     <w:name w:val="Header Char"/>
     <w:basedOn w:val="DefaultParagraphFont"/>
     <w:link w:val="Header"/>
@@ -4192,7 +4194,7 @@
       <w:spacing w:after="0" w:line="240" w:lineRule="auto"/>
     </w:pPr>
   </w:style>
-  <w:style w:type="character" w:customStyle="1" w:styleId="FooterChar">
+  <w:style w:type="character" w:styleId="FooterChar" w:customStyle="1">
     <w:name w:val="Footer Char"/>
     <w:basedOn w:val="DefaultParagraphFont"/>
     <w:link w:val="Footer"/>
@@ -4214,7 +4216,7 @@
       <w:outlineLvl w:val="0"/>
     </w:pPr>
     <w:rPr>
-      <w:rFonts w:asciiTheme="majorHAnsi" w:eastAsiaTheme="majorEastAsia" w:hAnsiTheme="majorHAnsi" w:cstheme="majorBidi"/>
+      <w:rFonts w:asciiTheme="majorHAnsi" w:hAnsiTheme="majorHAnsi" w:eastAsiaTheme="majorEastAsia" w:cstheme="majorBidi"/>
       <w:b/>
       <w:bCs/>
       <w:color w:val="003366"/>
@@ -4238,7 +4240,7 @@
       <w:outlineLvl w:val="1"/>
     </w:pPr>
     <w:rPr>
-      <w:rFonts w:asciiTheme="majorHAnsi" w:eastAsiaTheme="majorEastAsia" w:hAnsiTheme="majorHAnsi" w:cstheme="majorBidi"/>
+      <w:rFonts w:asciiTheme="majorHAnsi" w:hAnsiTheme="majorHAnsi" w:eastAsiaTheme="majorEastAsia" w:cstheme="majorBidi"/>
       <w:b/>
       <w:bCs/>
       <w:color w:val="003366"/>
@@ -4262,7 +4264,7 @@
       <w:outlineLvl w:val="2"/>
     </w:pPr>
     <w:rPr>
-      <w:rFonts w:asciiTheme="majorHAnsi" w:eastAsiaTheme="majorEastAsia" w:hAnsiTheme="majorHAnsi" w:cstheme="majorBidi"/>
+      <w:rFonts w:asciiTheme="majorHAnsi" w:hAnsiTheme="majorHAnsi" w:eastAsiaTheme="majorEastAsia" w:cstheme="majorBidi"/>
       <w:b/>
       <w:bCs/>
       <w:color w:val="003366"/>
@@ -4285,7 +4287,7 @@
       <w:outlineLvl w:val="3"/>
     </w:pPr>
     <w:rPr>
-      <w:rFonts w:asciiTheme="majorHAnsi" w:eastAsiaTheme="majorEastAsia" w:hAnsiTheme="majorHAnsi" w:cstheme="majorBidi"/>
+      <w:rFonts w:asciiTheme="majorHAnsi" w:hAnsiTheme="majorHAnsi" w:eastAsiaTheme="majorEastAsia" w:cstheme="majorBidi"/>
       <w:b/>
       <w:bCs/>
       <w:i/>
@@ -4310,7 +4312,7 @@
       <w:outlineLvl w:val="4"/>
     </w:pPr>
     <w:rPr>
-      <w:rFonts w:asciiTheme="majorHAnsi" w:eastAsiaTheme="majorEastAsia" w:hAnsiTheme="majorHAnsi" w:cstheme="majorBidi"/>
+      <w:rFonts w:asciiTheme="majorHAnsi" w:hAnsiTheme="majorHAnsi" w:eastAsiaTheme="majorEastAsia" w:cstheme="majorBidi"/>
       <w:color w:val="243F60" w:themeColor="accent1" w:themeShade="7F"/>
     </w:rPr>
   </w:style>
@@ -4331,7 +4333,7 @@
       <w:outlineLvl w:val="5"/>
     </w:pPr>
     <w:rPr>
-      <w:rFonts w:asciiTheme="majorHAnsi" w:eastAsiaTheme="majorEastAsia" w:hAnsiTheme="majorHAnsi" w:cstheme="majorBidi"/>
+      <w:rFonts w:asciiTheme="majorHAnsi" w:hAnsiTheme="majorHAnsi" w:eastAsiaTheme="majorEastAsia" w:cstheme="majorBidi"/>
       <w:i/>
       <w:iCs/>
       <w:color w:val="243F60" w:themeColor="accent1" w:themeShade="7F"/>
@@ -4354,7 +4356,7 @@
       <w:outlineLvl w:val="6"/>
     </w:pPr>
     <w:rPr>
-      <w:rFonts w:asciiTheme="majorHAnsi" w:eastAsiaTheme="majorEastAsia" w:hAnsiTheme="majorHAnsi" w:cstheme="majorBidi"/>
+      <w:rFonts w:asciiTheme="majorHAnsi" w:hAnsiTheme="majorHAnsi" w:eastAsiaTheme="majorEastAsia" w:cstheme="majorBidi"/>
       <w:i/>
       <w:iCs/>
       <w:color w:val="404040" w:themeColor="text1" w:themeTint="BF"/>
@@ -4377,7 +4379,7 @@
       <w:outlineLvl w:val="7"/>
     </w:pPr>
     <w:rPr>
-      <w:rFonts w:asciiTheme="majorHAnsi" w:eastAsiaTheme="majorEastAsia" w:hAnsiTheme="majorHAnsi" w:cstheme="majorBidi"/>
+      <w:rFonts w:asciiTheme="majorHAnsi" w:hAnsiTheme="majorHAnsi" w:eastAsiaTheme="majorEastAsia" w:cstheme="majorBidi"/>
       <w:color w:val="4F81BD" w:themeColor="accent1"/>
       <w:sz w:val="20"/>
       <w:szCs w:val="20"/>
@@ -4400,7 +4402,7 @@
       <w:outlineLvl w:val="8"/>
     </w:pPr>
     <w:rPr>
-      <w:rFonts w:asciiTheme="majorHAnsi" w:eastAsiaTheme="majorEastAsia" w:hAnsiTheme="majorHAnsi" w:cstheme="majorBidi"/>
+      <w:rFonts w:asciiTheme="majorHAnsi" w:hAnsiTheme="majorHAnsi" w:eastAsiaTheme="majorEastAsia" w:cstheme="majorBidi"/>
       <w:i/>
       <w:iCs/>
       <w:color w:val="404040" w:themeColor="text1" w:themeTint="BF"/>
@@ -4408,13 +4410,13 @@
       <w:szCs w:val="20"/>
     </w:rPr>
   </w:style>
-  <w:style w:type="character" w:default="1" w:styleId="DefaultParagraphFont">
+  <w:style w:type="character" w:styleId="DefaultParagraphFont" w:default="1">
     <w:name w:val="Default Paragraph Font"/>
     <w:uiPriority w:val="1"/>
     <w:semiHidden/>
     <w:unhideWhenUsed/>
   </w:style>
-  <w:style w:type="table" w:default="1" w:styleId="TableNormal">
+  <w:style w:type="table" w:styleId="TableNormal" w:default="1">
     <w:name w:val="Normal Table"/>
     <w:uiPriority w:val="99"/>
     <w:semiHidden/>
@@ -4429,7 +4431,7 @@
       </w:tblCellMar>
     </w:tblPr>
   </w:style>
-  <w:style w:type="numbering" w:default="1" w:styleId="NoList">
+  <w:style w:type="numbering" w:styleId="NoList" w:default="1">
     <w:name w:val="No List"/>
     <w:uiPriority w:val="99"/>
     <w:semiHidden/>
@@ -4444,14 +4446,14 @@
       <w:spacing w:after="0" w:line="240" w:lineRule="auto"/>
     </w:pPr>
   </w:style>
-  <w:style w:type="character" w:customStyle="1" w:styleId="Heading1Char">
+  <w:style w:type="character" w:styleId="Heading1Char" w:customStyle="1">
     <w:name w:val="Heading 1 Char"/>
     <w:basedOn w:val="DefaultParagraphFont"/>
     <w:link w:val="Heading1"/>
     <w:uiPriority w:val="9"/>
     <w:rsid w:val="00FC693F"/>
     <w:rPr>
-      <w:rFonts w:asciiTheme="majorHAnsi" w:eastAsiaTheme="majorEastAsia" w:hAnsiTheme="majorHAnsi" w:cstheme="majorBidi"/>
+      <w:rFonts w:asciiTheme="majorHAnsi" w:hAnsiTheme="majorHAnsi" w:eastAsiaTheme="majorEastAsia" w:cstheme="majorBidi"/>
       <w:b/>
       <w:bCs/>
       <w:color w:val="365F91" w:themeColor="accent1" w:themeShade="BF"/>
@@ -4459,14 +4461,14 @@
       <w:szCs w:val="28"/>
     </w:rPr>
   </w:style>
-  <w:style w:type="character" w:customStyle="1" w:styleId="Heading2Char">
+  <w:style w:type="character" w:styleId="Heading2Char" w:customStyle="1">
     <w:name w:val="Heading 2 Char"/>
     <w:basedOn w:val="DefaultParagraphFont"/>
     <w:link w:val="Heading2"/>
     <w:uiPriority w:val="9"/>
     <w:rsid w:val="00FC693F"/>
     <w:rPr>
-      <w:rFonts w:asciiTheme="majorHAnsi" w:eastAsiaTheme="majorEastAsia" w:hAnsiTheme="majorHAnsi" w:cstheme="majorBidi"/>
+      <w:rFonts w:asciiTheme="majorHAnsi" w:hAnsiTheme="majorHAnsi" w:eastAsiaTheme="majorEastAsia" w:cstheme="majorBidi"/>
       <w:b/>
       <w:bCs/>
       <w:color w:val="4F81BD" w:themeColor="accent1"/>
@@ -4474,14 +4476,14 @@
       <w:szCs w:val="26"/>
     </w:rPr>
   </w:style>
-  <w:style w:type="character" w:customStyle="1" w:styleId="Heading3Char">
+  <w:style w:type="character" w:styleId="Heading3Char" w:customStyle="1">
     <w:name w:val="Heading 3 Char"/>
     <w:basedOn w:val="DefaultParagraphFont"/>
     <w:link w:val="Heading3"/>
     <w:uiPriority w:val="9"/>
     <w:rsid w:val="00FC693F"/>
     <w:rPr>
-      <w:rFonts w:asciiTheme="majorHAnsi" w:eastAsiaTheme="majorEastAsia" w:hAnsiTheme="majorHAnsi" w:cstheme="majorBidi"/>
+      <w:rFonts w:asciiTheme="majorHAnsi" w:hAnsiTheme="majorHAnsi" w:eastAsiaTheme="majorEastAsia" w:cstheme="majorBidi"/>
       <w:b/>
       <w:bCs/>
       <w:color w:val="4F81BD" w:themeColor="accent1"/>
@@ -4497,13 +4499,13 @@
     <w:rsid w:val="00FC693F"/>
     <w:pPr>
       <w:pBdr>
-        <w:bottom w:val="single" w:sz="8" w:space="4" w:color="4F81BD" w:themeColor="accent1"/>
+        <w:bottom w:val="single" w:color="4F81BD" w:themeColor="accent1" w:sz="8" w:space="4"/>
       </w:pBdr>
       <w:spacing w:after="300" w:line="240" w:lineRule="auto"/>
       <w:contextualSpacing/>
     </w:pPr>
     <w:rPr>
-      <w:rFonts w:asciiTheme="majorHAnsi" w:eastAsiaTheme="majorEastAsia" w:hAnsiTheme="majorHAnsi" w:cstheme="majorBidi"/>
+      <w:rFonts w:asciiTheme="majorHAnsi" w:hAnsiTheme="majorHAnsi" w:eastAsiaTheme="majorEastAsia" w:cstheme="majorBidi"/>
       <w:color w:val="17365D" w:themeColor="text2" w:themeShade="BF"/>
       <w:spacing w:val="5"/>
       <w:kern w:val="28"/>
@@ -4511,14 +4513,14 @@
       <w:szCs w:val="52"/>
     </w:rPr>
   </w:style>
-  <w:style w:type="character" w:customStyle="1" w:styleId="TitleChar">
+  <w:style w:type="character" w:styleId="TitleChar" w:customStyle="1">
     <w:name w:val="Title Char"/>
     <w:basedOn w:val="DefaultParagraphFont"/>
     <w:link w:val="Title"/>
     <w:uiPriority w:val="10"/>
     <w:rsid w:val="00FC693F"/>
     <w:rPr>
-      <w:rFonts w:asciiTheme="majorHAnsi" w:eastAsiaTheme="majorEastAsia" w:hAnsiTheme="majorHAnsi" w:cstheme="majorBidi"/>
+      <w:rFonts w:asciiTheme="majorHAnsi" w:hAnsiTheme="majorHAnsi" w:eastAsiaTheme="majorEastAsia" w:cstheme="majorBidi"/>
       <w:color w:val="17365D" w:themeColor="text2" w:themeShade="BF"/>
       <w:spacing w:val="5"/>
       <w:kern w:val="28"/>
@@ -4540,7 +4542,7 @@
       </w:numPr>
     </w:pPr>
     <w:rPr>
-      <w:rFonts w:asciiTheme="majorHAnsi" w:eastAsiaTheme="majorEastAsia" w:hAnsiTheme="majorHAnsi" w:cstheme="majorBidi"/>
+      <w:rFonts w:asciiTheme="majorHAnsi" w:hAnsiTheme="majorHAnsi" w:eastAsiaTheme="majorEastAsia" w:cstheme="majorBidi"/>
       <w:i/>
       <w:iCs/>
       <w:color w:val="4F81BD" w:themeColor="accent1"/>
@@ -4549,14 +4551,14 @@
       <w:szCs w:val="24"/>
     </w:rPr>
   </w:style>
-  <w:style w:type="character" w:customStyle="1" w:styleId="SubtitleChar">
+  <w:style w:type="character" w:styleId="SubtitleChar" w:customStyle="1">
     <w:name w:val="Subtitle Char"/>
     <w:basedOn w:val="DefaultParagraphFont"/>
     <w:link w:val="Subtitle"/>
     <w:uiPriority w:val="11"/>
     <w:rsid w:val="00FC693F"/>
     <w:rPr>
-      <w:rFonts w:asciiTheme="majorHAnsi" w:eastAsiaTheme="majorEastAsia" w:hAnsiTheme="majorHAnsi" w:cstheme="majorBidi"/>
+      <w:rFonts w:asciiTheme="majorHAnsi" w:hAnsiTheme="majorHAnsi" w:eastAsiaTheme="majorEastAsia" w:cstheme="majorBidi"/>
       <w:i/>
       <w:iCs/>
       <w:color w:val="4F81BD" w:themeColor="accent1"/>
@@ -4587,7 +4589,7 @@
       <w:spacing w:after="120"/>
     </w:pPr>
   </w:style>
-  <w:style w:type="character" w:customStyle="1" w:styleId="BodyTextChar">
+  <w:style w:type="character" w:styleId="BodyTextChar" w:customStyle="1">
     <w:name w:val="Body Text Char"/>
     <w:basedOn w:val="DefaultParagraphFont"/>
     <w:link w:val="BodyText"/>
@@ -4605,7 +4607,7 @@
       <w:spacing w:after="120" w:line="480" w:lineRule="auto"/>
     </w:pPr>
   </w:style>
-  <w:style w:type="character" w:customStyle="1" w:styleId="BodyText2Char">
+  <w:style w:type="character" w:styleId="BodyText2Char" w:customStyle="1">
     <w:name w:val="Body Text 2 Char"/>
     <w:basedOn w:val="DefaultParagraphFont"/>
     <w:link w:val="BodyText2"/>
@@ -4627,7 +4629,7 @@
       <w:szCs w:val="16"/>
     </w:rPr>
   </w:style>
-  <w:style w:type="character" w:customStyle="1" w:styleId="BodyText3Char">
+  <w:style w:type="character" w:styleId="BodyText3Char" w:customStyle="1">
     <w:name w:val="Body Text 3 Char"/>
     <w:basedOn w:val="DefaultParagraphFont"/>
     <w:link w:val="BodyText3"/>
@@ -4808,7 +4810,7 @@
       <w:szCs w:val="20"/>
     </w:rPr>
   </w:style>
-  <w:style w:type="character" w:customStyle="1" w:styleId="MacroTextChar">
+  <w:style w:type="character" w:styleId="MacroTextChar" w:customStyle="1">
     <w:name w:val="Macro Text Char"/>
     <w:basedOn w:val="DefaultParagraphFont"/>
     <w:link w:val="MacroText"/>
@@ -4834,7 +4836,7 @@
       <w:color w:val="000000" w:themeColor="text1"/>
     </w:rPr>
   </w:style>
-  <w:style w:type="character" w:customStyle="1" w:styleId="QuoteChar">
+  <w:style w:type="character" w:styleId="QuoteChar" w:customStyle="1">
     <w:name w:val="Quote Char"/>
     <w:basedOn w:val="DefaultParagraphFont"/>
     <w:link w:val="Quote"/>
@@ -4846,7 +4848,7 @@
       <w:color w:val="000000" w:themeColor="text1"/>
     </w:rPr>
   </w:style>
-  <w:style w:type="character" w:customStyle="1" w:styleId="Heading4Char">
+  <w:style w:type="character" w:styleId="Heading4Char" w:customStyle="1">
     <w:name w:val="Heading 4 Char"/>
     <w:basedOn w:val="DefaultParagraphFont"/>
     <w:link w:val="Heading4"/>
@@ -4854,7 +4856,7 @@
     <w:semiHidden/>
     <w:rsid w:val="00FC693F"/>
     <w:rPr>
-      <w:rFonts w:asciiTheme="majorHAnsi" w:eastAsiaTheme="majorEastAsia" w:hAnsiTheme="majorHAnsi" w:cstheme="majorBidi"/>
+      <w:rFonts w:asciiTheme="majorHAnsi" w:hAnsiTheme="majorHAnsi" w:eastAsiaTheme="majorEastAsia" w:cstheme="majorBidi"/>
       <w:b/>
       <w:bCs/>
       <w:i/>
@@ -4862,7 +4864,7 @@
       <w:color w:val="4F81BD" w:themeColor="accent1"/>
     </w:rPr>
   </w:style>
-  <w:style w:type="character" w:customStyle="1" w:styleId="Heading5Char">
+  <w:style w:type="character" w:styleId="Heading5Char" w:customStyle="1">
     <w:name w:val="Heading 5 Char"/>
     <w:basedOn w:val="DefaultParagraphFont"/>
     <w:link w:val="Heading5"/>
@@ -4870,11 +4872,11 @@
     <w:semiHidden/>
     <w:rsid w:val="00FC693F"/>
     <w:rPr>
-      <w:rFonts w:asciiTheme="majorHAnsi" w:eastAsiaTheme="majorEastAsia" w:hAnsiTheme="majorHAnsi" w:cstheme="majorBidi"/>
+      <w:rFonts w:asciiTheme="majorHAnsi" w:hAnsiTheme="majorHAnsi" w:eastAsiaTheme="majorEastAsia" w:cstheme="majorBidi"/>
       <w:color w:val="243F60" w:themeColor="accent1" w:themeShade="7F"/>
     </w:rPr>
   </w:style>
-  <w:style w:type="character" w:customStyle="1" w:styleId="Heading6Char">
+  <w:style w:type="character" w:styleId="Heading6Char" w:customStyle="1">
     <w:name w:val="Heading 6 Char"/>
     <w:basedOn w:val="DefaultParagraphFont"/>
     <w:link w:val="Heading6"/>
@@ -4882,13 +4884,13 @@
     <w:semiHidden/>
     <w:rsid w:val="00FC693F"/>
     <w:rPr>
-      <w:rFonts w:asciiTheme="majorHAnsi" w:eastAsiaTheme="majorEastAsia" w:hAnsiTheme="majorHAnsi" w:cstheme="majorBidi"/>
+      <w:rFonts w:asciiTheme="majorHAnsi" w:hAnsiTheme="majorHAnsi" w:eastAsiaTheme="majorEastAsia" w:cstheme="majorBidi"/>
       <w:i/>
       <w:iCs/>
       <w:color w:val="243F60" w:themeColor="accent1" w:themeShade="7F"/>
     </w:rPr>
   </w:style>
-  <w:style w:type="character" w:customStyle="1" w:styleId="Heading7Char">
+  <w:style w:type="character" w:styleId="Heading7Char" w:customStyle="1">
     <w:name w:val="Heading 7 Char"/>
     <w:basedOn w:val="DefaultParagraphFont"/>
     <w:link w:val="Heading7"/>
@@ -4896,13 +4898,13 @@
     <w:semiHidden/>
     <w:rsid w:val="00FC693F"/>
     <w:rPr>
-      <w:rFonts w:asciiTheme="majorHAnsi" w:eastAsiaTheme="majorEastAsia" w:hAnsiTheme="majorHAnsi" w:cstheme="majorBidi"/>
+      <w:rFonts w:asciiTheme="majorHAnsi" w:hAnsiTheme="majorHAnsi" w:eastAsiaTheme="majorEastAsia" w:cstheme="majorBidi"/>
       <w:i/>
       <w:iCs/>
       <w:color w:val="404040" w:themeColor="text1" w:themeTint="BF"/>
     </w:rPr>
   </w:style>
-  <w:style w:type="character" w:customStyle="1" w:styleId="Heading8Char">
+  <w:style w:type="character" w:styleId="Heading8Char" w:customStyle="1">
     <w:name w:val="Heading 8 Char"/>
     <w:basedOn w:val="DefaultParagraphFont"/>
     <w:link w:val="Heading8"/>
@@ -4910,13 +4912,13 @@
     <w:semiHidden/>
     <w:rsid w:val="00FC693F"/>
     <w:rPr>
-      <w:rFonts w:asciiTheme="majorHAnsi" w:eastAsiaTheme="majorEastAsia" w:hAnsiTheme="majorHAnsi" w:cstheme="majorBidi"/>
+      <w:rFonts w:asciiTheme="majorHAnsi" w:hAnsiTheme="majorHAnsi" w:eastAsiaTheme="majorEastAsia" w:cstheme="majorBidi"/>
       <w:color w:val="4F81BD" w:themeColor="accent1"/>
       <w:sz w:val="20"/>
       <w:szCs w:val="20"/>
     </w:rPr>
   </w:style>
-  <w:style w:type="character" w:customStyle="1" w:styleId="Heading9Char">
+  <w:style w:type="character" w:styleId="Heading9Char" w:customStyle="1">
     <w:name w:val="Heading 9 Char"/>
     <w:basedOn w:val="DefaultParagraphFont"/>
     <w:link w:val="Heading9"/>
@@ -4924,7 +4926,7 @@
     <w:semiHidden/>
     <w:rsid w:val="00FC693F"/>
     <w:rPr>
-      <w:rFonts w:asciiTheme="majorHAnsi" w:eastAsiaTheme="majorEastAsia" w:hAnsiTheme="majorHAnsi" w:cstheme="majorBidi"/>
+      <w:rFonts w:asciiTheme="majorHAnsi" w:hAnsiTheme="majorHAnsi" w:eastAsiaTheme="majorEastAsia" w:cstheme="majorBidi"/>
       <w:i/>
       <w:iCs/>
       <w:color w:val="404040" w:themeColor="text1" w:themeTint="BF"/>
@@ -4984,7 +4986,7 @@
     <w:rsid w:val="00FC693F"/>
     <w:pPr>
       <w:pBdr>
-        <w:bottom w:val="single" w:sz="4" w:space="4" w:color="4F81BD" w:themeColor="accent1"/>
+        <w:bottom w:val="single" w:color="4F81BD" w:themeColor="accent1" w:sz="4" w:space="4"/>
       </w:pBdr>
       <w:spacing w:before="200" w:after="280"/>
       <w:ind w:left="936" w:right="936"/>
@@ -4997,7 +4999,7 @@
       <w:color w:val="4F81BD" w:themeColor="accent1"/>
     </w:rPr>
   </w:style>
-  <w:style w:type="character" w:customStyle="1" w:styleId="IntenseQuoteChar">
+  <w:style w:type="character" w:styleId="IntenseQuoteChar" w:customStyle="1">
     <w:name w:val="Intense Quote Char"/>
     <w:basedOn w:val="DefaultParagraphFont"/>
     <w:link w:val="IntenseQuote"/>
@@ -5101,12 +5103,12 @@
     <w:tblPr>
       <w:tblInd w:w="0" w:type="dxa"/>
       <w:tblBorders>
-        <w:top w:val="single" w:sz="4" w:space="0" w:color="auto"/>
-        <w:left w:val="single" w:sz="4" w:space="0" w:color="auto"/>
-        <w:bottom w:val="single" w:sz="4" w:space="0" w:color="auto"/>
-        <w:right w:val="single" w:sz="4" w:space="0" w:color="auto"/>
-        <w:insideH w:val="single" w:sz="4" w:space="0" w:color="auto"/>
-        <w:insideV w:val="single" w:sz="4" w:space="0" w:color="auto"/>
+        <w:top w:val="single" w:color="auto" w:sz="4" w:space="0"/>
+        <w:left w:val="single" w:color="auto" w:sz="4" w:space="0"/>
+        <w:bottom w:val="single" w:color="auto" w:sz="4" w:space="0"/>
+        <w:right w:val="single" w:color="auto" w:sz="4" w:space="0"/>
+        <w:insideH w:val="single" w:color="auto" w:sz="4" w:space="0"/>
+        <w:insideV w:val="single" w:color="auto" w:sz="4" w:space="0"/>
       </w:tblBorders>
       <w:tblCellMar>
         <w:top w:w="0" w:type="dxa"/>
@@ -5132,8 +5134,8 @@
       <w:tblStyleColBandSize w:val="1"/>
       <w:tblInd w:w="0" w:type="dxa"/>
       <w:tblBorders>
-        <w:top w:val="single" w:sz="8" w:space="0" w:color="000000" w:themeColor="text1"/>
-        <w:bottom w:val="single" w:sz="8" w:space="0" w:color="000000" w:themeColor="text1"/>
+        <w:top w:val="single" w:color="000000" w:themeColor="text1" w:sz="8" w:space="0"/>
+        <w:bottom w:val="single" w:color="000000" w:themeColor="text1" w:sz="8" w:space="0"/>
       </w:tblBorders>
       <w:tblCellMar>
         <w:top w:w="0" w:type="dxa"/>
@@ -5153,9 +5155,9 @@
       <w:tblPr/>
       <w:tcPr>
         <w:tcBorders>
-          <w:top w:val="single" w:sz="8" w:space="0" w:color="000000" w:themeColor="text1"/>
-          <w:left w:val="nil"/>
-          <w:bottom w:val="single" w:sz="8" w:space="0" w:color="000000" w:themeColor="text1"/>
+          <w:top w:val="single" w:color="000000" w:themeColor="text1" w:sz="8" w:space="0"/>
+          <w:left w:val="nil"/>
+          <w:bottom w:val="single" w:color="000000" w:themeColor="text1" w:sz="8" w:space="0"/>
           <w:right w:val="nil"/>
           <w:insideH w:val="nil"/>
           <w:insideV w:val="nil"/>
@@ -5173,9 +5175,9 @@
       <w:tblPr/>
       <w:tcPr>
         <w:tcBorders>
-          <w:top w:val="single" w:sz="8" w:space="0" w:color="000000" w:themeColor="text1"/>
-          <w:left w:val="nil"/>
-          <w:bottom w:val="single" w:sz="8" w:space="0" w:color="000000" w:themeColor="text1"/>
+          <w:top w:val="single" w:color="000000" w:themeColor="text1" w:sz="8" w:space="0"/>
+          <w:left w:val="nil"/>
+          <w:bottom w:val="single" w:color="000000" w:themeColor="text1" w:sz="8" w:space="0"/>
           <w:right w:val="nil"/>
           <w:insideH w:val="nil"/>
           <w:insideV w:val="nil"/>
@@ -5235,8 +5237,8 @@
       <w:tblStyleColBandSize w:val="1"/>
       <w:tblInd w:w="0" w:type="dxa"/>
       <w:tblBorders>
-        <w:top w:val="single" w:sz="8" w:space="0" w:color="4F81BD" w:themeColor="accent1"/>
-        <w:bottom w:val="single" w:sz="8" w:space="0" w:color="4F81BD" w:themeColor="accent1"/>
+        <w:top w:val="single" w:color="4F81BD" w:themeColor="accent1" w:sz="8" w:space="0"/>
+        <w:bottom w:val="single" w:color="4F81BD" w:themeColor="accent1" w:sz="8" w:space="0"/>
       </w:tblBorders>
       <w:tblCellMar>
         <w:top w:w="0" w:type="dxa"/>
@@ -5256,9 +5258,9 @@
       <w:tblPr/>
       <w:tcPr>
         <w:tcBorders>
-          <w:top w:val="single" w:sz="8" w:space="0" w:color="4F81BD" w:themeColor="accent1"/>
-          <w:left w:val="nil"/>
-          <w:bottom w:val="single" w:sz="8" w:space="0" w:color="4F81BD" w:themeColor="accent1"/>
+          <w:top w:val="single" w:color="4F81BD" w:themeColor="accent1" w:sz="8" w:space="0"/>
+          <w:left w:val="nil"/>
+          <w:bottom w:val="single" w:color="4F81BD" w:themeColor="accent1" w:sz="8" w:space="0"/>
           <w:right w:val="nil"/>
           <w:insideH w:val="nil"/>
           <w:insideV w:val="nil"/>
@@ -5276,9 +5278,9 @@
       <w:tblPr/>
       <w:tcPr>
         <w:tcBorders>
-          <w:top w:val="single" w:sz="8" w:space="0" w:color="4F81BD" w:themeColor="accent1"/>
-          <w:left w:val="nil"/>
-          <w:bottom w:val="single" w:sz="8" w:space="0" w:color="4F81BD" w:themeColor="accent1"/>
+          <w:top w:val="single" w:color="4F81BD" w:themeColor="accent1" w:sz="8" w:space="0"/>
+          <w:left w:val="nil"/>
+          <w:bottom w:val="single" w:color="4F81BD" w:themeColor="accent1" w:sz="8" w:space="0"/>
           <w:right w:val="nil"/>
           <w:insideH w:val="nil"/>
           <w:insideV w:val="nil"/>
@@ -5338,8 +5340,8 @@
       <w:tblStyleColBandSize w:val="1"/>
       <w:tblInd w:w="0" w:type="dxa"/>
       <w:tblBorders>
-        <w:top w:val="single" w:sz="8" w:space="0" w:color="C0504D" w:themeColor="accent2"/>
-        <w:bottom w:val="single" w:sz="8" w:space="0" w:color="C0504D" w:themeColor="accent2"/>
+        <w:top w:val="single" w:color="C0504D" w:themeColor="accent2" w:sz="8" w:space="0"/>
+        <w:bottom w:val="single" w:color="C0504D" w:themeColor="accent2" w:sz="8" w:space="0"/>
       </w:tblBorders>
       <w:tblCellMar>
         <w:top w:w="0" w:type="dxa"/>
@@ -5359,9 +5361,9 @@
       <w:tblPr/>
       <w:tcPr>
         <w:tcBorders>
-          <w:top w:val="single" w:sz="8" w:space="0" w:color="C0504D" w:themeColor="accent2"/>
-          <w:left w:val="nil"/>
-          <w:bottom w:val="single" w:sz="8" w:space="0" w:color="C0504D" w:themeColor="accent2"/>
+          <w:top w:val="single" w:color="C0504D" w:themeColor="accent2" w:sz="8" w:space="0"/>
+          <w:left w:val="nil"/>
+          <w:bottom w:val="single" w:color="C0504D" w:themeColor="accent2" w:sz="8" w:space="0"/>
           <w:right w:val="nil"/>
           <w:insideH w:val="nil"/>
           <w:insideV w:val="nil"/>
@@ -5379,9 +5381,9 @@
       <w:tblPr/>
       <w:tcPr>
         <w:tcBorders>
-          <w:top w:val="single" w:sz="8" w:space="0" w:color="C0504D" w:themeColor="accent2"/>
-          <w:left w:val="nil"/>
-          <w:bottom w:val="single" w:sz="8" w:space="0" w:color="C0504D" w:themeColor="accent2"/>
+          <w:top w:val="single" w:color="C0504D" w:themeColor="accent2" w:sz="8" w:space="0"/>
+          <w:left w:val="nil"/>
+          <w:bottom w:val="single" w:color="C0504D" w:themeColor="accent2" w:sz="8" w:space="0"/>
           <w:right w:val="nil"/>
           <w:insideH w:val="nil"/>
           <w:insideV w:val="nil"/>
@@ -5441,8 +5443,8 @@
       <w:tblStyleColBandSize w:val="1"/>
       <w:tblInd w:w="0" w:type="dxa"/>
       <w:tblBorders>
-        <w:top w:val="single" w:sz="8" w:space="0" w:color="9BBB59" w:themeColor="accent3"/>
-        <w:bottom w:val="single" w:sz="8" w:space="0" w:color="9BBB59" w:themeColor="accent3"/>
+        <w:top w:val="single" w:color="9BBB59" w:themeColor="accent3" w:sz="8" w:space="0"/>
+        <w:bottom w:val="single" w:color="9BBB59" w:themeColor="accent3" w:sz="8" w:space="0"/>
       </w:tblBorders>
       <w:tblCellMar>
         <w:top w:w="0" w:type="dxa"/>
@@ -5462,9 +5464,9 @@
       <w:tblPr/>
       <w:tcPr>
         <w:tcBorders>
-          <w:top w:val="single" w:sz="8" w:space="0" w:color="9BBB59" w:themeColor="accent3"/>
-          <w:left w:val="nil"/>
-          <w:bottom w:val="single" w:sz="8" w:space="0" w:color="9BBB59" w:themeColor="accent3"/>
+          <w:top w:val="single" w:color="9BBB59" w:themeColor="accent3" w:sz="8" w:space="0"/>
+          <w:left w:val="nil"/>
+          <w:bottom w:val="single" w:color="9BBB59" w:themeColor="accent3" w:sz="8" w:space="0"/>
           <w:right w:val="nil"/>
           <w:insideH w:val="nil"/>
           <w:insideV w:val="nil"/>
@@ -5482,9 +5484,9 @@
       <w:tblPr/>
       <w:tcPr>
         <w:tcBorders>
-          <w:top w:val="single" w:sz="8" w:space="0" w:color="9BBB59" w:themeColor="accent3"/>
-          <w:left w:val="nil"/>
-          <w:bottom w:val="single" w:sz="8" w:space="0" w:color="9BBB59" w:themeColor="accent3"/>
+          <w:top w:val="single" w:color="9BBB59" w:themeColor="accent3" w:sz="8" w:space="0"/>
+          <w:left w:val="nil"/>
+          <w:bottom w:val="single" w:color="9BBB59" w:themeColor="accent3" w:sz="8" w:space="0"/>
           <w:right w:val="nil"/>
           <w:insideH w:val="nil"/>
           <w:insideV w:val="nil"/>
@@ -5544,8 +5546,8 @@
       <w:tblStyleColBandSize w:val="1"/>
       <w:tblInd w:w="0" w:type="dxa"/>
       <w:tblBorders>
-        <w:top w:val="single" w:sz="8" w:space="0" w:color="8064A2" w:themeColor="accent4"/>
-        <w:bottom w:val="single" w:sz="8" w:space="0" w:color="8064A2" w:themeColor="accent4"/>
+        <w:top w:val="single" w:color="8064A2" w:themeColor="accent4" w:sz="8" w:space="0"/>
+        <w:bottom w:val="single" w:color="8064A2" w:themeColor="accent4" w:sz="8" w:space="0"/>
       </w:tblBorders>
       <w:tblCellMar>
         <w:top w:w="0" w:type="dxa"/>
@@ -5565,9 +5567,9 @@
       <w:tblPr/>
       <w:tcPr>
         <w:tcBorders>
-          <w:top w:val="single" w:sz="8" w:space="0" w:color="8064A2" w:themeColor="accent4"/>
-          <w:left w:val="nil"/>
-          <w:bottom w:val="single" w:sz="8" w:space="0" w:color="8064A2" w:themeColor="accent4"/>
+          <w:top w:val="single" w:color="8064A2" w:themeColor="accent4" w:sz="8" w:space="0"/>
+          <w:left w:val="nil"/>
+          <w:bottom w:val="single" w:color="8064A2" w:themeColor="accent4" w:sz="8" w:space="0"/>
           <w:right w:val="nil"/>
           <w:insideH w:val="nil"/>
           <w:insideV w:val="nil"/>
@@ -5585,9 +5587,9 @@
       <w:tblPr/>
       <w:tcPr>
         <w:tcBorders>
-          <w:top w:val="single" w:sz="8" w:space="0" w:color="8064A2" w:themeColor="accent4"/>
-          <w:left w:val="nil"/>
-          <w:bottom w:val="single" w:sz="8" w:space="0" w:color="8064A2" w:themeColor="accent4"/>
+          <w:top w:val="single" w:color="8064A2" w:themeColor="accent4" w:sz="8" w:space="0"/>
+          <w:left w:val="nil"/>
+          <w:bottom w:val="single" w:color="8064A2" w:themeColor="accent4" w:sz="8" w:space="0"/>
           <w:right w:val="nil"/>
           <w:insideH w:val="nil"/>
           <w:insideV w:val="nil"/>
@@ -5647,8 +5649,8 @@
       <w:tblStyleColBandSize w:val="1"/>
       <w:tblInd w:w="0" w:type="dxa"/>
       <w:tblBorders>
-        <w:top w:val="single" w:sz="8" w:space="0" w:color="4BACC6" w:themeColor="accent5"/>
-        <w:bottom w:val="single" w:sz="8" w:space="0" w:color="4BACC6" w:themeColor="accent5"/>
+        <w:top w:val="single" w:color="4BACC6" w:themeColor="accent5" w:sz="8" w:space="0"/>
+        <w:bottom w:val="single" w:color="4BACC6" w:themeColor="accent5" w:sz="8" w:space="0"/>
       </w:tblBorders>
       <w:tblCellMar>
         <w:top w:w="0" w:type="dxa"/>
@@ -5668,9 +5670,9 @@
       <w:tblPr/>
       <w:tcPr>
         <w:tcBorders>
-          <w:top w:val="single" w:sz="8" w:space="0" w:color="4BACC6" w:themeColor="accent5"/>
-          <w:left w:val="nil"/>
-          <w:bottom w:val="single" w:sz="8" w:space="0" w:color="4BACC6" w:themeColor="accent5"/>
+          <w:top w:val="single" w:color="4BACC6" w:themeColor="accent5" w:sz="8" w:space="0"/>
+          <w:left w:val="nil"/>
+          <w:bottom w:val="single" w:color="4BACC6" w:themeColor="accent5" w:sz="8" w:space="0"/>
           <w:right w:val="nil"/>
           <w:insideH w:val="nil"/>
           <w:insideV w:val="nil"/>
@@ -5688,9 +5690,9 @@
       <w:tblPr/>
       <w:tcPr>
         <w:tcBorders>
-          <w:top w:val="single" w:sz="8" w:space="0" w:color="4BACC6" w:themeColor="accent5"/>
-          <w:left w:val="nil"/>
-          <w:bottom w:val="single" w:sz="8" w:space="0" w:color="4BACC6" w:themeColor="accent5"/>
+          <w:top w:val="single" w:color="4BACC6" w:themeColor="accent5" w:sz="8" w:space="0"/>
+          <w:left w:val="nil"/>
+          <w:bottom w:val="single" w:color="4BACC6" w:themeColor="accent5" w:sz="8" w:space="0"/>
           <w:right w:val="nil"/>
           <w:insideH w:val="nil"/>
           <w:insideV w:val="nil"/>
@@ -5750,8 +5752,8 @@
       <w:tblStyleColBandSize w:val="1"/>
       <w:tblInd w:w="0" w:type="dxa"/>
       <w:tblBorders>
-        <w:top w:val="single" w:sz="8" w:space="0" w:color="F79646" w:themeColor="accent6"/>
-        <w:bottom w:val="single" w:sz="8" w:space="0" w:color="F79646" w:themeColor="accent6"/>
+        <w:top w:val="single" w:color="F79646" w:themeColor="accent6" w:sz="8" w:space="0"/>
+        <w:bottom w:val="single" w:color="F79646" w:themeColor="accent6" w:sz="8" w:space="0"/>
       </w:tblBorders>
       <w:tblCellMar>
         <w:top w:w="0" w:type="dxa"/>
@@ -5771,9 +5773,9 @@
       <w:tblPr/>
       <w:tcPr>
         <w:tcBorders>
-          <w:top w:val="single" w:sz="8" w:space="0" w:color="F79646" w:themeColor="accent6"/>
-          <w:left w:val="nil"/>
-          <w:bottom w:val="single" w:sz="8" w:space="0" w:color="F79646" w:themeColor="accent6"/>
+          <w:top w:val="single" w:color="F79646" w:themeColor="accent6" w:sz="8" w:space="0"/>
+          <w:left w:val="nil"/>
+          <w:bottom w:val="single" w:color="F79646" w:themeColor="accent6" w:sz="8" w:space="0"/>
           <w:right w:val="nil"/>
           <w:insideH w:val="nil"/>
           <w:insideV w:val="nil"/>
@@ -5791,9 +5793,9 @@
       <w:tblPr/>
       <w:tcPr>
         <w:tcBorders>
-          <w:top w:val="single" w:sz="8" w:space="0" w:color="F79646" w:themeColor="accent6"/>
-          <w:left w:val="nil"/>
-          <w:bottom w:val="single" w:sz="8" w:space="0" w:color="F79646" w:themeColor="accent6"/>
+          <w:top w:val="single" w:color="F79646" w:themeColor="accent6" w:sz="8" w:space="0"/>
+          <w:left w:val="nil"/>
+          <w:bottom w:val="single" w:color="F79646" w:themeColor="accent6" w:sz="8" w:space="0"/>
           <w:right w:val="nil"/>
           <w:insideH w:val="nil"/>
           <w:insideV w:val="nil"/>
@@ -5850,10 +5852,10 @@
       <w:tblStyleColBandSize w:val="1"/>
       <w:tblInd w:w="0" w:type="dxa"/>
       <w:tblBorders>
-        <w:top w:val="single" w:sz="8" w:space="0" w:color="000000" w:themeColor="text1"/>
-        <w:left w:val="single" w:sz="8" w:space="0" w:color="000000" w:themeColor="text1"/>
-        <w:bottom w:val="single" w:sz="8" w:space="0" w:color="000000" w:themeColor="text1"/>
-        <w:right w:val="single" w:sz="8" w:space="0" w:color="000000" w:themeColor="text1"/>
+        <w:top w:val="single" w:color="000000" w:themeColor="text1" w:sz="8" w:space="0"/>
+        <w:left w:val="single" w:color="000000" w:themeColor="text1" w:sz="8" w:space="0"/>
+        <w:bottom w:val="single" w:color="000000" w:themeColor="text1" w:sz="8" w:space="0"/>
+        <w:right w:val="single" w:color="000000" w:themeColor="text1" w:sz="8" w:space="0"/>
       </w:tblBorders>
       <w:tblCellMar>
         <w:top w:w="0" w:type="dxa"/>
@@ -5887,10 +5889,10 @@
       <w:tblPr/>
       <w:tcPr>
         <w:tcBorders>
-          <w:top w:val="double" w:sz="6" w:space="0" w:color="000000" w:themeColor="text1"/>
-          <w:left w:val="single" w:sz="8" w:space="0" w:color="000000" w:themeColor="text1"/>
-          <w:bottom w:val="single" w:sz="8" w:space="0" w:color="000000" w:themeColor="text1"/>
-          <w:right w:val="single" w:sz="8" w:space="0" w:color="000000" w:themeColor="text1"/>
+          <w:top w:val="double" w:color="000000" w:themeColor="text1" w:sz="6" w:space="0"/>
+          <w:left w:val="single" w:color="000000" w:themeColor="text1" w:sz="8" w:space="0"/>
+          <w:bottom w:val="single" w:color="000000" w:themeColor="text1" w:sz="8" w:space="0"/>
+          <w:right w:val="single" w:color="000000" w:themeColor="text1" w:sz="8" w:space="0"/>
         </w:tcBorders>
       </w:tcPr>
     </w:tblStylePr>
@@ -5910,10 +5912,10 @@
       <w:tblPr/>
       <w:tcPr>
         <w:tcBorders>
-          <w:top w:val="single" w:sz="8" w:space="0" w:color="000000" w:themeColor="text1"/>
-          <w:left w:val="single" w:sz="8" w:space="0" w:color="000000" w:themeColor="text1"/>
-          <w:bottom w:val="single" w:sz="8" w:space="0" w:color="000000" w:themeColor="text1"/>
-          <w:right w:val="single" w:sz="8" w:space="0" w:color="000000" w:themeColor="text1"/>
+          <w:top w:val="single" w:color="000000" w:themeColor="text1" w:sz="8" w:space="0"/>
+          <w:left w:val="single" w:color="000000" w:themeColor="text1" w:sz="8" w:space="0"/>
+          <w:bottom w:val="single" w:color="000000" w:themeColor="text1" w:sz="8" w:space="0"/>
+          <w:right w:val="single" w:color="000000" w:themeColor="text1" w:sz="8" w:space="0"/>
         </w:tcBorders>
       </w:tcPr>
     </w:tblStylePr>
@@ -5921,10 +5923,10 @@
       <w:tblPr/>
       <w:tcPr>
         <w:tcBorders>
-          <w:top w:val="single" w:sz="8" w:space="0" w:color="000000" w:themeColor="text1"/>
-          <w:left w:val="single" w:sz="8" w:space="0" w:color="000000" w:themeColor="text1"/>
-          <w:bottom w:val="single" w:sz="8" w:space="0" w:color="000000" w:themeColor="text1"/>
-          <w:right w:val="single" w:sz="8" w:space="0" w:color="000000" w:themeColor="text1"/>
+          <w:top w:val="single" w:color="000000" w:themeColor="text1" w:sz="8" w:space="0"/>
+          <w:left w:val="single" w:color="000000" w:themeColor="text1" w:sz="8" w:space="0"/>
+          <w:bottom w:val="single" w:color="000000" w:themeColor="text1" w:sz="8" w:space="0"/>
+          <w:right w:val="single" w:color="000000" w:themeColor="text1" w:sz="8" w:space="0"/>
         </w:tcBorders>
       </w:tcPr>
     </w:tblStylePr>
@@ -5942,10 +5944,10 @@
       <w:tblStyleColBandSize w:val="1"/>
       <w:tblInd w:w="0" w:type="dxa"/>
       <w:tblBorders>
-        <w:top w:val="single" w:sz="8" w:space="0" w:color="4F81BD" w:themeColor="accent1"/>
-        <w:left w:val="single" w:sz="8" w:space="0" w:color="4F81BD" w:themeColor="accent1"/>
-        <w:bottom w:val="single" w:sz="8" w:space="0" w:color="4F81BD" w:themeColor="accent1"/>
-        <w:right w:val="single" w:sz="8" w:space="0" w:color="4F81BD" w:themeColor="accent1"/>
+        <w:top w:val="single" w:color="4F81BD" w:themeColor="accent1" w:sz="8" w:space="0"/>
+        <w:left w:val="single" w:color="4F81BD" w:themeColor="accent1" w:sz="8" w:space="0"/>
+        <w:bottom w:val="single" w:color="4F81BD" w:themeColor="accent1" w:sz="8" w:space="0"/>
+        <w:right w:val="single" w:color="4F81BD" w:themeColor="accent1" w:sz="8" w:space="0"/>
       </w:tblBorders>
       <w:tblCellMar>
         <w:top w:w="0" w:type="dxa"/>
@@ -5979,10 +5981,10 @@
       <w:tblPr/>
       <w:tcPr>
         <w:tcBorders>
-          <w:top w:val="double" w:sz="6" w:space="0" w:color="4F81BD" w:themeColor="accent1"/>
-          <w:left w:val="single" w:sz="8" w:space="0" w:color="4F81BD" w:themeColor="accent1"/>
-          <w:bottom w:val="single" w:sz="8" w:space="0" w:color="4F81BD" w:themeColor="accent1"/>
-          <w:right w:val="single" w:sz="8" w:space="0" w:color="4F81BD" w:themeColor="accent1"/>
+          <w:top w:val="double" w:color="4F81BD" w:themeColor="accent1" w:sz="6" w:space="0"/>
+          <w:left w:val="single" w:color="4F81BD" w:themeColor="accent1" w:sz="8" w:space="0"/>
+          <w:bottom w:val="single" w:color="4F81BD" w:themeColor="accent1" w:sz="8" w:space="0"/>
+          <w:right w:val="single" w:color="4F81BD" w:themeColor="accent1" w:sz="8" w:space="0"/>
         </w:tcBorders>
       </w:tcPr>
     </w:tblStylePr>
@@ -6002,10 +6004,10 @@
       <w:tblPr/>
       <w:tcPr>
         <w:tcBorders>
-          <w:top w:val="single" w:sz="8" w:space="0" w:color="4F81BD" w:themeColor="accent1"/>
-          <w:left w:val="single" w:sz="8" w:space="0" w:color="4F81BD" w:themeColor="accent1"/>
-          <w:bottom w:val="single" w:sz="8" w:space="0" w:color="4F81BD" w:themeColor="accent1"/>
-          <w:right w:val="single" w:sz="8" w:space="0" w:color="4F81BD" w:themeColor="accent1"/>
+          <w:top w:val="single" w:color="4F81BD" w:themeColor="accent1" w:sz="8" w:space="0"/>
+          <w:left w:val="single" w:color="4F81BD" w:themeColor="accent1" w:sz="8" w:space="0"/>
+          <w:bottom w:val="single" w:color="4F81BD" w:themeColor="accent1" w:sz="8" w:space="0"/>
+          <w:right w:val="single" w:color="4F81BD" w:themeColor="accent1" w:sz="8" w:space="0"/>
         </w:tcBorders>
       </w:tcPr>
     </w:tblStylePr>
@@ -6013,10 +6015,10 @@
       <w:tblPr/>
       <w:tcPr>
         <w:tcBorders>
-          <w:top w:val="single" w:sz="8" w:space="0" w:color="4F81BD" w:themeColor="accent1"/>
-          <w:left w:val="single" w:sz="8" w:space="0" w:color="4F81BD" w:themeColor="accent1"/>
-          <w:bottom w:val="single" w:sz="8" w:space="0" w:color="4F81BD" w:themeColor="accent1"/>
-          <w:right w:val="single" w:sz="8" w:space="0" w:color="4F81BD" w:themeColor="accent1"/>
+          <w:top w:val="single" w:color="4F81BD" w:themeColor="accent1" w:sz="8" w:space="0"/>
+          <w:left w:val="single" w:color="4F81BD" w:themeColor="accent1" w:sz="8" w:space="0"/>
+          <w:bottom w:val="single" w:color="4F81BD" w:themeColor="accent1" w:sz="8" w:space="0"/>
+          <w:right w:val="single" w:color="4F81BD" w:themeColor="accent1" w:sz="8" w:space="0"/>
         </w:tcBorders>
       </w:tcPr>
     </w:tblStylePr>
@@ -6034,10 +6036,10 @@
       <w:tblStyleColBandSize w:val="1"/>
       <w:tblInd w:w="0" w:type="dxa"/>
       <w:tblBorders>
-        <w:top w:val="single" w:sz="8" w:space="0" w:color="C0504D" w:themeColor="accent2"/>
-        <w:left w:val="single" w:sz="8" w:space="0" w:color="C0504D" w:themeColor="accent2"/>
-        <w:bottom w:val="single" w:sz="8" w:space="0" w:color="C0504D" w:themeColor="accent2"/>
-        <w:right w:val="single" w:sz="8" w:space="0" w:color="C0504D" w:themeColor="accent2"/>
+        <w:top w:val="single" w:color="C0504D" w:themeColor="accent2" w:sz="8" w:space="0"/>
+        <w:left w:val="single" w:color="C0504D" w:themeColor="accent2" w:sz="8" w:space="0"/>
+        <w:bottom w:val="single" w:color="C0504D" w:themeColor="accent2" w:sz="8" w:space="0"/>
+        <w:right w:val="single" w:color="C0504D" w:themeColor="accent2" w:sz="8" w:space="0"/>
       </w:tblBorders>
       <w:tblCellMar>
         <w:top w:w="0" w:type="dxa"/>
@@ -6071,10 +6073,10 @@
       <w:tblPr/>
       <w:tcPr>
         <w:tcBorders>
-          <w:top w:val="double" w:sz="6" w:space="0" w:color="C0504D" w:themeColor="accent2"/>
-          <w:left w:val="single" w:sz="8" w:space="0" w:color="C0504D" w:themeColor="accent2"/>
-          <w:bottom w:val="single" w:sz="8" w:space="0" w:color="C0504D" w:themeColor="accent2"/>
-          <w:right w:val="single" w:sz="8" w:space="0" w:color="C0504D" w:themeColor="accent2"/>
+          <w:top w:val="double" w:color="C0504D" w:themeColor="accent2" w:sz="6" w:space="0"/>
+          <w:left w:val="single" w:color="C0504D" w:themeColor="accent2" w:sz="8" w:space="0"/>
+          <w:bottom w:val="single" w:color="C0504D" w:themeColor="accent2" w:sz="8" w:space="0"/>
+          <w:right w:val="single" w:color="C0504D" w:themeColor="accent2" w:sz="8" w:space="0"/>
         </w:tcBorders>
       </w:tcPr>
     </w:tblStylePr>
@@ -6094,10 +6096,10 @@
       <w:tblPr/>
       <w:tcPr>
         <w:tcBorders>
-          <w:top w:val="single" w:sz="8" w:space="0" w:color="C0504D" w:themeColor="accent2"/>
-          <w:left w:val="single" w:sz="8" w:space="0" w:color="C0504D" w:themeColor="accent2"/>
-          <w:bottom w:val="single" w:sz="8" w:space="0" w:color="C0504D" w:themeColor="accent2"/>
-          <w:right w:val="single" w:sz="8" w:space="0" w:color="C0504D" w:themeColor="accent2"/>
+          <w:top w:val="single" w:color="C0504D" w:themeColor="accent2" w:sz="8" w:space="0"/>
+          <w:left w:val="single" w:color="C0504D" w:themeColor="accent2" w:sz="8" w:space="0"/>
+          <w:bottom w:val="single" w:color="C0504D" w:themeColor="accent2" w:sz="8" w:space="0"/>
+          <w:right w:val="single" w:color="C0504D" w:themeColor="accent2" w:sz="8" w:space="0"/>
         </w:tcBorders>
       </w:tcPr>
     </w:tblStylePr>
@@ -6105,10 +6107,10 @@
       <w:tblPr/>
       <w:tcPr>
         <w:tcBorders>
-          <w:top w:val="single" w:sz="8" w:space="0" w:color="C0504D" w:themeColor="accent2"/>
-          <w:left w:val="single" w:sz="8" w:space="0" w:color="C0504D" w:themeColor="accent2"/>
-          <w:bottom w:val="single" w:sz="8" w:space="0" w:color="C0504D" w:themeColor="accent2"/>
-          <w:right w:val="single" w:sz="8" w:space="0" w:color="C0504D" w:themeColor="accent2"/>
+          <w:top w:val="single" w:color="C0504D" w:themeColor="accent2" w:sz="8" w:space="0"/>
+          <w:left w:val="single" w:color="C0504D" w:themeColor="accent2" w:sz="8" w:space="0"/>
+          <w:bottom w:val="single" w:color="C0504D" w:themeColor="accent2" w:sz="8" w:space="0"/>
+          <w:right w:val="single" w:color="C0504D" w:themeColor="accent2" w:sz="8" w:space="0"/>
         </w:tcBorders>
       </w:tcPr>
     </w:tblStylePr>
@@ -6126,10 +6128,10 @@
       <w:tblStyleColBandSize w:val="1"/>
       <w:tblInd w:w="0" w:type="dxa"/>
       <w:tblBorders>
-        <w:top w:val="single" w:sz="8" w:space="0" w:color="9BBB59" w:themeColor="accent3"/>
-        <w:left w:val="single" w:sz="8" w:space="0" w:color="9BBB59" w:themeColor="accent3"/>
-        <w:bottom w:val="single" w:sz="8" w:space="0" w:color="9BBB59" w:themeColor="accent3"/>
-        <w:right w:val="single" w:sz="8" w:space="0" w:color="9BBB59" w:themeColor="accent3"/>
+        <w:top w:val="single" w:color="9BBB59" w:themeColor="accent3" w:sz="8" w:space="0"/>
+        <w:left w:val="single" w:color="9BBB59" w:themeColor="accent3" w:sz="8" w:space="0"/>
+        <w:bottom w:val="single" w:color="9BBB59" w:themeColor="accent3" w:sz="8" w:space="0"/>
+        <w:right w:val="single" w:color="9BBB59" w:themeColor="accent3" w:sz="8" w:space="0"/>
       </w:tblBorders>
       <w:tblCellMar>
         <w:top w:w="0" w:type="dxa"/>
@@ -6163,10 +6165,10 @@
       <w:tblPr/>
       <w:tcPr>
         <w:tcBorders>
-          <w:top w:val="double" w:sz="6" w:space="0" w:color="9BBB59" w:themeColor="accent3"/>
-          <w:left w:val="single" w:sz="8" w:space="0" w:color="9BBB59" w:themeColor="accent3"/>
-          <w:bottom w:val="single" w:sz="8" w:space="0" w:color="9BBB59" w:themeColor="accent3"/>
-          <w:right w:val="single" w:sz="8" w:space="0" w:color="9BBB59" w:themeColor="accent3"/>
+          <w:top w:val="double" w:color="9BBB59" w:themeColor="accent3" w:sz="6" w:space="0"/>
+          <w:left w:val="single" w:color="9BBB59" w:themeColor="accent3" w:sz="8" w:space="0"/>
+          <w:bottom w:val="single" w:color="9BBB59" w:themeColor="accent3" w:sz="8" w:space="0"/>
+          <w:right w:val="single" w:color="9BBB59" w:themeColor="accent3" w:sz="8" w:space="0"/>
         </w:tcBorders>
       </w:tcPr>
     </w:tblStylePr>
@@ -6186,10 +6188,10 @@
       <w:tblPr/>
       <w:tcPr>
         <w:tcBorders>
-          <w:top w:val="single" w:sz="8" w:space="0" w:color="9BBB59" w:themeColor="accent3"/>
-          <w:left w:val="single" w:sz="8" w:space="0" w:color="9BBB59" w:themeColor="accent3"/>
-          <w:bottom w:val="single" w:sz="8" w:space="0" w:color="9BBB59" w:themeColor="accent3"/>
-          <w:right w:val="single" w:sz="8" w:space="0" w:color="9BBB59" w:themeColor="accent3"/>
+          <w:top w:val="single" w:color="9BBB59" w:themeColor="accent3" w:sz="8" w:space="0"/>
+          <w:left w:val="single" w:color="9BBB59" w:themeColor="accent3" w:sz="8" w:space="0"/>
+          <w:bottom w:val="single" w:color="9BBB59" w:themeColor="accent3" w:sz="8" w:space="0"/>
+          <w:right w:val="single" w:color="9BBB59" w:themeColor="accent3" w:sz="8" w:space="0"/>
         </w:tcBorders>
       </w:tcPr>
     </w:tblStylePr>
@@ -6197,10 +6199,10 @@
       <w:tblPr/>
       <w:tcPr>
         <w:tcBorders>
-          <w:top w:val="single" w:sz="8" w:space="0" w:color="9BBB59" w:themeColor="accent3"/>
-          <w:left w:val="single" w:sz="8" w:space="0" w:color="9BBB59" w:themeColor="accent3"/>
-          <w:bottom w:val="single" w:sz="8" w:space="0" w:color="9BBB59" w:themeColor="accent3"/>
-          <w:right w:val="single" w:sz="8" w:space="0" w:color="9BBB59" w:themeColor="accent3"/>
+          <w:top w:val="single" w:color="9BBB59" w:themeColor="accent3" w:sz="8" w:space="0"/>
+          <w:left w:val="single" w:color="9BBB59" w:themeColor="accent3" w:sz="8" w:space="0"/>
+          <w:bottom w:val="single" w:color="9BBB59" w:themeColor="accent3" w:sz="8" w:space="0"/>
+          <w:right w:val="single" w:color="9BBB59" w:themeColor="accent3" w:sz="8" w:space="0"/>
         </w:tcBorders>
       </w:tcPr>
     </w:tblStylePr>
@@ -6218,10 +6220,10 @@
       <w:tblStyleColBandSize w:val="1"/>
       <w:tblInd w:w="0" w:type="dxa"/>
       <w:tblBorders>
-        <w:top w:val="single" w:sz="8" w:space="0" w:color="8064A2" w:themeColor="accent4"/>
-        <w:left w:val="single" w:sz="8" w:space="0" w:color="8064A2" w:themeColor="accent4"/>
-        <w:bottom w:val="single" w:sz="8" w:space="0" w:color="8064A2" w:themeColor="accent4"/>
-        <w:right w:val="single" w:sz="8" w:space="0" w:color="8064A2" w:themeColor="accent4"/>
+        <w:top w:val="single" w:color="8064A2" w:themeColor="accent4" w:sz="8" w:space="0"/>
+        <w:left w:val="single" w:color="8064A2" w:themeColor="accent4" w:sz="8" w:space="0"/>
+        <w:bottom w:val="single" w:color="8064A2" w:themeColor="accent4" w:sz="8" w:space="0"/>
+        <w:right w:val="single" w:color="8064A2" w:themeColor="accent4" w:sz="8" w:space="0"/>
       </w:tblBorders>
       <w:tblCellMar>
         <w:top w:w="0" w:type="dxa"/>
@@ -6255,10 +6257,10 @@
       <w:tblPr/>
       <w:tcPr>
         <w:tcBorders>
-          <w:top w:val="double" w:sz="6" w:space="0" w:color="8064A2" w:themeColor="accent4"/>
-          <w:left w:val="single" w:sz="8" w:space="0" w:color="8064A2" w:themeColor="accent4"/>
-          <w:bottom w:val="single" w:sz="8" w:space="0" w:color="8064A2" w:themeColor="accent4"/>
-          <w:right w:val="single" w:sz="8" w:space="0" w:color="8064A2" w:themeColor="accent4"/>
+          <w:top w:val="double" w:color="8064A2" w:themeColor="accent4" w:sz="6" w:space="0"/>
+          <w:left w:val="single" w:color="8064A2" w:themeColor="accent4" w:sz="8" w:space="0"/>
+          <w:bottom w:val="single" w:color="8064A2" w:themeColor="accent4" w:sz="8" w:space="0"/>
+          <w:right w:val="single" w:color="8064A2" w:themeColor="accent4" w:sz="8" w:space="0"/>
         </w:tcBorders>
       </w:tcPr>
     </w:tblStylePr>
@@ -6278,10 +6280,10 @@
       <w:tblPr/>
       <w:tcPr>
         <w:tcBorders>
-          <w:top w:val="single" w:sz="8" w:space="0" w:color="8064A2" w:themeColor="accent4"/>
-          <w:left w:val="single" w:sz="8" w:space="0" w:color="8064A2" w:themeColor="accent4"/>
-          <w:bottom w:val="single" w:sz="8" w:space="0" w:color="8064A2" w:themeColor="accent4"/>
-          <w:right w:val="single" w:sz="8" w:space="0" w:color="8064A2" w:themeColor="accent4"/>
+          <w:top w:val="single" w:color="8064A2" w:themeColor="accent4" w:sz="8" w:space="0"/>
+          <w:left w:val="single" w:color="8064A2" w:themeColor="accent4" w:sz="8" w:space="0"/>
+          <w:bottom w:val="single" w:color="8064A2" w:themeColor="accent4" w:sz="8" w:space="0"/>
+          <w:right w:val="single" w:color="8064A2" w:themeColor="accent4" w:sz="8" w:space="0"/>
         </w:tcBorders>
       </w:tcPr>
     </w:tblStylePr>
@@ -6289,10 +6291,10 @@
       <w:tblPr/>
       <w:tcPr>
         <w:tcBorders>
-          <w:top w:val="single" w:sz="8" w:space="0" w:color="8064A2" w:themeColor="accent4"/>
-          <w:left w:val="single" w:sz="8" w:space="0" w:color="8064A2" w:themeColor="accent4"/>
-          <w:bottom w:val="single" w:sz="8" w:space="0" w:color="8064A2" w:themeColor="accent4"/>
-          <w:right w:val="single" w:sz="8" w:space="0" w:color="8064A2" w:themeColor="accent4"/>
+          <w:top w:val="single" w:color="8064A2" w:themeColor="accent4" w:sz="8" w:space="0"/>
+          <w:left w:val="single" w:color="8064A2" w:themeColor="accent4" w:sz="8" w:space="0"/>
+          <w:bottom w:val="single" w:color="8064A2" w:themeColor="accent4" w:sz="8" w:space="0"/>
+          <w:right w:val="single" w:color="8064A2" w:themeColor="accent4" w:sz="8" w:space="0"/>
         </w:tcBorders>
       </w:tcPr>
     </w:tblStylePr>
@@ -6310,10 +6312,10 @@
       <w:tblStyleColBandSize w:val="1"/>
       <w:tblInd w:w="0" w:type="dxa"/>
       <w:tblBorders>
-        <w:top w:val="single" w:sz="8" w:space="0" w:color="4BACC6" w:themeColor="accent5"/>
-        <w:left w:val="single" w:sz="8" w:space="0" w:color="4BACC6" w:themeColor="accent5"/>
-        <w:bottom w:val="single" w:sz="8" w:space="0" w:color="4BACC6" w:themeColor="accent5"/>
-        <w:right w:val="single" w:sz="8" w:space="0" w:color="4BACC6" w:themeColor="accent5"/>
+        <w:top w:val="single" w:color="4BACC6" w:themeColor="accent5" w:sz="8" w:space="0"/>
+        <w:left w:val="single" w:color="4BACC6" w:themeColor="accent5" w:sz="8" w:space="0"/>
+        <w:bottom w:val="single" w:color="4BACC6" w:themeColor="accent5" w:sz="8" w:space="0"/>
+        <w:right w:val="single" w:color="4BACC6" w:themeColor="accent5" w:sz="8" w:space="0"/>
       </w:tblBorders>
       <w:tblCellMar>
         <w:top w:w="0" w:type="dxa"/>
@@ -6347,10 +6349,10 @@
       <w:tblPr/>
       <w:tcPr>
         <w:tcBorders>
-          <w:top w:val="double" w:sz="6" w:space="0" w:color="4BACC6" w:themeColor="accent5"/>
-          <w:left w:val="single" w:sz="8" w:space="0" w:color="4BACC6" w:themeColor="accent5"/>
-          <w:bottom w:val="single" w:sz="8" w:space="0" w:color="4BACC6" w:themeColor="accent5"/>
-          <w:right w:val="single" w:sz="8" w:space="0" w:color="4BACC6" w:themeColor="accent5"/>
+          <w:top w:val="double" w:color="4BACC6" w:themeColor="accent5" w:sz="6" w:space="0"/>
+          <w:left w:val="single" w:color="4BACC6" w:themeColor="accent5" w:sz="8" w:space="0"/>
+          <w:bottom w:val="single" w:color="4BACC6" w:themeColor="accent5" w:sz="8" w:space="0"/>
+          <w:right w:val="single" w:color="4BACC6" w:themeColor="accent5" w:sz="8" w:space="0"/>
         </w:tcBorders>
       </w:tcPr>
     </w:tblStylePr>
@@ -6370,10 +6372,10 @@
       <w:tblPr/>
       <w:tcPr>
         <w:tcBorders>
-          <w:top w:val="single" w:sz="8" w:space="0" w:color="4BACC6" w:themeColor="accent5"/>
-          <w:left w:val="single" w:sz="8" w:space="0" w:color="4BACC6" w:themeColor="accent5"/>
-          <w:bottom w:val="single" w:sz="8" w:space="0" w:color="4BACC6" w:themeColor="accent5"/>
-          <w:right w:val="single" w:sz="8" w:space="0" w:color="4BACC6" w:themeColor="accent5"/>
+          <w:top w:val="single" w:color="4BACC6" w:themeColor="accent5" w:sz="8" w:space="0"/>
+          <w:left w:val="single" w:color="4BACC6" w:themeColor="accent5" w:sz="8" w:space="0"/>
+          <w:bottom w:val="single" w:color="4BACC6" w:themeColor="accent5" w:sz="8" w:space="0"/>
+          <w:right w:val="single" w:color="4BACC6" w:themeColor="accent5" w:sz="8" w:space="0"/>
         </w:tcBorders>
       </w:tcPr>
     </w:tblStylePr>
@@ -6381,10 +6383,10 @@
       <w:tblPr/>
       <w:tcPr>
         <w:tcBorders>
-          <w:top w:val="single" w:sz="8" w:space="0" w:color="4BACC6" w:themeColor="accent5"/>
-          <w:left w:val="single" w:sz="8" w:space="0" w:color="4BACC6" w:themeColor="accent5"/>
-          <w:bottom w:val="single" w:sz="8" w:space="0" w:color="4BACC6" w:themeColor="accent5"/>
-          <w:right w:val="single" w:sz="8" w:space="0" w:color="4BACC6" w:themeColor="accent5"/>
+          <w:top w:val="single" w:color="4BACC6" w:themeColor="accent5" w:sz="8" w:space="0"/>
+          <w:left w:val="single" w:color="4BACC6" w:themeColor="accent5" w:sz="8" w:space="0"/>
+          <w:bottom w:val="single" w:color="4BACC6" w:themeColor="accent5" w:sz="8" w:space="0"/>
+          <w:right w:val="single" w:color="4BACC6" w:themeColor="accent5" w:sz="8" w:space="0"/>
         </w:tcBorders>
       </w:tcPr>
     </w:tblStylePr>
@@ -6402,10 +6404,10 @@
       <w:tblStyleColBandSize w:val="1"/>
       <w:tblInd w:w="0" w:type="dxa"/>
       <w:tblBorders>
-        <w:top w:val="single" w:sz="8" w:space="0" w:color="F79646" w:themeColor="accent6"/>
-        <w:left w:val="single" w:sz="8" w:space="0" w:color="F79646" w:themeColor="accent6"/>
-        <w:bottom w:val="single" w:sz="8" w:space="0" w:color="F79646" w:themeColor="accent6"/>
-        <w:right w:val="single" w:sz="8" w:space="0" w:color="F79646" w:themeColor="accent6"/>
+        <w:top w:val="single" w:color="F79646" w:themeColor="accent6" w:sz="8" w:space="0"/>
+        <w:left w:val="single" w:color="F79646" w:themeColor="accent6" w:sz="8" w:space="0"/>
+        <w:bottom w:val="single" w:color="F79646" w:themeColor="accent6" w:sz="8" w:space="0"/>
+        <w:right w:val="single" w:color="F79646" w:themeColor="accent6" w:sz="8" w:space="0"/>
       </w:tblBorders>
       <w:tblCellMar>
         <w:top w:w="0" w:type="dxa"/>
@@ -6439,10 +6441,10 @@
       <w:tblPr/>
       <w:tcPr>
         <w:tcBorders>
-          <w:top w:val="double" w:sz="6" w:space="0" w:color="F79646" w:themeColor="accent6"/>
-          <w:left w:val="single" w:sz="8" w:space="0" w:color="F79646" w:themeColor="accent6"/>
-          <w:bottom w:val="single" w:sz="8" w:space="0" w:color="F79646" w:themeColor="accent6"/>
-          <w:right w:val="single" w:sz="8" w:space="0" w:color="F79646" w:themeColor="accent6"/>
+          <w:top w:val="double" w:color="F79646" w:themeColor="accent6" w:sz="6" w:space="0"/>
+          <w:left w:val="single" w:color="F79646" w:themeColor="accent6" w:sz="8" w:space="0"/>
+          <w:bottom w:val="single" w:color="F79646" w:themeColor="accent6" w:sz="8" w:space="0"/>
+          <w:right w:val="single" w:color="F79646" w:themeColor="accent6" w:sz="8" w:space="0"/>
         </w:tcBorders>
       </w:tcPr>
     </w:tblStylePr>
@@ -6462,10 +6464,10 @@
       <w:tblPr/>
       <w:tcPr>
         <w:tcBorders>
-          <w:top w:val="single" w:sz="8" w:space="0" w:color="F79646" w:themeColor="accent6"/>
-          <w:left w:val="single" w:sz="8" w:space="0" w:color="F79646" w:themeColor="accent6"/>
-          <w:bottom w:val="single" w:sz="8" w:space="0" w:color="F79646" w:themeColor="accent6"/>
-          <w:right w:val="single" w:sz="8" w:space="0" w:color="F79646" w:themeColor="accent6"/>
+          <w:top w:val="single" w:color="F79646" w:themeColor="accent6" w:sz="8" w:space="0"/>
+          <w:left w:val="single" w:color="F79646" w:themeColor="accent6" w:sz="8" w:space="0"/>
+          <w:bottom w:val="single" w:color="F79646" w:themeColor="accent6" w:sz="8" w:space="0"/>
+          <w:right w:val="single" w:color="F79646" w:themeColor="accent6" w:sz="8" w:space="0"/>
         </w:tcBorders>
       </w:tcPr>
     </w:tblStylePr>
@@ -6473,10 +6475,10 @@
       <w:tblPr/>
       <w:tcPr>
         <w:tcBorders>
-          <w:top w:val="single" w:sz="8" w:space="0" w:color="F79646" w:themeColor="accent6"/>
-          <w:left w:val="single" w:sz="8" w:space="0" w:color="F79646" w:themeColor="accent6"/>
-          <w:bottom w:val="single" w:sz="8" w:space="0" w:color="F79646" w:themeColor="accent6"/>
-          <w:right w:val="single" w:sz="8" w:space="0" w:color="F79646" w:themeColor="accent6"/>
+          <w:top w:val="single" w:color="F79646" w:themeColor="accent6" w:sz="8" w:space="0"/>
+          <w:left w:val="single" w:color="F79646" w:themeColor="accent6" w:sz="8" w:space="0"/>
+          <w:bottom w:val="single" w:color="F79646" w:themeColor="accent6" w:sz="8" w:space="0"/>
+          <w:right w:val="single" w:color="F79646" w:themeColor="accent6" w:sz="8" w:space="0"/>
         </w:tcBorders>
       </w:tcPr>
     </w:tblStylePr>
@@ -6494,12 +6496,12 @@
       <w:tblStyleColBandSize w:val="1"/>
       <w:tblInd w:w="0" w:type="dxa"/>
       <w:tblBorders>
-        <w:top w:val="single" w:sz="8" w:space="0" w:color="000000" w:themeColor="text1"/>
-        <w:left w:val="single" w:sz="8" w:space="0" w:color="000000" w:themeColor="text1"/>
-        <w:bottom w:val="single" w:sz="8" w:space="0" w:color="000000" w:themeColor="text1"/>
-        <w:right w:val="single" w:sz="8" w:space="0" w:color="000000" w:themeColor="text1"/>
-        <w:insideH w:val="single" w:sz="8" w:space="0" w:color="000000" w:themeColor="text1"/>
-        <w:insideV w:val="single" w:sz="8" w:space="0" w:color="000000" w:themeColor="text1"/>
+        <w:top w:val="single" w:color="000000" w:themeColor="text1" w:sz="8" w:space="0"/>
+        <w:left w:val="single" w:color="000000" w:themeColor="text1" w:sz="8" w:space="0"/>
+        <w:bottom w:val="single" w:color="000000" w:themeColor="text1" w:sz="8" w:space="0"/>
+        <w:right w:val="single" w:color="000000" w:themeColor="text1" w:sz="8" w:space="0"/>
+        <w:insideH w:val="single" w:color="000000" w:themeColor="text1" w:sz="8" w:space="0"/>
+        <w:insideV w:val="single" w:color="000000" w:themeColor="text1" w:sz="8" w:space="0"/>
       </w:tblBorders>
       <w:tblCellMar>
         <w:top w:w="0" w:type="dxa"/>
@@ -6513,19 +6515,19 @@
         <w:spacing w:before="0" w:after="0" w:line="240" w:lineRule="auto"/>
       </w:pPr>
       <w:rPr>
-        <w:rFonts w:asciiTheme="majorHAnsi" w:eastAsiaTheme="majorEastAsia" w:hAnsiTheme="majorHAnsi" w:cstheme="majorBidi"/>
-        <w:b/>
-        <w:bCs/>
-      </w:rPr>
-      <w:tblPr/>
-      <w:tcPr>
-        <w:tcBorders>
-          <w:top w:val="single" w:sz="8" w:space="0" w:color="000000" w:themeColor="text1"/>
-          <w:left w:val="single" w:sz="8" w:space="0" w:color="000000" w:themeColor="text1"/>
-          <w:bottom w:val="single" w:sz="18" w:space="0" w:color="000000" w:themeColor="text1"/>
-          <w:right w:val="single" w:sz="8" w:space="0" w:color="000000" w:themeColor="text1"/>
-          <w:insideH w:val="nil"/>
-          <w:insideV w:val="single" w:sz="8" w:space="0" w:color="000000" w:themeColor="text1"/>
+        <w:rFonts w:asciiTheme="majorHAnsi" w:hAnsiTheme="majorHAnsi" w:eastAsiaTheme="majorEastAsia" w:cstheme="majorBidi"/>
+        <w:b/>
+        <w:bCs/>
+      </w:rPr>
+      <w:tblPr/>
+      <w:tcPr>
+        <w:tcBorders>
+          <w:top w:val="single" w:color="000000" w:themeColor="text1" w:sz="8" w:space="0"/>
+          <w:left w:val="single" w:color="000000" w:themeColor="text1" w:sz="8" w:space="0"/>
+          <w:bottom w:val="single" w:color="000000" w:themeColor="text1" w:sz="18" w:space="0"/>
+          <w:right w:val="single" w:color="000000" w:themeColor="text1" w:sz="8" w:space="0"/>
+          <w:insideH w:val="nil"/>
+          <w:insideV w:val="single" w:color="000000" w:themeColor="text1" w:sz="8" w:space="0"/>
         </w:tcBorders>
       </w:tcPr>
     </w:tblStylePr>
@@ -6534,42 +6536,42 @@
         <w:spacing w:before="0" w:after="0" w:line="240" w:lineRule="auto"/>
       </w:pPr>
       <w:rPr>
-        <w:rFonts w:asciiTheme="majorHAnsi" w:eastAsiaTheme="majorEastAsia" w:hAnsiTheme="majorHAnsi" w:cstheme="majorBidi"/>
-        <w:b/>
-        <w:bCs/>
-      </w:rPr>
-      <w:tblPr/>
-      <w:tcPr>
-        <w:tcBorders>
-          <w:top w:val="double" w:sz="6" w:space="0" w:color="000000" w:themeColor="text1"/>
-          <w:left w:val="single" w:sz="8" w:space="0" w:color="000000" w:themeColor="text1"/>
-          <w:bottom w:val="single" w:sz="8" w:space="0" w:color="000000" w:themeColor="text1"/>
-          <w:right w:val="single" w:sz="8" w:space="0" w:color="000000" w:themeColor="text1"/>
-          <w:insideH w:val="nil"/>
-          <w:insideV w:val="single" w:sz="8" w:space="0" w:color="000000" w:themeColor="text1"/>
+        <w:rFonts w:asciiTheme="majorHAnsi" w:hAnsiTheme="majorHAnsi" w:eastAsiaTheme="majorEastAsia" w:cstheme="majorBidi"/>
+        <w:b/>
+        <w:bCs/>
+      </w:rPr>
+      <w:tblPr/>
+      <w:tcPr>
+        <w:tcBorders>
+          <w:top w:val="double" w:color="000000" w:themeColor="text1" w:sz="6" w:space="0"/>
+          <w:left w:val="single" w:color="000000" w:themeColor="text1" w:sz="8" w:space="0"/>
+          <w:bottom w:val="single" w:color="000000" w:themeColor="text1" w:sz="8" w:space="0"/>
+          <w:right w:val="single" w:color="000000" w:themeColor="text1" w:sz="8" w:space="0"/>
+          <w:insideH w:val="nil"/>
+          <w:insideV w:val="single" w:color="000000" w:themeColor="text1" w:sz="8" w:space="0"/>
         </w:tcBorders>
       </w:tcPr>
     </w:tblStylePr>
     <w:tblStylePr w:type="firstCol">
       <w:rPr>
-        <w:rFonts w:asciiTheme="majorHAnsi" w:eastAsiaTheme="majorEastAsia" w:hAnsiTheme="majorHAnsi" w:cstheme="majorBidi"/>
+        <w:rFonts w:asciiTheme="majorHAnsi" w:hAnsiTheme="majorHAnsi" w:eastAsiaTheme="majorEastAsia" w:cstheme="majorBidi"/>
         <w:b/>
         <w:bCs/>
       </w:rPr>
     </w:tblStylePr>
     <w:tblStylePr w:type="lastCol">
       <w:rPr>
-        <w:rFonts w:asciiTheme="majorHAnsi" w:eastAsiaTheme="majorEastAsia" w:hAnsiTheme="majorHAnsi" w:cstheme="majorBidi"/>
-        <w:b/>
-        <w:bCs/>
-      </w:rPr>
-      <w:tblPr/>
-      <w:tcPr>
-        <w:tcBorders>
-          <w:top w:val="single" w:sz="8" w:space="0" w:color="000000" w:themeColor="text1"/>
-          <w:left w:val="single" w:sz="8" w:space="0" w:color="000000" w:themeColor="text1"/>
-          <w:bottom w:val="single" w:sz="8" w:space="0" w:color="000000" w:themeColor="text1"/>
-          <w:right w:val="single" w:sz="8" w:space="0" w:color="000000" w:themeColor="text1"/>
+        <w:rFonts w:asciiTheme="majorHAnsi" w:hAnsiTheme="majorHAnsi" w:eastAsiaTheme="majorEastAsia" w:cstheme="majorBidi"/>
+        <w:b/>
+        <w:bCs/>
+      </w:rPr>
+      <w:tblPr/>
+      <w:tcPr>
+        <w:tcBorders>
+          <w:top w:val="single" w:color="000000" w:themeColor="text1" w:sz="8" w:space="0"/>
+          <w:left w:val="single" w:color="000000" w:themeColor="text1" w:sz="8" w:space="0"/>
+          <w:bottom w:val="single" w:color="000000" w:themeColor="text1" w:sz="8" w:space="0"/>
+          <w:right w:val="single" w:color="000000" w:themeColor="text1" w:sz="8" w:space="0"/>
         </w:tcBorders>
       </w:tcPr>
     </w:tblStylePr>
@@ -6577,10 +6579,10 @@
       <w:tblPr/>
       <w:tcPr>
         <w:tcBorders>
-          <w:top w:val="single" w:sz="8" w:space="0" w:color="000000" w:themeColor="text1"/>
-          <w:left w:val="single" w:sz="8" w:space="0" w:color="000000" w:themeColor="text1"/>
-          <w:bottom w:val="single" w:sz="8" w:space="0" w:color="000000" w:themeColor="text1"/>
-          <w:right w:val="single" w:sz="8" w:space="0" w:color="000000" w:themeColor="text1"/>
+          <w:top w:val="single" w:color="000000" w:themeColor="text1" w:sz="8" w:space="0"/>
+          <w:left w:val="single" w:color="000000" w:themeColor="text1" w:sz="8" w:space="0"/>
+          <w:bottom w:val="single" w:color="000000" w:themeColor="text1" w:sz="8" w:space="0"/>
+          <w:right w:val="single" w:color="000000" w:themeColor="text1" w:sz="8" w:space="0"/>
         </w:tcBorders>
         <w:shd w:val="clear" w:color="auto" w:fill="C0C0C0" w:themeFill="text1" w:themeFillTint="3F"/>
       </w:tcPr>
@@ -6589,11 +6591,11 @@
       <w:tblPr/>
       <w:tcPr>
         <w:tcBorders>
-          <w:top w:val="single" w:sz="8" w:space="0" w:color="000000" w:themeColor="text1"/>
-          <w:left w:val="single" w:sz="8" w:space="0" w:color="000000" w:themeColor="text1"/>
-          <w:bottom w:val="single" w:sz="8" w:space="0" w:color="000000" w:themeColor="text1"/>
-          <w:right w:val="single" w:sz="8" w:space="0" w:color="000000" w:themeColor="text1"/>
-          <w:insideV w:val="single" w:sz="8" w:space="0" w:color="000000" w:themeColor="text1"/>
+          <w:top w:val="single" w:color="000000" w:themeColor="text1" w:sz="8" w:space="0"/>
+          <w:left w:val="single" w:color="000000" w:themeColor="text1" w:sz="8" w:space="0"/>
+          <w:bottom w:val="single" w:color="000000" w:themeColor="text1" w:sz="8" w:space="0"/>
+          <w:right w:val="single" w:color="000000" w:themeColor="text1" w:sz="8" w:space="0"/>
+          <w:insideV w:val="single" w:color="000000" w:themeColor="text1" w:sz="8" w:space="0"/>
         </w:tcBorders>
         <w:shd w:val="clear" w:color="auto" w:fill="C0C0C0" w:themeFill="text1" w:themeFillTint="3F"/>
       </w:tcPr>
@@ -6602,11 +6604,11 @@
       <w:tblPr/>
       <w:tcPr>
         <w:tcBorders>
-          <w:top w:val="single" w:sz="8" w:space="0" w:color="000000" w:themeColor="text1"/>
-          <w:left w:val="single" w:sz="8" w:space="0" w:color="000000" w:themeColor="text1"/>
-          <w:bottom w:val="single" w:sz="8" w:space="0" w:color="000000" w:themeColor="text1"/>
-          <w:right w:val="single" w:sz="8" w:space="0" w:color="000000" w:themeColor="text1"/>
-          <w:insideV w:val="single" w:sz="8" w:space="0" w:color="000000" w:themeColor="text1"/>
+          <w:top w:val="single" w:color="000000" w:themeColor="text1" w:sz="8" w:space="0"/>
+          <w:left w:val="single" w:color="000000" w:themeColor="text1" w:sz="8" w:space="0"/>
+          <w:bottom w:val="single" w:color="000000" w:themeColor="text1" w:sz="8" w:space="0"/>
+          <w:right w:val="single" w:color="000000" w:themeColor="text1" w:sz="8" w:space="0"/>
+          <w:insideV w:val="single" w:color="000000" w:themeColor="text1" w:sz="8" w:space="0"/>
         </w:tcBorders>
       </w:tcPr>
     </w:tblStylePr>
@@ -6624,12 +6626,12 @@
       <w:tblStyleColBandSize w:val="1"/>
       <w:tblInd w:w="0" w:type="dxa"/>
       <w:tblBorders>
-        <w:top w:val="single" w:sz="8" w:space="0" w:color="4F81BD" w:themeColor="accent1"/>
-        <w:left w:val="single" w:sz="8" w:space="0" w:color="4F81BD" w:themeColor="accent1"/>
-        <w:bottom w:val="single" w:sz="8" w:space="0" w:color="4F81BD" w:themeColor="accent1"/>
-        <w:right w:val="single" w:sz="8" w:space="0" w:color="4F81BD" w:themeColor="accent1"/>
-        <w:insideH w:val="single" w:sz="8" w:space="0" w:color="4F81BD" w:themeColor="accent1"/>
-        <w:insideV w:val="single" w:sz="8" w:space="0" w:color="4F81BD" w:themeColor="accent1"/>
+        <w:top w:val="single" w:color="4F81BD" w:themeColor="accent1" w:sz="8" w:space="0"/>
+        <w:left w:val="single" w:color="4F81BD" w:themeColor="accent1" w:sz="8" w:space="0"/>
+        <w:bottom w:val="single" w:color="4F81BD" w:themeColor="accent1" w:sz="8" w:space="0"/>
+        <w:right w:val="single" w:color="4F81BD" w:themeColor="accent1" w:sz="8" w:space="0"/>
+        <w:insideH w:val="single" w:color="4F81BD" w:themeColor="accent1" w:sz="8" w:space="0"/>
+        <w:insideV w:val="single" w:color="4F81BD" w:themeColor="accent1" w:sz="8" w:space="0"/>
       </w:tblBorders>
       <w:tblCellMar>
         <w:top w:w="0" w:type="dxa"/>
@@ -6643,19 +6645,19 @@
         <w:spacing w:before="0" w:after="0" w:line="240" w:lineRule="auto"/>
       </w:pPr>
       <w:rPr>
-        <w:rFonts w:asciiTheme="majorHAnsi" w:eastAsiaTheme="majorEastAsia" w:hAnsiTheme="majorHAnsi" w:cstheme="majorBidi"/>
-        <w:b/>
-        <w:bCs/>
-      </w:rPr>
-      <w:tblPr/>
-      <w:tcPr>
-        <w:tcBorders>
-          <w:top w:val="single" w:sz="8" w:space="0" w:color="4F81BD" w:themeColor="accent1"/>
-          <w:left w:val="single" w:sz="8" w:space="0" w:color="4F81BD" w:themeColor="accent1"/>
-          <w:bottom w:val="single" w:sz="18" w:space="0" w:color="4F81BD" w:themeColor="accent1"/>
-          <w:right w:val="single" w:sz="8" w:space="0" w:color="4F81BD" w:themeColor="accent1"/>
-          <w:insideH w:val="nil"/>
-          <w:insideV w:val="single" w:sz="8" w:space="0" w:color="4F81BD" w:themeColor="accent1"/>
+        <w:rFonts w:asciiTheme="majorHAnsi" w:hAnsiTheme="majorHAnsi" w:eastAsiaTheme="majorEastAsia" w:cstheme="majorBidi"/>
+        <w:b/>
+        <w:bCs/>
+      </w:rPr>
+      <w:tblPr/>
+      <w:tcPr>
+        <w:tcBorders>
+          <w:top w:val="single" w:color="4F81BD" w:themeColor="accent1" w:sz="8" w:space="0"/>
+          <w:left w:val="single" w:color="4F81BD" w:themeColor="accent1" w:sz="8" w:space="0"/>
+          <w:bottom w:val="single" w:color="4F81BD" w:themeColor="accent1" w:sz="18" w:space="0"/>
+          <w:right w:val="single" w:color="4F81BD" w:themeColor="accent1" w:sz="8" w:space="0"/>
+          <w:insideH w:val="nil"/>
+          <w:insideV w:val="single" w:color="4F81BD" w:themeColor="accent1" w:sz="8" w:space="0"/>
         </w:tcBorders>
       </w:tcPr>
     </w:tblStylePr>
@@ -6664,42 +6666,42 @@
         <w:spacing w:before="0" w:after="0" w:line="240" w:lineRule="auto"/>
       </w:pPr>
       <w:rPr>
-        <w:rFonts w:asciiTheme="majorHAnsi" w:eastAsiaTheme="majorEastAsia" w:hAnsiTheme="majorHAnsi" w:cstheme="majorBidi"/>
-        <w:b/>
-        <w:bCs/>
-      </w:rPr>
-      <w:tblPr/>
-      <w:tcPr>
-        <w:tcBorders>
-          <w:top w:val="double" w:sz="6" w:space="0" w:color="4F81BD" w:themeColor="accent1"/>
-          <w:left w:val="single" w:sz="8" w:space="0" w:color="4F81BD" w:themeColor="accent1"/>
-          <w:bottom w:val="single" w:sz="8" w:space="0" w:color="4F81BD" w:themeColor="accent1"/>
-          <w:right w:val="single" w:sz="8" w:space="0" w:color="4F81BD" w:themeColor="accent1"/>
-          <w:insideH w:val="nil"/>
-          <w:insideV w:val="single" w:sz="8" w:space="0" w:color="4F81BD" w:themeColor="accent1"/>
+        <w:rFonts w:asciiTheme="majorHAnsi" w:hAnsiTheme="majorHAnsi" w:eastAsiaTheme="majorEastAsia" w:cstheme="majorBidi"/>
+        <w:b/>
+        <w:bCs/>
+      </w:rPr>
+      <w:tblPr/>
+      <w:tcPr>
+        <w:tcBorders>
+          <w:top w:val="double" w:color="4F81BD" w:themeColor="accent1" w:sz="6" w:space="0"/>
+          <w:left w:val="single" w:color="4F81BD" w:themeColor="accent1" w:sz="8" w:space="0"/>
+          <w:bottom w:val="single" w:color="4F81BD" w:themeColor="accent1" w:sz="8" w:space="0"/>
+          <w:right w:val="single" w:color="4F81BD" w:themeColor="accent1" w:sz="8" w:space="0"/>
+          <w:insideH w:val="nil"/>
+          <w:insideV w:val="single" w:color="4F81BD" w:themeColor="accent1" w:sz="8" w:space="0"/>
         </w:tcBorders>
       </w:tcPr>
     </w:tblStylePr>
     <w:tblStylePr w:type="firstCol">
       <w:rPr>
-        <w:rFonts w:asciiTheme="majorHAnsi" w:eastAsiaTheme="majorEastAsia" w:hAnsiTheme="majorHAnsi" w:cstheme="majorBidi"/>
+        <w:rFonts w:asciiTheme="majorHAnsi" w:hAnsiTheme="majorHAnsi" w:eastAsiaTheme="majorEastAsia" w:cstheme="majorBidi"/>
         <w:b/>
         <w:bCs/>
       </w:rPr>
     </w:tblStylePr>
     <w:tblStylePr w:type="lastCol">
       <w:rPr>
-        <w:rFonts w:asciiTheme="majorHAnsi" w:eastAsiaTheme="majorEastAsia" w:hAnsiTheme="majorHAnsi" w:cstheme="majorBidi"/>
-        <w:b/>
-        <w:bCs/>
-      </w:rPr>
-      <w:tblPr/>
-      <w:tcPr>
-        <w:tcBorders>
-          <w:top w:val="single" w:sz="8" w:space="0" w:color="4F81BD" w:themeColor="accent1"/>
-          <w:left w:val="single" w:sz="8" w:space="0" w:color="4F81BD" w:themeColor="accent1"/>
-          <w:bottom w:val="single" w:sz="8" w:space="0" w:color="4F81BD" w:themeColor="accent1"/>
-          <w:right w:val="single" w:sz="8" w:space="0" w:color="4F81BD" w:themeColor="accent1"/>
+        <w:rFonts w:asciiTheme="majorHAnsi" w:hAnsiTheme="majorHAnsi" w:eastAsiaTheme="majorEastAsia" w:cstheme="majorBidi"/>
+        <w:b/>
+        <w:bCs/>
+      </w:rPr>
+      <w:tblPr/>
+      <w:tcPr>
+        <w:tcBorders>
+          <w:top w:val="single" w:color="4F81BD" w:themeColor="accent1" w:sz="8" w:space="0"/>
+          <w:left w:val="single" w:color="4F81BD" w:themeColor="accent1" w:sz="8" w:space="0"/>
+          <w:bottom w:val="single" w:color="4F81BD" w:themeColor="accent1" w:sz="8" w:space="0"/>
+          <w:right w:val="single" w:color="4F81BD" w:themeColor="accent1" w:sz="8" w:space="0"/>
         </w:tcBorders>
       </w:tcPr>
     </w:tblStylePr>
@@ -6707,10 +6709,10 @@
       <w:tblPr/>
       <w:tcPr>
         <w:tcBorders>
-          <w:top w:val="single" w:sz="8" w:space="0" w:color="4F81BD" w:themeColor="accent1"/>
-          <w:left w:val="single" w:sz="8" w:space="0" w:color="4F81BD" w:themeColor="accent1"/>
-          <w:bottom w:val="single" w:sz="8" w:space="0" w:color="4F81BD" w:themeColor="accent1"/>
-          <w:right w:val="single" w:sz="8" w:space="0" w:color="4F81BD" w:themeColor="accent1"/>
+          <w:top w:val="single" w:color="4F81BD" w:themeColor="accent1" w:sz="8" w:space="0"/>
+          <w:left w:val="single" w:color="4F81BD" w:themeColor="accent1" w:sz="8" w:space="0"/>
+          <w:bottom w:val="single" w:color="4F81BD" w:themeColor="accent1" w:sz="8" w:space="0"/>
+          <w:right w:val="single" w:color="4F81BD" w:themeColor="accent1" w:sz="8" w:space="0"/>
         </w:tcBorders>
         <w:shd w:val="clear" w:color="auto" w:fill="D3DFEE" w:themeFill="accent1" w:themeFillTint="3F"/>
       </w:tcPr>
@@ -6719,11 +6721,11 @@
       <w:tblPr/>
       <w:tcPr>
         <w:tcBorders>
-          <w:top w:val="single" w:sz="8" w:space="0" w:color="4F81BD" w:themeColor="accent1"/>
-          <w:left w:val="single" w:sz="8" w:space="0" w:color="4F81BD" w:themeColor="accent1"/>
-          <w:bottom w:val="single" w:sz="8" w:space="0" w:color="4F81BD" w:themeColor="accent1"/>
-          <w:right w:val="single" w:sz="8" w:space="0" w:color="4F81BD" w:themeColor="accent1"/>
-          <w:insideV w:val="single" w:sz="8" w:space="0" w:color="4F81BD" w:themeColor="accent1"/>
+          <w:top w:val="single" w:color="4F81BD" w:themeColor="accent1" w:sz="8" w:space="0"/>
+          <w:left w:val="single" w:color="4F81BD" w:themeColor="accent1" w:sz="8" w:space="0"/>
+          <w:bottom w:val="single" w:color="4F81BD" w:themeColor="accent1" w:sz="8" w:space="0"/>
+          <w:right w:val="single" w:color="4F81BD" w:themeColor="accent1" w:sz="8" w:space="0"/>
+          <w:insideV w:val="single" w:color="4F81BD" w:themeColor="accent1" w:sz="8" w:space="0"/>
         </w:tcBorders>
         <w:shd w:val="clear" w:color="auto" w:fill="D3DFEE" w:themeFill="accent1" w:themeFillTint="3F"/>
       </w:tcPr>
@@ -6732,11 +6734,11 @@
       <w:tblPr/>
       <w:tcPr>
         <w:tcBorders>
-          <w:top w:val="single" w:sz="8" w:space="0" w:color="4F81BD" w:themeColor="accent1"/>
-          <w:left w:val="single" w:sz="8" w:space="0" w:color="4F81BD" w:themeColor="accent1"/>
-          <w:bottom w:val="single" w:sz="8" w:space="0" w:color="4F81BD" w:themeColor="accent1"/>
-          <w:right w:val="single" w:sz="8" w:space="0" w:color="4F81BD" w:themeColor="accent1"/>
-          <w:insideV w:val="single" w:sz="8" w:space="0" w:color="4F81BD" w:themeColor="accent1"/>
+          <w:top w:val="single" w:color="4F81BD" w:themeColor="accent1" w:sz="8" w:space="0"/>
+          <w:left w:val="single" w:color="4F81BD" w:themeColor="accent1" w:sz="8" w:space="0"/>
+          <w:bottom w:val="single" w:color="4F81BD" w:themeColor="accent1" w:sz="8" w:space="0"/>
+          <w:right w:val="single" w:color="4F81BD" w:themeColor="accent1" w:sz="8" w:space="0"/>
+          <w:insideV w:val="single" w:color="4F81BD" w:themeColor="accent1" w:sz="8" w:space="0"/>
         </w:tcBorders>
       </w:tcPr>
     </w:tblStylePr>
@@ -6754,12 +6756,12 @@
       <w:tblStyleColBandSize w:val="1"/>
       <w:tblInd w:w="0" w:type="dxa"/>
       <w:tblBorders>
-        <w:top w:val="single" w:sz="8" w:space="0" w:color="C0504D" w:themeColor="accent2"/>
-        <w:left w:val="single" w:sz="8" w:space="0" w:color="C0504D" w:themeColor="accent2"/>
-        <w:bottom w:val="single" w:sz="8" w:space="0" w:color="C0504D" w:themeColor="accent2"/>
-        <w:right w:val="single" w:sz="8" w:space="0" w:color="C0504D" w:themeColor="accent2"/>
-        <w:insideH w:val="single" w:sz="8" w:space="0" w:color="C0504D" w:themeColor="accent2"/>
-        <w:insideV w:val="single" w:sz="8" w:space="0" w:color="C0504D" w:themeColor="accent2"/>
+        <w:top w:val="single" w:color="C0504D" w:themeColor="accent2" w:sz="8" w:space="0"/>
+        <w:left w:val="single" w:color="C0504D" w:themeColor="accent2" w:sz="8" w:space="0"/>
+        <w:bottom w:val="single" w:color="C0504D" w:themeColor="accent2" w:sz="8" w:space="0"/>
+        <w:right w:val="single" w:color="C0504D" w:themeColor="accent2" w:sz="8" w:space="0"/>
+        <w:insideH w:val="single" w:color="C0504D" w:themeColor="accent2" w:sz="8" w:space="0"/>
+        <w:insideV w:val="single" w:color="C0504D" w:themeColor="accent2" w:sz="8" w:space="0"/>
       </w:tblBorders>
       <w:tblCellMar>
         <w:top w:w="0" w:type="dxa"/>
@@ -6773,19 +6775,19 @@
         <w:spacing w:before="0" w:after="0" w:line="240" w:lineRule="auto"/>
       </w:pPr>
       <w:rPr>
-        <w:rFonts w:asciiTheme="majorHAnsi" w:eastAsiaTheme="majorEastAsia" w:hAnsiTheme="majorHAnsi" w:cstheme="majorBidi"/>
-        <w:b/>
-        <w:bCs/>
-      </w:rPr>
-      <w:tblPr/>
-      <w:tcPr>
-        <w:tcBorders>
-          <w:top w:val="single" w:sz="8" w:space="0" w:color="C0504D" w:themeColor="accent2"/>
-          <w:left w:val="single" w:sz="8" w:space="0" w:color="C0504D" w:themeColor="accent2"/>
-          <w:bottom w:val="single" w:sz="18" w:space="0" w:color="C0504D" w:themeColor="accent2"/>
-          <w:right w:val="single" w:sz="8" w:space="0" w:color="C0504D" w:themeColor="accent2"/>
-          <w:insideH w:val="nil"/>
-          <w:insideV w:val="single" w:sz="8" w:space="0" w:color="C0504D" w:themeColor="accent2"/>
+        <w:rFonts w:asciiTheme="majorHAnsi" w:hAnsiTheme="majorHAnsi" w:eastAsiaTheme="majorEastAsia" w:cstheme="majorBidi"/>
+        <w:b/>
+        <w:bCs/>
+      </w:rPr>
+      <w:tblPr/>
+      <w:tcPr>
+        <w:tcBorders>
+          <w:top w:val="single" w:color="C0504D" w:themeColor="accent2" w:sz="8" w:space="0"/>
+          <w:left w:val="single" w:color="C0504D" w:themeColor="accent2" w:sz="8" w:space="0"/>
+          <w:bottom w:val="single" w:color="C0504D" w:themeColor="accent2" w:sz="18" w:space="0"/>
+          <w:right w:val="single" w:color="C0504D" w:themeColor="accent2" w:sz="8" w:space="0"/>
+          <w:insideH w:val="nil"/>
+          <w:insideV w:val="single" w:color="C0504D" w:themeColor="accent2" w:sz="8" w:space="0"/>
         </w:tcBorders>
       </w:tcPr>
     </w:tblStylePr>
@@ -6794,42 +6796,42 @@
         <w:spacing w:before="0" w:after="0" w:line="240" w:lineRule="auto"/>
       </w:pPr>
       <w:rPr>
-        <w:rFonts w:asciiTheme="majorHAnsi" w:eastAsiaTheme="majorEastAsia" w:hAnsiTheme="majorHAnsi" w:cstheme="majorBidi"/>
-        <w:b/>
-        <w:bCs/>
-      </w:rPr>
-      <w:tblPr/>
-      <w:tcPr>
-        <w:tcBorders>
-          <w:top w:val="double" w:sz="6" w:space="0" w:color="C0504D" w:themeColor="accent2"/>
-          <w:left w:val="single" w:sz="8" w:space="0" w:color="C0504D" w:themeColor="accent2"/>
-          <w:bottom w:val="single" w:sz="8" w:space="0" w:color="C0504D" w:themeColor="accent2"/>
-          <w:right w:val="single" w:sz="8" w:space="0" w:color="C0504D" w:themeColor="accent2"/>
-          <w:insideH w:val="nil"/>
-          <w:insideV w:val="single" w:sz="8" w:space="0" w:color="C0504D" w:themeColor="accent2"/>
+        <w:rFonts w:asciiTheme="majorHAnsi" w:hAnsiTheme="majorHAnsi" w:eastAsiaTheme="majorEastAsia" w:cstheme="majorBidi"/>
+        <w:b/>
+        <w:bCs/>
+      </w:rPr>
+      <w:tblPr/>
+      <w:tcPr>
+        <w:tcBorders>
+          <w:top w:val="double" w:color="C0504D" w:themeColor="accent2" w:sz="6" w:space="0"/>
+          <w:left w:val="single" w:color="C0504D" w:themeColor="accent2" w:sz="8" w:space="0"/>
+          <w:bottom w:val="single" w:color="C0504D" w:themeColor="accent2" w:sz="8" w:space="0"/>
+          <w:right w:val="single" w:color="C0504D" w:themeColor="accent2" w:sz="8" w:space="0"/>
+          <w:insideH w:val="nil"/>
+          <w:insideV w:val="single" w:color="C0504D" w:themeColor="accent2" w:sz="8" w:space="0"/>
         </w:tcBorders>
       </w:tcPr>
     </w:tblStylePr>
     <w:tblStylePr w:type="firstCol">
       <w:rPr>
-        <w:rFonts w:asciiTheme="majorHAnsi" w:eastAsiaTheme="majorEastAsia" w:hAnsiTheme="majorHAnsi" w:cstheme="majorBidi"/>
+        <w:rFonts w:asciiTheme="majorHAnsi" w:hAnsiTheme="majorHAnsi" w:eastAsiaTheme="majorEastAsia" w:cstheme="majorBidi"/>
         <w:b/>
         <w:bCs/>
       </w:rPr>
     </w:tblStylePr>
     <w:tblStylePr w:type="lastCol">
       <w:rPr>
-        <w:rFonts w:asciiTheme="majorHAnsi" w:eastAsiaTheme="majorEastAsia" w:hAnsiTheme="majorHAnsi" w:cstheme="majorBidi"/>
-        <w:b/>
-        <w:bCs/>
-      </w:rPr>
-      <w:tblPr/>
-      <w:tcPr>
-        <w:tcBorders>
-          <w:top w:val="single" w:sz="8" w:space="0" w:color="C0504D" w:themeColor="accent2"/>
-          <w:left w:val="single" w:sz="8" w:space="0" w:color="C0504D" w:themeColor="accent2"/>
-          <w:bottom w:val="single" w:sz="8" w:space="0" w:color="C0504D" w:themeColor="accent2"/>
-          <w:right w:val="single" w:sz="8" w:space="0" w:color="C0504D" w:themeColor="accent2"/>
+        <w:rFonts w:asciiTheme="majorHAnsi" w:hAnsiTheme="majorHAnsi" w:eastAsiaTheme="majorEastAsia" w:cstheme="majorBidi"/>
+        <w:b/>
+        <w:bCs/>
+      </w:rPr>
+      <w:tblPr/>
+      <w:tcPr>
+        <w:tcBorders>
+          <w:top w:val="single" w:color="C0504D" w:themeColor="accent2" w:sz="8" w:space="0"/>
+          <w:left w:val="single" w:color="C0504D" w:themeColor="accent2" w:sz="8" w:space="0"/>
+          <w:bottom w:val="single" w:color="C0504D" w:themeColor="accent2" w:sz="8" w:space="0"/>
+          <w:right w:val="single" w:color="C0504D" w:themeColor="accent2" w:sz="8" w:space="0"/>
         </w:tcBorders>
       </w:tcPr>
     </w:tblStylePr>
@@ -6837,10 +6839,10 @@
       <w:tblPr/>
       <w:tcPr>
         <w:tcBorders>
-          <w:top w:val="single" w:sz="8" w:space="0" w:color="C0504D" w:themeColor="accent2"/>
-          <w:left w:val="single" w:sz="8" w:space="0" w:color="C0504D" w:themeColor="accent2"/>
-          <w:bottom w:val="single" w:sz="8" w:space="0" w:color="C0504D" w:themeColor="accent2"/>
-          <w:right w:val="single" w:sz="8" w:space="0" w:color="C0504D" w:themeColor="accent2"/>
+          <w:top w:val="single" w:color="C0504D" w:themeColor="accent2" w:sz="8" w:space="0"/>
+          <w:left w:val="single" w:color="C0504D" w:themeColor="accent2" w:sz="8" w:space="0"/>
+          <w:bottom w:val="single" w:color="C0504D" w:themeColor="accent2" w:sz="8" w:space="0"/>
+          <w:right w:val="single" w:color="C0504D" w:themeColor="accent2" w:sz="8" w:space="0"/>
         </w:tcBorders>
         <w:shd w:val="clear" w:color="auto" w:fill="EFD3D2" w:themeFill="accent2" w:themeFillTint="3F"/>
       </w:tcPr>
@@ -6849,11 +6851,11 @@
       <w:tblPr/>
       <w:tcPr>
         <w:tcBorders>
-          <w:top w:val="single" w:sz="8" w:space="0" w:color="C0504D" w:themeColor="accent2"/>
-          <w:left w:val="single" w:sz="8" w:space="0" w:color="C0504D" w:themeColor="accent2"/>
-          <w:bottom w:val="single" w:sz="8" w:space="0" w:color="C0504D" w:themeColor="accent2"/>
-          <w:right w:val="single" w:sz="8" w:space="0" w:color="C0504D" w:themeColor="accent2"/>
-          <w:insideV w:val="single" w:sz="8" w:space="0" w:color="C0504D" w:themeColor="accent2"/>
+          <w:top w:val="single" w:color="C0504D" w:themeColor="accent2" w:sz="8" w:space="0"/>
+          <w:left w:val="single" w:color="C0504D" w:themeColor="accent2" w:sz="8" w:space="0"/>
+          <w:bottom w:val="single" w:color="C0504D" w:themeColor="accent2" w:sz="8" w:space="0"/>
+          <w:right w:val="single" w:color="C0504D" w:themeColor="accent2" w:sz="8" w:space="0"/>
+          <w:insideV w:val="single" w:color="C0504D" w:themeColor="accent2" w:sz="8" w:space="0"/>
         </w:tcBorders>
         <w:shd w:val="clear" w:color="auto" w:fill="EFD3D2" w:themeFill="accent2" w:themeFillTint="3F"/>
       </w:tcPr>
@@ -6862,11 +6864,11 @@
       <w:tblPr/>
       <w:tcPr>
         <w:tcBorders>
-          <w:top w:val="single" w:sz="8" w:space="0" w:color="C0504D" w:themeColor="accent2"/>
-          <w:left w:val="single" w:sz="8" w:space="0" w:color="C0504D" w:themeColor="accent2"/>
-          <w:bottom w:val="single" w:sz="8" w:space="0" w:color="C0504D" w:themeColor="accent2"/>
-          <w:right w:val="single" w:sz="8" w:space="0" w:color="C0504D" w:themeColor="accent2"/>
-          <w:insideV w:val="single" w:sz="8" w:space="0" w:color="C0504D" w:themeColor="accent2"/>
+          <w:top w:val="single" w:color="C0504D" w:themeColor="accent2" w:sz="8" w:space="0"/>
+          <w:left w:val="single" w:color="C0504D" w:themeColor="accent2" w:sz="8" w:space="0"/>
+          <w:bottom w:val="single" w:color="C0504D" w:themeColor="accent2" w:sz="8" w:space="0"/>
+          <w:right w:val="single" w:color="C0504D" w:themeColor="accent2" w:sz="8" w:space="0"/>
+          <w:insideV w:val="single" w:color="C0504D" w:themeColor="accent2" w:sz="8" w:space="0"/>
         </w:tcBorders>
       </w:tcPr>
     </w:tblStylePr>
@@ -6884,12 +6886,12 @@
       <w:tblStyleColBandSize w:val="1"/>
       <w:tblInd w:w="0" w:type="dxa"/>
       <w:tblBorders>
-        <w:top w:val="single" w:sz="8" w:space="0" w:color="9BBB59" w:themeColor="accent3"/>
-        <w:left w:val="single" w:sz="8" w:space="0" w:color="9BBB59" w:themeColor="accent3"/>
-        <w:bottom w:val="single" w:sz="8" w:space="0" w:color="9BBB59" w:themeColor="accent3"/>
-        <w:right w:val="single" w:sz="8" w:space="0" w:color="9BBB59" w:themeColor="accent3"/>
-        <w:insideH w:val="single" w:sz="8" w:space="0" w:color="9BBB59" w:themeColor="accent3"/>
-        <w:insideV w:val="single" w:sz="8" w:space="0" w:color="9BBB59" w:themeColor="accent3"/>
+        <w:top w:val="single" w:color="9BBB59" w:themeColor="accent3" w:sz="8" w:space="0"/>
+        <w:left w:val="single" w:color="9BBB59" w:themeColor="accent3" w:sz="8" w:space="0"/>
+        <w:bottom w:val="single" w:color="9BBB59" w:themeColor="accent3" w:sz="8" w:space="0"/>
+        <w:right w:val="single" w:color="9BBB59" w:themeColor="accent3" w:sz="8" w:space="0"/>
+        <w:insideH w:val="single" w:color="9BBB59" w:themeColor="accent3" w:sz="8" w:space="0"/>
+        <w:insideV w:val="single" w:color="9BBB59" w:themeColor="accent3" w:sz="8" w:space="0"/>
       </w:tblBorders>
       <w:tblCellMar>
         <w:top w:w="0" w:type="dxa"/>
@@ -6903,19 +6905,19 @@
         <w:spacing w:before="0" w:after="0" w:line="240" w:lineRule="auto"/>
       </w:pPr>
       <w:rPr>
-        <w:rFonts w:asciiTheme="majorHAnsi" w:eastAsiaTheme="majorEastAsia" w:hAnsiTheme="majorHAnsi" w:cstheme="majorBidi"/>
-        <w:b/>
-        <w:bCs/>
-      </w:rPr>
-      <w:tblPr/>
-      <w:tcPr>
-        <w:tcBorders>
-          <w:top w:val="single" w:sz="8" w:space="0" w:color="9BBB59" w:themeColor="accent3"/>
-          <w:left w:val="single" w:sz="8" w:space="0" w:color="9BBB59" w:themeColor="accent3"/>
-          <w:bottom w:val="single" w:sz="18" w:space="0" w:color="9BBB59" w:themeColor="accent3"/>
-          <w:right w:val="single" w:sz="8" w:space="0" w:color="9BBB59" w:themeColor="accent3"/>
-          <w:insideH w:val="nil"/>
-          <w:insideV w:val="single" w:sz="8" w:space="0" w:color="9BBB59" w:themeColor="accent3"/>
+        <w:rFonts w:asciiTheme="majorHAnsi" w:hAnsiTheme="majorHAnsi" w:eastAsiaTheme="majorEastAsia" w:cstheme="majorBidi"/>
+        <w:b/>
+        <w:bCs/>
+      </w:rPr>
+      <w:tblPr/>
+      <w:tcPr>
+        <w:tcBorders>
+          <w:top w:val="single" w:color="9BBB59" w:themeColor="accent3" w:sz="8" w:space="0"/>
+          <w:left w:val="single" w:color="9BBB59" w:themeColor="accent3" w:sz="8" w:space="0"/>
+          <w:bottom w:val="single" w:color="9BBB59" w:themeColor="accent3" w:sz="18" w:space="0"/>
+          <w:right w:val="single" w:color="9BBB59" w:themeColor="accent3" w:sz="8" w:space="0"/>
+          <w:insideH w:val="nil"/>
+          <w:insideV w:val="single" w:color="9BBB59" w:themeColor="accent3" w:sz="8" w:space="0"/>
         </w:tcBorders>
       </w:tcPr>
     </w:tblStylePr>
@@ -6924,42 +6926,42 @@
         <w:spacing w:before="0" w:after="0" w:line="240" w:lineRule="auto"/>
       </w:pPr>
       <w:rPr>
-        <w:rFonts w:asciiTheme="majorHAnsi" w:eastAsiaTheme="majorEastAsia" w:hAnsiTheme="majorHAnsi" w:cstheme="majorBidi"/>
-        <w:b/>
-        <w:bCs/>
-      </w:rPr>
-      <w:tblPr/>
-      <w:tcPr>
-        <w:tcBorders>
-          <w:top w:val="double" w:sz="6" w:space="0" w:color="9BBB59" w:themeColor="accent3"/>
-          <w:left w:val="single" w:sz="8" w:space="0" w:color="9BBB59" w:themeColor="accent3"/>
-          <w:bottom w:val="single" w:sz="8" w:space="0" w:color="9BBB59" w:themeColor="accent3"/>
-          <w:right w:val="single" w:sz="8" w:space="0" w:color="9BBB59" w:themeColor="accent3"/>
-          <w:insideH w:val="nil"/>
-          <w:insideV w:val="single" w:sz="8" w:space="0" w:color="9BBB59" w:themeColor="accent3"/>
+        <w:rFonts w:asciiTheme="majorHAnsi" w:hAnsiTheme="majorHAnsi" w:eastAsiaTheme="majorEastAsia" w:cstheme="majorBidi"/>
+        <w:b/>
+        <w:bCs/>
+      </w:rPr>
+      <w:tblPr/>
+      <w:tcPr>
+        <w:tcBorders>
+          <w:top w:val="double" w:color="9BBB59" w:themeColor="accent3" w:sz="6" w:space="0"/>
+          <w:left w:val="single" w:color="9BBB59" w:themeColor="accent3" w:sz="8" w:space="0"/>
+          <w:bottom w:val="single" w:color="9BBB59" w:themeColor="accent3" w:sz="8" w:space="0"/>
+          <w:right w:val="single" w:color="9BBB59" w:themeColor="accent3" w:sz="8" w:space="0"/>
+          <w:insideH w:val="nil"/>
+          <w:insideV w:val="single" w:color="9BBB59" w:themeColor="accent3" w:sz="8" w:space="0"/>
         </w:tcBorders>
       </w:tcPr>
     </w:tblStylePr>
     <w:tblStylePr w:type="firstCol">
       <w:rPr>
-        <w:rFonts w:asciiTheme="majorHAnsi" w:eastAsiaTheme="majorEastAsia" w:hAnsiTheme="majorHAnsi" w:cstheme="majorBidi"/>
+        <w:rFonts w:asciiTheme="majorHAnsi" w:hAnsiTheme="majorHAnsi" w:eastAsiaTheme="majorEastAsia" w:cstheme="majorBidi"/>
         <w:b/>
         <w:bCs/>
       </w:rPr>
     </w:tblStylePr>
     <w:tblStylePr w:type="lastCol">
       <w:rPr>
-        <w:rFonts w:asciiTheme="majorHAnsi" w:eastAsiaTheme="majorEastAsia" w:hAnsiTheme="majorHAnsi" w:cstheme="majorBidi"/>
-        <w:b/>
-        <w:bCs/>
-      </w:rPr>
-      <w:tblPr/>
-      <w:tcPr>
-        <w:tcBorders>
-          <w:top w:val="single" w:sz="8" w:space="0" w:color="9BBB59" w:themeColor="accent3"/>
-          <w:left w:val="single" w:sz="8" w:space="0" w:color="9BBB59" w:themeColor="accent3"/>
-          <w:bottom w:val="single" w:sz="8" w:space="0" w:color="9BBB59" w:themeColor="accent3"/>
-          <w:right w:val="single" w:sz="8" w:space="0" w:color="9BBB59" w:themeColor="accent3"/>
+        <w:rFonts w:asciiTheme="majorHAnsi" w:hAnsiTheme="majorHAnsi" w:eastAsiaTheme="majorEastAsia" w:cstheme="majorBidi"/>
+        <w:b/>
+        <w:bCs/>
+      </w:rPr>
+      <w:tblPr/>
+      <w:tcPr>
+        <w:tcBorders>
+          <w:top w:val="single" w:color="9BBB59" w:themeColor="accent3" w:sz="8" w:space="0"/>
+          <w:left w:val="single" w:color="9BBB59" w:themeColor="accent3" w:sz="8" w:space="0"/>
+          <w:bottom w:val="single" w:color="9BBB59" w:themeColor="accent3" w:sz="8" w:space="0"/>
+          <w:right w:val="single" w:color="9BBB59" w:themeColor="accent3" w:sz="8" w:space="0"/>
         </w:tcBorders>
       </w:tcPr>
     </w:tblStylePr>
@@ -6967,10 +6969,10 @@
       <w:tblPr/>
       <w:tcPr>
         <w:tcBorders>
-          <w:top w:val="single" w:sz="8" w:space="0" w:color="9BBB59" w:themeColor="accent3"/>
-          <w:left w:val="single" w:sz="8" w:space="0" w:color="9BBB59" w:themeColor="accent3"/>
-          <w:bottom w:val="single" w:sz="8" w:space="0" w:color="9BBB59" w:themeColor="accent3"/>
-          <w:right w:val="single" w:sz="8" w:space="0" w:color="9BBB59" w:themeColor="accent3"/>
+          <w:top w:val="single" w:color="9BBB59" w:themeColor="accent3" w:sz="8" w:space="0"/>
+          <w:left w:val="single" w:color="9BBB59" w:themeColor="accent3" w:sz="8" w:space="0"/>
+          <w:bottom w:val="single" w:color="9BBB59" w:themeColor="accent3" w:sz="8" w:space="0"/>
+          <w:right w:val="single" w:color="9BBB59" w:themeColor="accent3" w:sz="8" w:space="0"/>
         </w:tcBorders>
         <w:shd w:val="clear" w:color="auto" w:fill="E6EED5" w:themeFill="accent3" w:themeFillTint="3F"/>
       </w:tcPr>
@@ -6979,11 +6981,11 @@
       <w:tblPr/>
       <w:tcPr>
         <w:tcBorders>
-          <w:top w:val="single" w:sz="8" w:space="0" w:color="9BBB59" w:themeColor="accent3"/>
-          <w:left w:val="single" w:sz="8" w:space="0" w:color="9BBB59" w:themeColor="accent3"/>
-          <w:bottom w:val="single" w:sz="8" w:space="0" w:color="9BBB59" w:themeColor="accent3"/>
-          <w:right w:val="single" w:sz="8" w:space="0" w:color="9BBB59" w:themeColor="accent3"/>
-          <w:insideV w:val="single" w:sz="8" w:space="0" w:color="9BBB59" w:themeColor="accent3"/>
+          <w:top w:val="single" w:color="9BBB59" w:themeColor="accent3" w:sz="8" w:space="0"/>
+          <w:left w:val="single" w:color="9BBB59" w:themeColor="accent3" w:sz="8" w:space="0"/>
+          <w:bottom w:val="single" w:color="9BBB59" w:themeColor="accent3" w:sz="8" w:space="0"/>
+          <w:right w:val="single" w:color="9BBB59" w:themeColor="accent3" w:sz="8" w:space="0"/>
+          <w:insideV w:val="single" w:color="9BBB59" w:themeColor="accent3" w:sz="8" w:space="0"/>
         </w:tcBorders>
         <w:shd w:val="clear" w:color="auto" w:fill="E6EED5" w:themeFill="accent3" w:themeFillTint="3F"/>
       </w:tcPr>
@@ -6992,11 +6994,11 @@
       <w:tblPr/>
       <w:tcPr>
         <w:tcBorders>
-          <w:top w:val="single" w:sz="8" w:space="0" w:color="9BBB59" w:themeColor="accent3"/>
-          <w:left w:val="single" w:sz="8" w:space="0" w:color="9BBB59" w:themeColor="accent3"/>
-          <w:bottom w:val="single" w:sz="8" w:space="0" w:color="9BBB59" w:themeColor="accent3"/>
-          <w:right w:val="single" w:sz="8" w:space="0" w:color="9BBB59" w:themeColor="accent3"/>
-          <w:insideV w:val="single" w:sz="8" w:space="0" w:color="9BBB59" w:themeColor="accent3"/>
+          <w:top w:val="single" w:color="9BBB59" w:themeColor="accent3" w:sz="8" w:space="0"/>
+          <w:left w:val="single" w:color="9BBB59" w:themeColor="accent3" w:sz="8" w:space="0"/>
+          <w:bottom w:val="single" w:color="9BBB59" w:themeColor="accent3" w:sz="8" w:space="0"/>
+          <w:right w:val="single" w:color="9BBB59" w:themeColor="accent3" w:sz="8" w:space="0"/>
+          <w:insideV w:val="single" w:color="9BBB59" w:themeColor="accent3" w:sz="8" w:space="0"/>
         </w:tcBorders>
       </w:tcPr>
     </w:tblStylePr>
@@ -7014,12 +7016,12 @@
       <w:tblStyleColBandSize w:val="1"/>
       <w:tblInd w:w="0" w:type="dxa"/>
       <w:tblBorders>
-        <w:top w:val="single" w:sz="8" w:space="0" w:color="8064A2" w:themeColor="accent4"/>
-        <w:left w:val="single" w:sz="8" w:space="0" w:color="8064A2" w:themeColor="accent4"/>
-        <w:bottom w:val="single" w:sz="8" w:space="0" w:color="8064A2" w:themeColor="accent4"/>
-        <w:right w:val="single" w:sz="8" w:space="0" w:color="8064A2" w:themeColor="accent4"/>
-        <w:insideH w:val="single" w:sz="8" w:space="0" w:color="8064A2" w:themeColor="accent4"/>
-        <w:insideV w:val="single" w:sz="8" w:space="0" w:color="8064A2" w:themeColor="accent4"/>
+        <w:top w:val="single" w:color="8064A2" w:themeColor="accent4" w:sz="8" w:space="0"/>
+        <w:left w:val="single" w:color="8064A2" w:themeColor="accent4" w:sz="8" w:space="0"/>
+        <w:bottom w:val="single" w:color="8064A2" w:themeColor="accent4" w:sz="8" w:space="0"/>
+        <w:right w:val="single" w:color="8064A2" w:themeColor="accent4" w:sz="8" w:space="0"/>
+        <w:insideH w:val="single" w:color="8064A2" w:themeColor="accent4" w:sz="8" w:space="0"/>
+        <w:insideV w:val="single" w:color="8064A2" w:themeColor="accent4" w:sz="8" w:space="0"/>
       </w:tblBorders>
       <w:tblCellMar>
         <w:top w:w="0" w:type="dxa"/>
@@ -7033,19 +7035,19 @@
         <w:spacing w:before="0" w:after="0" w:line="240" w:lineRule="auto"/>
       </w:pPr>
       <w:rPr>
-        <w:rFonts w:asciiTheme="majorHAnsi" w:eastAsiaTheme="majorEastAsia" w:hAnsiTheme="majorHAnsi" w:cstheme="majorBidi"/>
-        <w:b/>
-        <w:bCs/>
-      </w:rPr>
-      <w:tblPr/>
-      <w:tcPr>
-        <w:tcBorders>
-          <w:top w:val="single" w:sz="8" w:space="0" w:color="8064A2" w:themeColor="accent4"/>
-          <w:left w:val="single" w:sz="8" w:space="0" w:color="8064A2" w:themeColor="accent4"/>
-          <w:bottom w:val="single" w:sz="18" w:space="0" w:color="8064A2" w:themeColor="accent4"/>
-          <w:right w:val="single" w:sz="8" w:space="0" w:color="8064A2" w:themeColor="accent4"/>
-          <w:insideH w:val="nil"/>
-          <w:insideV w:val="single" w:sz="8" w:space="0" w:color="8064A2" w:themeColor="accent4"/>
+        <w:rFonts w:asciiTheme="majorHAnsi" w:hAnsiTheme="majorHAnsi" w:eastAsiaTheme="majorEastAsia" w:cstheme="majorBidi"/>
+        <w:b/>
+        <w:bCs/>
+      </w:rPr>
+      <w:tblPr/>
+      <w:tcPr>
+        <w:tcBorders>
+          <w:top w:val="single" w:color="8064A2" w:themeColor="accent4" w:sz="8" w:space="0"/>
+          <w:left w:val="single" w:color="8064A2" w:themeColor="accent4" w:sz="8" w:space="0"/>
+          <w:bottom w:val="single" w:color="8064A2" w:themeColor="accent4" w:sz="18" w:space="0"/>
+          <w:right w:val="single" w:color="8064A2" w:themeColor="accent4" w:sz="8" w:space="0"/>
+          <w:insideH w:val="nil"/>
+          <w:insideV w:val="single" w:color="8064A2" w:themeColor="accent4" w:sz="8" w:space="0"/>
         </w:tcBorders>
       </w:tcPr>
     </w:tblStylePr>
@@ -7054,42 +7056,42 @@
         <w:spacing w:before="0" w:after="0" w:line="240" w:lineRule="auto"/>
       </w:pPr>
       <w:rPr>
-        <w:rFonts w:asciiTheme="majorHAnsi" w:eastAsiaTheme="majorEastAsia" w:hAnsiTheme="majorHAnsi" w:cstheme="majorBidi"/>
-        <w:b/>
-        <w:bCs/>
-      </w:rPr>
-      <w:tblPr/>
-      <w:tcPr>
-        <w:tcBorders>
-          <w:top w:val="double" w:sz="6" w:space="0" w:color="8064A2" w:themeColor="accent4"/>
-          <w:left w:val="single" w:sz="8" w:space="0" w:color="8064A2" w:themeColor="accent4"/>
-          <w:bottom w:val="single" w:sz="8" w:space="0" w:color="8064A2" w:themeColor="accent4"/>
-          <w:right w:val="single" w:sz="8" w:space="0" w:color="8064A2" w:themeColor="accent4"/>
-          <w:insideH w:val="nil"/>
-          <w:insideV w:val="single" w:sz="8" w:space="0" w:color="8064A2" w:themeColor="accent4"/>
+        <w:rFonts w:asciiTheme="majorHAnsi" w:hAnsiTheme="majorHAnsi" w:eastAsiaTheme="majorEastAsia" w:cstheme="majorBidi"/>
+        <w:b/>
+        <w:bCs/>
+      </w:rPr>
+      <w:tblPr/>
+      <w:tcPr>
+        <w:tcBorders>
+          <w:top w:val="double" w:color="8064A2" w:themeColor="accent4" w:sz="6" w:space="0"/>
+          <w:left w:val="single" w:color="8064A2" w:themeColor="accent4" w:sz="8" w:space="0"/>
+          <w:bottom w:val="single" w:color="8064A2" w:themeColor="accent4" w:sz="8" w:space="0"/>
+          <w:right w:val="single" w:color="8064A2" w:themeColor="accent4" w:sz="8" w:space="0"/>
+          <w:insideH w:val="nil"/>
+          <w:insideV w:val="single" w:color="8064A2" w:themeColor="accent4" w:sz="8" w:space="0"/>
         </w:tcBorders>
       </w:tcPr>
     </w:tblStylePr>
     <w:tblStylePr w:type="firstCol">
       <w:rPr>
-        <w:rFonts w:asciiTheme="majorHAnsi" w:eastAsiaTheme="majorEastAsia" w:hAnsiTheme="majorHAnsi" w:cstheme="majorBidi"/>
+        <w:rFonts w:asciiTheme="majorHAnsi" w:hAnsiTheme="majorHAnsi" w:eastAsiaTheme="majorEastAsia" w:cstheme="majorBidi"/>
         <w:b/>
         <w:bCs/>
       </w:rPr>
     </w:tblStylePr>
     <w:tblStylePr w:type="lastCol">
       <w:rPr>
-        <w:rFonts w:asciiTheme="majorHAnsi" w:eastAsiaTheme="majorEastAsia" w:hAnsiTheme="majorHAnsi" w:cstheme="majorBidi"/>
-        <w:b/>
-        <w:bCs/>
-      </w:rPr>
-      <w:tblPr/>
-      <w:tcPr>
-        <w:tcBorders>
-          <w:top w:val="single" w:sz="8" w:space="0" w:color="8064A2" w:themeColor="accent4"/>
-          <w:left w:val="single" w:sz="8" w:space="0" w:color="8064A2" w:themeColor="accent4"/>
-          <w:bottom w:val="single" w:sz="8" w:space="0" w:color="8064A2" w:themeColor="accent4"/>
-          <w:right w:val="single" w:sz="8" w:space="0" w:color="8064A2" w:themeColor="accent4"/>
+        <w:rFonts w:asciiTheme="majorHAnsi" w:hAnsiTheme="majorHAnsi" w:eastAsiaTheme="majorEastAsia" w:cstheme="majorBidi"/>
+        <w:b/>
+        <w:bCs/>
+      </w:rPr>
+      <w:tblPr/>
+      <w:tcPr>
+        <w:tcBorders>
+          <w:top w:val="single" w:color="8064A2" w:themeColor="accent4" w:sz="8" w:space="0"/>
+          <w:left w:val="single" w:color="8064A2" w:themeColor="accent4" w:sz="8" w:space="0"/>
+          <w:bottom w:val="single" w:color="8064A2" w:themeColor="accent4" w:sz="8" w:space="0"/>
+          <w:right w:val="single" w:color="8064A2" w:themeColor="accent4" w:sz="8" w:space="0"/>
         </w:tcBorders>
       </w:tcPr>
     </w:tblStylePr>
@@ -7097,10 +7099,10 @@
       <w:tblPr/>
       <w:tcPr>
         <w:tcBorders>
-          <w:top w:val="single" w:sz="8" w:space="0" w:color="8064A2" w:themeColor="accent4"/>
-          <w:left w:val="single" w:sz="8" w:space="0" w:color="8064A2" w:themeColor="accent4"/>
-          <w:bottom w:val="single" w:sz="8" w:space="0" w:color="8064A2" w:themeColor="accent4"/>
-          <w:right w:val="single" w:sz="8" w:space="0" w:color="8064A2" w:themeColor="accent4"/>
+          <w:top w:val="single" w:color="8064A2" w:themeColor="accent4" w:sz="8" w:space="0"/>
+          <w:left w:val="single" w:color="8064A2" w:themeColor="accent4" w:sz="8" w:space="0"/>
+          <w:bottom w:val="single" w:color="8064A2" w:themeColor="accent4" w:sz="8" w:space="0"/>
+          <w:right w:val="single" w:color="8064A2" w:themeColor="accent4" w:sz="8" w:space="0"/>
         </w:tcBorders>
         <w:shd w:val="clear" w:color="auto" w:fill="DFD8E8" w:themeFill="accent4" w:themeFillTint="3F"/>
       </w:tcPr>
@@ -7109,11 +7111,11 @@
       <w:tblPr/>
       <w:tcPr>
         <w:tcBorders>
-          <w:top w:val="single" w:sz="8" w:space="0" w:color="8064A2" w:themeColor="accent4"/>
-          <w:left w:val="single" w:sz="8" w:space="0" w:color="8064A2" w:themeColor="accent4"/>
-          <w:bottom w:val="single" w:sz="8" w:space="0" w:color="8064A2" w:themeColor="accent4"/>
-          <w:right w:val="single" w:sz="8" w:space="0" w:color="8064A2" w:themeColor="accent4"/>
-          <w:insideV w:val="single" w:sz="8" w:space="0" w:color="8064A2" w:themeColor="accent4"/>
+          <w:top w:val="single" w:color="8064A2" w:themeColor="accent4" w:sz="8" w:space="0"/>
+          <w:left w:val="single" w:color="8064A2" w:themeColor="accent4" w:sz="8" w:space="0"/>
+          <w:bottom w:val="single" w:color="8064A2" w:themeColor="accent4" w:sz="8" w:space="0"/>
+          <w:right w:val="single" w:color="8064A2" w:themeColor="accent4" w:sz="8" w:space="0"/>
+          <w:insideV w:val="single" w:color="8064A2" w:themeColor="accent4" w:sz="8" w:space="0"/>
         </w:tcBorders>
         <w:shd w:val="clear" w:color="auto" w:fill="DFD8E8" w:themeFill="accent4" w:themeFillTint="3F"/>
       </w:tcPr>
@@ -7122,11 +7124,11 @@
       <w:tblPr/>
       <w:tcPr>
         <w:tcBorders>
-          <w:top w:val="single" w:sz="8" w:space="0" w:color="8064A2" w:themeColor="accent4"/>
-          <w:left w:val="single" w:sz="8" w:space="0" w:color="8064A2" w:themeColor="accent4"/>
-          <w:bottom w:val="single" w:sz="8" w:space="0" w:color="8064A2" w:themeColor="accent4"/>
-          <w:right w:val="single" w:sz="8" w:space="0" w:color="8064A2" w:themeColor="accent4"/>
-          <w:insideV w:val="single" w:sz="8" w:space="0" w:color="8064A2" w:themeColor="accent4"/>
+          <w:top w:val="single" w:color="8064A2" w:themeColor="accent4" w:sz="8" w:space="0"/>
+          <w:left w:val="single" w:color="8064A2" w:themeColor="accent4" w:sz="8" w:space="0"/>
+          <w:bottom w:val="single" w:color="8064A2" w:themeColor="accent4" w:sz="8" w:space="0"/>
+          <w:right w:val="single" w:color="8064A2" w:themeColor="accent4" w:sz="8" w:space="0"/>
+          <w:insideV w:val="single" w:color="8064A2" w:themeColor="accent4" w:sz="8" w:space="0"/>
         </w:tcBorders>
       </w:tcPr>
     </w:tblStylePr>
@@ -7144,12 +7146,12 @@
       <w:tblStyleColBandSize w:val="1"/>
       <w:tblInd w:w="0" w:type="dxa"/>
       <w:tblBorders>
-        <w:top w:val="single" w:sz="8" w:space="0" w:color="4BACC6" w:themeColor="accent5"/>
-        <w:left w:val="single" w:sz="8" w:space="0" w:color="4BACC6" w:themeColor="accent5"/>
-        <w:bottom w:val="single" w:sz="8" w:space="0" w:color="4BACC6" w:themeColor="accent5"/>
-        <w:right w:val="single" w:sz="8" w:space="0" w:color="4BACC6" w:themeColor="accent5"/>
-        <w:insideH w:val="single" w:sz="8" w:space="0" w:color="4BACC6" w:themeColor="accent5"/>
-        <w:insideV w:val="single" w:sz="8" w:space="0" w:color="4BACC6" w:themeColor="accent5"/>
+        <w:top w:val="single" w:color="4BACC6" w:themeColor="accent5" w:sz="8" w:space="0"/>
+        <w:left w:val="single" w:color="4BACC6" w:themeColor="accent5" w:sz="8" w:space="0"/>
+        <w:bottom w:val="single" w:color="4BACC6" w:themeColor="accent5" w:sz="8" w:space="0"/>
+        <w:right w:val="single" w:color="4BACC6" w:themeColor="accent5" w:sz="8" w:space="0"/>
+        <w:insideH w:val="single" w:color="4BACC6" w:themeColor="accent5" w:sz="8" w:space="0"/>
+        <w:insideV w:val="single" w:color="4BACC6" w:themeColor="accent5" w:sz="8" w:space="0"/>
       </w:tblBorders>
       <w:tblCellMar>
         <w:top w:w="0" w:type="dxa"/>
@@ -7163,19 +7165,19 @@
         <w:spacing w:before="0" w:after="0" w:line="240" w:lineRule="auto"/>
       </w:pPr>
       <w:rPr>
-        <w:rFonts w:asciiTheme="majorHAnsi" w:eastAsiaTheme="majorEastAsia" w:hAnsiTheme="majorHAnsi" w:cstheme="majorBidi"/>
-        <w:b/>
-        <w:bCs/>
-      </w:rPr>
-      <w:tblPr/>
-      <w:tcPr>
-        <w:tcBorders>
-          <w:top w:val="single" w:sz="8" w:space="0" w:color="4BACC6" w:themeColor="accent5"/>
-          <w:left w:val="single" w:sz="8" w:space="0" w:color="4BACC6" w:themeColor="accent5"/>
-          <w:bottom w:val="single" w:sz="18" w:space="0" w:color="4BACC6" w:themeColor="accent5"/>
-          <w:right w:val="single" w:sz="8" w:space="0" w:color="4BACC6" w:themeColor="accent5"/>
-          <w:insideH w:val="nil"/>
-          <w:insideV w:val="single" w:sz="8" w:space="0" w:color="4BACC6" w:themeColor="accent5"/>
+        <w:rFonts w:asciiTheme="majorHAnsi" w:hAnsiTheme="majorHAnsi" w:eastAsiaTheme="majorEastAsia" w:cstheme="majorBidi"/>
+        <w:b/>
+        <w:bCs/>
+      </w:rPr>
+      <w:tblPr/>
+      <w:tcPr>
+        <w:tcBorders>
+          <w:top w:val="single" w:color="4BACC6" w:themeColor="accent5" w:sz="8" w:space="0"/>
+          <w:left w:val="single" w:color="4BACC6" w:themeColor="accent5" w:sz="8" w:space="0"/>
+          <w:bottom w:val="single" w:color="4BACC6" w:themeColor="accent5" w:sz="18" w:space="0"/>
+          <w:right w:val="single" w:color="4BACC6" w:themeColor="accent5" w:sz="8" w:space="0"/>
+          <w:insideH w:val="nil"/>
+          <w:insideV w:val="single" w:color="4BACC6" w:themeColor="accent5" w:sz="8" w:space="0"/>
         </w:tcBorders>
       </w:tcPr>
     </w:tblStylePr>
@@ -7184,42 +7186,42 @@
         <w:spacing w:before="0" w:after="0" w:line="240" w:lineRule="auto"/>
       </w:pPr>
       <w:rPr>
-        <w:rFonts w:asciiTheme="majorHAnsi" w:eastAsiaTheme="majorEastAsia" w:hAnsiTheme="majorHAnsi" w:cstheme="majorBidi"/>
-        <w:b/>
-        <w:bCs/>
-      </w:rPr>
-      <w:tblPr/>
-      <w:tcPr>
-        <w:tcBorders>
-          <w:top w:val="double" w:sz="6" w:space="0" w:color="4BACC6" w:themeColor="accent5"/>
-          <w:left w:val="single" w:sz="8" w:space="0" w:color="4BACC6" w:themeColor="accent5"/>
-          <w:bottom w:val="single" w:sz="8" w:space="0" w:color="4BACC6" w:themeColor="accent5"/>
-          <w:right w:val="single" w:sz="8" w:space="0" w:color="4BACC6" w:themeColor="accent5"/>
-          <w:insideH w:val="nil"/>
-          <w:insideV w:val="single" w:sz="8" w:space="0" w:color="4BACC6" w:themeColor="accent5"/>
+        <w:rFonts w:asciiTheme="majorHAnsi" w:hAnsiTheme="majorHAnsi" w:eastAsiaTheme="majorEastAsia" w:cstheme="majorBidi"/>
+        <w:b/>
+        <w:bCs/>
+      </w:rPr>
+      <w:tblPr/>
+      <w:tcPr>
+        <w:tcBorders>
+          <w:top w:val="double" w:color="4BACC6" w:themeColor="accent5" w:sz="6" w:space="0"/>
+          <w:left w:val="single" w:color="4BACC6" w:themeColor="accent5" w:sz="8" w:space="0"/>
+          <w:bottom w:val="single" w:color="4BACC6" w:themeColor="accent5" w:sz="8" w:space="0"/>
+          <w:right w:val="single" w:color="4BACC6" w:themeColor="accent5" w:sz="8" w:space="0"/>
+          <w:insideH w:val="nil"/>
+          <w:insideV w:val="single" w:color="4BACC6" w:themeColor="accent5" w:sz="8" w:space="0"/>
         </w:tcBorders>
       </w:tcPr>
     </w:tblStylePr>
     <w:tblStylePr w:type="firstCol">
       <w:rPr>
-        <w:rFonts w:asciiTheme="majorHAnsi" w:eastAsiaTheme="majorEastAsia" w:hAnsiTheme="majorHAnsi" w:cstheme="majorBidi"/>
+        <w:rFonts w:asciiTheme="majorHAnsi" w:hAnsiTheme="majorHAnsi" w:eastAsiaTheme="majorEastAsia" w:cstheme="majorBidi"/>
         <w:b/>
         <w:bCs/>
       </w:rPr>
     </w:tblStylePr>
     <w:tblStylePr w:type="lastCol">
       <w:rPr>
-        <w:rFonts w:asciiTheme="majorHAnsi" w:eastAsiaTheme="majorEastAsia" w:hAnsiTheme="majorHAnsi" w:cstheme="majorBidi"/>
-        <w:b/>
-        <w:bCs/>
-      </w:rPr>
-      <w:tblPr/>
-      <w:tcPr>
-        <w:tcBorders>
-          <w:top w:val="single" w:sz="8" w:space="0" w:color="4BACC6" w:themeColor="accent5"/>
-          <w:left w:val="single" w:sz="8" w:space="0" w:color="4BACC6" w:themeColor="accent5"/>
-          <w:bottom w:val="single" w:sz="8" w:space="0" w:color="4BACC6" w:themeColor="accent5"/>
-          <w:right w:val="single" w:sz="8" w:space="0" w:color="4BACC6" w:themeColor="accent5"/>
+        <w:rFonts w:asciiTheme="majorHAnsi" w:hAnsiTheme="majorHAnsi" w:eastAsiaTheme="majorEastAsia" w:cstheme="majorBidi"/>
+        <w:b/>
+        <w:bCs/>
+      </w:rPr>
+      <w:tblPr/>
+      <w:tcPr>
+        <w:tcBorders>
+          <w:top w:val="single" w:color="4BACC6" w:themeColor="accent5" w:sz="8" w:space="0"/>
+          <w:left w:val="single" w:color="4BACC6" w:themeColor="accent5" w:sz="8" w:space="0"/>
+          <w:bottom w:val="single" w:color="4BACC6" w:themeColor="accent5" w:sz="8" w:space="0"/>
+          <w:right w:val="single" w:color="4BACC6" w:themeColor="accent5" w:sz="8" w:space="0"/>
         </w:tcBorders>
       </w:tcPr>
     </w:tblStylePr>
@@ -7227,10 +7229,10 @@
       <w:tblPr/>
       <w:tcPr>
         <w:tcBorders>
-          <w:top w:val="single" w:sz="8" w:space="0" w:color="4BACC6" w:themeColor="accent5"/>
-          <w:left w:val="single" w:sz="8" w:space="0" w:color="4BACC6" w:themeColor="accent5"/>
-          <w:bottom w:val="single" w:sz="8" w:space="0" w:color="4BACC6" w:themeColor="accent5"/>
-          <w:right w:val="single" w:sz="8" w:space="0" w:color="4BACC6" w:themeColor="accent5"/>
+          <w:top w:val="single" w:color="4BACC6" w:themeColor="accent5" w:sz="8" w:space="0"/>
+          <w:left w:val="single" w:color="4BACC6" w:themeColor="accent5" w:sz="8" w:space="0"/>
+          <w:bottom w:val="single" w:color="4BACC6" w:themeColor="accent5" w:sz="8" w:space="0"/>
+          <w:right w:val="single" w:color="4BACC6" w:themeColor="accent5" w:sz="8" w:space="0"/>
         </w:tcBorders>
         <w:shd w:val="clear" w:color="auto" w:fill="D2EAF1" w:themeFill="accent5" w:themeFillTint="3F"/>
       </w:tcPr>
@@ -7239,11 +7241,11 @@
       <w:tblPr/>
       <w:tcPr>
         <w:tcBorders>
-          <w:top w:val="single" w:sz="8" w:space="0" w:color="4BACC6" w:themeColor="accent5"/>
-          <w:left w:val="single" w:sz="8" w:space="0" w:color="4BACC6" w:themeColor="accent5"/>
-          <w:bottom w:val="single" w:sz="8" w:space="0" w:color="4BACC6" w:themeColor="accent5"/>
-          <w:right w:val="single" w:sz="8" w:space="0" w:color="4BACC6" w:themeColor="accent5"/>
-          <w:insideV w:val="single" w:sz="8" w:space="0" w:color="4BACC6" w:themeColor="accent5"/>
+          <w:top w:val="single" w:color="4BACC6" w:themeColor="accent5" w:sz="8" w:space="0"/>
+          <w:left w:val="single" w:color="4BACC6" w:themeColor="accent5" w:sz="8" w:space="0"/>
+          <w:bottom w:val="single" w:color="4BACC6" w:themeColor="accent5" w:sz="8" w:space="0"/>
+          <w:right w:val="single" w:color="4BACC6" w:themeColor="accent5" w:sz="8" w:space="0"/>
+          <w:insideV w:val="single" w:color="4BACC6" w:themeColor="accent5" w:sz="8" w:space="0"/>
         </w:tcBorders>
         <w:shd w:val="clear" w:color="auto" w:fill="D2EAF1" w:themeFill="accent5" w:themeFillTint="3F"/>
       </w:tcPr>
@@ -7252,11 +7254,11 @@
       <w:tblPr/>
       <w:tcPr>
         <w:tcBorders>
-          <w:top w:val="single" w:sz="8" w:space="0" w:color="4BACC6" w:themeColor="accent5"/>
-          <w:left w:val="single" w:sz="8" w:space="0" w:color="4BACC6" w:themeColor="accent5"/>
-          <w:bottom w:val="single" w:sz="8" w:space="0" w:color="4BACC6" w:themeColor="accent5"/>
-          <w:right w:val="single" w:sz="8" w:space="0" w:color="4BACC6" w:themeColor="accent5"/>
-          <w:insideV w:val="single" w:sz="8" w:space="0" w:color="4BACC6" w:themeColor="accent5"/>
+          <w:top w:val="single" w:color="4BACC6" w:themeColor="accent5" w:sz="8" w:space="0"/>
+          <w:left w:val="single" w:color="4BACC6" w:themeColor="accent5" w:sz="8" w:space="0"/>
+          <w:bottom w:val="single" w:color="4BACC6" w:themeColor="accent5" w:sz="8" w:space="0"/>
+          <w:right w:val="single" w:color="4BACC6" w:themeColor="accent5" w:sz="8" w:space="0"/>
+          <w:insideV w:val="single" w:color="4BACC6" w:themeColor="accent5" w:sz="8" w:space="0"/>
         </w:tcBorders>
       </w:tcPr>
     </w:tblStylePr>
@@ -7274,12 +7276,12 @@
       <w:tblStyleColBandSize w:val="1"/>
       <w:tblInd w:w="0" w:type="dxa"/>
       <w:tblBorders>
-        <w:top w:val="single" w:sz="8" w:space="0" w:color="F79646" w:themeColor="accent6"/>
-        <w:left w:val="single" w:sz="8" w:space="0" w:color="F79646" w:themeColor="accent6"/>
-        <w:bottom w:val="single" w:sz="8" w:space="0" w:color="F79646" w:themeColor="accent6"/>
-        <w:right w:val="single" w:sz="8" w:space="0" w:color="F79646" w:themeColor="accent6"/>
-        <w:insideH w:val="single" w:sz="8" w:space="0" w:color="F79646" w:themeColor="accent6"/>
-        <w:insideV w:val="single" w:sz="8" w:space="0" w:color="F79646" w:themeColor="accent6"/>
+        <w:top w:val="single" w:color="F79646" w:themeColor="accent6" w:sz="8" w:space="0"/>
+        <w:left w:val="single" w:color="F79646" w:themeColor="accent6" w:sz="8" w:space="0"/>
+        <w:bottom w:val="single" w:color="F79646" w:themeColor="accent6" w:sz="8" w:space="0"/>
+        <w:right w:val="single" w:color="F79646" w:themeColor="accent6" w:sz="8" w:space="0"/>
+        <w:insideH w:val="single" w:color="F79646" w:themeColor="accent6" w:sz="8" w:space="0"/>
+        <w:insideV w:val="single" w:color="F79646" w:themeColor="accent6" w:sz="8" w:space="0"/>
       </w:tblBorders>
       <w:tblCellMar>
         <w:top w:w="0" w:type="dxa"/>
@@ -7293,19 +7295,19 @@
         <w:spacing w:before="0" w:after="0" w:line="240" w:lineRule="auto"/>
       </w:pPr>
       <w:rPr>
-        <w:rFonts w:asciiTheme="majorHAnsi" w:eastAsiaTheme="majorEastAsia" w:hAnsiTheme="majorHAnsi" w:cstheme="majorBidi"/>
-        <w:b/>
-        <w:bCs/>
-      </w:rPr>
-      <w:tblPr/>
-      <w:tcPr>
-        <w:tcBorders>
-          <w:top w:val="single" w:sz="8" w:space="0" w:color="F79646" w:themeColor="accent6"/>
-          <w:left w:val="single" w:sz="8" w:space="0" w:color="F79646" w:themeColor="accent6"/>
-          <w:bottom w:val="single" w:sz="18" w:space="0" w:color="F79646" w:themeColor="accent6"/>
-          <w:right w:val="single" w:sz="8" w:space="0" w:color="F79646" w:themeColor="accent6"/>
-          <w:insideH w:val="nil"/>
-          <w:insideV w:val="single" w:sz="8" w:space="0" w:color="F79646" w:themeColor="accent6"/>
+        <w:rFonts w:asciiTheme="majorHAnsi" w:hAnsiTheme="majorHAnsi" w:eastAsiaTheme="majorEastAsia" w:cstheme="majorBidi"/>
+        <w:b/>
+        <w:bCs/>
+      </w:rPr>
+      <w:tblPr/>
+      <w:tcPr>
+        <w:tcBorders>
+          <w:top w:val="single" w:color="F79646" w:themeColor="accent6" w:sz="8" w:space="0"/>
+          <w:left w:val="single" w:color="F79646" w:themeColor="accent6" w:sz="8" w:space="0"/>
+          <w:bottom w:val="single" w:color="F79646" w:themeColor="accent6" w:sz="18" w:space="0"/>
+          <w:right w:val="single" w:color="F79646" w:themeColor="accent6" w:sz="8" w:space="0"/>
+          <w:insideH w:val="nil"/>
+          <w:insideV w:val="single" w:color="F79646" w:themeColor="accent6" w:sz="8" w:space="0"/>
         </w:tcBorders>
       </w:tcPr>
     </w:tblStylePr>
@@ -7314,42 +7316,42 @@
         <w:spacing w:before="0" w:after="0" w:line="240" w:lineRule="auto"/>
       </w:pPr>
       <w:rPr>
-        <w:rFonts w:asciiTheme="majorHAnsi" w:eastAsiaTheme="majorEastAsia" w:hAnsiTheme="majorHAnsi" w:cstheme="majorBidi"/>
-        <w:b/>
-        <w:bCs/>
-      </w:rPr>
-      <w:tblPr/>
-      <w:tcPr>
-        <w:tcBorders>
-          <w:top w:val="double" w:sz="6" w:space="0" w:color="F79646" w:themeColor="accent6"/>
-          <w:left w:val="single" w:sz="8" w:space="0" w:color="F79646" w:themeColor="accent6"/>
-          <w:bottom w:val="single" w:sz="8" w:space="0" w:color="F79646" w:themeColor="accent6"/>
-          <w:right w:val="single" w:sz="8" w:space="0" w:color="F79646" w:themeColor="accent6"/>
-          <w:insideH w:val="nil"/>
-          <w:insideV w:val="single" w:sz="8" w:space="0" w:color="F79646" w:themeColor="accent6"/>
+        <w:rFonts w:asciiTheme="majorHAnsi" w:hAnsiTheme="majorHAnsi" w:eastAsiaTheme="majorEastAsia" w:cstheme="majorBidi"/>
+        <w:b/>
+        <w:bCs/>
+      </w:rPr>
+      <w:tblPr/>
+      <w:tcPr>
+        <w:tcBorders>
+          <w:top w:val="double" w:color="F79646" w:themeColor="accent6" w:sz="6" w:space="0"/>
+          <w:left w:val="single" w:color="F79646" w:themeColor="accent6" w:sz="8" w:space="0"/>
+          <w:bottom w:val="single" w:color="F79646" w:themeColor="accent6" w:sz="8" w:space="0"/>
+          <w:right w:val="single" w:color="F79646" w:themeColor="accent6" w:sz="8" w:space="0"/>
+          <w:insideH w:val="nil"/>
+          <w:insideV w:val="single" w:color="F79646" w:themeColor="accent6" w:sz="8" w:space="0"/>
         </w:tcBorders>
       </w:tcPr>
     </w:tblStylePr>
     <w:tblStylePr w:type="firstCol">
       <w:rPr>
-        <w:rFonts w:asciiTheme="majorHAnsi" w:eastAsiaTheme="majorEastAsia" w:hAnsiTheme="majorHAnsi" w:cstheme="majorBidi"/>
+        <w:rFonts w:asciiTheme="majorHAnsi" w:hAnsiTheme="majorHAnsi" w:eastAsiaTheme="majorEastAsia" w:cstheme="majorBidi"/>
         <w:b/>
         <w:bCs/>
       </w:rPr>
     </w:tblStylePr>
     <w:tblStylePr w:type="lastCol">
       <w:rPr>
-        <w:rFonts w:asciiTheme="majorHAnsi" w:eastAsiaTheme="majorEastAsia" w:hAnsiTheme="majorHAnsi" w:cstheme="majorBidi"/>
-        <w:b/>
-        <w:bCs/>
-      </w:rPr>
-      <w:tblPr/>
-      <w:tcPr>
-        <w:tcBorders>
-          <w:top w:val="single" w:sz="8" w:space="0" w:color="F79646" w:themeColor="accent6"/>
-          <w:left w:val="single" w:sz="8" w:space="0" w:color="F79646" w:themeColor="accent6"/>
-          <w:bottom w:val="single" w:sz="8" w:space="0" w:color="F79646" w:themeColor="accent6"/>
-          <w:right w:val="single" w:sz="8" w:space="0" w:color="F79646" w:themeColor="accent6"/>
+        <w:rFonts w:asciiTheme="majorHAnsi" w:hAnsiTheme="majorHAnsi" w:eastAsiaTheme="majorEastAsia" w:cstheme="majorBidi"/>
+        <w:b/>
+        <w:bCs/>
+      </w:rPr>
+      <w:tblPr/>
+      <w:tcPr>
+        <w:tcBorders>
+          <w:top w:val="single" w:color="F79646" w:themeColor="accent6" w:sz="8" w:space="0"/>
+          <w:left w:val="single" w:color="F79646" w:themeColor="accent6" w:sz="8" w:space="0"/>
+          <w:bottom w:val="single" w:color="F79646" w:themeColor="accent6" w:sz="8" w:space="0"/>
+          <w:right w:val="single" w:color="F79646" w:themeColor="accent6" w:sz="8" w:space="0"/>
         </w:tcBorders>
       </w:tcPr>
     </w:tblStylePr>
@@ -7357,10 +7359,10 @@
       <w:tblPr/>
       <w:tcPr>
         <w:tcBorders>
-          <w:top w:val="single" w:sz="8" w:space="0" w:color="F79646" w:themeColor="accent6"/>
-          <w:left w:val="single" w:sz="8" w:space="0" w:color="F79646" w:themeColor="accent6"/>
-          <w:bottom w:val="single" w:sz="8" w:space="0" w:color="F79646" w:themeColor="accent6"/>
-          <w:right w:val="single" w:sz="8" w:space="0" w:color="F79646" w:themeColor="accent6"/>
+          <w:top w:val="single" w:color="F79646" w:themeColor="accent6" w:sz="8" w:space="0"/>
+          <w:left w:val="single" w:color="F79646" w:themeColor="accent6" w:sz="8" w:space="0"/>
+          <w:bottom w:val="single" w:color="F79646" w:themeColor="accent6" w:sz="8" w:space="0"/>
+          <w:right w:val="single" w:color="F79646" w:themeColor="accent6" w:sz="8" w:space="0"/>
         </w:tcBorders>
         <w:shd w:val="clear" w:color="auto" w:fill="FDE4D0" w:themeFill="accent6" w:themeFillTint="3F"/>
       </w:tcPr>
@@ -7369,11 +7371,11 @@
       <w:tblPr/>
       <w:tcPr>
         <w:tcBorders>
-          <w:top w:val="single" w:sz="8" w:space="0" w:color="F79646" w:themeColor="accent6"/>
-          <w:left w:val="single" w:sz="8" w:space="0" w:color="F79646" w:themeColor="accent6"/>
-          <w:bottom w:val="single" w:sz="8" w:space="0" w:color="F79646" w:themeColor="accent6"/>
-          <w:right w:val="single" w:sz="8" w:space="0" w:color="F79646" w:themeColor="accent6"/>
-          <w:insideV w:val="single" w:sz="8" w:space="0" w:color="F79646" w:themeColor="accent6"/>
+          <w:top w:val="single" w:color="F79646" w:themeColor="accent6" w:sz="8" w:space="0"/>
+          <w:left w:val="single" w:color="F79646" w:themeColor="accent6" w:sz="8" w:space="0"/>
+          <w:bottom w:val="single" w:color="F79646" w:themeColor="accent6" w:sz="8" w:space="0"/>
+          <w:right w:val="single" w:color="F79646" w:themeColor="accent6" w:sz="8" w:space="0"/>
+          <w:insideV w:val="single" w:color="F79646" w:themeColor="accent6" w:sz="8" w:space="0"/>
         </w:tcBorders>
         <w:shd w:val="clear" w:color="auto" w:fill="FDE4D0" w:themeFill="accent6" w:themeFillTint="3F"/>
       </w:tcPr>
@@ -7382,11 +7384,11 @@
       <w:tblPr/>
       <w:tcPr>
         <w:tcBorders>
-          <w:top w:val="single" w:sz="8" w:space="0" w:color="F79646" w:themeColor="accent6"/>
-          <w:left w:val="single" w:sz="8" w:space="0" w:color="F79646" w:themeColor="accent6"/>
-          <w:bottom w:val="single" w:sz="8" w:space="0" w:color="F79646" w:themeColor="accent6"/>
-          <w:right w:val="single" w:sz="8" w:space="0" w:color="F79646" w:themeColor="accent6"/>
-          <w:insideV w:val="single" w:sz="8" w:space="0" w:color="F79646" w:themeColor="accent6"/>
+          <w:top w:val="single" w:color="F79646" w:themeColor="accent6" w:sz="8" w:space="0"/>
+          <w:left w:val="single" w:color="F79646" w:themeColor="accent6" w:sz="8" w:space="0"/>
+          <w:bottom w:val="single" w:color="F79646" w:themeColor="accent6" w:sz="8" w:space="0"/>
+          <w:right w:val="single" w:color="F79646" w:themeColor="accent6" w:sz="8" w:space="0"/>
+          <w:insideV w:val="single" w:color="F79646" w:themeColor="accent6" w:sz="8" w:space="0"/>
         </w:tcBorders>
       </w:tcPr>
     </w:tblStylePr>
@@ -7404,11 +7406,11 @@
       <w:tblStyleColBandSize w:val="1"/>
       <w:tblInd w:w="0" w:type="dxa"/>
       <w:tblBorders>
-        <w:top w:val="single" w:sz="8" w:space="0" w:color="404040" w:themeColor="text1" w:themeTint="BF"/>
-        <w:left w:val="single" w:sz="8" w:space="0" w:color="404040" w:themeColor="text1" w:themeTint="BF"/>
-        <w:bottom w:val="single" w:sz="8" w:space="0" w:color="404040" w:themeColor="text1" w:themeTint="BF"/>
-        <w:right w:val="single" w:sz="8" w:space="0" w:color="404040" w:themeColor="text1" w:themeTint="BF"/>
-        <w:insideH w:val="single" w:sz="8" w:space="0" w:color="404040" w:themeColor="text1" w:themeTint="BF"/>
+        <w:top w:val="single" w:color="404040" w:themeColor="text1" w:themeTint="BF" w:sz="8" w:space="0"/>
+        <w:left w:val="single" w:color="404040" w:themeColor="text1" w:themeTint="BF" w:sz="8" w:space="0"/>
+        <w:bottom w:val="single" w:color="404040" w:themeColor="text1" w:themeTint="BF" w:sz="8" w:space="0"/>
+        <w:right w:val="single" w:color="404040" w:themeColor="text1" w:themeTint="BF" w:sz="8" w:space="0"/>
+        <w:insideH w:val="single" w:color="404040" w:themeColor="text1" w:themeTint="BF" w:sz="8" w:space="0"/>
       </w:tblBorders>
       <w:tblCellMar>
         <w:top w:w="0" w:type="dxa"/>
@@ -7429,10 +7431,10 @@
       <w:tblPr/>
       <w:tcPr>
         <w:tcBorders>
-          <w:top w:val="single" w:sz="8" w:space="0" w:color="404040" w:themeColor="text1" w:themeTint="BF"/>
-          <w:left w:val="single" w:sz="8" w:space="0" w:color="404040" w:themeColor="text1" w:themeTint="BF"/>
-          <w:bottom w:val="single" w:sz="8" w:space="0" w:color="404040" w:themeColor="text1" w:themeTint="BF"/>
-          <w:right w:val="single" w:sz="8" w:space="0" w:color="404040" w:themeColor="text1" w:themeTint="BF"/>
+          <w:top w:val="single" w:color="404040" w:themeColor="text1" w:themeTint="BF" w:sz="8" w:space="0"/>
+          <w:left w:val="single" w:color="404040" w:themeColor="text1" w:themeTint="BF" w:sz="8" w:space="0"/>
+          <w:bottom w:val="single" w:color="404040" w:themeColor="text1" w:themeTint="BF" w:sz="8" w:space="0"/>
+          <w:right w:val="single" w:color="404040" w:themeColor="text1" w:themeTint="BF" w:sz="8" w:space="0"/>
           <w:insideH w:val="nil"/>
           <w:insideV w:val="nil"/>
         </w:tcBorders>
@@ -7450,10 +7452,10 @@
       <w:tblPr/>
       <w:tcPr>
         <w:tcBorders>
-          <w:top w:val="double" w:sz="6" w:space="0" w:color="404040" w:themeColor="text1" w:themeTint="BF"/>
-          <w:left w:val="single" w:sz="8" w:space="0" w:color="404040" w:themeColor="text1" w:themeTint="BF"/>
-          <w:bottom w:val="single" w:sz="8" w:space="0" w:color="404040" w:themeColor="text1" w:themeTint="BF"/>
-          <w:right w:val="single" w:sz="8" w:space="0" w:color="404040" w:themeColor="text1" w:themeTint="BF"/>
+          <w:top w:val="double" w:color="404040" w:themeColor="text1" w:themeTint="BF" w:sz="6" w:space="0"/>
+          <w:left w:val="single" w:color="404040" w:themeColor="text1" w:themeTint="BF" w:sz="8" w:space="0"/>
+          <w:bottom w:val="single" w:color="404040" w:themeColor="text1" w:themeTint="BF" w:sz="8" w:space="0"/>
+          <w:right w:val="single" w:color="404040" w:themeColor="text1" w:themeTint="BF" w:sz="8" w:space="0"/>
           <w:insideH w:val="nil"/>
           <w:insideV w:val="nil"/>
         </w:tcBorders>
@@ -7510,11 +7512,11 @@
       <w:tblStyleColBandSize w:val="1"/>
       <w:tblInd w:w="0" w:type="dxa"/>
       <w:tblBorders>
-        <w:top w:val="single" w:sz="8" w:space="0" w:color="7BA0CD" w:themeColor="accent1" w:themeTint="BF"/>
-        <w:left w:val="single" w:sz="8" w:space="0" w:color="7BA0CD" w:themeColor="accent1" w:themeTint="BF"/>
-        <w:bottom w:val="single" w:sz="8" w:space="0" w:color="7BA0CD" w:themeColor="accent1" w:themeTint="BF"/>
-        <w:right w:val="single" w:sz="8" w:space="0" w:color="7BA0CD" w:themeColor="accent1" w:themeTint="BF"/>
-        <w:insideH w:val="single" w:sz="8" w:space="0" w:color="7BA0CD" w:themeColor="accent1" w:themeTint="BF"/>
+        <w:top w:val="single" w:color="7BA0CD" w:themeColor="accent1" w:themeTint="BF" w:sz="8" w:space="0"/>
+        <w:left w:val="single" w:color="7BA0CD" w:themeColor="accent1" w:themeTint="BF" w:sz="8" w:space="0"/>
+        <w:bottom w:val="single" w:color="7BA0CD" w:themeColor="accent1" w:themeTint="BF" w:sz="8" w:space="0"/>
+        <w:right w:val="single" w:color="7BA0CD" w:themeColor="accent1" w:themeTint="BF" w:sz="8" w:space="0"/>
+        <w:insideH w:val="single" w:color="7BA0CD" w:themeColor="accent1" w:themeTint="BF" w:sz="8" w:space="0"/>
       </w:tblBorders>
       <w:tblCellMar>
         <w:top w:w="0" w:type="dxa"/>
@@ -7535,10 +7537,10 @@
       <w:tblPr/>
       <w:tcPr>
         <w:tcBorders>
-          <w:top w:val="single" w:sz="8" w:space="0" w:color="7BA0CD" w:themeColor="accent1" w:themeTint="BF"/>
-          <w:left w:val="single" w:sz="8" w:space="0" w:color="7BA0CD" w:themeColor="accent1" w:themeTint="BF"/>
-          <w:bottom w:val="single" w:sz="8" w:space="0" w:color="7BA0CD" w:themeColor="accent1" w:themeTint="BF"/>
-          <w:right w:val="single" w:sz="8" w:space="0" w:color="7BA0CD" w:themeColor="accent1" w:themeTint="BF"/>
+          <w:top w:val="single" w:color="7BA0CD" w:themeColor="accent1" w:themeTint="BF" w:sz="8" w:space="0"/>
+          <w:left w:val="single" w:color="7BA0CD" w:themeColor="accent1" w:themeTint="BF" w:sz="8" w:space="0"/>
+          <w:bottom w:val="single" w:color="7BA0CD" w:themeColor="accent1" w:themeTint="BF" w:sz="8" w:space="0"/>
+          <w:right w:val="single" w:color="7BA0CD" w:themeColor="accent1" w:themeTint="BF" w:sz="8" w:space="0"/>
           <w:insideH w:val="nil"/>
           <w:insideV w:val="nil"/>
         </w:tcBorders>
@@ -7556,10 +7558,10 @@
       <w:tblPr/>
       <w:tcPr>
         <w:tcBorders>
-          <w:top w:val="double" w:sz="6" w:space="0" w:color="7BA0CD" w:themeColor="accent1" w:themeTint="BF"/>
-          <w:left w:val="single" w:sz="8" w:space="0" w:color="7BA0CD" w:themeColor="accent1" w:themeTint="BF"/>
-          <w:bottom w:val="single" w:sz="8" w:space="0" w:color="7BA0CD" w:themeColor="accent1" w:themeTint="BF"/>
-          <w:right w:val="single" w:sz="8" w:space="0" w:color="7BA0CD" w:themeColor="accent1" w:themeTint="BF"/>
+          <w:top w:val="double" w:color="7BA0CD" w:themeColor="accent1" w:themeTint="BF" w:sz="6" w:space="0"/>
+          <w:left w:val="single" w:color="7BA0CD" w:themeColor="accent1" w:themeTint="BF" w:sz="8" w:space="0"/>
+          <w:bottom w:val="single" w:color="7BA0CD" w:themeColor="accent1" w:themeTint="BF" w:sz="8" w:space="0"/>
+          <w:right w:val="single" w:color="7BA0CD" w:themeColor="accent1" w:themeTint="BF" w:sz="8" w:space="0"/>
           <w:insideH w:val="nil"/>
           <w:insideV w:val="nil"/>
         </w:tcBorders>
@@ -7616,11 +7618,11 @@
       <w:tblStyleColBandSize w:val="1"/>
       <w:tblInd w:w="0" w:type="dxa"/>
       <w:tblBorders>
-        <w:top w:val="single" w:sz="8" w:space="0" w:color="CF7B79" w:themeColor="accent2" w:themeTint="BF"/>
-        <w:left w:val="single" w:sz="8" w:space="0" w:color="CF7B79" w:themeColor="accent2" w:themeTint="BF"/>
-        <w:bottom w:val="single" w:sz="8" w:space="0" w:color="CF7B79" w:themeColor="accent2" w:themeTint="BF"/>
-        <w:right w:val="single" w:sz="8" w:space="0" w:color="CF7B79" w:themeColor="accent2" w:themeTint="BF"/>
-        <w:insideH w:val="single" w:sz="8" w:space="0" w:color="CF7B79" w:themeColor="accent2" w:themeTint="BF"/>
+        <w:top w:val="single" w:color="CF7B79" w:themeColor="accent2" w:themeTint="BF" w:sz="8" w:space="0"/>
+        <w:left w:val="single" w:color="CF7B79" w:themeColor="accent2" w:themeTint="BF" w:sz="8" w:space="0"/>
+        <w:bottom w:val="single" w:color="CF7B79" w:themeColor="accent2" w:themeTint="BF" w:sz="8" w:space="0"/>
+        <w:right w:val="single" w:color="CF7B79" w:themeColor="accent2" w:themeTint="BF" w:sz="8" w:space="0"/>
+        <w:insideH w:val="single" w:color="CF7B79" w:themeColor="accent2" w:themeTint="BF" w:sz="8" w:space="0"/>
       </w:tblBorders>
       <w:tblCellMar>
         <w:top w:w="0" w:type="dxa"/>
@@ -7641,10 +7643,10 @@
       <w:tblPr/>
       <w:tcPr>
         <w:tcBorders>
-          <w:top w:val="single" w:sz="8" w:space="0" w:color="CF7B79" w:themeColor="accent2" w:themeTint="BF"/>
-          <w:left w:val="single" w:sz="8" w:space="0" w:color="CF7B79" w:themeColor="accent2" w:themeTint="BF"/>
-          <w:bottom w:val="single" w:sz="8" w:space="0" w:color="CF7B79" w:themeColor="accent2" w:themeTint="BF"/>
-          <w:right w:val="single" w:sz="8" w:space="0" w:color="CF7B79" w:themeColor="accent2" w:themeTint="BF"/>
+          <w:top w:val="single" w:color="CF7B79" w:themeColor="accent2" w:themeTint="BF" w:sz="8" w:space="0"/>
+          <w:left w:val="single" w:color="CF7B79" w:themeColor="accent2" w:themeTint="BF" w:sz="8" w:space="0"/>
+          <w:bottom w:val="single" w:color="CF7B79" w:themeColor="accent2" w:themeTint="BF" w:sz="8" w:space="0"/>
+          <w:right w:val="single" w:color="CF7B79" w:themeColor="accent2" w:themeTint="BF" w:sz="8" w:space="0"/>
           <w:insideH w:val="nil"/>
           <w:insideV w:val="nil"/>
         </w:tcBorders>
@@ -7662,10 +7664,10 @@
       <w:tblPr/>
       <w:tcPr>
         <w:tcBorders>
-          <w:top w:val="double" w:sz="6" w:space="0" w:color="CF7B79" w:themeColor="accent2" w:themeTint="BF"/>
-          <w:left w:val="single" w:sz="8" w:space="0" w:color="CF7B79" w:themeColor="accent2" w:themeTint="BF"/>
-          <w:bottom w:val="single" w:sz="8" w:space="0" w:color="CF7B79" w:themeColor="accent2" w:themeTint="BF"/>
-          <w:right w:val="single" w:sz="8" w:space="0" w:color="CF7B79" w:themeColor="accent2" w:themeTint="BF"/>
+          <w:top w:val="double" w:color="CF7B79" w:themeColor="accent2" w:themeTint="BF" w:sz="6" w:space="0"/>
+          <w:left w:val="single" w:color="CF7B79" w:themeColor="accent2" w:themeTint="BF" w:sz="8" w:space="0"/>
+          <w:bottom w:val="single" w:color="CF7B79" w:themeColor="accent2" w:themeTint="BF" w:sz="8" w:space="0"/>
+          <w:right w:val="single" w:color="CF7B79" w:themeColor="accent2" w:themeTint="BF" w:sz="8" w:space="0"/>
           <w:insideH w:val="nil"/>
           <w:insideV w:val="nil"/>
         </w:tcBorders>
@@ -7722,11 +7724,11 @@
       <w:tblStyleColBandSize w:val="1"/>
       <w:tblInd w:w="0" w:type="dxa"/>
       <w:tblBorders>
-        <w:top w:val="single" w:sz="8" w:space="0" w:color="B3CC82" w:themeColor="accent3" w:themeTint="BF"/>
-        <w:left w:val="single" w:sz="8" w:space="0" w:color="B3CC82" w:themeColor="accent3" w:themeTint="BF"/>
-        <w:bottom w:val="single" w:sz="8" w:space="0" w:color="B3CC82" w:themeColor="accent3" w:themeTint="BF"/>
-        <w:right w:val="single" w:sz="8" w:space="0" w:color="B3CC82" w:themeColor="accent3" w:themeTint="BF"/>
-        <w:insideH w:val="single" w:sz="8" w:space="0" w:color="B3CC82" w:themeColor="accent3" w:themeTint="BF"/>
+        <w:top w:val="single" w:color="B3CC82" w:themeColor="accent3" w:themeTint="BF" w:sz="8" w:space="0"/>
+        <w:left w:val="single" w:color="B3CC82" w:themeColor="accent3" w:themeTint="BF" w:sz="8" w:space="0"/>
+        <w:bottom w:val="single" w:color="B3CC82" w:themeColor="accent3" w:themeTint="BF" w:sz="8" w:space="0"/>
+        <w:right w:val="single" w:color="B3CC82" w:themeColor="accent3" w:themeTint="BF" w:sz="8" w:space="0"/>
+        <w:insideH w:val="single" w:color="B3CC82" w:themeColor="accent3" w:themeTint="BF" w:sz="8" w:space="0"/>
       </w:tblBorders>
       <w:tblCellMar>
         <w:top w:w="0" w:type="dxa"/>
@@ -7747,10 +7749,10 @@
       <w:tblPr/>
       <w:tcPr>
         <w:tcBorders>
-          <w:top w:val="single" w:sz="8" w:space="0" w:color="B3CC82" w:themeColor="accent3" w:themeTint="BF"/>
-          <w:left w:val="single" w:sz="8" w:space="0" w:color="B3CC82" w:themeColor="accent3" w:themeTint="BF"/>
-          <w:bottom w:val="single" w:sz="8" w:space="0" w:color="B3CC82" w:themeColor="accent3" w:themeTint="BF"/>
-          <w:right w:val="single" w:sz="8" w:space="0" w:color="B3CC82" w:themeColor="accent3" w:themeTint="BF"/>
+          <w:top w:val="single" w:color="B3CC82" w:themeColor="accent3" w:themeTint="BF" w:sz="8" w:space="0"/>
+          <w:left w:val="single" w:color="B3CC82" w:themeColor="accent3" w:themeTint="BF" w:sz="8" w:space="0"/>
+          <w:bottom w:val="single" w:color="B3CC82" w:themeColor="accent3" w:themeTint="BF" w:sz="8" w:space="0"/>
+          <w:right w:val="single" w:color="B3CC82" w:themeColor="accent3" w:themeTint="BF" w:sz="8" w:space="0"/>
           <w:insideH w:val="nil"/>
           <w:insideV w:val="nil"/>
         </w:tcBorders>
@@ -7768,10 +7770,10 @@
       <w:tblPr/>
       <w:tcPr>
         <w:tcBorders>
-          <w:top w:val="double" w:sz="6" w:space="0" w:color="B3CC82" w:themeColor="accent3" w:themeTint="BF"/>
-          <w:left w:val="single" w:sz="8" w:space="0" w:color="B3CC82" w:themeColor="accent3" w:themeTint="BF"/>
-          <w:bottom w:val="single" w:sz="8" w:space="0" w:color="B3CC82" w:themeColor="accent3" w:themeTint="BF"/>
-          <w:right w:val="single" w:sz="8" w:space="0" w:color="B3CC82" w:themeColor="accent3" w:themeTint="BF"/>
+          <w:top w:val="double" w:color="B3CC82" w:themeColor="accent3" w:themeTint="BF" w:sz="6" w:space="0"/>
+          <w:left w:val="single" w:color="B3CC82" w:themeColor="accent3" w:themeTint="BF" w:sz="8" w:space="0"/>
+          <w:bottom w:val="single" w:color="B3CC82" w:themeColor="accent3" w:themeTint="BF" w:sz="8" w:space="0"/>
+          <w:right w:val="single" w:color="B3CC82" w:themeColor="accent3" w:themeTint="BF" w:sz="8" w:space="0"/>
           <w:insideH w:val="nil"/>
           <w:insideV w:val="nil"/>
         </w:tcBorders>
@@ -7828,11 +7830,11 @@
       <w:tblStyleColBandSize w:val="1"/>
       <w:tblInd w:w="0" w:type="dxa"/>
       <w:tblBorders>
-        <w:top w:val="single" w:sz="8" w:space="0" w:color="9F8AB9" w:themeColor="accent4" w:themeTint="BF"/>
-        <w:left w:val="single" w:sz="8" w:space="0" w:color="9F8AB9" w:themeColor="accent4" w:themeTint="BF"/>
-        <w:bottom w:val="single" w:sz="8" w:space="0" w:color="9F8AB9" w:themeColor="accent4" w:themeTint="BF"/>
-        <w:right w:val="single" w:sz="8" w:space="0" w:color="9F8AB9" w:themeColor="accent4" w:themeTint="BF"/>
-        <w:insideH w:val="single" w:sz="8" w:space="0" w:color="9F8AB9" w:themeColor="accent4" w:themeTint="BF"/>
+        <w:top w:val="single" w:color="9F8AB9" w:themeColor="accent4" w:themeTint="BF" w:sz="8" w:space="0"/>
+        <w:left w:val="single" w:color="9F8AB9" w:themeColor="accent4" w:themeTint="BF" w:sz="8" w:space="0"/>
+        <w:bottom w:val="single" w:color="9F8AB9" w:themeColor="accent4" w:themeTint="BF" w:sz="8" w:space="0"/>
+        <w:right w:val="single" w:color="9F8AB9" w:themeColor="accent4" w:themeTint="BF" w:sz="8" w:space="0"/>
+        <w:insideH w:val="single" w:color="9F8AB9" w:themeColor="accent4" w:themeTint="BF" w:sz="8" w:space="0"/>
       </w:tblBorders>
       <w:tblCellMar>
         <w:top w:w="0" w:type="dxa"/>
@@ -7853,10 +7855,10 @@
       <w:tblPr/>
       <w:tcPr>
         <w:tcBorders>
-          <w:top w:val="single" w:sz="8" w:space="0" w:color="9F8AB9" w:themeColor="accent4" w:themeTint="BF"/>
-          <w:left w:val="single" w:sz="8" w:space="0" w:color="9F8AB9" w:themeColor="accent4" w:themeTint="BF"/>
-          <w:bottom w:val="single" w:sz="8" w:space="0" w:color="9F8AB9" w:themeColor="accent4" w:themeTint="BF"/>
-          <w:right w:val="single" w:sz="8" w:space="0" w:color="9F8AB9" w:themeColor="accent4" w:themeTint="BF"/>
+          <w:top w:val="single" w:color="9F8AB9" w:themeColor="accent4" w:themeTint="BF" w:sz="8" w:space="0"/>
+          <w:left w:val="single" w:color="9F8AB9" w:themeColor="accent4" w:themeTint="BF" w:sz="8" w:space="0"/>
+          <w:bottom w:val="single" w:color="9F8AB9" w:themeColor="accent4" w:themeTint="BF" w:sz="8" w:space="0"/>
+          <w:right w:val="single" w:color="9F8AB9" w:themeColor="accent4" w:themeTint="BF" w:sz="8" w:space="0"/>
           <w:insideH w:val="nil"/>
           <w:insideV w:val="nil"/>
         </w:tcBorders>
@@ -7874,10 +7876,10 @@
       <w:tblPr/>
       <w:tcPr>
         <w:tcBorders>
-          <w:top w:val="double" w:sz="6" w:space="0" w:color="9F8AB9" w:themeColor="accent4" w:themeTint="BF"/>
-          <w:left w:val="single" w:sz="8" w:space="0" w:color="9F8AB9" w:themeColor="accent4" w:themeTint="BF"/>
-          <w:bottom w:val="single" w:sz="8" w:space="0" w:color="9F8AB9" w:themeColor="accent4" w:themeTint="BF"/>
-          <w:right w:val="single" w:sz="8" w:space="0" w:color="9F8AB9" w:themeColor="accent4" w:themeTint="BF"/>
+          <w:top w:val="double" w:color="9F8AB9" w:themeColor="accent4" w:themeTint="BF" w:sz="6" w:space="0"/>
+          <w:left w:val="single" w:color="9F8AB9" w:themeColor="accent4" w:themeTint="BF" w:sz="8" w:space="0"/>
+          <w:bottom w:val="single" w:color="9F8AB9" w:themeColor="accent4" w:themeTint="BF" w:sz="8" w:space="0"/>
+          <w:right w:val="single" w:color="9F8AB9" w:themeColor="accent4" w:themeTint="BF" w:sz="8" w:space="0"/>
           <w:insideH w:val="nil"/>
           <w:insideV w:val="nil"/>
         </w:tcBorders>
@@ -7934,11 +7936,11 @@
       <w:tblStyleColBandSize w:val="1"/>
       <w:tblInd w:w="0" w:type="dxa"/>
       <w:tblBorders>
-        <w:top w:val="single" w:sz="8" w:space="0" w:color="78C0D4" w:themeColor="accent5" w:themeTint="BF"/>
-        <w:left w:val="single" w:sz="8" w:space="0" w:color="78C0D4" w:themeColor="accent5" w:themeTint="BF"/>
-        <w:bottom w:val="single" w:sz="8" w:space="0" w:color="78C0D4" w:themeColor="accent5" w:themeTint="BF"/>
-        <w:right w:val="single" w:sz="8" w:space="0" w:color="78C0D4" w:themeColor="accent5" w:themeTint="BF"/>
-        <w:insideH w:val="single" w:sz="8" w:space="0" w:color="78C0D4" w:themeColor="accent5" w:themeTint="BF"/>
+        <w:top w:val="single" w:color="78C0D4" w:themeColor="accent5" w:themeTint="BF" w:sz="8" w:space="0"/>
+        <w:left w:val="single" w:color="78C0D4" w:themeColor="accent5" w:themeTint="BF" w:sz="8" w:space="0"/>
+        <w:bottom w:val="single" w:color="78C0D4" w:themeColor="accent5" w:themeTint="BF" w:sz="8" w:space="0"/>
+        <w:right w:val="single" w:color="78C0D4" w:themeColor="accent5" w:themeTint="BF" w:sz="8" w:space="0"/>
+        <w:insideH w:val="single" w:color="78C0D4" w:themeColor="accent5" w:themeTint="BF" w:sz="8" w:space="0"/>
       </w:tblBorders>
       <w:tblCellMar>
         <w:top w:w="0" w:type="dxa"/>
@@ -7959,10 +7961,10 @@
       <w:tblPr/>
       <w:tcPr>
         <w:tcBorders>
-          <w:top w:val="single" w:sz="8" w:space="0" w:color="78C0D4" w:themeColor="accent5" w:themeTint="BF"/>
-          <w:left w:val="single" w:sz="8" w:space="0" w:color="78C0D4" w:themeColor="accent5" w:themeTint="BF"/>
-          <w:bottom w:val="single" w:sz="8" w:space="0" w:color="78C0D4" w:themeColor="accent5" w:themeTint="BF"/>
-          <w:right w:val="single" w:sz="8" w:space="0" w:color="78C0D4" w:themeColor="accent5" w:themeTint="BF"/>
+          <w:top w:val="single" w:color="78C0D4" w:themeColor="accent5" w:themeTint="BF" w:sz="8" w:space="0"/>
+          <w:left w:val="single" w:color="78C0D4" w:themeColor="accent5" w:themeTint="BF" w:sz="8" w:space="0"/>
+          <w:bottom w:val="single" w:color="78C0D4" w:themeColor="accent5" w:themeTint="BF" w:sz="8" w:space="0"/>
+          <w:right w:val="single" w:color="78C0D4" w:themeColor="accent5" w:themeTint="BF" w:sz="8" w:space="0"/>
           <w:insideH w:val="nil"/>
           <w:insideV w:val="nil"/>
         </w:tcBorders>
@@ -7980,10 +7982,10 @@
       <w:tblPr/>
       <w:tcPr>
         <w:tcBorders>
-          <w:top w:val="double" w:sz="6" w:space="0" w:color="78C0D4" w:themeColor="accent5" w:themeTint="BF"/>
-          <w:left w:val="single" w:sz="8" w:space="0" w:color="78C0D4" w:themeColor="accent5" w:themeTint="BF"/>
-          <w:bottom w:val="single" w:sz="8" w:space="0" w:color="78C0D4" w:themeColor="accent5" w:themeTint="BF"/>
-          <w:right w:val="single" w:sz="8" w:space="0" w:color="78C0D4" w:themeColor="accent5" w:themeTint="BF"/>
+          <w:top w:val="double" w:color="78C0D4" w:themeColor="accent5" w:themeTint="BF" w:sz="6" w:space="0"/>
+          <w:left w:val="single" w:color="78C0D4" w:themeColor="accent5" w:themeTint="BF" w:sz="8" w:space="0"/>
+          <w:bottom w:val="single" w:color="78C0D4" w:themeColor="accent5" w:themeTint="BF" w:sz="8" w:space="0"/>
+          <w:right w:val="single" w:color="78C0D4" w:themeColor="accent5" w:themeTint="BF" w:sz="8" w:space="0"/>
           <w:insideH w:val="nil"/>
           <w:insideV w:val="nil"/>
         </w:tcBorders>
@@ -8040,11 +8042,11 @@
       <w:tblStyleColBandSize w:val="1"/>
       <w:tblInd w:w="0" w:type="dxa"/>
       <w:tblBorders>
-        <w:top w:val="single" w:sz="8" w:space="0" w:color="F9B074" w:themeColor="accent6" w:themeTint="BF"/>
-        <w:left w:val="single" w:sz="8" w:space="0" w:color="F9B074" w:themeColor="accent6" w:themeTint="BF"/>
-        <w:bottom w:val="single" w:sz="8" w:space="0" w:color="F9B074" w:themeColor="accent6" w:themeTint="BF"/>
-        <w:right w:val="single" w:sz="8" w:space="0" w:color="F9B074" w:themeColor="accent6" w:themeTint="BF"/>
-        <w:insideH w:val="single" w:sz="8" w:space="0" w:color="F9B074" w:themeColor="accent6" w:themeTint="BF"/>
+        <w:top w:val="single" w:color="F9B074" w:themeColor="accent6" w:themeTint="BF" w:sz="8" w:space="0"/>
+        <w:left w:val="single" w:color="F9B074" w:themeColor="accent6" w:themeTint="BF" w:sz="8" w:space="0"/>
+        <w:bottom w:val="single" w:color="F9B074" w:themeColor="accent6" w:themeTint="BF" w:sz="8" w:space="0"/>
+        <w:right w:val="single" w:color="F9B074" w:themeColor="accent6" w:themeTint="BF" w:sz="8" w:space="0"/>
+        <w:insideH w:val="single" w:color="F9B074" w:themeColor="accent6" w:themeTint="BF" w:sz="8" w:space="0"/>
       </w:tblBorders>
       <w:tblCellMar>
         <w:top w:w="0" w:type="dxa"/>
@@ -8065,10 +8067,10 @@
       <w:tblPr/>
       <w:tcPr>
         <w:tcBorders>
-          <w:top w:val="single" w:sz="8" w:space="0" w:color="F9B074" w:themeColor="accent6" w:themeTint="BF"/>
-          <w:left w:val="single" w:sz="8" w:space="0" w:color="F9B074" w:themeColor="accent6" w:themeTint="BF"/>
-          <w:bottom w:val="single" w:sz="8" w:space="0" w:color="F9B074" w:themeColor="accent6" w:themeTint="BF"/>
-          <w:right w:val="single" w:sz="8" w:space="0" w:color="F9B074" w:themeColor="accent6" w:themeTint="BF"/>
+          <w:top w:val="single" w:color="F9B074" w:themeColor="accent6" w:themeTint="BF" w:sz="8" w:space="0"/>
+          <w:left w:val="single" w:color="F9B074" w:themeColor="accent6" w:themeTint="BF" w:sz="8" w:space="0"/>
+          <w:bottom w:val="single" w:color="F9B074" w:themeColor="accent6" w:themeTint="BF" w:sz="8" w:space="0"/>
+          <w:right w:val="single" w:color="F9B074" w:themeColor="accent6" w:themeTint="BF" w:sz="8" w:space="0"/>
           <w:insideH w:val="nil"/>
           <w:insideV w:val="nil"/>
         </w:tcBorders>
@@ -8086,10 +8088,10 @@
       <w:tblPr/>
       <w:tcPr>
         <w:tcBorders>
-          <w:top w:val="double" w:sz="6" w:space="0" w:color="F9B074" w:themeColor="accent6" w:themeTint="BF"/>
-          <w:left w:val="single" w:sz="8" w:space="0" w:color="F9B074" w:themeColor="accent6" w:themeTint="BF"/>
-          <w:bottom w:val="single" w:sz="8" w:space="0" w:color="F9B074" w:themeColor="accent6" w:themeTint="BF"/>
-          <w:right w:val="single" w:sz="8" w:space="0" w:color="F9B074" w:themeColor="accent6" w:themeTint="BF"/>
+          <w:top w:val="double" w:color="F9B074" w:themeColor="accent6" w:themeTint="BF" w:sz="6" w:space="0"/>
+          <w:left w:val="single" w:color="F9B074" w:themeColor="accent6" w:themeTint="BF" w:sz="8" w:space="0"/>
+          <w:bottom w:val="single" w:color="F9B074" w:themeColor="accent6" w:themeTint="BF" w:sz="8" w:space="0"/>
+          <w:right w:val="single" w:color="F9B074" w:themeColor="accent6" w:themeTint="BF" w:sz="8" w:space="0"/>
           <w:insideH w:val="nil"/>
           <w:insideV w:val="nil"/>
         </w:tcBorders>
@@ -8146,8 +8148,8 @@
       <w:tblStyleColBandSize w:val="1"/>
       <w:tblInd w:w="0" w:type="dxa"/>
       <w:tblBorders>
-        <w:top w:val="single" w:sz="18" w:space="0" w:color="auto"/>
-        <w:bottom w:val="single" w:sz="18" w:space="0" w:color="auto"/>
+        <w:top w:val="single" w:color="auto" w:sz="18" w:space="0"/>
+        <w:bottom w:val="single" w:color="auto" w:sz="18" w:space="0"/>
       </w:tblBorders>
       <w:tblCellMar>
         <w:top w:w="0" w:type="dxa"/>
@@ -8168,9 +8170,9 @@
       <w:tblPr/>
       <w:tcPr>
         <w:tcBorders>
-          <w:top w:val="single" w:sz="18" w:space="0" w:color="auto"/>
-          <w:left w:val="nil"/>
-          <w:bottom w:val="single" w:sz="18" w:space="0" w:color="auto"/>
+          <w:top w:val="single" w:color="auto" w:sz="18" w:space="0"/>
+          <w:left w:val="nil"/>
+          <w:bottom w:val="single" w:color="auto" w:sz="18" w:space="0"/>
           <w:right w:val="nil"/>
           <w:insideH w:val="nil"/>
           <w:insideV w:val="nil"/>
@@ -8188,9 +8190,9 @@
       <w:tblPr/>
       <w:tcPr>
         <w:tcBorders>
-          <w:top w:val="double" w:sz="6" w:space="0" w:color="auto"/>
-          <w:left w:val="nil"/>
-          <w:bottom w:val="single" w:sz="18" w:space="0" w:color="auto"/>
+          <w:top w:val="double" w:color="auto" w:sz="6" w:space="0"/>
+          <w:left w:val="nil"/>
+          <w:bottom w:val="single" w:color="auto" w:sz="18" w:space="0"/>
           <w:right w:val="nil"/>
           <w:insideH w:val="nil"/>
           <w:insideV w:val="nil"/>
@@ -8209,7 +8211,7 @@
         <w:tcBorders>
           <w:top w:val="nil"/>
           <w:left w:val="nil"/>
-          <w:bottom w:val="single" w:sz="18" w:space="0" w:color="auto"/>
+          <w:bottom w:val="single" w:color="auto" w:sz="18" w:space="0"/>
           <w:right w:val="nil"/>
           <w:insideH w:val="nil"/>
           <w:insideV w:val="nil"/>
@@ -8256,9 +8258,9 @@
       <w:tblPr/>
       <w:tcPr>
         <w:tcBorders>
-          <w:top w:val="single" w:sz="18" w:space="0" w:color="auto"/>
-          <w:left w:val="nil"/>
-          <w:bottom w:val="single" w:sz="18" w:space="0" w:color="auto"/>
+          <w:top w:val="single" w:color="auto" w:sz="18" w:space="0"/>
+          <w:left w:val="nil"/>
+          <w:bottom w:val="single" w:color="auto" w:sz="18" w:space="0"/>
           <w:right w:val="nil"/>
           <w:insideH w:val="nil"/>
           <w:insideV w:val="nil"/>
@@ -8272,9 +8274,9 @@
       <w:tblPr/>
       <w:tcPr>
         <w:tcBorders>
-          <w:top w:val="single" w:sz="18" w:space="0" w:color="auto"/>
-          <w:left w:val="nil"/>
-          <w:bottom w:val="single" w:sz="18" w:space="0" w:color="auto"/>
+          <w:top w:val="single" w:color="auto" w:sz="18" w:space="0"/>
+          <w:left w:val="nil"/>
+          <w:bottom w:val="single" w:color="auto" w:sz="18" w:space="0"/>
           <w:right w:val="nil"/>
           <w:insideH w:val="nil"/>
           <w:insideV w:val="nil"/>
@@ -8295,8 +8297,8 @@
       <w:tblStyleColBandSize w:val="1"/>
       <w:tblInd w:w="0" w:type="dxa"/>
       <w:tblBorders>
-        <w:top w:val="single" w:sz="18" w:space="0" w:color="auto"/>
-        <w:bottom w:val="single" w:sz="18" w:space="0" w:color="auto"/>
+        <w:top w:val="single" w:color="auto" w:sz="18" w:space="0"/>
+        <w:bottom w:val="single" w:color="auto" w:sz="18" w:space="0"/>
       </w:tblBorders>
       <w:tblCellMar>
         <w:top w:w="0" w:type="dxa"/>
@@ -8317,9 +8319,9 @@
       <w:tblPr/>
       <w:tcPr>
         <w:tcBorders>
-          <w:top w:val="single" w:sz="18" w:space="0" w:color="auto"/>
-          <w:left w:val="nil"/>
-          <w:bottom w:val="single" w:sz="18" w:space="0" w:color="auto"/>
+          <w:top w:val="single" w:color="auto" w:sz="18" w:space="0"/>
+          <w:left w:val="nil"/>
+          <w:bottom w:val="single" w:color="auto" w:sz="18" w:space="0"/>
           <w:right w:val="nil"/>
           <w:insideH w:val="nil"/>
           <w:insideV w:val="nil"/>
@@ -8337,9 +8339,9 @@
       <w:tblPr/>
       <w:tcPr>
         <w:tcBorders>
-          <w:top w:val="double" w:sz="6" w:space="0" w:color="auto"/>
-          <w:left w:val="nil"/>
-          <w:bottom w:val="single" w:sz="18" w:space="0" w:color="auto"/>
+          <w:top w:val="double" w:color="auto" w:sz="6" w:space="0"/>
+          <w:left w:val="nil"/>
+          <w:bottom w:val="single" w:color="auto" w:sz="18" w:space="0"/>
           <w:right w:val="nil"/>
           <w:insideH w:val="nil"/>
           <w:insideV w:val="nil"/>
@@ -8358,7 +8360,7 @@
         <w:tcBorders>
           <w:top w:val="nil"/>
           <w:left w:val="nil"/>
-          <w:bottom w:val="single" w:sz="18" w:space="0" w:color="auto"/>
+          <w:bottom w:val="single" w:color="auto" w:sz="18" w:space="0"/>
           <w:right w:val="nil"/>
           <w:insideH w:val="nil"/>
           <w:insideV w:val="nil"/>
@@ -8405,9 +8407,9 @@
       <w:tblPr/>
       <w:tcPr>
         <w:tcBorders>
-          <w:top w:val="single" w:sz="18" w:space="0" w:color="auto"/>
-          <w:left w:val="nil"/>
-          <w:bottom w:val="single" w:sz="18" w:space="0" w:color="auto"/>
+          <w:top w:val="single" w:color="auto" w:sz="18" w:space="0"/>
+          <w:left w:val="nil"/>
+          <w:bottom w:val="single" w:color="auto" w:sz="18" w:space="0"/>
           <w:right w:val="nil"/>
           <w:insideH w:val="nil"/>
           <w:insideV w:val="nil"/>
@@ -8421,9 +8423,9 @@
       <w:tblPr/>
       <w:tcPr>
         <w:tcBorders>
-          <w:top w:val="single" w:sz="18" w:space="0" w:color="auto"/>
-          <w:left w:val="nil"/>
-          <w:bottom w:val="single" w:sz="18" w:space="0" w:color="auto"/>
+          <w:top w:val="single" w:color="auto" w:sz="18" w:space="0"/>
+          <w:left w:val="nil"/>
+          <w:bottom w:val="single" w:color="auto" w:sz="18" w:space="0"/>
           <w:right w:val="nil"/>
           <w:insideH w:val="nil"/>
           <w:insideV w:val="nil"/>
@@ -8444,8 +8446,8 @@
       <w:tblStyleColBandSize w:val="1"/>
       <w:tblInd w:w="0" w:type="dxa"/>
       <w:tblBorders>
-        <w:top w:val="single" w:sz="18" w:space="0" w:color="auto"/>
-        <w:bottom w:val="single" w:sz="18" w:space="0" w:color="auto"/>
+        <w:top w:val="single" w:color="auto" w:sz="18" w:space="0"/>
+        <w:bottom w:val="single" w:color="auto" w:sz="18" w:space="0"/>
       </w:tblBorders>
       <w:tblCellMar>
         <w:top w:w="0" w:type="dxa"/>
@@ -8466,9 +8468,9 @@
       <w:tblPr/>
       <w:tcPr>
         <w:tcBorders>
-          <w:top w:val="single" w:sz="18" w:space="0" w:color="auto"/>
-          <w:left w:val="nil"/>
-          <w:bottom w:val="single" w:sz="18" w:space="0" w:color="auto"/>
+          <w:top w:val="single" w:color="auto" w:sz="18" w:space="0"/>
+          <w:left w:val="nil"/>
+          <w:bottom w:val="single" w:color="auto" w:sz="18" w:space="0"/>
           <w:right w:val="nil"/>
           <w:insideH w:val="nil"/>
           <w:insideV w:val="nil"/>
@@ -8486,9 +8488,9 @@
       <w:tblPr/>
       <w:tcPr>
         <w:tcBorders>
-          <w:top w:val="double" w:sz="6" w:space="0" w:color="auto"/>
-          <w:left w:val="nil"/>
-          <w:bottom w:val="single" w:sz="18" w:space="0" w:color="auto"/>
+          <w:top w:val="double" w:color="auto" w:sz="6" w:space="0"/>
+          <w:left w:val="nil"/>
+          <w:bottom w:val="single" w:color="auto" w:sz="18" w:space="0"/>
           <w:right w:val="nil"/>
           <w:insideH w:val="nil"/>
           <w:insideV w:val="nil"/>
@@ -8507,7 +8509,7 @@
         <w:tcBorders>
           <w:top w:val="nil"/>
           <w:left w:val="nil"/>
-          <w:bottom w:val="single" w:sz="18" w:space="0" w:color="auto"/>
+          <w:bottom w:val="single" w:color="auto" w:sz="18" w:space="0"/>
           <w:right w:val="nil"/>
           <w:insideH w:val="nil"/>
           <w:insideV w:val="nil"/>
@@ -8554,9 +8556,9 @@
       <w:tblPr/>
       <w:tcPr>
         <w:tcBorders>
-          <w:top w:val="single" w:sz="18" w:space="0" w:color="auto"/>
-          <w:left w:val="nil"/>
-          <w:bottom w:val="single" w:sz="18" w:space="0" w:color="auto"/>
+          <w:top w:val="single" w:color="auto" w:sz="18" w:space="0"/>
+          <w:left w:val="nil"/>
+          <w:bottom w:val="single" w:color="auto" w:sz="18" w:space="0"/>
           <w:right w:val="nil"/>
           <w:insideH w:val="nil"/>
           <w:insideV w:val="nil"/>
@@ -8570,9 +8572,9 @@
       <w:tblPr/>
       <w:tcPr>
         <w:tcBorders>
-          <w:top w:val="single" w:sz="18" w:space="0" w:color="auto"/>
-          <w:left w:val="nil"/>
-          <w:bottom w:val="single" w:sz="18" w:space="0" w:color="auto"/>
+          <w:top w:val="single" w:color="auto" w:sz="18" w:space="0"/>
+          <w:left w:val="nil"/>
+          <w:bottom w:val="single" w:color="auto" w:sz="18" w:space="0"/>
           <w:right w:val="nil"/>
           <w:insideH w:val="nil"/>
           <w:insideV w:val="nil"/>
@@ -8593,8 +8595,8 @@
       <w:tblStyleColBandSize w:val="1"/>
       <w:tblInd w:w="0" w:type="dxa"/>
       <w:tblBorders>
-        <w:top w:val="single" w:sz="18" w:space="0" w:color="auto"/>
-        <w:bottom w:val="single" w:sz="18" w:space="0" w:color="auto"/>
+        <w:top w:val="single" w:color="auto" w:sz="18" w:space="0"/>
+        <w:bottom w:val="single" w:color="auto" w:sz="18" w:space="0"/>
       </w:tblBorders>
       <w:tblCellMar>
         <w:top w:w="0" w:type="dxa"/>
@@ -8615,9 +8617,9 @@
       <w:tblPr/>
       <w:tcPr>
         <w:tcBorders>
-          <w:top w:val="single" w:sz="18" w:space="0" w:color="auto"/>
-          <w:left w:val="nil"/>
-          <w:bottom w:val="single" w:sz="18" w:space="0" w:color="auto"/>
+          <w:top w:val="single" w:color="auto" w:sz="18" w:space="0"/>
+          <w:left w:val="nil"/>
+          <w:bottom w:val="single" w:color="auto" w:sz="18" w:space="0"/>
           <w:right w:val="nil"/>
           <w:insideH w:val="nil"/>
           <w:insideV w:val="nil"/>
@@ -8635,9 +8637,9 @@
       <w:tblPr/>
       <w:tcPr>
         <w:tcBorders>
-          <w:top w:val="double" w:sz="6" w:space="0" w:color="auto"/>
-          <w:left w:val="nil"/>
-          <w:bottom w:val="single" w:sz="18" w:space="0" w:color="auto"/>
+          <w:top w:val="double" w:color="auto" w:sz="6" w:space="0"/>
+          <w:left w:val="nil"/>
+          <w:bottom w:val="single" w:color="auto" w:sz="18" w:space="0"/>
           <w:right w:val="nil"/>
           <w:insideH w:val="nil"/>
           <w:insideV w:val="nil"/>
@@ -8656,7 +8658,7 @@
         <w:tcBorders>
           <w:top w:val="nil"/>
           <w:left w:val="nil"/>
-          <w:bottom w:val="single" w:sz="18" w:space="0" w:color="auto"/>
+          <w:bottom w:val="single" w:color="auto" w:sz="18" w:space="0"/>
           <w:right w:val="nil"/>
           <w:insideH w:val="nil"/>
           <w:insideV w:val="nil"/>
@@ -8703,9 +8705,9 @@
       <w:tblPr/>
       <w:tcPr>
         <w:tcBorders>
-          <w:top w:val="single" w:sz="18" w:space="0" w:color="auto"/>
-          <w:left w:val="nil"/>
-          <w:bottom w:val="single" w:sz="18" w:space="0" w:color="auto"/>
+          <w:top w:val="single" w:color="auto" w:sz="18" w:space="0"/>
+          <w:left w:val="nil"/>
+          <w:bottom w:val="single" w:color="auto" w:sz="18" w:space="0"/>
           <w:right w:val="nil"/>
           <w:insideH w:val="nil"/>
           <w:insideV w:val="nil"/>
@@ -8719,9 +8721,9 @@
       <w:tblPr/>
       <w:tcPr>
         <w:tcBorders>
-          <w:top w:val="single" w:sz="18" w:space="0" w:color="auto"/>
-          <w:left w:val="nil"/>
-          <w:bottom w:val="single" w:sz="18" w:space="0" w:color="auto"/>
+          <w:top w:val="single" w:color="auto" w:sz="18" w:space="0"/>
+          <w:left w:val="nil"/>
+          <w:bottom w:val="single" w:color="auto" w:sz="18" w:space="0"/>
           <w:right w:val="nil"/>
           <w:insideH w:val="nil"/>
           <w:insideV w:val="nil"/>
@@ -8742,8 +8744,8 @@
       <w:tblStyleColBandSize w:val="1"/>
       <w:tblInd w:w="0" w:type="dxa"/>
       <w:tblBorders>
-        <w:top w:val="single" w:sz="18" w:space="0" w:color="auto"/>
-        <w:bottom w:val="single" w:sz="18" w:space="0" w:color="auto"/>
+        <w:top w:val="single" w:color="auto" w:sz="18" w:space="0"/>
+        <w:bottom w:val="single" w:color="auto" w:sz="18" w:space="0"/>
       </w:tblBorders>
       <w:tblCellMar>
         <w:top w:w="0" w:type="dxa"/>
@@ -8764,9 +8766,9 @@
       <w:tblPr/>
       <w:tcPr>
         <w:tcBorders>
-          <w:top w:val="single" w:sz="18" w:space="0" w:color="auto"/>
-          <w:left w:val="nil"/>
-          <w:bottom w:val="single" w:sz="18" w:space="0" w:color="auto"/>
+          <w:top w:val="single" w:color="auto" w:sz="18" w:space="0"/>
+          <w:left w:val="nil"/>
+          <w:bottom w:val="single" w:color="auto" w:sz="18" w:space="0"/>
           <w:right w:val="nil"/>
           <w:insideH w:val="nil"/>
           <w:insideV w:val="nil"/>
@@ -8784,9 +8786,9 @@
       <w:tblPr/>
       <w:tcPr>
         <w:tcBorders>
-          <w:top w:val="double" w:sz="6" w:space="0" w:color="auto"/>
-          <w:left w:val="nil"/>
-          <w:bottom w:val="single" w:sz="18" w:space="0" w:color="auto"/>
+          <w:top w:val="double" w:color="auto" w:sz="6" w:space="0"/>
+          <w:left w:val="nil"/>
+          <w:bottom w:val="single" w:color="auto" w:sz="18" w:space="0"/>
           <w:right w:val="nil"/>
           <w:insideH w:val="nil"/>
           <w:insideV w:val="nil"/>
@@ -8805,7 +8807,7 @@
         <w:tcBorders>
           <w:top w:val="nil"/>
           <w:left w:val="nil"/>
-          <w:bottom w:val="single" w:sz="18" w:space="0" w:color="auto"/>
+          <w:bottom w:val="single" w:color="auto" w:sz="18" w:space="0"/>
           <w:right w:val="nil"/>
           <w:insideH w:val="nil"/>
           <w:insideV w:val="nil"/>
@@ -8852,9 +8854,9 @@
       <w:tblPr/>
       <w:tcPr>
         <w:tcBorders>
-          <w:top w:val="single" w:sz="18" w:space="0" w:color="auto"/>
-          <w:left w:val="nil"/>
-          <w:bottom w:val="single" w:sz="18" w:space="0" w:color="auto"/>
+          <w:top w:val="single" w:color="auto" w:sz="18" w:space="0"/>
+          <w:left w:val="nil"/>
+          <w:bottom w:val="single" w:color="auto" w:sz="18" w:space="0"/>
           <w:right w:val="nil"/>
           <w:insideH w:val="nil"/>
           <w:insideV w:val="nil"/>
@@ -8868,9 +8870,9 @@
       <w:tblPr/>
       <w:tcPr>
         <w:tcBorders>
-          <w:top w:val="single" w:sz="18" w:space="0" w:color="auto"/>
-          <w:left w:val="nil"/>
-          <w:bottom w:val="single" w:sz="18" w:space="0" w:color="auto"/>
+          <w:top w:val="single" w:color="auto" w:sz="18" w:space="0"/>
+          <w:left w:val="nil"/>
+          <w:bottom w:val="single" w:color="auto" w:sz="18" w:space="0"/>
           <w:right w:val="nil"/>
           <w:insideH w:val="nil"/>
           <w:insideV w:val="nil"/>
@@ -8891,8 +8893,8 @@
       <w:tblStyleColBandSize w:val="1"/>
       <w:tblInd w:w="0" w:type="dxa"/>
       <w:tblBorders>
-        <w:top w:val="single" w:sz="18" w:space="0" w:color="auto"/>
-        <w:bottom w:val="single" w:sz="18" w:space="0" w:color="auto"/>
+        <w:top w:val="single" w:color="auto" w:sz="18" w:space="0"/>
+        <w:bottom w:val="single" w:color="auto" w:sz="18" w:space="0"/>
       </w:tblBorders>
       <w:tblCellMar>
         <w:top w:w="0" w:type="dxa"/>
@@ -8913,9 +8915,9 @@
       <w:tblPr/>
       <w:tcPr>
         <w:tcBorders>
-          <w:top w:val="single" w:sz="18" w:space="0" w:color="auto"/>
-          <w:left w:val="nil"/>
-          <w:bottom w:val="single" w:sz="18" w:space="0" w:color="auto"/>
+          <w:top w:val="single" w:color="auto" w:sz="18" w:space="0"/>
+          <w:left w:val="nil"/>
+          <w:bottom w:val="single" w:color="auto" w:sz="18" w:space="0"/>
           <w:right w:val="nil"/>
           <w:insideH w:val="nil"/>
           <w:insideV w:val="nil"/>
@@ -8933,9 +8935,9 @@
       <w:tblPr/>
       <w:tcPr>
         <w:tcBorders>
-          <w:top w:val="double" w:sz="6" w:space="0" w:color="auto"/>
-          <w:left w:val="nil"/>
-          <w:bottom w:val="single" w:sz="18" w:space="0" w:color="auto"/>
+          <w:top w:val="double" w:color="auto" w:sz="6" w:space="0"/>
+          <w:left w:val="nil"/>
+          <w:bottom w:val="single" w:color="auto" w:sz="18" w:space="0"/>
           <w:right w:val="nil"/>
           <w:insideH w:val="nil"/>
           <w:insideV w:val="nil"/>
@@ -8954,7 +8956,7 @@
         <w:tcBorders>
           <w:top w:val="nil"/>
           <w:left w:val="nil"/>
-          <w:bottom w:val="single" w:sz="18" w:space="0" w:color="auto"/>
+          <w:bottom w:val="single" w:color="auto" w:sz="18" w:space="0"/>
           <w:right w:val="nil"/>
           <w:insideH w:val="nil"/>
           <w:insideV w:val="nil"/>
@@ -9001,9 +9003,9 @@
       <w:tblPr/>
       <w:tcPr>
         <w:tcBorders>
-          <w:top w:val="single" w:sz="18" w:space="0" w:color="auto"/>
-          <w:left w:val="nil"/>
-          <w:bottom w:val="single" w:sz="18" w:space="0" w:color="auto"/>
+          <w:top w:val="single" w:color="auto" w:sz="18" w:space="0"/>
+          <w:left w:val="nil"/>
+          <w:bottom w:val="single" w:color="auto" w:sz="18" w:space="0"/>
           <w:right w:val="nil"/>
           <w:insideH w:val="nil"/>
           <w:insideV w:val="nil"/>
@@ -9017,9 +9019,9 @@
       <w:tblPr/>
       <w:tcPr>
         <w:tcBorders>
-          <w:top w:val="single" w:sz="18" w:space="0" w:color="auto"/>
-          <w:left w:val="nil"/>
-          <w:bottom w:val="single" w:sz="18" w:space="0" w:color="auto"/>
+          <w:top w:val="single" w:color="auto" w:sz="18" w:space="0"/>
+          <w:left w:val="nil"/>
+          <w:bottom w:val="single" w:color="auto" w:sz="18" w:space="0"/>
           <w:right w:val="nil"/>
           <w:insideH w:val="nil"/>
           <w:insideV w:val="nil"/>
@@ -9040,8 +9042,8 @@
       <w:tblStyleColBandSize w:val="1"/>
       <w:tblInd w:w="0" w:type="dxa"/>
       <w:tblBorders>
-        <w:top w:val="single" w:sz="18" w:space="0" w:color="auto"/>
-        <w:bottom w:val="single" w:sz="18" w:space="0" w:color="auto"/>
+        <w:top w:val="single" w:color="auto" w:sz="18" w:space="0"/>
+        <w:bottom w:val="single" w:color="auto" w:sz="18" w:space="0"/>
       </w:tblBorders>
       <w:tblCellMar>
         <w:top w:w="0" w:type="dxa"/>
@@ -9062,9 +9064,9 @@
       <w:tblPr/>
       <w:tcPr>
         <w:tcBorders>
-          <w:top w:val="single" w:sz="18" w:space="0" w:color="auto"/>
-          <w:left w:val="nil"/>
-          <w:bottom w:val="single" w:sz="18" w:space="0" w:color="auto"/>
+          <w:top w:val="single" w:color="auto" w:sz="18" w:space="0"/>
+          <w:left w:val="nil"/>
+          <w:bottom w:val="single" w:color="auto" w:sz="18" w:space="0"/>
           <w:right w:val="nil"/>
           <w:insideH w:val="nil"/>
           <w:insideV w:val="nil"/>
@@ -9082,9 +9084,9 @@
       <w:tblPr/>
       <w:tcPr>
         <w:tcBorders>
-          <w:top w:val="double" w:sz="6" w:space="0" w:color="auto"/>
-          <w:left w:val="nil"/>
-          <w:bottom w:val="single" w:sz="18" w:space="0" w:color="auto"/>
+          <w:top w:val="double" w:color="auto" w:sz="6" w:space="0"/>
+          <w:left w:val="nil"/>
+          <w:bottom w:val="single" w:color="auto" w:sz="18" w:space="0"/>
           <w:right w:val="nil"/>
           <w:insideH w:val="nil"/>
           <w:insideV w:val="nil"/>
@@ -9103,7 +9105,7 @@
         <w:tcBorders>
           <w:top w:val="nil"/>
           <w:left w:val="nil"/>
-          <w:bottom w:val="single" w:sz="18" w:space="0" w:color="auto"/>
+          <w:bottom w:val="single" w:color="auto" w:sz="18" w:space="0"/>
           <w:right w:val="nil"/>
           <w:insideH w:val="nil"/>
           <w:insideV w:val="nil"/>
@@ -9150,9 +9152,9 @@
       <w:tblPr/>
       <w:tcPr>
         <w:tcBorders>
-          <w:top w:val="single" w:sz="18" w:space="0" w:color="auto"/>
-          <w:left w:val="nil"/>
-          <w:bottom w:val="single" w:sz="18" w:space="0" w:color="auto"/>
+          <w:top w:val="single" w:color="auto" w:sz="18" w:space="0"/>
+          <w:left w:val="nil"/>
+          <w:bottom w:val="single" w:color="auto" w:sz="18" w:space="0"/>
           <w:right w:val="nil"/>
           <w:insideH w:val="nil"/>
           <w:insideV w:val="nil"/>
@@ -9166,9 +9168,9 @@
       <w:tblPr/>
       <w:tcPr>
         <w:tcBorders>
-          <w:top w:val="single" w:sz="18" w:space="0" w:color="auto"/>
-          <w:left w:val="nil"/>
-          <w:bottom w:val="single" w:sz="18" w:space="0" w:color="auto"/>
+          <w:top w:val="single" w:color="auto" w:sz="18" w:space="0"/>
+          <w:left w:val="nil"/>
+          <w:bottom w:val="single" w:color="auto" w:sz="18" w:space="0"/>
           <w:right w:val="nil"/>
           <w:insideH w:val="nil"/>
           <w:insideV w:val="nil"/>
@@ -9192,8 +9194,8 @@
       <w:tblStyleColBandSize w:val="1"/>
       <w:tblInd w:w="0" w:type="dxa"/>
       <w:tblBorders>
-        <w:top w:val="single" w:sz="8" w:space="0" w:color="000000" w:themeColor="text1"/>
-        <w:bottom w:val="single" w:sz="8" w:space="0" w:color="000000" w:themeColor="text1"/>
+        <w:top w:val="single" w:color="000000" w:themeColor="text1" w:sz="8" w:space="0"/>
+        <w:bottom w:val="single" w:color="000000" w:themeColor="text1" w:sz="8" w:space="0"/>
       </w:tblBorders>
       <w:tblCellMar>
         <w:top w:w="0" w:type="dxa"/>
@@ -9204,13 +9206,13 @@
     </w:tblPr>
     <w:tblStylePr w:type="firstRow">
       <w:rPr>
-        <w:rFonts w:asciiTheme="majorHAnsi" w:eastAsiaTheme="majorEastAsia" w:hAnsiTheme="majorHAnsi" w:cstheme="majorBidi"/>
+        <w:rFonts w:asciiTheme="majorHAnsi" w:hAnsiTheme="majorHAnsi" w:eastAsiaTheme="majorEastAsia" w:cstheme="majorBidi"/>
       </w:rPr>
       <w:tblPr/>
       <w:tcPr>
         <w:tcBorders>
           <w:top w:val="nil"/>
-          <w:bottom w:val="single" w:sz="8" w:space="0" w:color="000000" w:themeColor="text1"/>
+          <w:bottom w:val="single" w:color="000000" w:themeColor="text1" w:sz="8" w:space="0"/>
         </w:tcBorders>
       </w:tcPr>
     </w:tblStylePr>
@@ -9223,8 +9225,8 @@
       <w:tblPr/>
       <w:tcPr>
         <w:tcBorders>
-          <w:top w:val="single" w:sz="8" w:space="0" w:color="000000" w:themeColor="text1"/>
-          <w:bottom w:val="single" w:sz="8" w:space="0" w:color="000000" w:themeColor="text1"/>
+          <w:top w:val="single" w:color="000000" w:themeColor="text1" w:sz="8" w:space="0"/>
+          <w:bottom w:val="single" w:color="000000" w:themeColor="text1" w:sz="8" w:space="0"/>
         </w:tcBorders>
       </w:tcPr>
     </w:tblStylePr>
@@ -9242,8 +9244,8 @@
       <w:tblPr/>
       <w:tcPr>
         <w:tcBorders>
-          <w:top w:val="single" w:sz="8" w:space="0" w:color="000000" w:themeColor="text1"/>
-          <w:bottom w:val="single" w:sz="8" w:space="0" w:color="000000" w:themeColor="text1"/>
+          <w:top w:val="single" w:color="000000" w:themeColor="text1" w:sz="8" w:space="0"/>
+          <w:bottom w:val="single" w:color="000000" w:themeColor="text1" w:sz="8" w:space="0"/>
         </w:tcBorders>
       </w:tcPr>
     </w:tblStylePr>
@@ -9276,8 +9278,8 @@
       <w:tblStyleColBandSize w:val="1"/>
       <w:tblInd w:w="0" w:type="dxa"/>
       <w:tblBorders>
-        <w:top w:val="single" w:sz="8" w:space="0" w:color="4F81BD" w:themeColor="accent1"/>
-        <w:bottom w:val="single" w:sz="8" w:space="0" w:color="4F81BD" w:themeColor="accent1"/>
+        <w:top w:val="single" w:color="4F81BD" w:themeColor="accent1" w:sz="8" w:space="0"/>
+        <w:bottom w:val="single" w:color="4F81BD" w:themeColor="accent1" w:sz="8" w:space="0"/>
       </w:tblBorders>
       <w:tblCellMar>
         <w:top w:w="0" w:type="dxa"/>
@@ -9288,13 +9290,13 @@
     </w:tblPr>
     <w:tblStylePr w:type="firstRow">
       <w:rPr>
-        <w:rFonts w:asciiTheme="majorHAnsi" w:eastAsiaTheme="majorEastAsia" w:hAnsiTheme="majorHAnsi" w:cstheme="majorBidi"/>
+        <w:rFonts w:asciiTheme="majorHAnsi" w:hAnsiTheme="majorHAnsi" w:eastAsiaTheme="majorEastAsia" w:cstheme="majorBidi"/>
       </w:rPr>
       <w:tblPr/>
       <w:tcPr>
         <w:tcBorders>
           <w:top w:val="nil"/>
-          <w:bottom w:val="single" w:sz="8" w:space="0" w:color="4F81BD" w:themeColor="accent1"/>
+          <w:bottom w:val="single" w:color="4F81BD" w:themeColor="accent1" w:sz="8" w:space="0"/>
         </w:tcBorders>
       </w:tcPr>
     </w:tblStylePr>
@@ -9307,8 +9309,8 @@
       <w:tblPr/>
       <w:tcPr>
         <w:tcBorders>
-          <w:top w:val="single" w:sz="8" w:space="0" w:color="4F81BD" w:themeColor="accent1"/>
-          <w:bottom w:val="single" w:sz="8" w:space="0" w:color="4F81BD" w:themeColor="accent1"/>
+          <w:top w:val="single" w:color="4F81BD" w:themeColor="accent1" w:sz="8" w:space="0"/>
+          <w:bottom w:val="single" w:color="4F81BD" w:themeColor="accent1" w:sz="8" w:space="0"/>
         </w:tcBorders>
       </w:tcPr>
     </w:tblStylePr>
@@ -9326,8 +9328,8 @@
       <w:tblPr/>
       <w:tcPr>
         <w:tcBorders>
-          <w:top w:val="single" w:sz="8" w:space="0" w:color="4F81BD" w:themeColor="accent1"/>
-          <w:bottom w:val="single" w:sz="8" w:space="0" w:color="4F81BD" w:themeColor="accent1"/>
+          <w:top w:val="single" w:color="4F81BD" w:themeColor="accent1" w:sz="8" w:space="0"/>
+          <w:bottom w:val="single" w:color="4F81BD" w:themeColor="accent1" w:sz="8" w:space="0"/>
         </w:tcBorders>
       </w:tcPr>
     </w:tblStylePr>
@@ -9360,8 +9362,8 @@
       <w:tblStyleColBandSize w:val="1"/>
       <w:tblInd w:w="0" w:type="dxa"/>
       <w:tblBorders>
-        <w:top w:val="single" w:sz="8" w:space="0" w:color="C0504D" w:themeColor="accent2"/>
-        <w:bottom w:val="single" w:sz="8" w:space="0" w:color="C0504D" w:themeColor="accent2"/>
+        <w:top w:val="single" w:color="C0504D" w:themeColor="accent2" w:sz="8" w:space="0"/>
+        <w:bottom w:val="single" w:color="C0504D" w:themeColor="accent2" w:sz="8" w:space="0"/>
       </w:tblBorders>
       <w:tblCellMar>
         <w:top w:w="0" w:type="dxa"/>
@@ -9372,13 +9374,13 @@
     </w:tblPr>
     <w:tblStylePr w:type="firstRow">
       <w:rPr>
-        <w:rFonts w:asciiTheme="majorHAnsi" w:eastAsiaTheme="majorEastAsia" w:hAnsiTheme="majorHAnsi" w:cstheme="majorBidi"/>
+        <w:rFonts w:asciiTheme="majorHAnsi" w:hAnsiTheme="majorHAnsi" w:eastAsiaTheme="majorEastAsia" w:cstheme="majorBidi"/>
       </w:rPr>
       <w:tblPr/>
       <w:tcPr>
         <w:tcBorders>
           <w:top w:val="nil"/>
-          <w:bottom w:val="single" w:sz="8" w:space="0" w:color="C0504D" w:themeColor="accent2"/>
+          <w:bottom w:val="single" w:color="C0504D" w:themeColor="accent2" w:sz="8" w:space="0"/>
         </w:tcBorders>
       </w:tcPr>
     </w:tblStylePr>
@@ -9391,8 +9393,8 @@
       <w:tblPr/>
       <w:tcPr>
         <w:tcBorders>
-          <w:top w:val="single" w:sz="8" w:space="0" w:color="C0504D" w:themeColor="accent2"/>
-          <w:bottom w:val="single" w:sz="8" w:space="0" w:color="C0504D" w:themeColor="accent2"/>
+          <w:top w:val="single" w:color="C0504D" w:themeColor="accent2" w:sz="8" w:space="0"/>
+          <w:bottom w:val="single" w:color="C0504D" w:themeColor="accent2" w:sz="8" w:space="0"/>
         </w:tcBorders>
       </w:tcPr>
     </w:tblStylePr>
@@ -9410,8 +9412,8 @@
       <w:tblPr/>
       <w:tcPr>
         <w:tcBorders>
-          <w:top w:val="single" w:sz="8" w:space="0" w:color="C0504D" w:themeColor="accent2"/>
-          <w:bottom w:val="single" w:sz="8" w:space="0" w:color="C0504D" w:themeColor="accent2"/>
+          <w:top w:val="single" w:color="C0504D" w:themeColor="accent2" w:sz="8" w:space="0"/>
+          <w:bottom w:val="single" w:color="C0504D" w:themeColor="accent2" w:sz="8" w:space="0"/>
         </w:tcBorders>
       </w:tcPr>
     </w:tblStylePr>
@@ -9444,8 +9446,8 @@
       <w:tblStyleColBandSize w:val="1"/>
       <w:tblInd w:w="0" w:type="dxa"/>
       <w:tblBorders>
-        <w:top w:val="single" w:sz="8" w:space="0" w:color="9BBB59" w:themeColor="accent3"/>
-        <w:bottom w:val="single" w:sz="8" w:space="0" w:color="9BBB59" w:themeColor="accent3"/>
+        <w:top w:val="single" w:color="9BBB59" w:themeColor="accent3" w:sz="8" w:space="0"/>
+        <w:bottom w:val="single" w:color="9BBB59" w:themeColor="accent3" w:sz="8" w:space="0"/>
       </w:tblBorders>
       <w:tblCellMar>
         <w:top w:w="0" w:type="dxa"/>
@@ -9456,13 +9458,13 @@
     </w:tblPr>
     <w:tblStylePr w:type="firstRow">
       <w:rPr>
-        <w:rFonts w:asciiTheme="majorHAnsi" w:eastAsiaTheme="majorEastAsia" w:hAnsiTheme="majorHAnsi" w:cstheme="majorBidi"/>
+        <w:rFonts w:asciiTheme="majorHAnsi" w:hAnsiTheme="majorHAnsi" w:eastAsiaTheme="majorEastAsia" w:cstheme="majorBidi"/>
       </w:rPr>
       <w:tblPr/>
       <w:tcPr>
         <w:tcBorders>
           <w:top w:val="nil"/>
-          <w:bottom w:val="single" w:sz="8" w:space="0" w:color="9BBB59" w:themeColor="accent3"/>
+          <w:bottom w:val="single" w:color="9BBB59" w:themeColor="accent3" w:sz="8" w:space="0"/>
         </w:tcBorders>
       </w:tcPr>
     </w:tblStylePr>
@@ -9475,8 +9477,8 @@
       <w:tblPr/>
       <w:tcPr>
         <w:tcBorders>
-          <w:top w:val="single" w:sz="8" w:space="0" w:color="9BBB59" w:themeColor="accent3"/>
-          <w:bottom w:val="single" w:sz="8" w:space="0" w:color="9BBB59" w:themeColor="accent3"/>
+          <w:top w:val="single" w:color="9BBB59" w:themeColor="accent3" w:sz="8" w:space="0"/>
+          <w:bottom w:val="single" w:color="9BBB59" w:themeColor="accent3" w:sz="8" w:space="0"/>
         </w:tcBorders>
       </w:tcPr>
     </w:tblStylePr>
@@ -9494,8 +9496,8 @@
       <w:tblPr/>
       <w:tcPr>
         <w:tcBorders>
-          <w:top w:val="single" w:sz="8" w:space="0" w:color="9BBB59" w:themeColor="accent3"/>
-          <w:bottom w:val="single" w:sz="8" w:space="0" w:color="9BBB59" w:themeColor="accent3"/>
+          <w:top w:val="single" w:color="9BBB59" w:themeColor="accent3" w:sz="8" w:space="0"/>
+          <w:bottom w:val="single" w:color="9BBB59" w:themeColor="accent3" w:sz="8" w:space="0"/>
         </w:tcBorders>
       </w:tcPr>
     </w:tblStylePr>
@@ -9528,8 +9530,8 @@
       <w:tblStyleColBandSize w:val="1"/>
       <w:tblInd w:w="0" w:type="dxa"/>
       <w:tblBorders>
-        <w:top w:val="single" w:sz="8" w:space="0" w:color="8064A2" w:themeColor="accent4"/>
-        <w:bottom w:val="single" w:sz="8" w:space="0" w:color="8064A2" w:themeColor="accent4"/>
+        <w:top w:val="single" w:color="8064A2" w:themeColor="accent4" w:sz="8" w:space="0"/>
+        <w:bottom w:val="single" w:color="8064A2" w:themeColor="accent4" w:sz="8" w:space="0"/>
       </w:tblBorders>
       <w:tblCellMar>
         <w:top w:w="0" w:type="dxa"/>
@@ -9540,13 +9542,13 @@
     </w:tblPr>
     <w:tblStylePr w:type="firstRow">
       <w:rPr>
-        <w:rFonts w:asciiTheme="majorHAnsi" w:eastAsiaTheme="majorEastAsia" w:hAnsiTheme="majorHAnsi" w:cstheme="majorBidi"/>
+        <w:rFonts w:asciiTheme="majorHAnsi" w:hAnsiTheme="majorHAnsi" w:eastAsiaTheme="majorEastAsia" w:cstheme="majorBidi"/>
       </w:rPr>
       <w:tblPr/>
       <w:tcPr>
         <w:tcBorders>
           <w:top w:val="nil"/>
-          <w:bottom w:val="single" w:sz="8" w:space="0" w:color="8064A2" w:themeColor="accent4"/>
+          <w:bottom w:val="single" w:color="8064A2" w:themeColor="accent4" w:sz="8" w:space="0"/>
         </w:tcBorders>
       </w:tcPr>
     </w:tblStylePr>
@@ -9559,8 +9561,8 @@
       <w:tblPr/>
       <w:tcPr>
         <w:tcBorders>
-          <w:top w:val="single" w:sz="8" w:space="0" w:color="8064A2" w:themeColor="accent4"/>
-          <w:bottom w:val="single" w:sz="8" w:space="0" w:color="8064A2" w:themeColor="accent4"/>
+          <w:top w:val="single" w:color="8064A2" w:themeColor="accent4" w:sz="8" w:space="0"/>
+          <w:bottom w:val="single" w:color="8064A2" w:themeColor="accent4" w:sz="8" w:space="0"/>
         </w:tcBorders>
       </w:tcPr>
     </w:tblStylePr>
@@ -9578,8 +9580,8 @@
       <w:tblPr/>
       <w:tcPr>
         <w:tcBorders>
-          <w:top w:val="single" w:sz="8" w:space="0" w:color="8064A2" w:themeColor="accent4"/>
-          <w:bottom w:val="single" w:sz="8" w:space="0" w:color="8064A2" w:themeColor="accent4"/>
+          <w:top w:val="single" w:color="8064A2" w:themeColor="accent4" w:sz="8" w:space="0"/>
+          <w:bottom w:val="single" w:color="8064A2" w:themeColor="accent4" w:sz="8" w:space="0"/>
         </w:tcBorders>
       </w:tcPr>
     </w:tblStylePr>
@@ -9612,8 +9614,8 @@
       <w:tblStyleColBandSize w:val="1"/>
       <w:tblInd w:w="0" w:type="dxa"/>
       <w:tblBorders>
-        <w:top w:val="single" w:sz="8" w:space="0" w:color="4BACC6" w:themeColor="accent5"/>
-        <w:bottom w:val="single" w:sz="8" w:space="0" w:color="4BACC6" w:themeColor="accent5"/>
+        <w:top w:val="single" w:color="4BACC6" w:themeColor="accent5" w:sz="8" w:space="0"/>
+        <w:bottom w:val="single" w:color="4BACC6" w:themeColor="accent5" w:sz="8" w:space="0"/>
       </w:tblBorders>
       <w:tblCellMar>
         <w:top w:w="0" w:type="dxa"/>
@@ -9624,13 +9626,13 @@
     </w:tblPr>
     <w:tblStylePr w:type="firstRow">
       <w:rPr>
-        <w:rFonts w:asciiTheme="majorHAnsi" w:eastAsiaTheme="majorEastAsia" w:hAnsiTheme="majorHAnsi" w:cstheme="majorBidi"/>
+        <w:rFonts w:asciiTheme="majorHAnsi" w:hAnsiTheme="majorHAnsi" w:eastAsiaTheme="majorEastAsia" w:cstheme="majorBidi"/>
       </w:rPr>
       <w:tblPr/>
       <w:tcPr>
         <w:tcBorders>
           <w:top w:val="nil"/>
-          <w:bottom w:val="single" w:sz="8" w:space="0" w:color="4BACC6" w:themeColor="accent5"/>
+          <w:bottom w:val="single" w:color="4BACC6" w:themeColor="accent5" w:sz="8" w:space="0"/>
         </w:tcBorders>
       </w:tcPr>
     </w:tblStylePr>
@@ -9643,8 +9645,8 @@
       <w:tblPr/>
       <w:tcPr>
         <w:tcBorders>
-          <w:top w:val="single" w:sz="8" w:space="0" w:color="4BACC6" w:themeColor="accent5"/>
-          <w:bottom w:val="single" w:sz="8" w:space="0" w:color="4BACC6" w:themeColor="accent5"/>
+          <w:top w:val="single" w:color="4BACC6" w:themeColor="accent5" w:sz="8" w:space="0"/>
+          <w:bottom w:val="single" w:color="4BACC6" w:themeColor="accent5" w:sz="8" w:space="0"/>
         </w:tcBorders>
       </w:tcPr>
     </w:tblStylePr>
@@ -9662,8 +9664,8 @@
       <w:tblPr/>
       <w:tcPr>
         <w:tcBorders>
-          <w:top w:val="single" w:sz="8" w:space="0" w:color="4BACC6" w:themeColor="accent5"/>
-          <w:bottom w:val="single" w:sz="8" w:space="0" w:color="4BACC6" w:themeColor="accent5"/>
+          <w:top w:val="single" w:color="4BACC6" w:themeColor="accent5" w:sz="8" w:space="0"/>
+          <w:bottom w:val="single" w:color="4BACC6" w:themeColor="accent5" w:sz="8" w:space="0"/>
         </w:tcBorders>
       </w:tcPr>
     </w:tblStylePr>
@@ -9696,8 +9698,8 @@
       <w:tblStyleColBandSize w:val="1"/>
       <w:tblInd w:w="0" w:type="dxa"/>
       <w:tblBorders>
-        <w:top w:val="single" w:sz="8" w:space="0" w:color="F79646" w:themeColor="accent6"/>
-        <w:bottom w:val="single" w:sz="8" w:space="0" w:color="F79646" w:themeColor="accent6"/>
+        <w:top w:val="single" w:color="F79646" w:themeColor="accent6" w:sz="8" w:space="0"/>
+        <w:bottom w:val="single" w:color="F79646" w:themeColor="accent6" w:sz="8" w:space="0"/>
       </w:tblBorders>
       <w:tblCellMar>
         <w:top w:w="0" w:type="dxa"/>
@@ -9708,13 +9710,13 @@
     </w:tblPr>
     <w:tblStylePr w:type="firstRow">
       <w:rPr>
-        <w:rFonts w:asciiTheme="majorHAnsi" w:eastAsiaTheme="majorEastAsia" w:hAnsiTheme="majorHAnsi" w:cstheme="majorBidi"/>
+        <w:rFonts w:asciiTheme="majorHAnsi" w:hAnsiTheme="majorHAnsi" w:eastAsiaTheme="majorEastAsia" w:cstheme="majorBidi"/>
       </w:rPr>
       <w:tblPr/>
       <w:tcPr>
         <w:tcBorders>
           <w:top w:val="nil"/>
-          <w:bottom w:val="single" w:sz="8" w:space="0" w:color="F79646" w:themeColor="accent6"/>
+          <w:bottom w:val="single" w:color="F79646" w:themeColor="accent6" w:sz="8" w:space="0"/>
         </w:tcBorders>
       </w:tcPr>
     </w:tblStylePr>
@@ -9727,8 +9729,8 @@
       <w:tblPr/>
       <w:tcPr>
         <w:tcBorders>
-          <w:top w:val="single" w:sz="8" w:space="0" w:color="F79646" w:themeColor="accent6"/>
-          <w:bottom w:val="single" w:sz="8" w:space="0" w:color="F79646" w:themeColor="accent6"/>
+          <w:top w:val="single" w:color="F79646" w:themeColor="accent6" w:sz="8" w:space="0"/>
+          <w:bottom w:val="single" w:color="F79646" w:themeColor="accent6" w:sz="8" w:space="0"/>
         </w:tcBorders>
       </w:tcPr>
     </w:tblStylePr>
@@ -9746,8 +9748,8 @@
       <w:tblPr/>
       <w:tcPr>
         <w:tcBorders>
-          <w:top w:val="single" w:sz="8" w:space="0" w:color="F79646" w:themeColor="accent6"/>
-          <w:bottom w:val="single" w:sz="8" w:space="0" w:color="F79646" w:themeColor="accent6"/>
+          <w:top w:val="single" w:color="F79646" w:themeColor="accent6" w:sz="8" w:space="0"/>
+          <w:bottom w:val="single" w:color="F79646" w:themeColor="accent6" w:sz="8" w:space="0"/>
         </w:tcBorders>
       </w:tcPr>
     </w:tblStylePr>
@@ -9773,7 +9775,7 @@
       <w:spacing w:after="0" w:line="240" w:lineRule="auto"/>
     </w:pPr>
     <w:rPr>
-      <w:rFonts w:asciiTheme="majorHAnsi" w:eastAsiaTheme="majorEastAsia" w:hAnsiTheme="majorHAnsi" w:cstheme="majorBidi"/>
+      <w:rFonts w:asciiTheme="majorHAnsi" w:hAnsiTheme="majorHAnsi" w:eastAsiaTheme="majorEastAsia" w:cstheme="majorBidi"/>
       <w:color w:val="000000" w:themeColor="text1"/>
     </w:rPr>
     <w:tblPr>
@@ -9781,10 +9783,10 @@
       <w:tblStyleColBandSize w:val="1"/>
       <w:tblInd w:w="0" w:type="dxa"/>
       <w:tblBorders>
-        <w:top w:val="single" w:sz="8" w:space="0" w:color="000000" w:themeColor="text1"/>
-        <w:left w:val="single" w:sz="8" w:space="0" w:color="000000" w:themeColor="text1"/>
-        <w:bottom w:val="single" w:sz="8" w:space="0" w:color="000000" w:themeColor="text1"/>
-        <w:right w:val="single" w:sz="8" w:space="0" w:color="000000" w:themeColor="text1"/>
+        <w:top w:val="single" w:color="000000" w:themeColor="text1" w:sz="8" w:space="0"/>
+        <w:left w:val="single" w:color="000000" w:themeColor="text1" w:sz="8" w:space="0"/>
+        <w:bottom w:val="single" w:color="000000" w:themeColor="text1" w:sz="8" w:space="0"/>
+        <w:right w:val="single" w:color="000000" w:themeColor="text1" w:sz="8" w:space="0"/>
       </w:tblBorders>
       <w:tblCellMar>
         <w:top w:w="0" w:type="dxa"/>
@@ -9803,7 +9805,7 @@
         <w:tcBorders>
           <w:top w:val="nil"/>
           <w:left w:val="nil"/>
-          <w:bottom w:val="single" w:sz="24" w:space="0" w:color="000000" w:themeColor="text1"/>
+          <w:bottom w:val="single" w:color="000000" w:themeColor="text1" w:sz="24" w:space="0"/>
           <w:right w:val="nil"/>
           <w:insideH w:val="nil"/>
           <w:insideV w:val="nil"/>
@@ -9815,7 +9817,7 @@
       <w:tblPr/>
       <w:tcPr>
         <w:tcBorders>
-          <w:top w:val="single" w:sz="8" w:space="0" w:color="000000" w:themeColor="text1"/>
+          <w:top w:val="single" w:color="000000" w:themeColor="text1" w:sz="8" w:space="0"/>
           <w:left w:val="nil"/>
           <w:bottom w:val="nil"/>
           <w:right w:val="nil"/>
@@ -9832,7 +9834,7 @@
           <w:top w:val="nil"/>
           <w:left w:val="nil"/>
           <w:bottom w:val="nil"/>
-          <w:right w:val="single" w:sz="8" w:space="0" w:color="000000" w:themeColor="text1"/>
+          <w:right w:val="single" w:color="000000" w:themeColor="text1" w:sz="8" w:space="0"/>
           <w:insideH w:val="nil"/>
           <w:insideV w:val="nil"/>
         </w:tcBorders>
@@ -9844,7 +9846,7 @@
       <w:tcPr>
         <w:tcBorders>
           <w:top w:val="nil"/>
-          <w:left w:val="single" w:sz="8" w:space="0" w:color="000000" w:themeColor="text1"/>
+          <w:left w:val="single" w:color="000000" w:themeColor="text1" w:sz="8" w:space="0"/>
           <w:bottom w:val="nil"/>
           <w:right w:val="nil"/>
           <w:insideH w:val="nil"/>
@@ -9901,7 +9903,7 @@
       <w:spacing w:after="0" w:line="240" w:lineRule="auto"/>
     </w:pPr>
     <w:rPr>
-      <w:rFonts w:asciiTheme="majorHAnsi" w:eastAsiaTheme="majorEastAsia" w:hAnsiTheme="majorHAnsi" w:cstheme="majorBidi"/>
+      <w:rFonts w:asciiTheme="majorHAnsi" w:hAnsiTheme="majorHAnsi" w:eastAsiaTheme="majorEastAsia" w:cstheme="majorBidi"/>
       <w:color w:val="000000" w:themeColor="text1"/>
     </w:rPr>
     <w:tblPr>
@@ -9909,10 +9911,10 @@
       <w:tblStyleColBandSize w:val="1"/>
       <w:tblInd w:w="0" w:type="dxa"/>
       <w:tblBorders>
-        <w:top w:val="single" w:sz="8" w:space="0" w:color="4F81BD" w:themeColor="accent1"/>
-        <w:left w:val="single" w:sz="8" w:space="0" w:color="4F81BD" w:themeColor="accent1"/>
-        <w:bottom w:val="single" w:sz="8" w:space="0" w:color="4F81BD" w:themeColor="accent1"/>
-        <w:right w:val="single" w:sz="8" w:space="0" w:color="4F81BD" w:themeColor="accent1"/>
+        <w:top w:val="single" w:color="4F81BD" w:themeColor="accent1" w:sz="8" w:space="0"/>
+        <w:left w:val="single" w:color="4F81BD" w:themeColor="accent1" w:sz="8" w:space="0"/>
+        <w:bottom w:val="single" w:color="4F81BD" w:themeColor="accent1" w:sz="8" w:space="0"/>
+        <w:right w:val="single" w:color="4F81BD" w:themeColor="accent1" w:sz="8" w:space="0"/>
       </w:tblBorders>
       <w:tblCellMar>
         <w:top w:w="0" w:type="dxa"/>
@@ -9931,7 +9933,7 @@
         <w:tcBorders>
           <w:top w:val="nil"/>
           <w:left w:val="nil"/>
-          <w:bottom w:val="single" w:sz="24" w:space="0" w:color="4F81BD" w:themeColor="accent1"/>
+          <w:bottom w:val="single" w:color="4F81BD" w:themeColor="accent1" w:sz="24" w:space="0"/>
           <w:right w:val="nil"/>
           <w:insideH w:val="nil"/>
           <w:insideV w:val="nil"/>
@@ -9943,7 +9945,7 @@
       <w:tblPr/>
       <w:tcPr>
         <w:tcBorders>
-          <w:top w:val="single" w:sz="8" w:space="0" w:color="4F81BD" w:themeColor="accent1"/>
+          <w:top w:val="single" w:color="4F81BD" w:themeColor="accent1" w:sz="8" w:space="0"/>
           <w:left w:val="nil"/>
           <w:bottom w:val="nil"/>
           <w:right w:val="nil"/>
@@ -9960,7 +9962,7 @@
           <w:top w:val="nil"/>
           <w:left w:val="nil"/>
           <w:bottom w:val="nil"/>
-          <w:right w:val="single" w:sz="8" w:space="0" w:color="4F81BD" w:themeColor="accent1"/>
+          <w:right w:val="single" w:color="4F81BD" w:themeColor="accent1" w:sz="8" w:space="0"/>
           <w:insideH w:val="nil"/>
           <w:insideV w:val="nil"/>
         </w:tcBorders>
@@ -9972,7 +9974,7 @@
       <w:tcPr>
         <w:tcBorders>
           <w:top w:val="nil"/>
-          <w:left w:val="single" w:sz="8" w:space="0" w:color="4F81BD" w:themeColor="accent1"/>
+          <w:left w:val="single" w:color="4F81BD" w:themeColor="accent1" w:sz="8" w:space="0"/>
           <w:bottom w:val="nil"/>
           <w:right w:val="nil"/>
           <w:insideH w:val="nil"/>
@@ -10029,7 +10031,7 @@
       <w:spacing w:after="0" w:line="240" w:lineRule="auto"/>
     </w:pPr>
     <w:rPr>
-      <w:rFonts w:asciiTheme="majorHAnsi" w:eastAsiaTheme="majorEastAsia" w:hAnsiTheme="majorHAnsi" w:cstheme="majorBidi"/>
+      <w:rFonts w:asciiTheme="majorHAnsi" w:hAnsiTheme="majorHAnsi" w:eastAsiaTheme="majorEastAsia" w:cstheme="majorBidi"/>
       <w:color w:val="000000" w:themeColor="text1"/>
     </w:rPr>
     <w:tblPr>
@@ -10037,10 +10039,10 @@
       <w:tblStyleColBandSize w:val="1"/>
       <w:tblInd w:w="0" w:type="dxa"/>
       <w:tblBorders>
-        <w:top w:val="single" w:sz="8" w:space="0" w:color="C0504D" w:themeColor="accent2"/>
-        <w:left w:val="single" w:sz="8" w:space="0" w:color="C0504D" w:themeColor="accent2"/>
-        <w:bottom w:val="single" w:sz="8" w:space="0" w:color="C0504D" w:themeColor="accent2"/>
-        <w:right w:val="single" w:sz="8" w:space="0" w:color="C0504D" w:themeColor="accent2"/>
+        <w:top w:val="single" w:color="C0504D" w:themeColor="accent2" w:sz="8" w:space="0"/>
+        <w:left w:val="single" w:color="C0504D" w:themeColor="accent2" w:sz="8" w:space="0"/>
+        <w:bottom w:val="single" w:color="C0504D" w:themeColor="accent2" w:sz="8" w:space="0"/>
+        <w:right w:val="single" w:color="C0504D" w:themeColor="accent2" w:sz="8" w:space="0"/>
       </w:tblBorders>
       <w:tblCellMar>
         <w:top w:w="0" w:type="dxa"/>
@@ -10059,7 +10061,7 @@
         <w:tcBorders>
           <w:top w:val="nil"/>
           <w:left w:val="nil"/>
-          <w:bottom w:val="single" w:sz="24" w:space="0" w:color="C0504D" w:themeColor="accent2"/>
+          <w:bottom w:val="single" w:color="C0504D" w:themeColor="accent2" w:sz="24" w:space="0"/>
           <w:right w:val="nil"/>
           <w:insideH w:val="nil"/>
           <w:insideV w:val="nil"/>
@@ -10071,7 +10073,7 @@
       <w:tblPr/>
       <w:tcPr>
         <w:tcBorders>
-          <w:top w:val="single" w:sz="8" w:space="0" w:color="C0504D" w:themeColor="accent2"/>
+          <w:top w:val="single" w:color="C0504D" w:themeColor="accent2" w:sz="8" w:space="0"/>
           <w:left w:val="nil"/>
           <w:bottom w:val="nil"/>
           <w:right w:val="nil"/>
@@ -10088,7 +10090,7 @@
           <w:top w:val="nil"/>
           <w:left w:val="nil"/>
           <w:bottom w:val="nil"/>
-          <w:right w:val="single" w:sz="8" w:space="0" w:color="C0504D" w:themeColor="accent2"/>
+          <w:right w:val="single" w:color="C0504D" w:themeColor="accent2" w:sz="8" w:space="0"/>
           <w:insideH w:val="nil"/>
           <w:insideV w:val="nil"/>
         </w:tcBorders>
@@ -10100,7 +10102,7 @@
       <w:tcPr>
         <w:tcBorders>
           <w:top w:val="nil"/>
-          <w:left w:val="single" w:sz="8" w:space="0" w:color="C0504D" w:themeColor="accent2"/>
+          <w:left w:val="single" w:color="C0504D" w:themeColor="accent2" w:sz="8" w:space="0"/>
           <w:bottom w:val="nil"/>
           <w:right w:val="nil"/>
           <w:insideH w:val="nil"/>
@@ -10157,7 +10159,7 @@
       <w:spacing w:after="0" w:line="240" w:lineRule="auto"/>
     </w:pPr>
     <w:rPr>
-      <w:rFonts w:asciiTheme="majorHAnsi" w:eastAsiaTheme="majorEastAsia" w:hAnsiTheme="majorHAnsi" w:cstheme="majorBidi"/>
+      <w:rFonts w:asciiTheme="majorHAnsi" w:hAnsiTheme="majorHAnsi" w:eastAsiaTheme="majorEastAsia" w:cstheme="majorBidi"/>
       <w:color w:val="000000" w:themeColor="text1"/>
     </w:rPr>
     <w:tblPr>
@@ -10165,10 +10167,10 @@
       <w:tblStyleColBandSize w:val="1"/>
       <w:tblInd w:w="0" w:type="dxa"/>
       <w:tblBorders>
-        <w:top w:val="single" w:sz="8" w:space="0" w:color="9BBB59" w:themeColor="accent3"/>
-        <w:left w:val="single" w:sz="8" w:space="0" w:color="9BBB59" w:themeColor="accent3"/>
-        <w:bottom w:val="single" w:sz="8" w:space="0" w:color="9BBB59" w:themeColor="accent3"/>
-        <w:right w:val="single" w:sz="8" w:space="0" w:color="9BBB59" w:themeColor="accent3"/>
+        <w:top w:val="single" w:color="9BBB59" w:themeColor="accent3" w:sz="8" w:space="0"/>
+        <w:left w:val="single" w:color="9BBB59" w:themeColor="accent3" w:sz="8" w:space="0"/>
+        <w:bottom w:val="single" w:color="9BBB59" w:themeColor="accent3" w:sz="8" w:space="0"/>
+        <w:right w:val="single" w:color="9BBB59" w:themeColor="accent3" w:sz="8" w:space="0"/>
       </w:tblBorders>
       <w:tblCellMar>
         <w:top w:w="0" w:type="dxa"/>
@@ -10187,7 +10189,7 @@
         <w:tcBorders>
           <w:top w:val="nil"/>
           <w:left w:val="nil"/>
-          <w:bottom w:val="single" w:sz="24" w:space="0" w:color="9BBB59" w:themeColor="accent3"/>
+          <w:bottom w:val="single" w:color="9BBB59" w:themeColor="accent3" w:sz="24" w:space="0"/>
           <w:right w:val="nil"/>
           <w:insideH w:val="nil"/>
           <w:insideV w:val="nil"/>
@@ -10199,7 +10201,7 @@
       <w:tblPr/>
       <w:tcPr>
         <w:tcBorders>
-          <w:top w:val="single" w:sz="8" w:space="0" w:color="9BBB59" w:themeColor="accent3"/>
+          <w:top w:val="single" w:color="9BBB59" w:themeColor="accent3" w:sz="8" w:space="0"/>
           <w:left w:val="nil"/>
           <w:bottom w:val="nil"/>
           <w:right w:val="nil"/>
@@ -10216,7 +10218,7 @@
           <w:top w:val="nil"/>
           <w:left w:val="nil"/>
           <w:bottom w:val="nil"/>
-          <w:right w:val="single" w:sz="8" w:space="0" w:color="9BBB59" w:themeColor="accent3"/>
+          <w:right w:val="single" w:color="9BBB59" w:themeColor="accent3" w:sz="8" w:space="0"/>
           <w:insideH w:val="nil"/>
           <w:insideV w:val="nil"/>
         </w:tcBorders>
@@ -10228,7 +10230,7 @@
       <w:tcPr>
         <w:tcBorders>
           <w:top w:val="nil"/>
-          <w:left w:val="single" w:sz="8" w:space="0" w:color="9BBB59" w:themeColor="accent3"/>
+          <w:left w:val="single" w:color="9BBB59" w:themeColor="accent3" w:sz="8" w:space="0"/>
           <w:bottom w:val="nil"/>
           <w:right w:val="nil"/>
           <w:insideH w:val="nil"/>
@@ -10285,7 +10287,7 @@
       <w:spacing w:after="0" w:line="240" w:lineRule="auto"/>
     </w:pPr>
     <w:rPr>
-      <w:rFonts w:asciiTheme="majorHAnsi" w:eastAsiaTheme="majorEastAsia" w:hAnsiTheme="majorHAnsi" w:cstheme="majorBidi"/>
+      <w:rFonts w:asciiTheme="majorHAnsi" w:hAnsiTheme="majorHAnsi" w:eastAsiaTheme="majorEastAsia" w:cstheme="majorBidi"/>
       <w:color w:val="000000" w:themeColor="text1"/>
     </w:rPr>
     <w:tblPr>
@@ -10293,10 +10295,10 @@
       <w:tblStyleColBandSize w:val="1"/>
       <w:tblInd w:w="0" w:type="dxa"/>
       <w:tblBorders>
-        <w:top w:val="single" w:sz="8" w:space="0" w:color="8064A2" w:themeColor="accent4"/>
-        <w:left w:val="single" w:sz="8" w:space="0" w:color="8064A2" w:themeColor="accent4"/>
-        <w:bottom w:val="single" w:sz="8" w:space="0" w:color="8064A2" w:themeColor="accent4"/>
-        <w:right w:val="single" w:sz="8" w:space="0" w:color="8064A2" w:themeColor="accent4"/>
+        <w:top w:val="single" w:color="8064A2" w:themeColor="accent4" w:sz="8" w:space="0"/>
+        <w:left w:val="single" w:color="8064A2" w:themeColor="accent4" w:sz="8" w:space="0"/>
+        <w:bottom w:val="single" w:color="8064A2" w:themeColor="accent4" w:sz="8" w:space="0"/>
+        <w:right w:val="single" w:color="8064A2" w:themeColor="accent4" w:sz="8" w:space="0"/>
       </w:tblBorders>
       <w:tblCellMar>
         <w:top w:w="0" w:type="dxa"/>
@@ -10315,7 +10317,7 @@
         <w:tcBorders>
           <w:top w:val="nil"/>
           <w:left w:val="nil"/>
-          <w:bottom w:val="single" w:sz="24" w:space="0" w:color="8064A2" w:themeColor="accent4"/>
+          <w:bottom w:val="single" w:color="8064A2" w:themeColor="accent4" w:sz="24" w:space="0"/>
           <w:right w:val="nil"/>
           <w:insideH w:val="nil"/>
           <w:insideV w:val="nil"/>
@@ -10327,7 +10329,7 @@
       <w:tblPr/>
       <w:tcPr>
         <w:tcBorders>
-          <w:top w:val="single" w:sz="8" w:space="0" w:color="8064A2" w:themeColor="accent4"/>
+          <w:top w:val="single" w:color="8064A2" w:themeColor="accent4" w:sz="8" w:space="0"/>
           <w:left w:val="nil"/>
           <w:bottom w:val="nil"/>
           <w:right w:val="nil"/>
@@ -10344,7 +10346,7 @@
           <w:top w:val="nil"/>
           <w:left w:val="nil"/>
           <w:bottom w:val="nil"/>
-          <w:right w:val="single" w:sz="8" w:space="0" w:color="8064A2" w:themeColor="accent4"/>
+          <w:right w:val="single" w:color="8064A2" w:themeColor="accent4" w:sz="8" w:space="0"/>
           <w:insideH w:val="nil"/>
           <w:insideV w:val="nil"/>
         </w:tcBorders>
@@ -10356,7 +10358,7 @@
       <w:tcPr>
         <w:tcBorders>
           <w:top w:val="nil"/>
-          <w:left w:val="single" w:sz="8" w:space="0" w:color="8064A2" w:themeColor="accent4"/>
+          <w:left w:val="single" w:color="8064A2" w:themeColor="accent4" w:sz="8" w:space="0"/>
           <w:bottom w:val="nil"/>
           <w:right w:val="nil"/>
           <w:insideH w:val="nil"/>
@@ -10413,7 +10415,7 @@
       <w:spacing w:after="0" w:line="240" w:lineRule="auto"/>
     </w:pPr>
     <w:rPr>
-      <w:rFonts w:asciiTheme="majorHAnsi" w:eastAsiaTheme="majorEastAsia" w:hAnsiTheme="majorHAnsi" w:cstheme="majorBidi"/>
+      <w:rFonts w:asciiTheme="majorHAnsi" w:hAnsiTheme="majorHAnsi" w:eastAsiaTheme="majorEastAsia" w:cstheme="majorBidi"/>
       <w:color w:val="000000" w:themeColor="text1"/>
     </w:rPr>
     <w:tblPr>
@@ -10421,10 +10423,10 @@
       <w:tblStyleColBandSize w:val="1"/>
       <w:tblInd w:w="0" w:type="dxa"/>
       <w:tblBorders>
-        <w:top w:val="single" w:sz="8" w:space="0" w:color="4BACC6" w:themeColor="accent5"/>
-        <w:left w:val="single" w:sz="8" w:space="0" w:color="4BACC6" w:themeColor="accent5"/>
-        <w:bottom w:val="single" w:sz="8" w:space="0" w:color="4BACC6" w:themeColor="accent5"/>
-        <w:right w:val="single" w:sz="8" w:space="0" w:color="4BACC6" w:themeColor="accent5"/>
+        <w:top w:val="single" w:color="4BACC6" w:themeColor="accent5" w:sz="8" w:space="0"/>
+        <w:left w:val="single" w:color="4BACC6" w:themeColor="accent5" w:sz="8" w:space="0"/>
+        <w:bottom w:val="single" w:color="4BACC6" w:themeColor="accent5" w:sz="8" w:space="0"/>
+        <w:right w:val="single" w:color="4BACC6" w:themeColor="accent5" w:sz="8" w:space="0"/>
       </w:tblBorders>
       <w:tblCellMar>
         <w:top w:w="0" w:type="dxa"/>
@@ -10443,7 +10445,7 @@
         <w:tcBorders>
           <w:top w:val="nil"/>
           <w:left w:val="nil"/>
-          <w:bottom w:val="single" w:sz="24" w:space="0" w:color="4BACC6" w:themeColor="accent5"/>
+          <w:bottom w:val="single" w:color="4BACC6" w:themeColor="accent5" w:sz="24" w:space="0"/>
           <w:right w:val="nil"/>
           <w:insideH w:val="nil"/>
           <w:insideV w:val="nil"/>
@@ -10455,7 +10457,7 @@
       <w:tblPr/>
       <w:tcPr>
         <w:tcBorders>
-          <w:top w:val="single" w:sz="8" w:space="0" w:color="4BACC6" w:themeColor="accent5"/>
+          <w:top w:val="single" w:color="4BACC6" w:themeColor="accent5" w:sz="8" w:space="0"/>
           <w:left w:val="nil"/>
           <w:bottom w:val="nil"/>
           <w:right w:val="nil"/>
@@ -10472,7 +10474,7 @@
           <w:top w:val="nil"/>
           <w:left w:val="nil"/>
           <w:bottom w:val="nil"/>
-          <w:right w:val="single" w:sz="8" w:space="0" w:color="4BACC6" w:themeColor="accent5"/>
+          <w:right w:val="single" w:color="4BACC6" w:themeColor="accent5" w:sz="8" w:space="0"/>
           <w:insideH w:val="nil"/>
           <w:insideV w:val="nil"/>
         </w:tcBorders>
@@ -10484,7 +10486,7 @@
       <w:tcPr>
         <w:tcBorders>
           <w:top w:val="nil"/>
-          <w:left w:val="single" w:sz="8" w:space="0" w:color="4BACC6" w:themeColor="accent5"/>
+          <w:left w:val="single" w:color="4BACC6" w:themeColor="accent5" w:sz="8" w:space="0"/>
           <w:bottom w:val="nil"/>
           <w:right w:val="nil"/>
           <w:insideH w:val="nil"/>
@@ -10541,7 +10543,7 @@
       <w:spacing w:after="0" w:line="240" w:lineRule="auto"/>
     </w:pPr>
     <w:rPr>
-      <w:rFonts w:asciiTheme="majorHAnsi" w:eastAsiaTheme="majorEastAsia" w:hAnsiTheme="majorHAnsi" w:cstheme="majorBidi"/>
+      <w:rFonts w:asciiTheme="majorHAnsi" w:hAnsiTheme="majorHAnsi" w:eastAsiaTheme="majorEastAsia" w:cstheme="majorBidi"/>
       <w:color w:val="000000" w:themeColor="text1"/>
     </w:rPr>
     <w:tblPr>
@@ -10549,10 +10551,10 @@
       <w:tblStyleColBandSize w:val="1"/>
       <w:tblInd w:w="0" w:type="dxa"/>
       <w:tblBorders>
-        <w:top w:val="single" w:sz="8" w:space="0" w:color="F79646" w:themeColor="accent6"/>
-        <w:left w:val="single" w:sz="8" w:space="0" w:color="F79646" w:themeColor="accent6"/>
-        <w:bottom w:val="single" w:sz="8" w:space="0" w:color="F79646" w:themeColor="accent6"/>
-        <w:right w:val="single" w:sz="8" w:space="0" w:color="F79646" w:themeColor="accent6"/>
+        <w:top w:val="single" w:color="F79646" w:themeColor="accent6" w:sz="8" w:space="0"/>
+        <w:left w:val="single" w:color="F79646" w:themeColor="accent6" w:sz="8" w:space="0"/>
+        <w:bottom w:val="single" w:color="F79646" w:themeColor="accent6" w:sz="8" w:space="0"/>
+        <w:right w:val="single" w:color="F79646" w:themeColor="accent6" w:sz="8" w:space="0"/>
       </w:tblBorders>
       <w:tblCellMar>
         <w:top w:w="0" w:type="dxa"/>
@@ -10571,7 +10573,7 @@
         <w:tcBorders>
           <w:top w:val="nil"/>
           <w:left w:val="nil"/>
-          <w:bottom w:val="single" w:sz="24" w:space="0" w:color="F79646" w:themeColor="accent6"/>
+          <w:bottom w:val="single" w:color="F79646" w:themeColor="accent6" w:sz="24" w:space="0"/>
           <w:right w:val="nil"/>
           <w:insideH w:val="nil"/>
           <w:insideV w:val="nil"/>
@@ -10583,7 +10585,7 @@
       <w:tblPr/>
       <w:tcPr>
         <w:tcBorders>
-          <w:top w:val="single" w:sz="8" w:space="0" w:color="F79646" w:themeColor="accent6"/>
+          <w:top w:val="single" w:color="F79646" w:themeColor="accent6" w:sz="8" w:space="0"/>
           <w:left w:val="nil"/>
           <w:bottom w:val="nil"/>
           <w:right w:val="nil"/>
@@ -10600,7 +10602,7 @@
           <w:top w:val="nil"/>
           <w:left w:val="nil"/>
           <w:bottom w:val="nil"/>
-          <w:right w:val="single" w:sz="8" w:space="0" w:color="F79646" w:themeColor="accent6"/>
+          <w:right w:val="single" w:color="F79646" w:themeColor="accent6" w:sz="8" w:space="0"/>
           <w:insideH w:val="nil"/>
           <w:insideV w:val="nil"/>
         </w:tcBorders>
@@ -10612,7 +10614,7 @@
       <w:tcPr>
         <w:tcBorders>
           <w:top w:val="nil"/>
-          <w:left w:val="single" w:sz="8" w:space="0" w:color="F79646" w:themeColor="accent6"/>
+          <w:left w:val="single" w:color="F79646" w:themeColor="accent6" w:sz="8" w:space="0"/>
           <w:bottom w:val="nil"/>
           <w:right w:val="nil"/>
           <w:insideH w:val="nil"/>
@@ -10673,12 +10675,12 @@
       <w:tblStyleColBandSize w:val="1"/>
       <w:tblInd w:w="0" w:type="dxa"/>
       <w:tblBorders>
-        <w:top w:val="single" w:sz="8" w:space="0" w:color="404040" w:themeColor="text1" w:themeTint="BF"/>
-        <w:left w:val="single" w:sz="8" w:space="0" w:color="404040" w:themeColor="text1" w:themeTint="BF"/>
-        <w:bottom w:val="single" w:sz="8" w:space="0" w:color="404040" w:themeColor="text1" w:themeTint="BF"/>
-        <w:right w:val="single" w:sz="8" w:space="0" w:color="404040" w:themeColor="text1" w:themeTint="BF"/>
-        <w:insideH w:val="single" w:sz="8" w:space="0" w:color="404040" w:themeColor="text1" w:themeTint="BF"/>
-        <w:insideV w:val="single" w:sz="8" w:space="0" w:color="404040" w:themeColor="text1" w:themeTint="BF"/>
+        <w:top w:val="single" w:color="404040" w:themeColor="text1" w:themeTint="BF" w:sz="8" w:space="0"/>
+        <w:left w:val="single" w:color="404040" w:themeColor="text1" w:themeTint="BF" w:sz="8" w:space="0"/>
+        <w:bottom w:val="single" w:color="404040" w:themeColor="text1" w:themeTint="BF" w:sz="8" w:space="0"/>
+        <w:right w:val="single" w:color="404040" w:themeColor="text1" w:themeTint="BF" w:sz="8" w:space="0"/>
+        <w:insideH w:val="single" w:color="404040" w:themeColor="text1" w:themeTint="BF" w:sz="8" w:space="0"/>
+        <w:insideV w:val="single" w:color="404040" w:themeColor="text1" w:themeTint="BF" w:sz="8" w:space="0"/>
       </w:tblBorders>
       <w:tblCellMar>
         <w:top w:w="0" w:type="dxa"/>
@@ -10704,7 +10706,7 @@
       <w:tblPr/>
       <w:tcPr>
         <w:tcBorders>
-          <w:top w:val="single" w:sz="18" w:space="0" w:color="404040" w:themeColor="text1" w:themeTint="BF"/>
+          <w:top w:val="single" w:color="404040" w:themeColor="text1" w:themeTint="BF" w:sz="18" w:space="0"/>
         </w:tcBorders>
       </w:tcPr>
     </w:tblStylePr>
@@ -10746,12 +10748,12 @@
       <w:tblStyleColBandSize w:val="1"/>
       <w:tblInd w:w="0" w:type="dxa"/>
       <w:tblBorders>
-        <w:top w:val="single" w:sz="8" w:space="0" w:color="7BA0CD" w:themeColor="accent1" w:themeTint="BF"/>
-        <w:left w:val="single" w:sz="8" w:space="0" w:color="7BA0CD" w:themeColor="accent1" w:themeTint="BF"/>
-        <w:bottom w:val="single" w:sz="8" w:space="0" w:color="7BA0CD" w:themeColor="accent1" w:themeTint="BF"/>
-        <w:right w:val="single" w:sz="8" w:space="0" w:color="7BA0CD" w:themeColor="accent1" w:themeTint="BF"/>
-        <w:insideH w:val="single" w:sz="8" w:space="0" w:color="7BA0CD" w:themeColor="accent1" w:themeTint="BF"/>
-        <w:insideV w:val="single" w:sz="8" w:space="0" w:color="7BA0CD" w:themeColor="accent1" w:themeTint="BF"/>
+        <w:top w:val="single" w:color="7BA0CD" w:themeColor="accent1" w:themeTint="BF" w:sz="8" w:space="0"/>
+        <w:left w:val="single" w:color="7BA0CD" w:themeColor="accent1" w:themeTint="BF" w:sz="8" w:space="0"/>
+        <w:bottom w:val="single" w:color="7BA0CD" w:themeColor="accent1" w:themeTint="BF" w:sz="8" w:space="0"/>
+        <w:right w:val="single" w:color="7BA0CD" w:themeColor="accent1" w:themeTint="BF" w:sz="8" w:space="0"/>
+        <w:insideH w:val="single" w:color="7BA0CD" w:themeColor="accent1" w:themeTint="BF" w:sz="8" w:space="0"/>
+        <w:insideV w:val="single" w:color="7BA0CD" w:themeColor="accent1" w:themeTint="BF" w:sz="8" w:space="0"/>
       </w:tblBorders>
       <w:tblCellMar>
         <w:top w:w="0" w:type="dxa"/>
@@ -10777,7 +10779,7 @@
       <w:tblPr/>
       <w:tcPr>
         <w:tcBorders>
-          <w:top w:val="single" w:sz="18" w:space="0" w:color="7BA0CD" w:themeColor="accent1" w:themeTint="BF"/>
+          <w:top w:val="single" w:color="7BA0CD" w:themeColor="accent1" w:themeTint="BF" w:sz="18" w:space="0"/>
         </w:tcBorders>
       </w:tcPr>
     </w:tblStylePr>
@@ -10819,12 +10821,12 @@
       <w:tblStyleColBandSize w:val="1"/>
       <w:tblInd w:w="0" w:type="dxa"/>
       <w:tblBorders>
-        <w:top w:val="single" w:sz="8" w:space="0" w:color="CF7B79" w:themeColor="accent2" w:themeTint="BF"/>
-        <w:left w:val="single" w:sz="8" w:space="0" w:color="CF7B79" w:themeColor="accent2" w:themeTint="BF"/>
-        <w:bottom w:val="single" w:sz="8" w:space="0" w:color="CF7B79" w:themeColor="accent2" w:themeTint="BF"/>
-        <w:right w:val="single" w:sz="8" w:space="0" w:color="CF7B79" w:themeColor="accent2" w:themeTint="BF"/>
-        <w:insideH w:val="single" w:sz="8" w:space="0" w:color="CF7B79" w:themeColor="accent2" w:themeTint="BF"/>
-        <w:insideV w:val="single" w:sz="8" w:space="0" w:color="CF7B79" w:themeColor="accent2" w:themeTint="BF"/>
+        <w:top w:val="single" w:color="CF7B79" w:themeColor="accent2" w:themeTint="BF" w:sz="8" w:space="0"/>
+        <w:left w:val="single" w:color="CF7B79" w:themeColor="accent2" w:themeTint="BF" w:sz="8" w:space="0"/>
+        <w:bottom w:val="single" w:color="CF7B79" w:themeColor="accent2" w:themeTint="BF" w:sz="8" w:space="0"/>
+        <w:right w:val="single" w:color="CF7B79" w:themeColor="accent2" w:themeTint="BF" w:sz="8" w:space="0"/>
+        <w:insideH w:val="single" w:color="CF7B79" w:themeColor="accent2" w:themeTint="BF" w:sz="8" w:space="0"/>
+        <w:insideV w:val="single" w:color="CF7B79" w:themeColor="accent2" w:themeTint="BF" w:sz="8" w:space="0"/>
       </w:tblBorders>
       <w:tblCellMar>
         <w:top w:w="0" w:type="dxa"/>
@@ -10850,7 +10852,7 @@
       <w:tblPr/>
       <w:tcPr>
         <w:tcBorders>
-          <w:top w:val="single" w:sz="18" w:space="0" w:color="CF7B79" w:themeColor="accent2" w:themeTint="BF"/>
+          <w:top w:val="single" w:color="CF7B79" w:themeColor="accent2" w:themeTint="BF" w:sz="18" w:space="0"/>
         </w:tcBorders>
       </w:tcPr>
     </w:tblStylePr>
@@ -10892,12 +10894,12 @@
       <w:tblStyleColBandSize w:val="1"/>
       <w:tblInd w:w="0" w:type="dxa"/>
       <w:tblBorders>
-        <w:top w:val="single" w:sz="8" w:space="0" w:color="B3CC82" w:themeColor="accent3" w:themeTint="BF"/>
-        <w:left w:val="single" w:sz="8" w:space="0" w:color="B3CC82" w:themeColor="accent3" w:themeTint="BF"/>
-        <w:bottom w:val="single" w:sz="8" w:space="0" w:color="B3CC82" w:themeColor="accent3" w:themeTint="BF"/>
-        <w:right w:val="single" w:sz="8" w:space="0" w:color="B3CC82" w:themeColor="accent3" w:themeTint="BF"/>
-        <w:insideH w:val="single" w:sz="8" w:space="0" w:color="B3CC82" w:themeColor="accent3" w:themeTint="BF"/>
-        <w:insideV w:val="single" w:sz="8" w:space="0" w:color="B3CC82" w:themeColor="accent3" w:themeTint="BF"/>
+        <w:top w:val="single" w:color="B3CC82" w:themeColor="accent3" w:themeTint="BF" w:sz="8" w:space="0"/>
+        <w:left w:val="single" w:color="B3CC82" w:themeColor="accent3" w:themeTint="BF" w:sz="8" w:space="0"/>
+        <w:bottom w:val="single" w:color="B3CC82" w:themeColor="accent3" w:themeTint="BF" w:sz="8" w:space="0"/>
+        <w:right w:val="single" w:color="B3CC82" w:themeColor="accent3" w:themeTint="BF" w:sz="8" w:space="0"/>
+        <w:insideH w:val="single" w:color="B3CC82" w:themeColor="accent3" w:themeTint="BF" w:sz="8" w:space="0"/>
+        <w:insideV w:val="single" w:color="B3CC82" w:themeColor="accent3" w:themeTint="BF" w:sz="8" w:space="0"/>
       </w:tblBorders>
       <w:tblCellMar>
         <w:top w:w="0" w:type="dxa"/>
@@ -10923,7 +10925,7 @@
       <w:tblPr/>
       <w:tcPr>
         <w:tcBorders>
-          <w:top w:val="single" w:sz="18" w:space="0" w:color="B3CC82" w:themeColor="accent3" w:themeTint="BF"/>
+          <w:top w:val="single" w:color="B3CC82" w:themeColor="accent3" w:themeTint="BF" w:sz="18" w:space="0"/>
         </w:tcBorders>
       </w:tcPr>
     </w:tblStylePr>
@@ -10965,12 +10967,12 @@
       <w:tblStyleColBandSize w:val="1"/>
       <w:tblInd w:w="0" w:type="dxa"/>
       <w:tblBorders>
-        <w:top w:val="single" w:sz="8" w:space="0" w:color="9F8AB9" w:themeColor="accent4" w:themeTint="BF"/>
-        <w:left w:val="single" w:sz="8" w:space="0" w:color="9F8AB9" w:themeColor="accent4" w:themeTint="BF"/>
-        <w:bottom w:val="single" w:sz="8" w:space="0" w:color="9F8AB9" w:themeColor="accent4" w:themeTint="BF"/>
-        <w:right w:val="single" w:sz="8" w:space="0" w:color="9F8AB9" w:themeColor="accent4" w:themeTint="BF"/>
-        <w:insideH w:val="single" w:sz="8" w:space="0" w:color="9F8AB9" w:themeColor="accent4" w:themeTint="BF"/>
-        <w:insideV w:val="single" w:sz="8" w:space="0" w:color="9F8AB9" w:themeColor="accent4" w:themeTint="BF"/>
+        <w:top w:val="single" w:color="9F8AB9" w:themeColor="accent4" w:themeTint="BF" w:sz="8" w:space="0"/>
+        <w:left w:val="single" w:color="9F8AB9" w:themeColor="accent4" w:themeTint="BF" w:sz="8" w:space="0"/>
+        <w:bottom w:val="single" w:color="9F8AB9" w:themeColor="accent4" w:themeTint="BF" w:sz="8" w:space="0"/>
+        <w:right w:val="single" w:color="9F8AB9" w:themeColor="accent4" w:themeTint="BF" w:sz="8" w:space="0"/>
+        <w:insideH w:val="single" w:color="9F8AB9" w:themeColor="accent4" w:themeTint="BF" w:sz="8" w:space="0"/>
+        <w:insideV w:val="single" w:color="9F8AB9" w:themeColor="accent4" w:themeTint="BF" w:sz="8" w:space="0"/>
       </w:tblBorders>
       <w:tblCellMar>
         <w:top w:w="0" w:type="dxa"/>
@@ -10996,7 +10998,7 @@
       <w:tblPr/>
       <w:tcPr>
         <w:tcBorders>
-          <w:top w:val="single" w:sz="18" w:space="0" w:color="9F8AB9" w:themeColor="accent4" w:themeTint="BF"/>
+          <w:top w:val="single" w:color="9F8AB9" w:themeColor="accent4" w:themeTint="BF" w:sz="18" w:space="0"/>
         </w:tcBorders>
       </w:tcPr>
     </w:tblStylePr>
@@ -11038,12 +11040,12 @@
       <w:tblStyleColBandSize w:val="1"/>
       <w:tblInd w:w="0" w:type="dxa"/>
       <w:tblBorders>
-        <w:top w:val="single" w:sz="8" w:space="0" w:color="78C0D4" w:themeColor="accent5" w:themeTint="BF"/>
-        <w:left w:val="single" w:sz="8" w:space="0" w:color="78C0D4" w:themeColor="accent5" w:themeTint="BF"/>
-        <w:bottom w:val="single" w:sz="8" w:space="0" w:color="78C0D4" w:themeColor="accent5" w:themeTint="BF"/>
-        <w:right w:val="single" w:sz="8" w:space="0" w:color="78C0D4" w:themeColor="accent5" w:themeTint="BF"/>
-        <w:insideH w:val="single" w:sz="8" w:space="0" w:color="78C0D4" w:themeColor="accent5" w:themeTint="BF"/>
-        <w:insideV w:val="single" w:sz="8" w:space="0" w:color="78C0D4" w:themeColor="accent5" w:themeTint="BF"/>
+        <w:top w:val="single" w:color="78C0D4" w:themeColor="accent5" w:themeTint="BF" w:sz="8" w:space="0"/>
+        <w:left w:val="single" w:color="78C0D4" w:themeColor="accent5" w:themeTint="BF" w:sz="8" w:space="0"/>
+        <w:bottom w:val="single" w:color="78C0D4" w:themeColor="accent5" w:themeTint="BF" w:sz="8" w:space="0"/>
+        <w:right w:val="single" w:color="78C0D4" w:themeColor="accent5" w:themeTint="BF" w:sz="8" w:space="0"/>
+        <w:insideH w:val="single" w:color="78C0D4" w:themeColor="accent5" w:themeTint="BF" w:sz="8" w:space="0"/>
+        <w:insideV w:val="single" w:color="78C0D4" w:themeColor="accent5" w:themeTint="BF" w:sz="8" w:space="0"/>
       </w:tblBorders>
       <w:tblCellMar>
         <w:top w:w="0" w:type="dxa"/>
@@ -11069,7 +11071,7 @@
       <w:tblPr/>
       <w:tcPr>
         <w:tcBorders>
-          <w:top w:val="single" w:sz="18" w:space="0" w:color="78C0D4" w:themeColor="accent5" w:themeTint="BF"/>
+          <w:top w:val="single" w:color="78C0D4" w:themeColor="accent5" w:themeTint="BF" w:sz="18" w:space="0"/>
         </w:tcBorders>
       </w:tcPr>
     </w:tblStylePr>
@@ -11111,12 +11113,12 @@
       <w:tblStyleColBandSize w:val="1"/>
       <w:tblInd w:w="0" w:type="dxa"/>
       <w:tblBorders>
-        <w:top w:val="single" w:sz="8" w:space="0" w:color="F9B074" w:themeColor="accent6" w:themeTint="BF"/>
-        <w:left w:val="single" w:sz="8" w:space="0" w:color="F9B074" w:themeColor="accent6" w:themeTint="BF"/>
-        <w:bottom w:val="single" w:sz="8" w:space="0" w:color="F9B074" w:themeColor="accent6" w:themeTint="BF"/>
-        <w:right w:val="single" w:sz="8" w:space="0" w:color="F9B074" w:themeColor="accent6" w:themeTint="BF"/>
-        <w:insideH w:val="single" w:sz="8" w:space="0" w:color="F9B074" w:themeColor="accent6" w:themeTint="BF"/>
-        <w:insideV w:val="single" w:sz="8" w:space="0" w:color="F9B074" w:themeColor="accent6" w:themeTint="BF"/>
+        <w:top w:val="single" w:color="F9B074" w:themeColor="accent6" w:themeTint="BF" w:sz="8" w:space="0"/>
+        <w:left w:val="single" w:color="F9B074" w:themeColor="accent6" w:themeTint="BF" w:sz="8" w:space="0"/>
+        <w:bottom w:val="single" w:color="F9B074" w:themeColor="accent6" w:themeTint="BF" w:sz="8" w:space="0"/>
+        <w:right w:val="single" w:color="F9B074" w:themeColor="accent6" w:themeTint="BF" w:sz="8" w:space="0"/>
+        <w:insideH w:val="single" w:color="F9B074" w:themeColor="accent6" w:themeTint="BF" w:sz="8" w:space="0"/>
+        <w:insideV w:val="single" w:color="F9B074" w:themeColor="accent6" w:themeTint="BF" w:sz="8" w:space="0"/>
       </w:tblBorders>
       <w:tblCellMar>
         <w:top w:w="0" w:type="dxa"/>
@@ -11142,7 +11144,7 @@
       <w:tblPr/>
       <w:tcPr>
         <w:tcBorders>
-          <w:top w:val="single" w:sz="18" w:space="0" w:color="F9B074" w:themeColor="accent6" w:themeTint="BF"/>
+          <w:top w:val="single" w:color="F9B074" w:themeColor="accent6" w:themeTint="BF" w:sz="18" w:space="0"/>
         </w:tcBorders>
       </w:tcPr>
     </w:tblStylePr>
@@ -11180,7 +11182,7 @@
       <w:spacing w:after="0" w:line="240" w:lineRule="auto"/>
     </w:pPr>
     <w:rPr>
-      <w:rFonts w:asciiTheme="majorHAnsi" w:eastAsiaTheme="majorEastAsia" w:hAnsiTheme="majorHAnsi" w:cstheme="majorBidi"/>
+      <w:rFonts w:asciiTheme="majorHAnsi" w:hAnsiTheme="majorHAnsi" w:eastAsiaTheme="majorEastAsia" w:cstheme="majorBidi"/>
       <w:color w:val="000000" w:themeColor="text1"/>
     </w:rPr>
     <w:tblPr>
@@ -11188,12 +11190,12 @@
       <w:tblStyleColBandSize w:val="1"/>
       <w:tblInd w:w="0" w:type="dxa"/>
       <w:tblBorders>
-        <w:top w:val="single" w:sz="8" w:space="0" w:color="000000" w:themeColor="text1"/>
-        <w:left w:val="single" w:sz="8" w:space="0" w:color="000000" w:themeColor="text1"/>
-        <w:bottom w:val="single" w:sz="8" w:space="0" w:color="000000" w:themeColor="text1"/>
-        <w:right w:val="single" w:sz="8" w:space="0" w:color="000000" w:themeColor="text1"/>
-        <w:insideH w:val="single" w:sz="8" w:space="0" w:color="000000" w:themeColor="text1"/>
-        <w:insideV w:val="single" w:sz="8" w:space="0" w:color="000000" w:themeColor="text1"/>
+        <w:top w:val="single" w:color="000000" w:themeColor="text1" w:sz="8" w:space="0"/>
+        <w:left w:val="single" w:color="000000" w:themeColor="text1" w:sz="8" w:space="0"/>
+        <w:bottom w:val="single" w:color="000000" w:themeColor="text1" w:sz="8" w:space="0"/>
+        <w:right w:val="single" w:color="000000" w:themeColor="text1" w:sz="8" w:space="0"/>
+        <w:insideH w:val="single" w:color="000000" w:themeColor="text1" w:sz="8" w:space="0"/>
+        <w:insideV w:val="single" w:color="000000" w:themeColor="text1" w:sz="8" w:space="0"/>
       </w:tblBorders>
       <w:tblCellMar>
         <w:top w:w="0" w:type="dxa"/>
@@ -11225,7 +11227,7 @@
       <w:tblPr/>
       <w:tcPr>
         <w:tcBorders>
-          <w:top w:val="single" w:sz="12" w:space="0" w:color="000000" w:themeColor="text1"/>
+          <w:top w:val="single" w:color="000000" w:themeColor="text1" w:sz="12" w:space="0"/>
           <w:left w:val="nil"/>
           <w:bottom w:val="nil"/>
           <w:right w:val="nil"/>
@@ -11283,8 +11285,8 @@
       <w:tblPr/>
       <w:tcPr>
         <w:tcBorders>
-          <w:insideH w:val="single" w:sz="6" w:space="0" w:color="000000" w:themeColor="text1"/>
-          <w:insideV w:val="single" w:sz="6" w:space="0" w:color="000000" w:themeColor="text1"/>
+          <w:insideH w:val="single" w:color="000000" w:themeColor="text1" w:sz="6" w:space="0"/>
+          <w:insideV w:val="single" w:color="000000" w:themeColor="text1" w:sz="6" w:space="0"/>
         </w:tcBorders>
         <w:shd w:val="clear" w:color="auto" w:fill="808080" w:themeFill="text1" w:themeFillTint="7F"/>
       </w:tcPr>
@@ -11305,7 +11307,7 @@
       <w:spacing w:after="0" w:line="240" w:lineRule="auto"/>
     </w:pPr>
     <w:rPr>
-      <w:rFonts w:asciiTheme="majorHAnsi" w:eastAsiaTheme="majorEastAsia" w:hAnsiTheme="majorHAnsi" w:cstheme="majorBidi"/>
+      <w:rFonts w:asciiTheme="majorHAnsi" w:hAnsiTheme="majorHAnsi" w:eastAsiaTheme="majorEastAsia" w:cstheme="majorBidi"/>
       <w:color w:val="000000" w:themeColor="text1"/>
     </w:rPr>
     <w:tblPr>
@@ -11313,12 +11315,12 @@
       <w:tblStyleColBandSize w:val="1"/>
       <w:tblInd w:w="0" w:type="dxa"/>
       <w:tblBorders>
-        <w:top w:val="single" w:sz="8" w:space="0" w:color="4F81BD" w:themeColor="accent1"/>
-        <w:left w:val="single" w:sz="8" w:space="0" w:color="4F81BD" w:themeColor="accent1"/>
-        <w:bottom w:val="single" w:sz="8" w:space="0" w:color="4F81BD" w:themeColor="accent1"/>
-        <w:right w:val="single" w:sz="8" w:space="0" w:color="4F81BD" w:themeColor="accent1"/>
-        <w:insideH w:val="single" w:sz="8" w:space="0" w:color="4F81BD" w:themeColor="accent1"/>
-        <w:insideV w:val="single" w:sz="8" w:space="0" w:color="4F81BD" w:themeColor="accent1"/>
+        <w:top w:val="single" w:color="4F81BD" w:themeColor="accent1" w:sz="8" w:space="0"/>
+        <w:left w:val="single" w:color="4F81BD" w:themeColor="accent1" w:sz="8" w:space="0"/>
+        <w:bottom w:val="single" w:color="4F81BD" w:themeColor="accent1" w:sz="8" w:space="0"/>
+        <w:right w:val="single" w:color="4F81BD" w:themeColor="accent1" w:sz="8" w:space="0"/>
+        <w:insideH w:val="single" w:color="4F81BD" w:themeColor="accent1" w:sz="8" w:space="0"/>
+        <w:insideV w:val="single" w:color="4F81BD" w:themeColor="accent1" w:sz="8" w:space="0"/>
       </w:tblBorders>
       <w:tblCellMar>
         <w:top w:w="0" w:type="dxa"/>
@@ -11350,7 +11352,7 @@
       <w:tblPr/>
       <w:tcPr>
         <w:tcBorders>
-          <w:top w:val="single" w:sz="12" w:space="0" w:color="000000" w:themeColor="text1"/>
+          <w:top w:val="single" w:color="000000" w:themeColor="text1" w:sz="12" w:space="0"/>
           <w:left w:val="nil"/>
           <w:bottom w:val="nil"/>
           <w:right w:val="nil"/>
@@ -11408,8 +11410,8 @@
       <w:tblPr/>
       <w:tcPr>
         <w:tcBorders>
-          <w:insideH w:val="single" w:sz="6" w:space="0" w:color="4F81BD" w:themeColor="accent1"/>
-          <w:insideV w:val="single" w:sz="6" w:space="0" w:color="4F81BD" w:themeColor="accent1"/>
+          <w:insideH w:val="single" w:color="4F81BD" w:themeColor="accent1" w:sz="6" w:space="0"/>
+          <w:insideV w:val="single" w:color="4F81BD" w:themeColor="accent1" w:sz="6" w:space="0"/>
         </w:tcBorders>
         <w:shd w:val="clear" w:color="auto" w:fill="A7BFDE" w:themeFill="accent1" w:themeFillTint="7F"/>
       </w:tcPr>
@@ -11430,7 +11432,7 @@
       <w:spacing w:after="0" w:line="240" w:lineRule="auto"/>
     </w:pPr>
     <w:rPr>
-      <w:rFonts w:asciiTheme="majorHAnsi" w:eastAsiaTheme="majorEastAsia" w:hAnsiTheme="majorHAnsi" w:cstheme="majorBidi"/>
+      <w:rFonts w:asciiTheme="majorHAnsi" w:hAnsiTheme="majorHAnsi" w:eastAsiaTheme="majorEastAsia" w:cstheme="majorBidi"/>
       <w:color w:val="000000" w:themeColor="text1"/>
     </w:rPr>
     <w:tblPr>
@@ -11438,12 +11440,12 @@
       <w:tblStyleColBandSize w:val="1"/>
       <w:tblInd w:w="0" w:type="dxa"/>
       <w:tblBorders>
-        <w:top w:val="single" w:sz="8" w:space="0" w:color="C0504D" w:themeColor="accent2"/>
-        <w:left w:val="single" w:sz="8" w:space="0" w:color="C0504D" w:themeColor="accent2"/>
-        <w:bottom w:val="single" w:sz="8" w:space="0" w:color="C0504D" w:themeColor="accent2"/>
-        <w:right w:val="single" w:sz="8" w:space="0" w:color="C0504D" w:themeColor="accent2"/>
-        <w:insideH w:val="single" w:sz="8" w:space="0" w:color="C0504D" w:themeColor="accent2"/>
-        <w:insideV w:val="single" w:sz="8" w:space="0" w:color="C0504D" w:themeColor="accent2"/>
+        <w:top w:val="single" w:color="C0504D" w:themeColor="accent2" w:sz="8" w:space="0"/>
+        <w:left w:val="single" w:color="C0504D" w:themeColor="accent2" w:sz="8" w:space="0"/>
+        <w:bottom w:val="single" w:color="C0504D" w:themeColor="accent2" w:sz="8" w:space="0"/>
+        <w:right w:val="single" w:color="C0504D" w:themeColor="accent2" w:sz="8" w:space="0"/>
+        <w:insideH w:val="single" w:color="C0504D" w:themeColor="accent2" w:sz="8" w:space="0"/>
+        <w:insideV w:val="single" w:color="C0504D" w:themeColor="accent2" w:sz="8" w:space="0"/>
       </w:tblBorders>
       <w:tblCellMar>
         <w:top w:w="0" w:type="dxa"/>
@@ -11475,7 +11477,7 @@
       <w:tblPr/>
       <w:tcPr>
         <w:tcBorders>
-          <w:top w:val="single" w:sz="12" w:space="0" w:color="000000" w:themeColor="text1"/>
+          <w:top w:val="single" w:color="000000" w:themeColor="text1" w:sz="12" w:space="0"/>
           <w:left w:val="nil"/>
           <w:bottom w:val="nil"/>
           <w:right w:val="nil"/>
@@ -11533,8 +11535,8 @@
       <w:tblPr/>
       <w:tcPr>
         <w:tcBorders>
-          <w:insideH w:val="single" w:sz="6" w:space="0" w:color="C0504D" w:themeColor="accent2"/>
-          <w:insideV w:val="single" w:sz="6" w:space="0" w:color="C0504D" w:themeColor="accent2"/>
+          <w:insideH w:val="single" w:color="C0504D" w:themeColor="accent2" w:sz="6" w:space="0"/>
+          <w:insideV w:val="single" w:color="C0504D" w:themeColor="accent2" w:sz="6" w:space="0"/>
         </w:tcBorders>
         <w:shd w:val="clear" w:color="auto" w:fill="DFA7A6" w:themeFill="accent2" w:themeFillTint="7F"/>
       </w:tcPr>
@@ -11555,7 +11557,7 @@
       <w:spacing w:after="0" w:line="240" w:lineRule="auto"/>
     </w:pPr>
     <w:rPr>
-      <w:rFonts w:asciiTheme="majorHAnsi" w:eastAsiaTheme="majorEastAsia" w:hAnsiTheme="majorHAnsi" w:cstheme="majorBidi"/>
+      <w:rFonts w:asciiTheme="majorHAnsi" w:hAnsiTheme="majorHAnsi" w:eastAsiaTheme="majorEastAsia" w:cstheme="majorBidi"/>
       <w:color w:val="000000" w:themeColor="text1"/>
     </w:rPr>
     <w:tblPr>
@@ -11563,12 +11565,12 @@
       <w:tblStyleColBandSize w:val="1"/>
       <w:tblInd w:w="0" w:type="dxa"/>
       <w:tblBorders>
-        <w:top w:val="single" w:sz="8" w:space="0" w:color="9BBB59" w:themeColor="accent3"/>
-        <w:left w:val="single" w:sz="8" w:space="0" w:color="9BBB59" w:themeColor="accent3"/>
-        <w:bottom w:val="single" w:sz="8" w:space="0" w:color="9BBB59" w:themeColor="accent3"/>
-        <w:right w:val="single" w:sz="8" w:space="0" w:color="9BBB59" w:themeColor="accent3"/>
-        <w:insideH w:val="single" w:sz="8" w:space="0" w:color="9BBB59" w:themeColor="accent3"/>
-        <w:insideV w:val="single" w:sz="8" w:space="0" w:color="9BBB59" w:themeColor="accent3"/>
+        <w:top w:val="single" w:color="9BBB59" w:themeColor="accent3" w:sz="8" w:space="0"/>
+        <w:left w:val="single" w:color="9BBB59" w:themeColor="accent3" w:sz="8" w:space="0"/>
+        <w:bottom w:val="single" w:color="9BBB59" w:themeColor="accent3" w:sz="8" w:space="0"/>
+        <w:right w:val="single" w:color="9BBB59" w:themeColor="accent3" w:sz="8" w:space="0"/>
+        <w:insideH w:val="single" w:color="9BBB59" w:themeColor="accent3" w:sz="8" w:space="0"/>
+        <w:insideV w:val="single" w:color="9BBB59" w:themeColor="accent3" w:sz="8" w:space="0"/>
       </w:tblBorders>
       <w:tblCellMar>
         <w:top w:w="0" w:type="dxa"/>
@@ -11600,7 +11602,7 @@
       <w:tblPr/>
       <w:tcPr>
         <w:tcBorders>
-          <w:top w:val="single" w:sz="12" w:space="0" w:color="000000" w:themeColor="text1"/>
+          <w:top w:val="single" w:color="000000" w:themeColor="text1" w:sz="12" w:space="0"/>
           <w:left w:val="nil"/>
           <w:bottom w:val="nil"/>
           <w:right w:val="nil"/>
@@ -11658,8 +11660,8 @@
       <w:tblPr/>
       <w:tcPr>
         <w:tcBorders>
-          <w:insideH w:val="single" w:sz="6" w:space="0" w:color="9BBB59" w:themeColor="accent3"/>
-          <w:insideV w:val="single" w:sz="6" w:space="0" w:color="9BBB59" w:themeColor="accent3"/>
+          <w:insideH w:val="single" w:color="9BBB59" w:themeColor="accent3" w:sz="6" w:space="0"/>
+          <w:insideV w:val="single" w:color="9BBB59" w:themeColor="accent3" w:sz="6" w:space="0"/>
         </w:tcBorders>
         <w:shd w:val="clear" w:color="auto" w:fill="CDDDAC" w:themeFill="accent3" w:themeFillTint="7F"/>
       </w:tcPr>
@@ -11680,7 +11682,7 @@
       <w:spacing w:after="0" w:line="240" w:lineRule="auto"/>
     </w:pPr>
     <w:rPr>
-      <w:rFonts w:asciiTheme="majorHAnsi" w:eastAsiaTheme="majorEastAsia" w:hAnsiTheme="majorHAnsi" w:cstheme="majorBidi"/>
+      <w:rFonts w:asciiTheme="majorHAnsi" w:hAnsiTheme="majorHAnsi" w:eastAsiaTheme="majorEastAsia" w:cstheme="majorBidi"/>
       <w:color w:val="000000" w:themeColor="text1"/>
     </w:rPr>
     <w:tblPr>
@@ -11688,12 +11690,12 @@
       <w:tblStyleColBandSize w:val="1"/>
       <w:tblInd w:w="0" w:type="dxa"/>
       <w:tblBorders>
-        <w:top w:val="single" w:sz="8" w:space="0" w:color="8064A2" w:themeColor="accent4"/>
-        <w:left w:val="single" w:sz="8" w:space="0" w:color="8064A2" w:themeColor="accent4"/>
-        <w:bottom w:val="single" w:sz="8" w:space="0" w:color="8064A2" w:themeColor="accent4"/>
-        <w:right w:val="single" w:sz="8" w:space="0" w:color="8064A2" w:themeColor="accent4"/>
-        <w:insideH w:val="single" w:sz="8" w:space="0" w:color="8064A2" w:themeColor="accent4"/>
-        <w:insideV w:val="single" w:sz="8" w:space="0" w:color="8064A2" w:themeColor="accent4"/>
+        <w:top w:val="single" w:color="8064A2" w:themeColor="accent4" w:sz="8" w:space="0"/>
+        <w:left w:val="single" w:color="8064A2" w:themeColor="accent4" w:sz="8" w:space="0"/>
+        <w:bottom w:val="single" w:color="8064A2" w:themeColor="accent4" w:sz="8" w:space="0"/>
+        <w:right w:val="single" w:color="8064A2" w:themeColor="accent4" w:sz="8" w:space="0"/>
+        <w:insideH w:val="single" w:color="8064A2" w:themeColor="accent4" w:sz="8" w:space="0"/>
+        <w:insideV w:val="single" w:color="8064A2" w:themeColor="accent4" w:sz="8" w:space="0"/>
       </w:tblBorders>
       <w:tblCellMar>
         <w:top w:w="0" w:type="dxa"/>
@@ -11725,7 +11727,7 @@
       <w:tblPr/>
       <w:tcPr>
         <w:tcBorders>
-          <w:top w:val="single" w:sz="12" w:space="0" w:color="000000" w:themeColor="text1"/>
+          <w:top w:val="single" w:color="000000" w:themeColor="text1" w:sz="12" w:space="0"/>
           <w:left w:val="nil"/>
           <w:bottom w:val="nil"/>
           <w:right w:val="nil"/>
@@ -11783,8 +11785,8 @@
       <w:tblPr/>
       <w:tcPr>
         <w:tcBorders>
-          <w:insideH w:val="single" w:sz="6" w:space="0" w:color="8064A2" w:themeColor="accent4"/>
-          <w:insideV w:val="single" w:sz="6" w:space="0" w:color="8064A2" w:themeColor="accent4"/>
+          <w:insideH w:val="single" w:color="8064A2" w:themeColor="accent4" w:sz="6" w:space="0"/>
+          <w:insideV w:val="single" w:color="8064A2" w:themeColor="accent4" w:sz="6" w:space="0"/>
         </w:tcBorders>
         <w:shd w:val="clear" w:color="auto" w:fill="BFB1D0" w:themeFill="accent4" w:themeFillTint="7F"/>
       </w:tcPr>
@@ -11805,7 +11807,7 @@
       <w:spacing w:after="0" w:line="240" w:lineRule="auto"/>
     </w:pPr>
     <w:rPr>
-      <w:rFonts w:asciiTheme="majorHAnsi" w:eastAsiaTheme="majorEastAsia" w:hAnsiTheme="majorHAnsi" w:cstheme="majorBidi"/>
+      <w:rFonts w:asciiTheme="majorHAnsi" w:hAnsiTheme="majorHAnsi" w:eastAsiaTheme="majorEastAsia" w:cstheme="majorBidi"/>
       <w:color w:val="000000" w:themeColor="text1"/>
     </w:rPr>
     <w:tblPr>
@@ -11813,12 +11815,12 @@
       <w:tblStyleColBandSize w:val="1"/>
       <w:tblInd w:w="0" w:type="dxa"/>
       <w:tblBorders>
-        <w:top w:val="single" w:sz="8" w:space="0" w:color="4BACC6" w:themeColor="accent5"/>
-        <w:left w:val="single" w:sz="8" w:space="0" w:color="4BACC6" w:themeColor="accent5"/>
-        <w:bottom w:val="single" w:sz="8" w:space="0" w:color="4BACC6" w:themeColor="accent5"/>
-        <w:right w:val="single" w:sz="8" w:space="0" w:color="4BACC6" w:themeColor="accent5"/>
-        <w:insideH w:val="single" w:sz="8" w:space="0" w:color="4BACC6" w:themeColor="accent5"/>
-        <w:insideV w:val="single" w:sz="8" w:space="0" w:color="4BACC6" w:themeColor="accent5"/>
+        <w:top w:val="single" w:color="4BACC6" w:themeColor="accent5" w:sz="8" w:space="0"/>
+        <w:left w:val="single" w:color="4BACC6" w:themeColor="accent5" w:sz="8" w:space="0"/>
+        <w:bottom w:val="single" w:color="4BACC6" w:themeColor="accent5" w:sz="8" w:space="0"/>
+        <w:right w:val="single" w:color="4BACC6" w:themeColor="accent5" w:sz="8" w:space="0"/>
+        <w:insideH w:val="single" w:color="4BACC6" w:themeColor="accent5" w:sz="8" w:space="0"/>
+        <w:insideV w:val="single" w:color="4BACC6" w:themeColor="accent5" w:sz="8" w:space="0"/>
       </w:tblBorders>
       <w:tblCellMar>
         <w:top w:w="0" w:type="dxa"/>
@@ -11850,7 +11852,7 @@
       <w:tblPr/>
       <w:tcPr>
         <w:tcBorders>
-          <w:top w:val="single" w:sz="12" w:space="0" w:color="000000" w:themeColor="text1"/>
+          <w:top w:val="single" w:color="000000" w:themeColor="text1" w:sz="12" w:space="0"/>
           <w:left w:val="nil"/>
           <w:bottom w:val="nil"/>
           <w:right w:val="nil"/>
@@ -11908,8 +11910,8 @@
       <w:tblPr/>
       <w:tcPr>
         <w:tcBorders>
-          <w:insideH w:val="single" w:sz="6" w:space="0" w:color="4BACC6" w:themeColor="accent5"/>
-          <w:insideV w:val="single" w:sz="6" w:space="0" w:color="4BACC6" w:themeColor="accent5"/>
+          <w:insideH w:val="single" w:color="4BACC6" w:themeColor="accent5" w:sz="6" w:space="0"/>
+          <w:insideV w:val="single" w:color="4BACC6" w:themeColor="accent5" w:sz="6" w:space="0"/>
         </w:tcBorders>
         <w:shd w:val="clear" w:color="auto" w:fill="A5D5E2" w:themeFill="accent5" w:themeFillTint="7F"/>
       </w:tcPr>
@@ -11930,7 +11932,7 @@
       <w:spacing w:after="0" w:line="240" w:lineRule="auto"/>
     </w:pPr>
     <w:rPr>
-      <w:rFonts w:asciiTheme="majorHAnsi" w:eastAsiaTheme="majorEastAsia" w:hAnsiTheme="majorHAnsi" w:cstheme="majorBidi"/>
+      <w:rFonts w:asciiTheme="majorHAnsi" w:hAnsiTheme="majorHAnsi" w:eastAsiaTheme="majorEastAsia" w:cstheme="majorBidi"/>
       <w:color w:val="000000" w:themeColor="text1"/>
     </w:rPr>
     <w:tblPr>
@@ -11938,12 +11940,12 @@
       <w:tblStyleColBandSize w:val="1"/>
       <w:tblInd w:w="0" w:type="dxa"/>
       <w:tblBorders>
-        <w:top w:val="single" w:sz="8" w:space="0" w:color="F79646" w:themeColor="accent6"/>
-        <w:left w:val="single" w:sz="8" w:space="0" w:color="F79646" w:themeColor="accent6"/>
-        <w:bottom w:val="single" w:sz="8" w:space="0" w:color="F79646" w:themeColor="accent6"/>
-        <w:right w:val="single" w:sz="8" w:space="0" w:color="F79646" w:themeColor="accent6"/>
-        <w:insideH w:val="single" w:sz="8" w:space="0" w:color="F79646" w:themeColor="accent6"/>
-        <w:insideV w:val="single" w:sz="8" w:space="0" w:color="F79646" w:themeColor="accent6"/>
+        <w:top w:val="single" w:color="F79646" w:themeColor="accent6" w:sz="8" w:space="0"/>
+        <w:left w:val="single" w:color="F79646" w:themeColor="accent6" w:sz="8" w:space="0"/>
+        <w:bottom w:val="single" w:color="F79646" w:themeColor="accent6" w:sz="8" w:space="0"/>
+        <w:right w:val="single" w:color="F79646" w:themeColor="accent6" w:sz="8" w:space="0"/>
+        <w:insideH w:val="single" w:color="F79646" w:themeColor="accent6" w:sz="8" w:space="0"/>
+        <w:insideV w:val="single" w:color="F79646" w:themeColor="accent6" w:sz="8" w:space="0"/>
       </w:tblBorders>
       <w:tblCellMar>
         <w:top w:w="0" w:type="dxa"/>
@@ -11975,7 +11977,7 @@
       <w:tblPr/>
       <w:tcPr>
         <w:tcBorders>
-          <w:top w:val="single" w:sz="12" w:space="0" w:color="000000" w:themeColor="text1"/>
+          <w:top w:val="single" w:color="000000" w:themeColor="text1" w:sz="12" w:space="0"/>
           <w:left w:val="nil"/>
           <w:bottom w:val="nil"/>
           <w:right w:val="nil"/>
@@ -12033,8 +12035,8 @@
       <w:tblPr/>
       <w:tcPr>
         <w:tcBorders>
-          <w:insideH w:val="single" w:sz="6" w:space="0" w:color="F79646" w:themeColor="accent6"/>
-          <w:insideV w:val="single" w:sz="6" w:space="0" w:color="F79646" w:themeColor="accent6"/>
+          <w:insideH w:val="single" w:color="F79646" w:themeColor="accent6" w:sz="6" w:space="0"/>
+          <w:insideV w:val="single" w:color="F79646" w:themeColor="accent6" w:sz="6" w:space="0"/>
         </w:tcBorders>
         <w:shd w:val="clear" w:color="auto" w:fill="FBCAA2" w:themeFill="accent6" w:themeFillTint="7F"/>
       </w:tcPr>
@@ -12059,12 +12061,12 @@
       <w:tblStyleColBandSize w:val="1"/>
       <w:tblInd w:w="0" w:type="dxa"/>
       <w:tblBorders>
-        <w:top w:val="single" w:sz="8" w:space="0" w:color="FFFFFF" w:themeColor="background1"/>
-        <w:left w:val="single" w:sz="8" w:space="0" w:color="FFFFFF" w:themeColor="background1"/>
-        <w:bottom w:val="single" w:sz="8" w:space="0" w:color="FFFFFF" w:themeColor="background1"/>
-        <w:right w:val="single" w:sz="8" w:space="0" w:color="FFFFFF" w:themeColor="background1"/>
-        <w:insideH w:val="single" w:sz="6" w:space="0" w:color="FFFFFF" w:themeColor="background1"/>
-        <w:insideV w:val="single" w:sz="6" w:space="0" w:color="FFFFFF" w:themeColor="background1"/>
+        <w:top w:val="single" w:color="FFFFFF" w:themeColor="background1" w:sz="8" w:space="0"/>
+        <w:left w:val="single" w:color="FFFFFF" w:themeColor="background1" w:sz="8" w:space="0"/>
+        <w:bottom w:val="single" w:color="FFFFFF" w:themeColor="background1" w:sz="8" w:space="0"/>
+        <w:right w:val="single" w:color="FFFFFF" w:themeColor="background1" w:sz="8" w:space="0"/>
+        <w:insideH w:val="single" w:color="FFFFFF" w:themeColor="background1" w:sz="6" w:space="0"/>
+        <w:insideV w:val="single" w:color="FFFFFF" w:themeColor="background1" w:sz="6" w:space="0"/>
       </w:tblBorders>
       <w:tblCellMar>
         <w:top w:w="0" w:type="dxa"/>
@@ -12087,12 +12089,12 @@
       <w:tblPr/>
       <w:tcPr>
         <w:tcBorders>
-          <w:top w:val="single" w:sz="8" w:space="0" w:color="FFFFFF" w:themeColor="background1"/>
-          <w:left w:val="single" w:sz="8" w:space="0" w:color="FFFFFF" w:themeColor="background1"/>
-          <w:bottom w:val="single" w:sz="24" w:space="0" w:color="FFFFFF" w:themeColor="background1"/>
-          <w:right w:val="single" w:sz="8" w:space="0" w:color="FFFFFF" w:themeColor="background1"/>
-          <w:insideH w:val="nil"/>
-          <w:insideV w:val="single" w:sz="8" w:space="0" w:color="FFFFFF" w:themeColor="background1"/>
+          <w:top w:val="single" w:color="FFFFFF" w:themeColor="background1" w:sz="8" w:space="0"/>
+          <w:left w:val="single" w:color="FFFFFF" w:themeColor="background1" w:sz="8" w:space="0"/>
+          <w:bottom w:val="single" w:color="FFFFFF" w:themeColor="background1" w:sz="24" w:space="0"/>
+          <w:right w:val="single" w:color="FFFFFF" w:themeColor="background1" w:sz="8" w:space="0"/>
+          <w:insideH w:val="nil"/>
+          <w:insideV w:val="single" w:color="FFFFFF" w:themeColor="background1" w:sz="8" w:space="0"/>
         </w:tcBorders>
         <w:shd w:val="clear" w:color="auto" w:fill="000000" w:themeFill="text1"/>
       </w:tcPr>
@@ -12108,12 +12110,12 @@
       <w:tblPr/>
       <w:tcPr>
         <w:tcBorders>
-          <w:top w:val="single" w:sz="24" w:space="0" w:color="FFFFFF" w:themeColor="background1"/>
-          <w:left w:val="single" w:sz="8" w:space="0" w:color="FFFFFF" w:themeColor="background1"/>
-          <w:bottom w:val="single" w:sz="8" w:space="0" w:color="FFFFFF" w:themeColor="background1"/>
-          <w:right w:val="single" w:sz="8" w:space="0" w:color="FFFFFF" w:themeColor="background1"/>
-          <w:insideH w:val="nil"/>
-          <w:insideV w:val="single" w:sz="8" w:space="0" w:color="FFFFFF" w:themeColor="background1"/>
+          <w:top w:val="single" w:color="FFFFFF" w:themeColor="background1" w:sz="24" w:space="0"/>
+          <w:left w:val="single" w:color="FFFFFF" w:themeColor="background1" w:sz="8" w:space="0"/>
+          <w:bottom w:val="single" w:color="FFFFFF" w:themeColor="background1" w:sz="8" w:space="0"/>
+          <w:right w:val="single" w:color="FFFFFF" w:themeColor="background1" w:sz="8" w:space="0"/>
+          <w:insideH w:val="nil"/>
+          <w:insideV w:val="single" w:color="FFFFFF" w:themeColor="background1" w:sz="8" w:space="0"/>
         </w:tcBorders>
         <w:shd w:val="clear" w:color="auto" w:fill="000000" w:themeFill="text1"/>
       </w:tcPr>
@@ -12129,8 +12131,8 @@
       <w:tblPr/>
       <w:tcPr>
         <w:tcBorders>
-          <w:left w:val="single" w:sz="8" w:space="0" w:color="FFFFFF" w:themeColor="background1"/>
-          <w:right w:val="single" w:sz="24" w:space="0" w:color="FFFFFF" w:themeColor="background1"/>
+          <w:left w:val="single" w:color="FFFFFF" w:themeColor="background1" w:sz="8" w:space="0"/>
+          <w:right w:val="single" w:color="FFFFFF" w:themeColor="background1" w:sz="24" w:space="0"/>
           <w:insideH w:val="nil"/>
           <w:insideV w:val="nil"/>
         </w:tcBorders>
@@ -12149,7 +12151,7 @@
       <w:tcPr>
         <w:tcBorders>
           <w:top w:val="nil"/>
-          <w:left w:val="single" w:sz="24" w:space="0" w:color="FFFFFF" w:themeColor="background1"/>
+          <w:left w:val="single" w:color="FFFFFF" w:themeColor="background1" w:sz="24" w:space="0"/>
           <w:bottom w:val="nil"/>
           <w:right w:val="nil"/>
           <w:insideH w:val="nil"/>
@@ -12162,10 +12164,10 @@
       <w:tblPr/>
       <w:tcPr>
         <w:tcBorders>
-          <w:top w:val="single" w:sz="8" w:space="0" w:color="FFFFFF" w:themeColor="background1"/>
-          <w:left w:val="single" w:sz="8" w:space="0" w:color="FFFFFF" w:themeColor="background1"/>
-          <w:bottom w:val="single" w:sz="8" w:space="0" w:color="FFFFFF" w:themeColor="background1"/>
-          <w:right w:val="single" w:sz="8" w:space="0" w:color="FFFFFF" w:themeColor="background1"/>
+          <w:top w:val="single" w:color="FFFFFF" w:themeColor="background1" w:sz="8" w:space="0"/>
+          <w:left w:val="single" w:color="FFFFFF" w:themeColor="background1" w:sz="8" w:space="0"/>
+          <w:bottom w:val="single" w:color="FFFFFF" w:themeColor="background1" w:sz="8" w:space="0"/>
+          <w:right w:val="single" w:color="FFFFFF" w:themeColor="background1" w:sz="8" w:space="0"/>
           <w:insideH w:val="nil"/>
           <w:insideV w:val="nil"/>
         </w:tcBorders>
@@ -12176,12 +12178,12 @@
       <w:tblPr/>
       <w:tcPr>
         <w:tcBorders>
-          <w:top w:val="single" w:sz="8" w:space="0" w:color="FFFFFF" w:themeColor="background1"/>
-          <w:left w:val="single" w:sz="8" w:space="0" w:color="FFFFFF" w:themeColor="background1"/>
-          <w:bottom w:val="single" w:sz="8" w:space="0" w:color="FFFFFF" w:themeColor="background1"/>
-          <w:right w:val="single" w:sz="8" w:space="0" w:color="FFFFFF" w:themeColor="background1"/>
-          <w:insideH w:val="single" w:sz="8" w:space="0" w:color="FFFFFF" w:themeColor="background1"/>
-          <w:insideV w:val="single" w:sz="8" w:space="0" w:color="FFFFFF" w:themeColor="background1"/>
+          <w:top w:val="single" w:color="FFFFFF" w:themeColor="background1" w:sz="8" w:space="0"/>
+          <w:left w:val="single" w:color="FFFFFF" w:themeColor="background1" w:sz="8" w:space="0"/>
+          <w:bottom w:val="single" w:color="FFFFFF" w:themeColor="background1" w:sz="8" w:space="0"/>
+          <w:right w:val="single" w:color="FFFFFF" w:themeColor="background1" w:sz="8" w:space="0"/>
+          <w:insideH w:val="single" w:color="FFFFFF" w:themeColor="background1" w:sz="8" w:space="0"/>
+          <w:insideV w:val="single" w:color="FFFFFF" w:themeColor="background1" w:sz="8" w:space="0"/>
         </w:tcBorders>
         <w:shd w:val="clear" w:color="auto" w:fill="808080" w:themeFill="text1" w:themeFillTint="7F"/>
       </w:tcPr>
@@ -12200,12 +12202,12 @@
       <w:tblStyleColBandSize w:val="1"/>
       <w:tblInd w:w="0" w:type="dxa"/>
       <w:tblBorders>
-        <w:top w:val="single" w:sz="8" w:space="0" w:color="FFFFFF" w:themeColor="background1"/>
-        <w:left w:val="single" w:sz="8" w:space="0" w:color="FFFFFF" w:themeColor="background1"/>
-        <w:bottom w:val="single" w:sz="8" w:space="0" w:color="FFFFFF" w:themeColor="background1"/>
-        <w:right w:val="single" w:sz="8" w:space="0" w:color="FFFFFF" w:themeColor="background1"/>
-        <w:insideH w:val="single" w:sz="6" w:space="0" w:color="FFFFFF" w:themeColor="background1"/>
-        <w:insideV w:val="single" w:sz="6" w:space="0" w:color="FFFFFF" w:themeColor="background1"/>
+        <w:top w:val="single" w:color="FFFFFF" w:themeColor="background1" w:sz="8" w:space="0"/>
+        <w:left w:val="single" w:color="FFFFFF" w:themeColor="background1" w:sz="8" w:space="0"/>
+        <w:bottom w:val="single" w:color="FFFFFF" w:themeColor="background1" w:sz="8" w:space="0"/>
+        <w:right w:val="single" w:color="FFFFFF" w:themeColor="background1" w:sz="8" w:space="0"/>
+        <w:insideH w:val="single" w:color="FFFFFF" w:themeColor="background1" w:sz="6" w:space="0"/>
+        <w:insideV w:val="single" w:color="FFFFFF" w:themeColor="background1" w:sz="6" w:space="0"/>
       </w:tblBorders>
       <w:tblCellMar>
         <w:top w:w="0" w:type="dxa"/>
@@ -12228,12 +12230,12 @@
       <w:tblPr/>
       <w:tcPr>
         <w:tcBorders>
-          <w:top w:val="single" w:sz="8" w:space="0" w:color="FFFFFF" w:themeColor="background1"/>
-          <w:left w:val="single" w:sz="8" w:space="0" w:color="FFFFFF" w:themeColor="background1"/>
-          <w:bottom w:val="single" w:sz="24" w:space="0" w:color="FFFFFF" w:themeColor="background1"/>
-          <w:right w:val="single" w:sz="8" w:space="0" w:color="FFFFFF" w:themeColor="background1"/>
-          <w:insideH w:val="nil"/>
-          <w:insideV w:val="single" w:sz="8" w:space="0" w:color="FFFFFF" w:themeColor="background1"/>
+          <w:top w:val="single" w:color="FFFFFF" w:themeColor="background1" w:sz="8" w:space="0"/>
+          <w:left w:val="single" w:color="FFFFFF" w:themeColor="background1" w:sz="8" w:space="0"/>
+          <w:bottom w:val="single" w:color="FFFFFF" w:themeColor="background1" w:sz="24" w:space="0"/>
+          <w:right w:val="single" w:color="FFFFFF" w:themeColor="background1" w:sz="8" w:space="0"/>
+          <w:insideH w:val="nil"/>
+          <w:insideV w:val="single" w:color="FFFFFF" w:themeColor="background1" w:sz="8" w:space="0"/>
         </w:tcBorders>
         <w:shd w:val="clear" w:color="auto" w:fill="4F81BD" w:themeFill="accent1"/>
       </w:tcPr>
@@ -12249,12 +12251,12 @@
       <w:tblPr/>
       <w:tcPr>
         <w:tcBorders>
-          <w:top w:val="single" w:sz="24" w:space="0" w:color="FFFFFF" w:themeColor="background1"/>
-          <w:left w:val="single" w:sz="8" w:space="0" w:color="FFFFFF" w:themeColor="background1"/>
-          <w:bottom w:val="single" w:sz="8" w:space="0" w:color="FFFFFF" w:themeColor="background1"/>
-          <w:right w:val="single" w:sz="8" w:space="0" w:color="FFFFFF" w:themeColor="background1"/>
-          <w:insideH w:val="nil"/>
-          <w:insideV w:val="single" w:sz="8" w:space="0" w:color="FFFFFF" w:themeColor="background1"/>
+          <w:top w:val="single" w:color="FFFFFF" w:themeColor="background1" w:sz="24" w:space="0"/>
+          <w:left w:val="single" w:color="FFFFFF" w:themeColor="background1" w:sz="8" w:space="0"/>
+          <w:bottom w:val="single" w:color="FFFFFF" w:themeColor="background1" w:sz="8" w:space="0"/>
+          <w:right w:val="single" w:color="FFFFFF" w:themeColor="background1" w:sz="8" w:space="0"/>
+          <w:insideH w:val="nil"/>
+          <w:insideV w:val="single" w:color="FFFFFF" w:themeColor="background1" w:sz="8" w:space="0"/>
         </w:tcBorders>
         <w:shd w:val="clear" w:color="auto" w:fill="4F81BD" w:themeFill="accent1"/>
       </w:tcPr>
@@ -12270,8 +12272,8 @@
       <w:tblPr/>
       <w:tcPr>
         <w:tcBorders>
-          <w:left w:val="single" w:sz="8" w:space="0" w:color="FFFFFF" w:themeColor="background1"/>
-          <w:right w:val="single" w:sz="24" w:space="0" w:color="FFFFFF" w:themeColor="background1"/>
+          <w:left w:val="single" w:color="FFFFFF" w:themeColor="background1" w:sz="8" w:space="0"/>
+          <w:right w:val="single" w:color="FFFFFF" w:themeColor="background1" w:sz="24" w:space="0"/>
           <w:insideH w:val="nil"/>
           <w:insideV w:val="nil"/>
         </w:tcBorders>
@@ -12290,7 +12292,7 @@
       <w:tcPr>
         <w:tcBorders>
           <w:top w:val="nil"/>
-          <w:left w:val="single" w:sz="24" w:space="0" w:color="FFFFFF" w:themeColor="background1"/>
+          <w:left w:val="single" w:color="FFFFFF" w:themeColor="background1" w:sz="24" w:space="0"/>
           <w:bottom w:val="nil"/>
           <w:right w:val="nil"/>
           <w:insideH w:val="nil"/>
@@ -12303,10 +12305,10 @@
       <w:tblPr/>
       <w:tcPr>
         <w:tcBorders>
-          <w:top w:val="single" w:sz="8" w:space="0" w:color="FFFFFF" w:themeColor="background1"/>
-          <w:left w:val="single" w:sz="8" w:space="0" w:color="FFFFFF" w:themeColor="background1"/>
-          <w:bottom w:val="single" w:sz="8" w:space="0" w:color="FFFFFF" w:themeColor="background1"/>
-          <w:right w:val="single" w:sz="8" w:space="0" w:color="FFFFFF" w:themeColor="background1"/>
+          <w:top w:val="single" w:color="FFFFFF" w:themeColor="background1" w:sz="8" w:space="0"/>
+          <w:left w:val="single" w:color="FFFFFF" w:themeColor="background1" w:sz="8" w:space="0"/>
+          <w:bottom w:val="single" w:color="FFFFFF" w:themeColor="background1" w:sz="8" w:space="0"/>
+          <w:right w:val="single" w:color="FFFFFF" w:themeColor="background1" w:sz="8" w:space="0"/>
           <w:insideH w:val="nil"/>
           <w:insideV w:val="nil"/>
         </w:tcBorders>
@@ -12317,12 +12319,12 @@
       <w:tblPr/>
       <w:tcPr>
         <w:tcBorders>
-          <w:top w:val="single" w:sz="8" w:space="0" w:color="FFFFFF" w:themeColor="background1"/>
-          <w:left w:val="single" w:sz="8" w:space="0" w:color="FFFFFF" w:themeColor="background1"/>
-          <w:bottom w:val="single" w:sz="8" w:space="0" w:color="FFFFFF" w:themeColor="background1"/>
-          <w:right w:val="single" w:sz="8" w:space="0" w:color="FFFFFF" w:themeColor="background1"/>
-          <w:insideH w:val="single" w:sz="8" w:space="0" w:color="FFFFFF" w:themeColor="background1"/>
-          <w:insideV w:val="single" w:sz="8" w:space="0" w:color="FFFFFF" w:themeColor="background1"/>
+          <w:top w:val="single" w:color="FFFFFF" w:themeColor="background1" w:sz="8" w:space="0"/>
+          <w:left w:val="single" w:color="FFFFFF" w:themeColor="background1" w:sz="8" w:space="0"/>
+          <w:bottom w:val="single" w:color="FFFFFF" w:themeColor="background1" w:sz="8" w:space="0"/>
+          <w:right w:val="single" w:color="FFFFFF" w:themeColor="background1" w:sz="8" w:space="0"/>
+          <w:insideH w:val="single" w:color="FFFFFF" w:themeColor="background1" w:sz="8" w:space="0"/>
+          <w:insideV w:val="single" w:color="FFFFFF" w:themeColor="background1" w:sz="8" w:space="0"/>
         </w:tcBorders>
         <w:shd w:val="clear" w:color="auto" w:fill="A7BFDE" w:themeFill="accent1" w:themeFillTint="7F"/>
       </w:tcPr>
@@ -12341,12 +12343,12 @@
       <w:tblStyleColBandSize w:val="1"/>
       <w:tblInd w:w="0" w:type="dxa"/>
       <w:tblBorders>
-        <w:top w:val="single" w:sz="8" w:space="0" w:color="FFFFFF" w:themeColor="background1"/>
-        <w:left w:val="single" w:sz="8" w:space="0" w:color="FFFFFF" w:themeColor="background1"/>
-        <w:bottom w:val="single" w:sz="8" w:space="0" w:color="FFFFFF" w:themeColor="background1"/>
-        <w:right w:val="single" w:sz="8" w:space="0" w:color="FFFFFF" w:themeColor="background1"/>
-        <w:insideH w:val="single" w:sz="6" w:space="0" w:color="FFFFFF" w:themeColor="background1"/>
-        <w:insideV w:val="single" w:sz="6" w:space="0" w:color="FFFFFF" w:themeColor="background1"/>
+        <w:top w:val="single" w:color="FFFFFF" w:themeColor="background1" w:sz="8" w:space="0"/>
+        <w:left w:val="single" w:color="FFFFFF" w:themeColor="background1" w:sz="8" w:space="0"/>
+        <w:bottom w:val="single" w:color="FFFFFF" w:themeColor="background1" w:sz="8" w:space="0"/>
+        <w:right w:val="single" w:color="FFFFFF" w:themeColor="background1" w:sz="8" w:space="0"/>
+        <w:insideH w:val="single" w:color="FFFFFF" w:themeColor="background1" w:sz="6" w:space="0"/>
+        <w:insideV w:val="single" w:color="FFFFFF" w:themeColor="background1" w:sz="6" w:space="0"/>
       </w:tblBorders>
       <w:tblCellMar>
         <w:top w:w="0" w:type="dxa"/>
@@ -12369,12 +12371,12 @@
       <w:tblPr/>
       <w:tcPr>
         <w:tcBorders>
-          <w:top w:val="single" w:sz="8" w:space="0" w:color="FFFFFF" w:themeColor="background1"/>
-          <w:left w:val="single" w:sz="8" w:space="0" w:color="FFFFFF" w:themeColor="background1"/>
-          <w:bottom w:val="single" w:sz="24" w:space="0" w:color="FFFFFF" w:themeColor="background1"/>
-          <w:right w:val="single" w:sz="8" w:space="0" w:color="FFFFFF" w:themeColor="background1"/>
-          <w:insideH w:val="nil"/>
-          <w:insideV w:val="single" w:sz="8" w:space="0" w:color="FFFFFF" w:themeColor="background1"/>
+          <w:top w:val="single" w:color="FFFFFF" w:themeColor="background1" w:sz="8" w:space="0"/>
+          <w:left w:val="single" w:color="FFFFFF" w:themeColor="background1" w:sz="8" w:space="0"/>
+          <w:bottom w:val="single" w:color="FFFFFF" w:themeColor="background1" w:sz="24" w:space="0"/>
+          <w:right w:val="single" w:color="FFFFFF" w:themeColor="background1" w:sz="8" w:space="0"/>
+          <w:insideH w:val="nil"/>
+          <w:insideV w:val="single" w:color="FFFFFF" w:themeColor="background1" w:sz="8" w:space="0"/>
         </w:tcBorders>
         <w:shd w:val="clear" w:color="auto" w:fill="C0504D" w:themeFill="accent2"/>
       </w:tcPr>
@@ -12390,12 +12392,12 @@
       <w:tblPr/>
       <w:tcPr>
         <w:tcBorders>
-          <w:top w:val="single" w:sz="24" w:space="0" w:color="FFFFFF" w:themeColor="background1"/>
-          <w:left w:val="single" w:sz="8" w:space="0" w:color="FFFFFF" w:themeColor="background1"/>
-          <w:bottom w:val="single" w:sz="8" w:space="0" w:color="FFFFFF" w:themeColor="background1"/>
-          <w:right w:val="single" w:sz="8" w:space="0" w:color="FFFFFF" w:themeColor="background1"/>
-          <w:insideH w:val="nil"/>
-          <w:insideV w:val="single" w:sz="8" w:space="0" w:color="FFFFFF" w:themeColor="background1"/>
+          <w:top w:val="single" w:color="FFFFFF" w:themeColor="background1" w:sz="24" w:space="0"/>
+          <w:left w:val="single" w:color="FFFFFF" w:themeColor="background1" w:sz="8" w:space="0"/>
+          <w:bottom w:val="single" w:color="FFFFFF" w:themeColor="background1" w:sz="8" w:space="0"/>
+          <w:right w:val="single" w:color="FFFFFF" w:themeColor="background1" w:sz="8" w:space="0"/>
+          <w:insideH w:val="nil"/>
+          <w:insideV w:val="single" w:color="FFFFFF" w:themeColor="background1" w:sz="8" w:space="0"/>
         </w:tcBorders>
         <w:shd w:val="clear" w:color="auto" w:fill="C0504D" w:themeFill="accent2"/>
       </w:tcPr>
@@ -12411,8 +12413,8 @@
       <w:tblPr/>
       <w:tcPr>
         <w:tcBorders>
-          <w:left w:val="single" w:sz="8" w:space="0" w:color="FFFFFF" w:themeColor="background1"/>
-          <w:right w:val="single" w:sz="24" w:space="0" w:color="FFFFFF" w:themeColor="background1"/>
+          <w:left w:val="single" w:color="FFFFFF" w:themeColor="background1" w:sz="8" w:space="0"/>
+          <w:right w:val="single" w:color="FFFFFF" w:themeColor="background1" w:sz="24" w:space="0"/>
           <w:insideH w:val="nil"/>
           <w:insideV w:val="nil"/>
         </w:tcBorders>
@@ -12431,7 +12433,7 @@
       <w:tcPr>
         <w:tcBorders>
           <w:top w:val="nil"/>
-          <w:left w:val="single" w:sz="24" w:space="0" w:color="FFFFFF" w:themeColor="background1"/>
+          <w:left w:val="single" w:color="FFFFFF" w:themeColor="background1" w:sz="24" w:space="0"/>
           <w:bottom w:val="nil"/>
           <w:right w:val="nil"/>
           <w:insideH w:val="nil"/>
@@ -12444,10 +12446,10 @@
       <w:tblPr/>
       <w:tcPr>
         <w:tcBorders>
-          <w:top w:val="single" w:sz="8" w:space="0" w:color="FFFFFF" w:themeColor="background1"/>
-          <w:left w:val="single" w:sz="8" w:space="0" w:color="FFFFFF" w:themeColor="background1"/>
-          <w:bottom w:val="single" w:sz="8" w:space="0" w:color="FFFFFF" w:themeColor="background1"/>
-          <w:right w:val="single" w:sz="8" w:space="0" w:color="FFFFFF" w:themeColor="background1"/>
+          <w:top w:val="single" w:color="FFFFFF" w:themeColor="background1" w:sz="8" w:space="0"/>
+          <w:left w:val="single" w:color="FFFFFF" w:themeColor="background1" w:sz="8" w:space="0"/>
+          <w:bottom w:val="single" w:color="FFFFFF" w:themeColor="background1" w:sz="8" w:space="0"/>
+          <w:right w:val="single" w:color="FFFFFF" w:themeColor="background1" w:sz="8" w:space="0"/>
           <w:insideH w:val="nil"/>
           <w:insideV w:val="nil"/>
         </w:tcBorders>
@@ -12458,12 +12460,12 @@
       <w:tblPr/>
       <w:tcPr>
         <w:tcBorders>
-          <w:top w:val="single" w:sz="8" w:space="0" w:color="FFFFFF" w:themeColor="background1"/>
-          <w:left w:val="single" w:sz="8" w:space="0" w:color="FFFFFF" w:themeColor="background1"/>
-          <w:bottom w:val="single" w:sz="8" w:space="0" w:color="FFFFFF" w:themeColor="background1"/>
-          <w:right w:val="single" w:sz="8" w:space="0" w:color="FFFFFF" w:themeColor="background1"/>
-          <w:insideH w:val="single" w:sz="8" w:space="0" w:color="FFFFFF" w:themeColor="background1"/>
-          <w:insideV w:val="single" w:sz="8" w:space="0" w:color="FFFFFF" w:themeColor="background1"/>
+          <w:top w:val="single" w:color="FFFFFF" w:themeColor="background1" w:sz="8" w:space="0"/>
+          <w:left w:val="single" w:color="FFFFFF" w:themeColor="background1" w:sz="8" w:space="0"/>
+          <w:bottom w:val="single" w:color="FFFFFF" w:themeColor="background1" w:sz="8" w:space="0"/>
+          <w:right w:val="single" w:color="FFFFFF" w:themeColor="background1" w:sz="8" w:space="0"/>
+          <w:insideH w:val="single" w:color="FFFFFF" w:themeColor="background1" w:sz="8" w:space="0"/>
+          <w:insideV w:val="single" w:color="FFFFFF" w:themeColor="background1" w:sz="8" w:space="0"/>
         </w:tcBorders>
         <w:shd w:val="clear" w:color="auto" w:fill="DFA7A6" w:themeFill="accent2" w:themeFillTint="7F"/>
       </w:tcPr>
@@ -12482,12 +12484,12 @@
       <w:tblStyleColBandSize w:val="1"/>
       <w:tblInd w:w="0" w:type="dxa"/>
       <w:tblBorders>
-        <w:top w:val="single" w:sz="8" w:space="0" w:color="FFFFFF" w:themeColor="background1"/>
-        <w:left w:val="single" w:sz="8" w:space="0" w:color="FFFFFF" w:themeColor="background1"/>
-        <w:bottom w:val="single" w:sz="8" w:space="0" w:color="FFFFFF" w:themeColor="background1"/>
-        <w:right w:val="single" w:sz="8" w:space="0" w:color="FFFFFF" w:themeColor="background1"/>
-        <w:insideH w:val="single" w:sz="6" w:space="0" w:color="FFFFFF" w:themeColor="background1"/>
-        <w:insideV w:val="single" w:sz="6" w:space="0" w:color="FFFFFF" w:themeColor="background1"/>
+        <w:top w:val="single" w:color="FFFFFF" w:themeColor="background1" w:sz="8" w:space="0"/>
+        <w:left w:val="single" w:color="FFFFFF" w:themeColor="background1" w:sz="8" w:space="0"/>
+        <w:bottom w:val="single" w:color="FFFFFF" w:themeColor="background1" w:sz="8" w:space="0"/>
+        <w:right w:val="single" w:color="FFFFFF" w:themeColor="background1" w:sz="8" w:space="0"/>
+        <w:insideH w:val="single" w:color="FFFFFF" w:themeColor="background1" w:sz="6" w:space="0"/>
+        <w:insideV w:val="single" w:color="FFFFFF" w:themeColor="background1" w:sz="6" w:space="0"/>
       </w:tblBorders>
       <w:tblCellMar>
         <w:top w:w="0" w:type="dxa"/>
@@ -12510,12 +12512,12 @@
       <w:tblPr/>
       <w:tcPr>
         <w:tcBorders>
-          <w:top w:val="single" w:sz="8" w:space="0" w:color="FFFFFF" w:themeColor="background1"/>
-          <w:left w:val="single" w:sz="8" w:space="0" w:color="FFFFFF" w:themeColor="background1"/>
-          <w:bottom w:val="single" w:sz="24" w:space="0" w:color="FFFFFF" w:themeColor="background1"/>
-          <w:right w:val="single" w:sz="8" w:space="0" w:color="FFFFFF" w:themeColor="background1"/>
-          <w:insideH w:val="nil"/>
-          <w:insideV w:val="single" w:sz="8" w:space="0" w:color="FFFFFF" w:themeColor="background1"/>
+          <w:top w:val="single" w:color="FFFFFF" w:themeColor="background1" w:sz="8" w:space="0"/>
+          <w:left w:val="single" w:color="FFFFFF" w:themeColor="background1" w:sz="8" w:space="0"/>
+          <w:bottom w:val="single" w:color="FFFFFF" w:themeColor="background1" w:sz="24" w:space="0"/>
+          <w:right w:val="single" w:color="FFFFFF" w:themeColor="background1" w:sz="8" w:space="0"/>
+          <w:insideH w:val="nil"/>
+          <w:insideV w:val="single" w:color="FFFFFF" w:themeColor="background1" w:sz="8" w:space="0"/>
         </w:tcBorders>
         <w:shd w:val="clear" w:color="auto" w:fill="9BBB59" w:themeFill="accent3"/>
       </w:tcPr>
@@ -12531,12 +12533,12 @@
       <w:tblPr/>
       <w:tcPr>
         <w:tcBorders>
-          <w:top w:val="single" w:sz="24" w:space="0" w:color="FFFFFF" w:themeColor="background1"/>
-          <w:left w:val="single" w:sz="8" w:space="0" w:color="FFFFFF" w:themeColor="background1"/>
-          <w:bottom w:val="single" w:sz="8" w:space="0" w:color="FFFFFF" w:themeColor="background1"/>
-          <w:right w:val="single" w:sz="8" w:space="0" w:color="FFFFFF" w:themeColor="background1"/>
-          <w:insideH w:val="nil"/>
-          <w:insideV w:val="single" w:sz="8" w:space="0" w:color="FFFFFF" w:themeColor="background1"/>
+          <w:top w:val="single" w:color="FFFFFF" w:themeColor="background1" w:sz="24" w:space="0"/>
+          <w:left w:val="single" w:color="FFFFFF" w:themeColor="background1" w:sz="8" w:space="0"/>
+          <w:bottom w:val="single" w:color="FFFFFF" w:themeColor="background1" w:sz="8" w:space="0"/>
+          <w:right w:val="single" w:color="FFFFFF" w:themeColor="background1" w:sz="8" w:space="0"/>
+          <w:insideH w:val="nil"/>
+          <w:insideV w:val="single" w:color="FFFFFF" w:themeColor="background1" w:sz="8" w:space="0"/>
         </w:tcBorders>
         <w:shd w:val="clear" w:color="auto" w:fill="9BBB59" w:themeFill="accent3"/>
       </w:tcPr>
@@ -12552,8 +12554,8 @@
       <w:tblPr/>
       <w:tcPr>
         <w:tcBorders>
-          <w:left w:val="single" w:sz="8" w:space="0" w:color="FFFFFF" w:themeColor="background1"/>
-          <w:right w:val="single" w:sz="24" w:space="0" w:color="FFFFFF" w:themeColor="background1"/>
+          <w:left w:val="single" w:color="FFFFFF" w:themeColor="background1" w:sz="8" w:space="0"/>
+          <w:right w:val="single" w:color="FFFFFF" w:themeColor="background1" w:sz="24" w:space="0"/>
           <w:insideH w:val="nil"/>
           <w:insideV w:val="nil"/>
         </w:tcBorders>
@@ -12572,7 +12574,7 @@
       <w:tcPr>
         <w:tcBorders>
           <w:top w:val="nil"/>
-          <w:left w:val="single" w:sz="24" w:space="0" w:color="FFFFFF" w:themeColor="background1"/>
+          <w:left w:val="single" w:color="FFFFFF" w:themeColor="background1" w:sz="24" w:space="0"/>
           <w:bottom w:val="nil"/>
           <w:right w:val="nil"/>
           <w:insideH w:val="nil"/>
@@ -12585,10 +12587,10 @@
       <w:tblPr/>
       <w:tcPr>
         <w:tcBorders>
-          <w:top w:val="single" w:sz="8" w:space="0" w:color="FFFFFF" w:themeColor="background1"/>
-          <w:left w:val="single" w:sz="8" w:space="0" w:color="FFFFFF" w:themeColor="background1"/>
-          <w:bottom w:val="single" w:sz="8" w:space="0" w:color="FFFFFF" w:themeColor="background1"/>
-          <w:right w:val="single" w:sz="8" w:space="0" w:color="FFFFFF" w:themeColor="background1"/>
+          <w:top w:val="single" w:color="FFFFFF" w:themeColor="background1" w:sz="8" w:space="0"/>
+          <w:left w:val="single" w:color="FFFFFF" w:themeColor="background1" w:sz="8" w:space="0"/>
+          <w:bottom w:val="single" w:color="FFFFFF" w:themeColor="background1" w:sz="8" w:space="0"/>
+          <w:right w:val="single" w:color="FFFFFF" w:themeColor="background1" w:sz="8" w:space="0"/>
           <w:insideH w:val="nil"/>
           <w:insideV w:val="nil"/>
         </w:tcBorders>
@@ -12599,12 +12601,12 @@
       <w:tblPr/>
       <w:tcPr>
         <w:tcBorders>
-          <w:top w:val="single" w:sz="8" w:space="0" w:color="FFFFFF" w:themeColor="background1"/>
-          <w:left w:val="single" w:sz="8" w:space="0" w:color="FFFFFF" w:themeColor="background1"/>
-          <w:bottom w:val="single" w:sz="8" w:space="0" w:color="FFFFFF" w:themeColor="background1"/>
-          <w:right w:val="single" w:sz="8" w:space="0" w:color="FFFFFF" w:themeColor="background1"/>
-          <w:insideH w:val="single" w:sz="8" w:space="0" w:color="FFFFFF" w:themeColor="background1"/>
-          <w:insideV w:val="single" w:sz="8" w:space="0" w:color="FFFFFF" w:themeColor="background1"/>
+          <w:top w:val="single" w:color="FFFFFF" w:themeColor="background1" w:sz="8" w:space="0"/>
+          <w:left w:val="single" w:color="FFFFFF" w:themeColor="background1" w:sz="8" w:space="0"/>
+          <w:bottom w:val="single" w:color="FFFFFF" w:themeColor="background1" w:sz="8" w:space="0"/>
+          <w:right w:val="single" w:color="FFFFFF" w:themeColor="background1" w:sz="8" w:space="0"/>
+          <w:insideH w:val="single" w:color="FFFFFF" w:themeColor="background1" w:sz="8" w:space="0"/>
+          <w:insideV w:val="single" w:color="FFFFFF" w:themeColor="background1" w:sz="8" w:space="0"/>
         </w:tcBorders>
         <w:shd w:val="clear" w:color="auto" w:fill="CDDDAC" w:themeFill="accent3" w:themeFillTint="7F"/>
       </w:tcPr>
@@ -12623,12 +12625,12 @@
       <w:tblStyleColBandSize w:val="1"/>
       <w:tblInd w:w="0" w:type="dxa"/>
       <w:tblBorders>
-        <w:top w:val="single" w:sz="8" w:space="0" w:color="FFFFFF" w:themeColor="background1"/>
-        <w:left w:val="single" w:sz="8" w:space="0" w:color="FFFFFF" w:themeColor="background1"/>
-        <w:bottom w:val="single" w:sz="8" w:space="0" w:color="FFFFFF" w:themeColor="background1"/>
-        <w:right w:val="single" w:sz="8" w:space="0" w:color="FFFFFF" w:themeColor="background1"/>
-        <w:insideH w:val="single" w:sz="6" w:space="0" w:color="FFFFFF" w:themeColor="background1"/>
-        <w:insideV w:val="single" w:sz="6" w:space="0" w:color="FFFFFF" w:themeColor="background1"/>
+        <w:top w:val="single" w:color="FFFFFF" w:themeColor="background1" w:sz="8" w:space="0"/>
+        <w:left w:val="single" w:color="FFFFFF" w:themeColor="background1" w:sz="8" w:space="0"/>
+        <w:bottom w:val="single" w:color="FFFFFF" w:themeColor="background1" w:sz="8" w:space="0"/>
+        <w:right w:val="single" w:color="FFFFFF" w:themeColor="background1" w:sz="8" w:space="0"/>
+        <w:insideH w:val="single" w:color="FFFFFF" w:themeColor="background1" w:sz="6" w:space="0"/>
+        <w:insideV w:val="single" w:color="FFFFFF" w:themeColor="background1" w:sz="6" w:space="0"/>
       </w:tblBorders>
       <w:tblCellMar>
         <w:top w:w="0" w:type="dxa"/>
@@ -12651,12 +12653,12 @@
       <w:tblPr/>
       <w:tcPr>
         <w:tcBorders>
-          <w:top w:val="single" w:sz="8" w:space="0" w:color="FFFFFF" w:themeColor="background1"/>
-          <w:left w:val="single" w:sz="8" w:space="0" w:color="FFFFFF" w:themeColor="background1"/>
-          <w:bottom w:val="single" w:sz="24" w:space="0" w:color="FFFFFF" w:themeColor="background1"/>
-          <w:right w:val="single" w:sz="8" w:space="0" w:color="FFFFFF" w:themeColor="background1"/>
-          <w:insideH w:val="nil"/>
-          <w:insideV w:val="single" w:sz="8" w:space="0" w:color="FFFFFF" w:themeColor="background1"/>
+          <w:top w:val="single" w:color="FFFFFF" w:themeColor="background1" w:sz="8" w:space="0"/>
+          <w:left w:val="single" w:color="FFFFFF" w:themeColor="background1" w:sz="8" w:space="0"/>
+          <w:bottom w:val="single" w:color="FFFFFF" w:themeColor="background1" w:sz="24" w:space="0"/>
+          <w:right w:val="single" w:color="FFFFFF" w:themeColor="background1" w:sz="8" w:space="0"/>
+          <w:insideH w:val="nil"/>
+          <w:insideV w:val="single" w:color="FFFFFF" w:themeColor="background1" w:sz="8" w:space="0"/>
         </w:tcBorders>
         <w:shd w:val="clear" w:color="auto" w:fill="8064A2" w:themeFill="accent4"/>
       </w:tcPr>
@@ -12672,12 +12674,12 @@
       <w:tblPr/>
       <w:tcPr>
         <w:tcBorders>
-          <w:top w:val="single" w:sz="24" w:space="0" w:color="FFFFFF" w:themeColor="background1"/>
-          <w:left w:val="single" w:sz="8" w:space="0" w:color="FFFFFF" w:themeColor="background1"/>
-          <w:bottom w:val="single" w:sz="8" w:space="0" w:color="FFFFFF" w:themeColor="background1"/>
-          <w:right w:val="single" w:sz="8" w:space="0" w:color="FFFFFF" w:themeColor="background1"/>
-          <w:insideH w:val="nil"/>
-          <w:insideV w:val="single" w:sz="8" w:space="0" w:color="FFFFFF" w:themeColor="background1"/>
+          <w:top w:val="single" w:color="FFFFFF" w:themeColor="background1" w:sz="24" w:space="0"/>
+          <w:left w:val="single" w:color="FFFFFF" w:themeColor="background1" w:sz="8" w:space="0"/>
+          <w:bottom w:val="single" w:color="FFFFFF" w:themeColor="background1" w:sz="8" w:space="0"/>
+          <w:right w:val="single" w:color="FFFFFF" w:themeColor="background1" w:sz="8" w:space="0"/>
+          <w:insideH w:val="nil"/>
+          <w:insideV w:val="single" w:color="FFFFFF" w:themeColor="background1" w:sz="8" w:space="0"/>
         </w:tcBorders>
         <w:shd w:val="clear" w:color="auto" w:fill="8064A2" w:themeFill="accent4"/>
       </w:tcPr>
@@ -12693,8 +12695,8 @@
       <w:tblPr/>
       <w:tcPr>
         <w:tcBorders>
-          <w:left w:val="single" w:sz="8" w:space="0" w:color="FFFFFF" w:themeColor="background1"/>
-          <w:right w:val="single" w:sz="24" w:space="0" w:color="FFFFFF" w:themeColor="background1"/>
+          <w:left w:val="single" w:color="FFFFFF" w:themeColor="background1" w:sz="8" w:space="0"/>
+          <w:right w:val="single" w:color="FFFFFF" w:themeColor="background1" w:sz="24" w:space="0"/>
           <w:insideH w:val="nil"/>
           <w:insideV w:val="nil"/>
         </w:tcBorders>
@@ -12713,7 +12715,7 @@
       <w:tcPr>
         <w:tcBorders>
           <w:top w:val="nil"/>
-          <w:left w:val="single" w:sz="24" w:space="0" w:color="FFFFFF" w:themeColor="background1"/>
+          <w:left w:val="single" w:color="FFFFFF" w:themeColor="background1" w:sz="24" w:space="0"/>
           <w:bottom w:val="nil"/>
           <w:right w:val="nil"/>
           <w:insideH w:val="nil"/>
@@ -12726,10 +12728,10 @@
       <w:tblPr/>
       <w:tcPr>
         <w:tcBorders>
-          <w:top w:val="single" w:sz="8" w:space="0" w:color="FFFFFF" w:themeColor="background1"/>
-          <w:left w:val="single" w:sz="8" w:space="0" w:color="FFFFFF" w:themeColor="background1"/>
-          <w:bottom w:val="single" w:sz="8" w:space="0" w:color="FFFFFF" w:themeColor="background1"/>
-          <w:right w:val="single" w:sz="8" w:space="0" w:color="FFFFFF" w:themeColor="background1"/>
+          <w:top w:val="single" w:color="FFFFFF" w:themeColor="background1" w:sz="8" w:space="0"/>
+          <w:left w:val="single" w:color="FFFFFF" w:themeColor="background1" w:sz="8" w:space="0"/>
+          <w:bottom w:val="single" w:color="FFFFFF" w:themeColor="background1" w:sz="8" w:space="0"/>
+          <w:right w:val="single" w:color="FFFFFF" w:themeColor="background1" w:sz="8" w:space="0"/>
           <w:insideH w:val="nil"/>
           <w:insideV w:val="nil"/>
         </w:tcBorders>
@@ -12740,12 +12742,12 @@
       <w:tblPr/>
       <w:tcPr>
         <w:tcBorders>
-          <w:top w:val="single" w:sz="8" w:space="0" w:color="FFFFFF" w:themeColor="background1"/>
-          <w:left w:val="single" w:sz="8" w:space="0" w:color="FFFFFF" w:themeColor="background1"/>
-          <w:bottom w:val="single" w:sz="8" w:space="0" w:color="FFFFFF" w:themeColor="background1"/>
-          <w:right w:val="single" w:sz="8" w:space="0" w:color="FFFFFF" w:themeColor="background1"/>
-          <w:insideH w:val="single" w:sz="8" w:space="0" w:color="FFFFFF" w:themeColor="background1"/>
-          <w:insideV w:val="single" w:sz="8" w:space="0" w:color="FFFFFF" w:themeColor="background1"/>
+          <w:top w:val="single" w:color="FFFFFF" w:themeColor="background1" w:sz="8" w:space="0"/>
+          <w:left w:val="single" w:color="FFFFFF" w:themeColor="background1" w:sz="8" w:space="0"/>
+          <w:bottom w:val="single" w:color="FFFFFF" w:themeColor="background1" w:sz="8" w:space="0"/>
+          <w:right w:val="single" w:color="FFFFFF" w:themeColor="background1" w:sz="8" w:space="0"/>
+          <w:insideH w:val="single" w:color="FFFFFF" w:themeColor="background1" w:sz="8" w:space="0"/>
+          <w:insideV w:val="single" w:color="FFFFFF" w:themeColor="background1" w:sz="8" w:space="0"/>
         </w:tcBorders>
         <w:shd w:val="clear" w:color="auto" w:fill="BFB1D0" w:themeFill="accent4" w:themeFillTint="7F"/>
       </w:tcPr>
@@ -12764,12 +12766,12 @@
       <w:tblStyleColBandSize w:val="1"/>
       <w:tblInd w:w="0" w:type="dxa"/>
       <w:tblBorders>
-        <w:top w:val="single" w:sz="8" w:space="0" w:color="FFFFFF" w:themeColor="background1"/>
-        <w:left w:val="single" w:sz="8" w:space="0" w:color="FFFFFF" w:themeColor="background1"/>
-        <w:bottom w:val="single" w:sz="8" w:space="0" w:color="FFFFFF" w:themeColor="background1"/>
-        <w:right w:val="single" w:sz="8" w:space="0" w:color="FFFFFF" w:themeColor="background1"/>
-        <w:insideH w:val="single" w:sz="6" w:space="0" w:color="FFFFFF" w:themeColor="background1"/>
-        <w:insideV w:val="single" w:sz="6" w:space="0" w:color="FFFFFF" w:themeColor="background1"/>
+        <w:top w:val="single" w:color="FFFFFF" w:themeColor="background1" w:sz="8" w:space="0"/>
+        <w:left w:val="single" w:color="FFFFFF" w:themeColor="background1" w:sz="8" w:space="0"/>
+        <w:bottom w:val="single" w:color="FFFFFF" w:themeColor="background1" w:sz="8" w:space="0"/>
+        <w:right w:val="single" w:color="FFFFFF" w:themeColor="background1" w:sz="8" w:space="0"/>
+        <w:insideH w:val="single" w:color="FFFFFF" w:themeColor="background1" w:sz="6" w:space="0"/>
+        <w:insideV w:val="single" w:color="FFFFFF" w:themeColor="background1" w:sz="6" w:space="0"/>
       </w:tblBorders>
       <w:tblCellMar>
         <w:top w:w="0" w:type="dxa"/>
@@ -12792,12 +12794,12 @@
       <w:tblPr/>
       <w:tcPr>
         <w:tcBorders>
-          <w:top w:val="single" w:sz="8" w:space="0" w:color="FFFFFF" w:themeColor="background1"/>
-          <w:left w:val="single" w:sz="8" w:space="0" w:color="FFFFFF" w:themeColor="background1"/>
-          <w:bottom w:val="single" w:sz="24" w:space="0" w:color="FFFFFF" w:themeColor="background1"/>
-          <w:right w:val="single" w:sz="8" w:space="0" w:color="FFFFFF" w:themeColor="background1"/>
-          <w:insideH w:val="nil"/>
-          <w:insideV w:val="single" w:sz="8" w:space="0" w:color="FFFFFF" w:themeColor="background1"/>
+          <w:top w:val="single" w:color="FFFFFF" w:themeColor="background1" w:sz="8" w:space="0"/>
+          <w:left w:val="single" w:color="FFFFFF" w:themeColor="background1" w:sz="8" w:space="0"/>
+          <w:bottom w:val="single" w:color="FFFFFF" w:themeColor="background1" w:sz="24" w:space="0"/>
+          <w:right w:val="single" w:color="FFFFFF" w:themeColor="background1" w:sz="8" w:space="0"/>
+          <w:insideH w:val="nil"/>
+          <w:insideV w:val="single" w:color="FFFFFF" w:themeColor="background1" w:sz="8" w:space="0"/>
         </w:tcBorders>
         <w:shd w:val="clear" w:color="auto" w:fill="4BACC6" w:themeFill="accent5"/>
       </w:tcPr>
@@ -12813,12 +12815,12 @@
       <w:tblPr/>
       <w:tcPr>
         <w:tcBorders>
-          <w:top w:val="single" w:sz="24" w:space="0" w:color="FFFFFF" w:themeColor="background1"/>
-          <w:left w:val="single" w:sz="8" w:space="0" w:color="FFFFFF" w:themeColor="background1"/>
-          <w:bottom w:val="single" w:sz="8" w:space="0" w:color="FFFFFF" w:themeColor="background1"/>
-          <w:right w:val="single" w:sz="8" w:space="0" w:color="FFFFFF" w:themeColor="background1"/>
-          <w:insideH w:val="nil"/>
-          <w:insideV w:val="single" w:sz="8" w:space="0" w:color="FFFFFF" w:themeColor="background1"/>
+          <w:top w:val="single" w:color="FFFFFF" w:themeColor="background1" w:sz="24" w:space="0"/>
+          <w:left w:val="single" w:color="FFFFFF" w:themeColor="background1" w:sz="8" w:space="0"/>
+          <w:bottom w:val="single" w:color="FFFFFF" w:themeColor="background1" w:sz="8" w:space="0"/>
+          <w:right w:val="single" w:color="FFFFFF" w:themeColor="background1" w:sz="8" w:space="0"/>
+          <w:insideH w:val="nil"/>
+          <w:insideV w:val="single" w:color="FFFFFF" w:themeColor="background1" w:sz="8" w:space="0"/>
         </w:tcBorders>
         <w:shd w:val="clear" w:color="auto" w:fill="4BACC6" w:themeFill="accent5"/>
       </w:tcPr>
@@ -12834,8 +12836,8 @@
       <w:tblPr/>
       <w:tcPr>
         <w:tcBorders>
-          <w:left w:val="single" w:sz="8" w:space="0" w:color="FFFFFF" w:themeColor="background1"/>
-          <w:right w:val="single" w:sz="24" w:space="0" w:color="FFFFFF" w:themeColor="background1"/>
+          <w:left w:val="single" w:color="FFFFFF" w:themeColor="background1" w:sz="8" w:space="0"/>
+          <w:right w:val="single" w:color="FFFFFF" w:themeColor="background1" w:sz="24" w:space="0"/>
           <w:insideH w:val="nil"/>
           <w:insideV w:val="nil"/>
         </w:tcBorders>
@@ -12854,7 +12856,7 @@
       <w:tcPr>
         <w:tcBorders>
           <w:top w:val="nil"/>
-          <w:left w:val="single" w:sz="24" w:space="0" w:color="FFFFFF" w:themeColor="background1"/>
+          <w:left w:val="single" w:color="FFFFFF" w:themeColor="background1" w:sz="24" w:space="0"/>
           <w:bottom w:val="nil"/>
           <w:right w:val="nil"/>
           <w:insideH w:val="nil"/>
@@ -12867,10 +12869,10 @@
       <w:tblPr/>
       <w:tcPr>
         <w:tcBorders>
-          <w:top w:val="single" w:sz="8" w:space="0" w:color="FFFFFF" w:themeColor="background1"/>
-          <w:left w:val="single" w:sz="8" w:space="0" w:color="FFFFFF" w:themeColor="background1"/>
-          <w:bottom w:val="single" w:sz="8" w:space="0" w:color="FFFFFF" w:themeColor="background1"/>
-          <w:right w:val="single" w:sz="8" w:space="0" w:color="FFFFFF" w:themeColor="background1"/>
+          <w:top w:val="single" w:color="FFFFFF" w:themeColor="background1" w:sz="8" w:space="0"/>
+          <w:left w:val="single" w:color="FFFFFF" w:themeColor="background1" w:sz="8" w:space="0"/>
+          <w:bottom w:val="single" w:color="FFFFFF" w:themeColor="background1" w:sz="8" w:space="0"/>
+          <w:right w:val="single" w:color="FFFFFF" w:themeColor="background1" w:sz="8" w:space="0"/>
           <w:insideH w:val="nil"/>
           <w:insideV w:val="nil"/>
         </w:tcBorders>
@@ -12881,12 +12883,12 @@
       <w:tblPr/>
       <w:tcPr>
         <w:tcBorders>
-          <w:top w:val="single" w:sz="8" w:space="0" w:color="FFFFFF" w:themeColor="background1"/>
-          <w:left w:val="single" w:sz="8" w:space="0" w:color="FFFFFF" w:themeColor="background1"/>
-          <w:bottom w:val="single" w:sz="8" w:space="0" w:color="FFFFFF" w:themeColor="background1"/>
-          <w:right w:val="single" w:sz="8" w:space="0" w:color="FFFFFF" w:themeColor="background1"/>
-          <w:insideH w:val="single" w:sz="8" w:space="0" w:color="FFFFFF" w:themeColor="background1"/>
-          <w:insideV w:val="single" w:sz="8" w:space="0" w:color="FFFFFF" w:themeColor="background1"/>
+          <w:top w:val="single" w:color="FFFFFF" w:themeColor="background1" w:sz="8" w:space="0"/>
+          <w:left w:val="single" w:color="FFFFFF" w:themeColor="background1" w:sz="8" w:space="0"/>
+          <w:bottom w:val="single" w:color="FFFFFF" w:themeColor="background1" w:sz="8" w:space="0"/>
+          <w:right w:val="single" w:color="FFFFFF" w:themeColor="background1" w:sz="8" w:space="0"/>
+          <w:insideH w:val="single" w:color="FFFFFF" w:themeColor="background1" w:sz="8" w:space="0"/>
+          <w:insideV w:val="single" w:color="FFFFFF" w:themeColor="background1" w:sz="8" w:space="0"/>
         </w:tcBorders>
         <w:shd w:val="clear" w:color="auto" w:fill="A5D5E2" w:themeFill="accent5" w:themeFillTint="7F"/>
       </w:tcPr>
@@ -12905,12 +12907,12 @@
       <w:tblStyleColBandSize w:val="1"/>
       <w:tblInd w:w="0" w:type="dxa"/>
       <w:tblBorders>
-        <w:top w:val="single" w:sz="8" w:space="0" w:color="FFFFFF" w:themeColor="background1"/>
-        <w:left w:val="single" w:sz="8" w:space="0" w:color="FFFFFF" w:themeColor="background1"/>
-        <w:bottom w:val="single" w:sz="8" w:space="0" w:color="FFFFFF" w:themeColor="background1"/>
-        <w:right w:val="single" w:sz="8" w:space="0" w:color="FFFFFF" w:themeColor="background1"/>
-        <w:insideH w:val="single" w:sz="6" w:space="0" w:color="FFFFFF" w:themeColor="background1"/>
-        <w:insideV w:val="single" w:sz="6" w:space="0" w:color="FFFFFF" w:themeColor="background1"/>
+        <w:top w:val="single" w:color="FFFFFF" w:themeColor="background1" w:sz="8" w:space="0"/>
+        <w:left w:val="single" w:color="FFFFFF" w:themeColor="background1" w:sz="8" w:space="0"/>
+        <w:bottom w:val="single" w:color="FFFFFF" w:themeColor="background1" w:sz="8" w:space="0"/>
+        <w:right w:val="single" w:color="FFFFFF" w:themeColor="background1" w:sz="8" w:space="0"/>
+        <w:insideH w:val="single" w:color="FFFFFF" w:themeColor="background1" w:sz="6" w:space="0"/>
+        <w:insideV w:val="single" w:color="FFFFFF" w:themeColor="background1" w:sz="6" w:space="0"/>
       </w:tblBorders>
       <w:tblCellMar>
         <w:top w:w="0" w:type="dxa"/>
@@ -12933,12 +12935,12 @@
       <w:tblPr/>
       <w:tcPr>
         <w:tcBorders>
-          <w:top w:val="single" w:sz="8" w:space="0" w:color="FFFFFF" w:themeColor="background1"/>
-          <w:left w:val="single" w:sz="8" w:space="0" w:color="FFFFFF" w:themeColor="background1"/>
-          <w:bottom w:val="single" w:sz="24" w:space="0" w:color="FFFFFF" w:themeColor="background1"/>
-          <w:right w:val="single" w:sz="8" w:space="0" w:color="FFFFFF" w:themeColor="background1"/>
-          <w:insideH w:val="nil"/>
-          <w:insideV w:val="single" w:sz="8" w:space="0" w:color="FFFFFF" w:themeColor="background1"/>
+          <w:top w:val="single" w:color="FFFFFF" w:themeColor="background1" w:sz="8" w:space="0"/>
+          <w:left w:val="single" w:color="FFFFFF" w:themeColor="background1" w:sz="8" w:space="0"/>
+          <w:bottom w:val="single" w:color="FFFFFF" w:themeColor="background1" w:sz="24" w:space="0"/>
+          <w:right w:val="single" w:color="FFFFFF" w:themeColor="background1" w:sz="8" w:space="0"/>
+          <w:insideH w:val="nil"/>
+          <w:insideV w:val="single" w:color="FFFFFF" w:themeColor="background1" w:sz="8" w:space="0"/>
         </w:tcBorders>
         <w:shd w:val="clear" w:color="auto" w:fill="F79646" w:themeFill="accent6"/>
       </w:tcPr>
@@ -12954,12 +12956,12 @@
       <w:tblPr/>
       <w:tcPr>
         <w:tcBorders>
-          <w:top w:val="single" w:sz="24" w:space="0" w:color="FFFFFF" w:themeColor="background1"/>
-          <w:left w:val="single" w:sz="8" w:space="0" w:color="FFFFFF" w:themeColor="background1"/>
-          <w:bottom w:val="single" w:sz="8" w:space="0" w:color="FFFFFF" w:themeColor="background1"/>
-          <w:right w:val="single" w:sz="8" w:space="0" w:color="FFFFFF" w:themeColor="background1"/>
-          <w:insideH w:val="nil"/>
-          <w:insideV w:val="single" w:sz="8" w:space="0" w:color="FFFFFF" w:themeColor="background1"/>
+          <w:top w:val="single" w:color="FFFFFF" w:themeColor="background1" w:sz="24" w:space="0"/>
+          <w:left w:val="single" w:color="FFFFFF" w:themeColor="background1" w:sz="8" w:space="0"/>
+          <w:bottom w:val="single" w:color="FFFFFF" w:themeColor="background1" w:sz="8" w:space="0"/>
+          <w:right w:val="single" w:color="FFFFFF" w:themeColor="background1" w:sz="8" w:space="0"/>
+          <w:insideH w:val="nil"/>
+          <w:insideV w:val="single" w:color="FFFFFF" w:themeColor="background1" w:sz="8" w:space="0"/>
         </w:tcBorders>
         <w:shd w:val="clear" w:color="auto" w:fill="F79646" w:themeFill="accent6"/>
       </w:tcPr>
@@ -12975,8 +12977,8 @@
       <w:tblPr/>
       <w:tcPr>
         <w:tcBorders>
-          <w:left w:val="single" w:sz="8" w:space="0" w:color="FFFFFF" w:themeColor="background1"/>
-          <w:right w:val="single" w:sz="24" w:space="0" w:color="FFFFFF" w:themeColor="background1"/>
+          <w:left w:val="single" w:color="FFFFFF" w:themeColor="background1" w:sz="8" w:space="0"/>
+          <w:right w:val="single" w:color="FFFFFF" w:themeColor="background1" w:sz="24" w:space="0"/>
           <w:insideH w:val="nil"/>
           <w:insideV w:val="nil"/>
         </w:tcBorders>
@@ -12995,7 +12997,7 @@
       <w:tcPr>
         <w:tcBorders>
           <w:top w:val="nil"/>
-          <w:left w:val="single" w:sz="24" w:space="0" w:color="FFFFFF" w:themeColor="background1"/>
+          <w:left w:val="single" w:color="FFFFFF" w:themeColor="background1" w:sz="24" w:space="0"/>
           <w:bottom w:val="nil"/>
           <w:right w:val="nil"/>
           <w:insideH w:val="nil"/>
@@ -13008,10 +13010,10 @@
       <w:tblPr/>
       <w:tcPr>
         <w:tcBorders>
-          <w:top w:val="single" w:sz="8" w:space="0" w:color="FFFFFF" w:themeColor="background1"/>
-          <w:left w:val="single" w:sz="8" w:space="0" w:color="FFFFFF" w:themeColor="background1"/>
-          <w:bottom w:val="single" w:sz="8" w:space="0" w:color="FFFFFF" w:themeColor="background1"/>
-          <w:right w:val="single" w:sz="8" w:space="0" w:color="FFFFFF" w:themeColor="background1"/>
+          <w:top w:val="single" w:color="FFFFFF" w:themeColor="background1" w:sz="8" w:space="0"/>
+          <w:left w:val="single" w:color="FFFFFF" w:themeColor="background1" w:sz="8" w:space="0"/>
+          <w:bottom w:val="single" w:color="FFFFFF" w:themeColor="background1" w:sz="8" w:space="0"/>
+          <w:right w:val="single" w:color="FFFFFF" w:themeColor="background1" w:sz="8" w:space="0"/>
           <w:insideH w:val="nil"/>
           <w:insideV w:val="nil"/>
         </w:tcBorders>
@@ -13022,12 +13024,12 @@
       <w:tblPr/>
       <w:tcPr>
         <w:tcBorders>
-          <w:top w:val="single" w:sz="8" w:space="0" w:color="FFFFFF" w:themeColor="background1"/>
-          <w:left w:val="single" w:sz="8" w:space="0" w:color="FFFFFF" w:themeColor="background1"/>
-          <w:bottom w:val="single" w:sz="8" w:space="0" w:color="FFFFFF" w:themeColor="background1"/>
-          <w:right w:val="single" w:sz="8" w:space="0" w:color="FFFFFF" w:themeColor="background1"/>
-          <w:insideH w:val="single" w:sz="8" w:space="0" w:color="FFFFFF" w:themeColor="background1"/>
-          <w:insideV w:val="single" w:sz="8" w:space="0" w:color="FFFFFF" w:themeColor="background1"/>
+          <w:top w:val="single" w:color="FFFFFF" w:themeColor="background1" w:sz="8" w:space="0"/>
+          <w:left w:val="single" w:color="FFFFFF" w:themeColor="background1" w:sz="8" w:space="0"/>
+          <w:bottom w:val="single" w:color="FFFFFF" w:themeColor="background1" w:sz="8" w:space="0"/>
+          <w:right w:val="single" w:color="FFFFFF" w:themeColor="background1" w:sz="8" w:space="0"/>
+          <w:insideH w:val="single" w:color="FFFFFF" w:themeColor="background1" w:sz="8" w:space="0"/>
+          <w:insideV w:val="single" w:color="FFFFFF" w:themeColor="background1" w:sz="8" w:space="0"/>
         </w:tcBorders>
         <w:shd w:val="clear" w:color="auto" w:fill="FBCAA2" w:themeFill="accent6" w:themeFillTint="7F"/>
       </w:tcPr>
@@ -13068,7 +13070,7 @@
         <w:tcBorders>
           <w:top w:val="nil"/>
           <w:left w:val="nil"/>
-          <w:bottom w:val="single" w:sz="18" w:space="0" w:color="FFFFFF" w:themeColor="background1"/>
+          <w:bottom w:val="single" w:color="FFFFFF" w:themeColor="background1" w:sz="18" w:space="0"/>
           <w:right w:val="nil"/>
           <w:insideH w:val="nil"/>
           <w:insideV w:val="nil"/>
@@ -13080,7 +13082,7 @@
       <w:tblPr/>
       <w:tcPr>
         <w:tcBorders>
-          <w:top w:val="single" w:sz="18" w:space="0" w:color="FFFFFF" w:themeColor="background1"/>
+          <w:top w:val="single" w:color="FFFFFF" w:themeColor="background1" w:sz="18" w:space="0"/>
           <w:left w:val="nil"/>
           <w:bottom w:val="nil"/>
           <w:right w:val="nil"/>
@@ -13097,7 +13099,7 @@
           <w:top w:val="nil"/>
           <w:left w:val="nil"/>
           <w:bottom w:val="nil"/>
-          <w:right w:val="single" w:sz="18" w:space="0" w:color="FFFFFF" w:themeColor="background1"/>
+          <w:right w:val="single" w:color="FFFFFF" w:themeColor="background1" w:sz="18" w:space="0"/>
           <w:insideH w:val="nil"/>
           <w:insideV w:val="nil"/>
         </w:tcBorders>
@@ -13109,7 +13111,7 @@
       <w:tcPr>
         <w:tcBorders>
           <w:top w:val="nil"/>
-          <w:left w:val="single" w:sz="18" w:space="0" w:color="FFFFFF" w:themeColor="background1"/>
+          <w:left w:val="single" w:color="FFFFFF" w:themeColor="background1" w:sz="18" w:space="0"/>
           <w:bottom w:val="nil"/>
           <w:right w:val="nil"/>
           <w:insideH w:val="nil"/>
@@ -13182,7 +13184,7 @@
         <w:tcBorders>
           <w:top w:val="nil"/>
           <w:left w:val="nil"/>
-          <w:bottom w:val="single" w:sz="18" w:space="0" w:color="FFFFFF" w:themeColor="background1"/>
+          <w:bottom w:val="single" w:color="FFFFFF" w:themeColor="background1" w:sz="18" w:space="0"/>
           <w:right w:val="nil"/>
           <w:insideH w:val="nil"/>
           <w:insideV w:val="nil"/>
@@ -13194,7 +13196,7 @@
       <w:tblPr/>
       <w:tcPr>
         <w:tcBorders>
-          <w:top w:val="single" w:sz="18" w:space="0" w:color="FFFFFF" w:themeColor="background1"/>
+          <w:top w:val="single" w:color="FFFFFF" w:themeColor="background1" w:sz="18" w:space="0"/>
           <w:left w:val="nil"/>
           <w:bottom w:val="nil"/>
           <w:right w:val="nil"/>
@@ -13211,7 +13213,7 @@
           <w:top w:val="nil"/>
           <w:left w:val="nil"/>
           <w:bottom w:val="nil"/>
-          <w:right w:val="single" w:sz="18" w:space="0" w:color="FFFFFF" w:themeColor="background1"/>
+          <w:right w:val="single" w:color="FFFFFF" w:themeColor="background1" w:sz="18" w:space="0"/>
           <w:insideH w:val="nil"/>
           <w:insideV w:val="nil"/>
         </w:tcBorders>
@@ -13223,7 +13225,7 @@
       <w:tcPr>
         <w:tcBorders>
           <w:top w:val="nil"/>
-          <w:left w:val="single" w:sz="18" w:space="0" w:color="FFFFFF" w:themeColor="background1"/>
+          <w:left w:val="single" w:color="FFFFFF" w:themeColor="background1" w:sz="18" w:space="0"/>
           <w:bottom w:val="nil"/>
           <w:right w:val="nil"/>
           <w:insideH w:val="nil"/>
@@ -13296,7 +13298,7 @@
         <w:tcBorders>
           <w:top w:val="nil"/>
           <w:left w:val="nil"/>
-          <w:bottom w:val="single" w:sz="18" w:space="0" w:color="FFFFFF" w:themeColor="background1"/>
+          <w:bottom w:val="single" w:color="FFFFFF" w:themeColor="background1" w:sz="18" w:space="0"/>
           <w:right w:val="nil"/>
           <w:insideH w:val="nil"/>
           <w:insideV w:val="nil"/>
@@ -13308,7 +13310,7 @@
       <w:tblPr/>
       <w:tcPr>
         <w:tcBorders>
-          <w:top w:val="single" w:sz="18" w:space="0" w:color="FFFFFF" w:themeColor="background1"/>
+          <w:top w:val="single" w:color="FFFFFF" w:themeColor="background1" w:sz="18" w:space="0"/>
           <w:left w:val="nil"/>
           <w:bottom w:val="nil"/>
           <w:right w:val="nil"/>
@@ -13325,7 +13327,7 @@
           <w:top w:val="nil"/>
           <w:left w:val="nil"/>
           <w:bottom w:val="nil"/>
-          <w:right w:val="single" w:sz="18" w:space="0" w:color="FFFFFF" w:themeColor="background1"/>
+          <w:right w:val="single" w:color="FFFFFF" w:themeColor="background1" w:sz="18" w:space="0"/>
           <w:insideH w:val="nil"/>
           <w:insideV w:val="nil"/>
         </w:tcBorders>
@@ -13337,7 +13339,7 @@
       <w:tcPr>
         <w:tcBorders>
           <w:top w:val="nil"/>
-          <w:left w:val="single" w:sz="18" w:space="0" w:color="FFFFFF" w:themeColor="background1"/>
+          <w:left w:val="single" w:color="FFFFFF" w:themeColor="background1" w:sz="18" w:space="0"/>
           <w:bottom w:val="nil"/>
           <w:right w:val="nil"/>
           <w:insideH w:val="nil"/>
@@ -13410,7 +13412,7 @@
         <w:tcBorders>
           <w:top w:val="nil"/>
           <w:left w:val="nil"/>
-          <w:bottom w:val="single" w:sz="18" w:space="0" w:color="FFFFFF" w:themeColor="background1"/>
+          <w:bottom w:val="single" w:color="FFFFFF" w:themeColor="background1" w:sz="18" w:space="0"/>
           <w:right w:val="nil"/>
           <w:insideH w:val="nil"/>
           <w:insideV w:val="nil"/>
@@ -13422,7 +13424,7 @@
       <w:tblPr/>
       <w:tcPr>
         <w:tcBorders>
-          <w:top w:val="single" w:sz="18" w:space="0" w:color="FFFFFF" w:themeColor="background1"/>
+          <w:top w:val="single" w:color="FFFFFF" w:themeColor="background1" w:sz="18" w:space="0"/>
           <w:left w:val="nil"/>
           <w:bottom w:val="nil"/>
           <w:right w:val="nil"/>
@@ -13439,7 +13441,7 @@
           <w:top w:val="nil"/>
           <w:left w:val="nil"/>
           <w:bottom w:val="nil"/>
-          <w:right w:val="single" w:sz="18" w:space="0" w:color="FFFFFF" w:themeColor="background1"/>
+          <w:right w:val="single" w:color="FFFFFF" w:themeColor="background1" w:sz="18" w:space="0"/>
           <w:insideH w:val="nil"/>
           <w:insideV w:val="nil"/>
         </w:tcBorders>
@@ -13451,7 +13453,7 @@
       <w:tcPr>
         <w:tcBorders>
           <w:top w:val="nil"/>
-          <w:left w:val="single" w:sz="18" w:space="0" w:color="FFFFFF" w:themeColor="background1"/>
+          <w:left w:val="single" w:color="FFFFFF" w:themeColor="background1" w:sz="18" w:space="0"/>
           <w:bottom w:val="nil"/>
           <w:right w:val="nil"/>
           <w:insideH w:val="nil"/>
@@ -13524,7 +13526,7 @@
         <w:tcBorders>
           <w:top w:val="nil"/>
           <w:left w:val="nil"/>
-          <w:bottom w:val="single" w:sz="18" w:space="0" w:color="FFFFFF" w:themeColor="background1"/>
+          <w:bottom w:val="single" w:color="FFFFFF" w:themeColor="background1" w:sz="18" w:space="0"/>
           <w:right w:val="nil"/>
           <w:insideH w:val="nil"/>
           <w:insideV w:val="nil"/>
@@ -13536,7 +13538,7 @@
       <w:tblPr/>
       <w:tcPr>
         <w:tcBorders>
-          <w:top w:val="single" w:sz="18" w:space="0" w:color="FFFFFF" w:themeColor="background1"/>
+          <w:top w:val="single" w:color="FFFFFF" w:themeColor="background1" w:sz="18" w:space="0"/>
           <w:left w:val="nil"/>
           <w:bottom w:val="nil"/>
           <w:right w:val="nil"/>
@@ -13553,7 +13555,7 @@
           <w:top w:val="nil"/>
           <w:left w:val="nil"/>
           <w:bottom w:val="nil"/>
-          <w:right w:val="single" w:sz="18" w:space="0" w:color="FFFFFF" w:themeColor="background1"/>
+          <w:right w:val="single" w:color="FFFFFF" w:themeColor="background1" w:sz="18" w:space="0"/>
           <w:insideH w:val="nil"/>
           <w:insideV w:val="nil"/>
         </w:tcBorders>
@@ -13565,7 +13567,7 @@
       <w:tcPr>
         <w:tcBorders>
           <w:top w:val="nil"/>
-          <w:left w:val="single" w:sz="18" w:space="0" w:color="FFFFFF" w:themeColor="background1"/>
+          <w:left w:val="single" w:color="FFFFFF" w:themeColor="background1" w:sz="18" w:space="0"/>
           <w:bottom w:val="nil"/>
           <w:right w:val="nil"/>
           <w:insideH w:val="nil"/>
@@ -13638,7 +13640,7 @@
         <w:tcBorders>
           <w:top w:val="nil"/>
           <w:left w:val="nil"/>
-          <w:bottom w:val="single" w:sz="18" w:space="0" w:color="FFFFFF" w:themeColor="background1"/>
+          <w:bottom w:val="single" w:color="FFFFFF" w:themeColor="background1" w:sz="18" w:space="0"/>
           <w:right w:val="nil"/>
           <w:insideH w:val="nil"/>
           <w:insideV w:val="nil"/>
@@ -13650,7 +13652,7 @@
       <w:tblPr/>
       <w:tcPr>
         <w:tcBorders>
-          <w:top w:val="single" w:sz="18" w:space="0" w:color="FFFFFF" w:themeColor="background1"/>
+          <w:top w:val="single" w:color="FFFFFF" w:themeColor="background1" w:sz="18" w:space="0"/>
           <w:left w:val="nil"/>
           <w:bottom w:val="nil"/>
           <w:right w:val="nil"/>
@@ -13667,7 +13669,7 @@
           <w:top w:val="nil"/>
           <w:left w:val="nil"/>
           <w:bottom w:val="nil"/>
-          <w:right w:val="single" w:sz="18" w:space="0" w:color="FFFFFF" w:themeColor="background1"/>
+          <w:right w:val="single" w:color="FFFFFF" w:themeColor="background1" w:sz="18" w:space="0"/>
           <w:insideH w:val="nil"/>
           <w:insideV w:val="nil"/>
         </w:tcBorders>
@@ -13679,7 +13681,7 @@
       <w:tcPr>
         <w:tcBorders>
           <w:top w:val="nil"/>
-          <w:left w:val="single" w:sz="18" w:space="0" w:color="FFFFFF" w:themeColor="background1"/>
+          <w:left w:val="single" w:color="FFFFFF" w:themeColor="background1" w:sz="18" w:space="0"/>
           <w:bottom w:val="nil"/>
           <w:right w:val="nil"/>
           <w:insideH w:val="nil"/>
@@ -13752,7 +13754,7 @@
         <w:tcBorders>
           <w:top w:val="nil"/>
           <w:left w:val="nil"/>
-          <w:bottom w:val="single" w:sz="18" w:space="0" w:color="FFFFFF" w:themeColor="background1"/>
+          <w:bottom w:val="single" w:color="FFFFFF" w:themeColor="background1" w:sz="18" w:space="0"/>
           <w:right w:val="nil"/>
           <w:insideH w:val="nil"/>
           <w:insideV w:val="nil"/>
@@ -13764,7 +13766,7 @@
       <w:tblPr/>
       <w:tcPr>
         <w:tcBorders>
-          <w:top w:val="single" w:sz="18" w:space="0" w:color="FFFFFF" w:themeColor="background1"/>
+          <w:top w:val="single" w:color="FFFFFF" w:themeColor="background1" w:sz="18" w:space="0"/>
           <w:left w:val="nil"/>
           <w:bottom w:val="nil"/>
           <w:right w:val="nil"/>
@@ -13781,7 +13783,7 @@
           <w:top w:val="nil"/>
           <w:left w:val="nil"/>
           <w:bottom w:val="nil"/>
-          <w:right w:val="single" w:sz="18" w:space="0" w:color="FFFFFF" w:themeColor="background1"/>
+          <w:right w:val="single" w:color="FFFFFF" w:themeColor="background1" w:sz="18" w:space="0"/>
           <w:insideH w:val="nil"/>
           <w:insideV w:val="nil"/>
         </w:tcBorders>
@@ -13793,7 +13795,7 @@
       <w:tcPr>
         <w:tcBorders>
           <w:top w:val="nil"/>
-          <w:left w:val="single" w:sz="18" w:space="0" w:color="FFFFFF" w:themeColor="background1"/>
+          <w:left w:val="single" w:color="FFFFFF" w:themeColor="background1" w:sz="18" w:space="0"/>
           <w:bottom w:val="nil"/>
           <w:right w:val="nil"/>
           <w:insideH w:val="nil"/>
@@ -13847,12 +13849,12 @@
       <w:tblStyleColBandSize w:val="1"/>
       <w:tblInd w:w="0" w:type="dxa"/>
       <w:tblBorders>
-        <w:top w:val="single" w:sz="24" w:space="0" w:color="C0504D" w:themeColor="accent2"/>
-        <w:left w:val="single" w:sz="4" w:space="0" w:color="000000" w:themeColor="text1"/>
-        <w:bottom w:val="single" w:sz="4" w:space="0" w:color="000000" w:themeColor="text1"/>
-        <w:right w:val="single" w:sz="4" w:space="0" w:color="000000" w:themeColor="text1"/>
-        <w:insideH w:val="single" w:sz="4" w:space="0" w:color="FFFFFF" w:themeColor="background1"/>
-        <w:insideV w:val="single" w:sz="4" w:space="0" w:color="FFFFFF" w:themeColor="background1"/>
+        <w:top w:val="single" w:color="C0504D" w:themeColor="accent2" w:sz="24" w:space="0"/>
+        <w:left w:val="single" w:color="000000" w:themeColor="text1" w:sz="4" w:space="0"/>
+        <w:bottom w:val="single" w:color="000000" w:themeColor="text1" w:sz="4" w:space="0"/>
+        <w:right w:val="single" w:color="000000" w:themeColor="text1" w:sz="4" w:space="0"/>
+        <w:insideH w:val="single" w:color="FFFFFF" w:themeColor="background1" w:sz="4" w:space="0"/>
+        <w:insideV w:val="single" w:color="FFFFFF" w:themeColor="background1" w:sz="4" w:space="0"/>
       </w:tblBorders>
       <w:tblCellMar>
         <w:top w:w="0" w:type="dxa"/>
@@ -13874,7 +13876,7 @@
         <w:tcBorders>
           <w:top w:val="nil"/>
           <w:left w:val="nil"/>
-          <w:bottom w:val="single" w:sz="24" w:space="0" w:color="C0504D" w:themeColor="accent2"/>
+          <w:bottom w:val="single" w:color="C0504D" w:themeColor="accent2" w:sz="24" w:space="0"/>
           <w:right w:val="nil"/>
           <w:insideH w:val="nil"/>
           <w:insideV w:val="nil"/>
@@ -13891,7 +13893,7 @@
       <w:tblPr/>
       <w:tcPr>
         <w:tcBorders>
-          <w:top w:val="single" w:sz="6" w:space="0" w:color="FFFFFF" w:themeColor="background1"/>
+          <w:top w:val="single" w:color="FFFFFF" w:themeColor="background1" w:sz="6" w:space="0"/>
         </w:tcBorders>
         <w:shd w:val="clear" w:color="auto" w:fill="000000" w:themeFill="text1" w:themeFillShade="99"/>
       </w:tcPr>
@@ -13907,7 +13909,7 @@
           <w:left w:val="nil"/>
           <w:bottom w:val="nil"/>
           <w:right w:val="nil"/>
-          <w:insideH w:val="single" w:sz="4" w:space="0" w:color="000000" w:themeColor="text1" w:themeShade="99"/>
+          <w:insideH w:val="single" w:color="000000" w:themeColor="text1" w:themeShade="99" w:sz="4" w:space="0"/>
           <w:insideV w:val="nil"/>
         </w:tcBorders>
         <w:shd w:val="clear" w:color="auto" w:fill="000000" w:themeFill="text1" w:themeFillShade="99"/>
@@ -13969,12 +13971,12 @@
       <w:tblStyleColBandSize w:val="1"/>
       <w:tblInd w:w="0" w:type="dxa"/>
       <w:tblBorders>
-        <w:top w:val="single" w:sz="24" w:space="0" w:color="C0504D" w:themeColor="accent2"/>
-        <w:left w:val="single" w:sz="4" w:space="0" w:color="4F81BD" w:themeColor="accent1"/>
-        <w:bottom w:val="single" w:sz="4" w:space="0" w:color="4F81BD" w:themeColor="accent1"/>
-        <w:right w:val="single" w:sz="4" w:space="0" w:color="4F81BD" w:themeColor="accent1"/>
-        <w:insideH w:val="single" w:sz="4" w:space="0" w:color="FFFFFF" w:themeColor="background1"/>
-        <w:insideV w:val="single" w:sz="4" w:space="0" w:color="FFFFFF" w:themeColor="background1"/>
+        <w:top w:val="single" w:color="C0504D" w:themeColor="accent2" w:sz="24" w:space="0"/>
+        <w:left w:val="single" w:color="4F81BD" w:themeColor="accent1" w:sz="4" w:space="0"/>
+        <w:bottom w:val="single" w:color="4F81BD" w:themeColor="accent1" w:sz="4" w:space="0"/>
+        <w:right w:val="single" w:color="4F81BD" w:themeColor="accent1" w:sz="4" w:space="0"/>
+        <w:insideH w:val="single" w:color="FFFFFF" w:themeColor="background1" w:sz="4" w:space="0"/>
+        <w:insideV w:val="single" w:color="FFFFFF" w:themeColor="background1" w:sz="4" w:space="0"/>
       </w:tblBorders>
       <w:tblCellMar>
         <w:top w:w="0" w:type="dxa"/>
@@ -13996,7 +13998,7 @@
         <w:tcBorders>
           <w:top w:val="nil"/>
           <w:left w:val="nil"/>
-          <w:bottom w:val="single" w:sz="24" w:space="0" w:color="C0504D" w:themeColor="accent2"/>
+          <w:bottom w:val="single" w:color="C0504D" w:themeColor="accent2" w:sz="24" w:space="0"/>
           <w:right w:val="nil"/>
           <w:insideH w:val="nil"/>
           <w:insideV w:val="nil"/>
@@ -14013,7 +14015,7 @@
       <w:tblPr/>
       <w:tcPr>
         <w:tcBorders>
-          <w:top w:val="single" w:sz="6" w:space="0" w:color="FFFFFF" w:themeColor="background1"/>
+          <w:top w:val="single" w:color="FFFFFF" w:themeColor="background1" w:sz="6" w:space="0"/>
         </w:tcBorders>
         <w:shd w:val="clear" w:color="auto" w:fill="2C4C74" w:themeFill="accent1" w:themeFillShade="99"/>
       </w:tcPr>
@@ -14029,7 +14031,7 @@
           <w:left w:val="nil"/>
           <w:bottom w:val="nil"/>
           <w:right w:val="nil"/>
-          <w:insideH w:val="single" w:sz="4" w:space="0" w:color="2C4C74" w:themeColor="accent1" w:themeShade="99"/>
+          <w:insideH w:val="single" w:color="2C4C74" w:themeColor="accent1" w:themeShade="99" w:sz="4" w:space="0"/>
           <w:insideV w:val="nil"/>
         </w:tcBorders>
         <w:shd w:val="clear" w:color="auto" w:fill="2C4C74" w:themeFill="accent1" w:themeFillShade="99"/>
@@ -14091,12 +14093,12 @@
       <w:tblStyleColBandSize w:val="1"/>
       <w:tblInd w:w="0" w:type="dxa"/>
       <w:tblBorders>
-        <w:top w:val="single" w:sz="24" w:space="0" w:color="C0504D" w:themeColor="accent2"/>
-        <w:left w:val="single" w:sz="4" w:space="0" w:color="C0504D" w:themeColor="accent2"/>
-        <w:bottom w:val="single" w:sz="4" w:space="0" w:color="C0504D" w:themeColor="accent2"/>
-        <w:right w:val="single" w:sz="4" w:space="0" w:color="C0504D" w:themeColor="accent2"/>
-        <w:insideH w:val="single" w:sz="4" w:space="0" w:color="FFFFFF" w:themeColor="background1"/>
-        <w:insideV w:val="single" w:sz="4" w:space="0" w:color="FFFFFF" w:themeColor="background1"/>
+        <w:top w:val="single" w:color="C0504D" w:themeColor="accent2" w:sz="24" w:space="0"/>
+        <w:left w:val="single" w:color="C0504D" w:themeColor="accent2" w:sz="4" w:space="0"/>
+        <w:bottom w:val="single" w:color="C0504D" w:themeColor="accent2" w:sz="4" w:space="0"/>
+        <w:right w:val="single" w:color="C0504D" w:themeColor="accent2" w:sz="4" w:space="0"/>
+        <w:insideH w:val="single" w:color="FFFFFF" w:themeColor="background1" w:sz="4" w:space="0"/>
+        <w:insideV w:val="single" w:color="FFFFFF" w:themeColor="background1" w:sz="4" w:space="0"/>
       </w:tblBorders>
       <w:tblCellMar>
         <w:top w:w="0" w:type="dxa"/>
@@ -14118,7 +14120,7 @@
         <w:tcBorders>
           <w:top w:val="nil"/>
           <w:left w:val="nil"/>
-          <w:bottom w:val="single" w:sz="24" w:space="0" w:color="C0504D" w:themeColor="accent2"/>
+          <w:bottom w:val="single" w:color="C0504D" w:themeColor="accent2" w:sz="24" w:space="0"/>
           <w:right w:val="nil"/>
           <w:insideH w:val="nil"/>
           <w:insideV w:val="nil"/>
@@ -14135,7 +14137,7 @@
       <w:tblPr/>
       <w:tcPr>
         <w:tcBorders>
-          <w:top w:val="single" w:sz="6" w:space="0" w:color="FFFFFF" w:themeColor="background1"/>
+          <w:top w:val="single" w:color="FFFFFF" w:themeColor="background1" w:sz="6" w:space="0"/>
         </w:tcBorders>
         <w:shd w:val="clear" w:color="auto" w:fill="772C2A" w:themeFill="accent2" w:themeFillShade="99"/>
       </w:tcPr>
@@ -14151,7 +14153,7 @@
           <w:left w:val="nil"/>
           <w:bottom w:val="nil"/>
           <w:right w:val="nil"/>
-          <w:insideH w:val="single" w:sz="4" w:space="0" w:color="772C2A" w:themeColor="accent2" w:themeShade="99"/>
+          <w:insideH w:val="single" w:color="772C2A" w:themeColor="accent2" w:themeShade="99" w:sz="4" w:space="0"/>
           <w:insideV w:val="nil"/>
         </w:tcBorders>
         <w:shd w:val="clear" w:color="auto" w:fill="772C2A" w:themeFill="accent2" w:themeFillShade="99"/>
@@ -14213,12 +14215,12 @@
       <w:tblStyleColBandSize w:val="1"/>
       <w:tblInd w:w="0" w:type="dxa"/>
       <w:tblBorders>
-        <w:top w:val="single" w:sz="24" w:space="0" w:color="8064A2" w:themeColor="accent4"/>
-        <w:left w:val="single" w:sz="4" w:space="0" w:color="9BBB59" w:themeColor="accent3"/>
-        <w:bottom w:val="single" w:sz="4" w:space="0" w:color="9BBB59" w:themeColor="accent3"/>
-        <w:right w:val="single" w:sz="4" w:space="0" w:color="9BBB59" w:themeColor="accent3"/>
-        <w:insideH w:val="single" w:sz="4" w:space="0" w:color="FFFFFF" w:themeColor="background1"/>
-        <w:insideV w:val="single" w:sz="4" w:space="0" w:color="FFFFFF" w:themeColor="background1"/>
+        <w:top w:val="single" w:color="8064A2" w:themeColor="accent4" w:sz="24" w:space="0"/>
+        <w:left w:val="single" w:color="9BBB59" w:themeColor="accent3" w:sz="4" w:space="0"/>
+        <w:bottom w:val="single" w:color="9BBB59" w:themeColor="accent3" w:sz="4" w:space="0"/>
+        <w:right w:val="single" w:color="9BBB59" w:themeColor="accent3" w:sz="4" w:space="0"/>
+        <w:insideH w:val="single" w:color="FFFFFF" w:themeColor="background1" w:sz="4" w:space="0"/>
+        <w:insideV w:val="single" w:color="FFFFFF" w:themeColor="background1" w:sz="4" w:space="0"/>
       </w:tblBorders>
       <w:tblCellMar>
         <w:top w:w="0" w:type="dxa"/>
@@ -14240,7 +14242,7 @@
         <w:tcBorders>
           <w:top w:val="nil"/>
           <w:left w:val="nil"/>
-          <w:bottom w:val="single" w:sz="24" w:space="0" w:color="8064A2" w:themeColor="accent4"/>
+          <w:bottom w:val="single" w:color="8064A2" w:themeColor="accent4" w:sz="24" w:space="0"/>
           <w:right w:val="nil"/>
           <w:insideH w:val="nil"/>
           <w:insideV w:val="nil"/>
@@ -14257,7 +14259,7 @@
       <w:tblPr/>
       <w:tcPr>
         <w:tcBorders>
-          <w:top w:val="single" w:sz="6" w:space="0" w:color="FFFFFF" w:themeColor="background1"/>
+          <w:top w:val="single" w:color="FFFFFF" w:themeColor="background1" w:sz="6" w:space="0"/>
         </w:tcBorders>
         <w:shd w:val="clear" w:color="auto" w:fill="5E7530" w:themeFill="accent3" w:themeFillShade="99"/>
       </w:tcPr>
@@ -14273,7 +14275,7 @@
           <w:left w:val="nil"/>
           <w:bottom w:val="nil"/>
           <w:right w:val="nil"/>
-          <w:insideH w:val="single" w:sz="4" w:space="0" w:color="5E7530" w:themeColor="accent3" w:themeShade="99"/>
+          <w:insideH w:val="single" w:color="5E7530" w:themeColor="accent3" w:themeShade="99" w:sz="4" w:space="0"/>
           <w:insideV w:val="nil"/>
         </w:tcBorders>
         <w:shd w:val="clear" w:color="auto" w:fill="5E7530" w:themeFill="accent3" w:themeFillShade="99"/>
@@ -14325,12 +14327,12 @@
       <w:tblStyleColBandSize w:val="1"/>
       <w:tblInd w:w="0" w:type="dxa"/>
       <w:tblBorders>
-        <w:top w:val="single" w:sz="24" w:space="0" w:color="9BBB59" w:themeColor="accent3"/>
-        <w:left w:val="single" w:sz="4" w:space="0" w:color="8064A2" w:themeColor="accent4"/>
-        <w:bottom w:val="single" w:sz="4" w:space="0" w:color="8064A2" w:themeColor="accent4"/>
-        <w:right w:val="single" w:sz="4" w:space="0" w:color="8064A2" w:themeColor="accent4"/>
-        <w:insideH w:val="single" w:sz="4" w:space="0" w:color="FFFFFF" w:themeColor="background1"/>
-        <w:insideV w:val="single" w:sz="4" w:space="0" w:color="FFFFFF" w:themeColor="background1"/>
+        <w:top w:val="single" w:color="9BBB59" w:themeColor="accent3" w:sz="24" w:space="0"/>
+        <w:left w:val="single" w:color="8064A2" w:themeColor="accent4" w:sz="4" w:space="0"/>
+        <w:bottom w:val="single" w:color="8064A2" w:themeColor="accent4" w:sz="4" w:space="0"/>
+        <w:right w:val="single" w:color="8064A2" w:themeColor="accent4" w:sz="4" w:space="0"/>
+        <w:insideH w:val="single" w:color="FFFFFF" w:themeColor="background1" w:sz="4" w:space="0"/>
+        <w:insideV w:val="single" w:color="FFFFFF" w:themeColor="background1" w:sz="4" w:space="0"/>
       </w:tblBorders>
       <w:tblCellMar>
         <w:top w:w="0" w:type="dxa"/>
@@ -14352,7 +14354,7 @@
         <w:tcBorders>
           <w:top w:val="nil"/>
           <w:left w:val="nil"/>
-          <w:bottom w:val="single" w:sz="24" w:space="0" w:color="9BBB59" w:themeColor="accent3"/>
+          <w:bottom w:val="single" w:color="9BBB59" w:themeColor="accent3" w:sz="24" w:space="0"/>
           <w:right w:val="nil"/>
           <w:insideH w:val="nil"/>
           <w:insideV w:val="nil"/>
@@ -14369,7 +14371,7 @@
       <w:tblPr/>
       <w:tcPr>
         <w:tcBorders>
-          <w:top w:val="single" w:sz="6" w:space="0" w:color="FFFFFF" w:themeColor="background1"/>
+          <w:top w:val="single" w:color="FFFFFF" w:themeColor="background1" w:sz="6" w:space="0"/>
         </w:tcBorders>
         <w:shd w:val="clear" w:color="auto" w:fill="4C3B62" w:themeFill="accent4" w:themeFillShade="99"/>
       </w:tcPr>
@@ -14385,7 +14387,7 @@
           <w:left w:val="nil"/>
           <w:bottom w:val="nil"/>
           <w:right w:val="nil"/>
-          <w:insideH w:val="single" w:sz="4" w:space="0" w:color="4C3B62" w:themeColor="accent4" w:themeShade="99"/>
+          <w:insideH w:val="single" w:color="4C3B62" w:themeColor="accent4" w:themeShade="99" w:sz="4" w:space="0"/>
           <w:insideV w:val="nil"/>
         </w:tcBorders>
         <w:shd w:val="clear" w:color="auto" w:fill="4C3B62" w:themeFill="accent4" w:themeFillShade="99"/>
@@ -14447,12 +14449,12 @@
       <w:tblStyleColBandSize w:val="1"/>
       <w:tblInd w:w="0" w:type="dxa"/>
       <w:tblBorders>
-        <w:top w:val="single" w:sz="24" w:space="0" w:color="F79646" w:themeColor="accent6"/>
-        <w:left w:val="single" w:sz="4" w:space="0" w:color="4BACC6" w:themeColor="accent5"/>
-        <w:bottom w:val="single" w:sz="4" w:space="0" w:color="4BACC6" w:themeColor="accent5"/>
-        <w:right w:val="single" w:sz="4" w:space="0" w:color="4BACC6" w:themeColor="accent5"/>
-        <w:insideH w:val="single" w:sz="4" w:space="0" w:color="FFFFFF" w:themeColor="background1"/>
-        <w:insideV w:val="single" w:sz="4" w:space="0" w:color="FFFFFF" w:themeColor="background1"/>
+        <w:top w:val="single" w:color="F79646" w:themeColor="accent6" w:sz="24" w:space="0"/>
+        <w:left w:val="single" w:color="4BACC6" w:themeColor="accent5" w:sz="4" w:space="0"/>
+        <w:bottom w:val="single" w:color="4BACC6" w:themeColor="accent5" w:sz="4" w:space="0"/>
+        <w:right w:val="single" w:color="4BACC6" w:themeColor="accent5" w:sz="4" w:space="0"/>
+        <w:insideH w:val="single" w:color="FFFFFF" w:themeColor="background1" w:sz="4" w:space="0"/>
+        <w:insideV w:val="single" w:color="FFFFFF" w:themeColor="background1" w:sz="4" w:space="0"/>
       </w:tblBorders>
       <w:tblCellMar>
         <w:top w:w="0" w:type="dxa"/>
@@ -14474,7 +14476,7 @@
         <w:tcBorders>
           <w:top w:val="nil"/>
           <w:left w:val="nil"/>
-          <w:bottom w:val="single" w:sz="24" w:space="0" w:color="F79646" w:themeColor="accent6"/>
+          <w:bottom w:val="single" w:color="F79646" w:themeColor="accent6" w:sz="24" w:space="0"/>
           <w:right w:val="nil"/>
           <w:insideH w:val="nil"/>
           <w:insideV w:val="nil"/>
@@ -14491,7 +14493,7 @@
       <w:tblPr/>
       <w:tcPr>
         <w:tcBorders>
-          <w:top w:val="single" w:sz="6" w:space="0" w:color="FFFFFF" w:themeColor="background1"/>
+          <w:top w:val="single" w:color="FFFFFF" w:themeColor="background1" w:sz="6" w:space="0"/>
         </w:tcBorders>
         <w:shd w:val="clear" w:color="auto" w:fill="276A7C" w:themeFill="accent5" w:themeFillShade="99"/>
       </w:tcPr>
@@ -14507,7 +14509,7 @@
           <w:left w:val="nil"/>
           <w:bottom w:val="nil"/>
           <w:right w:val="nil"/>
-          <w:insideH w:val="single" w:sz="4" w:space="0" w:color="276A7C" w:themeColor="accent5" w:themeShade="99"/>
+          <w:insideH w:val="single" w:color="276A7C" w:themeColor="accent5" w:themeShade="99" w:sz="4" w:space="0"/>
           <w:insideV w:val="nil"/>
         </w:tcBorders>
         <w:shd w:val="clear" w:color="auto" w:fill="276A7C" w:themeFill="accent5" w:themeFillShade="99"/>
@@ -14569,12 +14571,12 @@
       <w:tblStyleColBandSize w:val="1"/>
       <w:tblInd w:w="0" w:type="dxa"/>
       <w:tblBorders>
-        <w:top w:val="single" w:sz="24" w:space="0" w:color="4BACC6" w:themeColor="accent5"/>
-        <w:left w:val="single" w:sz="4" w:space="0" w:color="F79646" w:themeColor="accent6"/>
-        <w:bottom w:val="single" w:sz="4" w:space="0" w:color="F79646" w:themeColor="accent6"/>
-        <w:right w:val="single" w:sz="4" w:space="0" w:color="F79646" w:themeColor="accent6"/>
-        <w:insideH w:val="single" w:sz="4" w:space="0" w:color="FFFFFF" w:themeColor="background1"/>
-        <w:insideV w:val="single" w:sz="4" w:space="0" w:color="FFFFFF" w:themeColor="background1"/>
+        <w:top w:val="single" w:color="4BACC6" w:themeColor="accent5" w:sz="24" w:space="0"/>
+        <w:left w:val="single" w:color="F79646" w:themeColor="accent6" w:sz="4" w:space="0"/>
+        <w:bottom w:val="single" w:color="F79646" w:themeColor="accent6" w:sz="4" w:space="0"/>
+        <w:right w:val="single" w:color="F79646" w:themeColor="accent6" w:sz="4" w:space="0"/>
+        <w:insideH w:val="single" w:color="FFFFFF" w:themeColor="background1" w:sz="4" w:space="0"/>
+        <w:insideV w:val="single" w:color="FFFFFF" w:themeColor="background1" w:sz="4" w:space="0"/>
       </w:tblBorders>
       <w:tblCellMar>
         <w:top w:w="0" w:type="dxa"/>
@@ -14596,7 +14598,7 @@
         <w:tcBorders>
           <w:top w:val="nil"/>
           <w:left w:val="nil"/>
-          <w:bottom w:val="single" w:sz="24" w:space="0" w:color="4BACC6" w:themeColor="accent5"/>
+          <w:bottom w:val="single" w:color="4BACC6" w:themeColor="accent5" w:sz="24" w:space="0"/>
           <w:right w:val="nil"/>
           <w:insideH w:val="nil"/>
           <w:insideV w:val="nil"/>
@@ -14613,7 +14615,7 @@
       <w:tblPr/>
       <w:tcPr>
         <w:tcBorders>
-          <w:top w:val="single" w:sz="6" w:space="0" w:color="FFFFFF" w:themeColor="background1"/>
+          <w:top w:val="single" w:color="FFFFFF" w:themeColor="background1" w:sz="6" w:space="0"/>
         </w:tcBorders>
         <w:shd w:val="clear" w:color="auto" w:fill="B65608" w:themeFill="accent6" w:themeFillShade="99"/>
       </w:tcPr>
@@ -14629,7 +14631,7 @@
           <w:left w:val="nil"/>
           <w:bottom w:val="nil"/>
           <w:right w:val="nil"/>
-          <w:insideH w:val="single" w:sz="4" w:space="0" w:color="B65608" w:themeColor="accent6" w:themeShade="99"/>
+          <w:insideH w:val="single" w:color="B65608" w:themeColor="accent6" w:themeShade="99" w:sz="4" w:space="0"/>
           <w:insideV w:val="nil"/>
         </w:tcBorders>
         <w:shd w:val="clear" w:color="auto" w:fill="B65608" w:themeFill="accent6" w:themeFillShade="99"/>
@@ -14709,7 +14711,7 @@
       <w:tblPr/>
       <w:tcPr>
         <w:tcBorders>
-          <w:bottom w:val="single" w:sz="12" w:space="0" w:color="FFFFFF" w:themeColor="background1"/>
+          <w:bottom w:val="single" w:color="FFFFFF" w:themeColor="background1" w:sz="12" w:space="0"/>
         </w:tcBorders>
         <w:shd w:val="clear" w:color="auto" w:fill="9E3A38" w:themeFill="accent2" w:themeFillShade="CC"/>
       </w:tcPr>
@@ -14723,7 +14725,7 @@
       <w:tblPr/>
       <w:tcPr>
         <w:tcBorders>
-          <w:top w:val="single" w:sz="12" w:space="0" w:color="000000" w:themeColor="text1"/>
+          <w:top w:val="single" w:color="000000" w:themeColor="text1" w:sz="12" w:space="0"/>
         </w:tcBorders>
         <w:shd w:val="clear" w:color="auto" w:fill="FFFFFF" w:themeFill="background1"/>
       </w:tcPr>
@@ -14795,7 +14797,7 @@
       <w:tblPr/>
       <w:tcPr>
         <w:tcBorders>
-          <w:bottom w:val="single" w:sz="12" w:space="0" w:color="FFFFFF" w:themeColor="background1"/>
+          <w:bottom w:val="single" w:color="FFFFFF" w:themeColor="background1" w:sz="12" w:space="0"/>
         </w:tcBorders>
         <w:shd w:val="clear" w:color="auto" w:fill="9E3A38" w:themeFill="accent2" w:themeFillShade="CC"/>
       </w:tcPr>
@@ -14809,7 +14811,7 @@
       <w:tblPr/>
       <w:tcPr>
         <w:tcBorders>
-          <w:top w:val="single" w:sz="12" w:space="0" w:color="000000" w:themeColor="text1"/>
+          <w:top w:val="single" w:color="000000" w:themeColor="text1" w:sz="12" w:space="0"/>
         </w:tcBorders>
         <w:shd w:val="clear" w:color="auto" w:fill="FFFFFF" w:themeFill="background1"/>
       </w:tcPr>
@@ -14881,7 +14883,7 @@
       <w:tblPr/>
       <w:tcPr>
         <w:tcBorders>
-          <w:bottom w:val="single" w:sz="12" w:space="0" w:color="FFFFFF" w:themeColor="background1"/>
+          <w:bottom w:val="single" w:color="FFFFFF" w:themeColor="background1" w:sz="12" w:space="0"/>
         </w:tcBorders>
         <w:shd w:val="clear" w:color="auto" w:fill="9E3A38" w:themeFill="accent2" w:themeFillShade="CC"/>
       </w:tcPr>
@@ -14895,7 +14897,7 @@
       <w:tblPr/>
       <w:tcPr>
         <w:tcBorders>
-          <w:top w:val="single" w:sz="12" w:space="0" w:color="000000" w:themeColor="text1"/>
+          <w:top w:val="single" w:color="000000" w:themeColor="text1" w:sz="12" w:space="0"/>
         </w:tcBorders>
         <w:shd w:val="clear" w:color="auto" w:fill="FFFFFF" w:themeFill="background1"/>
       </w:tcPr>
@@ -14967,7 +14969,7 @@
       <w:tblPr/>
       <w:tcPr>
         <w:tcBorders>
-          <w:bottom w:val="single" w:sz="12" w:space="0" w:color="FFFFFF" w:themeColor="background1"/>
+          <w:bottom w:val="single" w:color="FFFFFF" w:themeColor="background1" w:sz="12" w:space="0"/>
         </w:tcBorders>
         <w:shd w:val="clear" w:color="auto" w:fill="664E82" w:themeFill="accent4" w:themeFillShade="CC"/>
       </w:tcPr>
@@ -14981,7 +14983,7 @@
       <w:tblPr/>
       <w:tcPr>
         <w:tcBorders>
-          <w:top w:val="single" w:sz="12" w:space="0" w:color="000000" w:themeColor="text1"/>
+          <w:top w:val="single" w:color="000000" w:themeColor="text1" w:sz="12" w:space="0"/>
         </w:tcBorders>
         <w:shd w:val="clear" w:color="auto" w:fill="FFFFFF" w:themeFill="background1"/>
       </w:tcPr>
@@ -15053,7 +15055,7 @@
       <w:tblPr/>
       <w:tcPr>
         <w:tcBorders>
-          <w:bottom w:val="single" w:sz="12" w:space="0" w:color="FFFFFF" w:themeColor="background1"/>
+          <w:bottom w:val="single" w:color="FFFFFF" w:themeColor="background1" w:sz="12" w:space="0"/>
         </w:tcBorders>
         <w:shd w:val="clear" w:color="auto" w:fill="7E9C40" w:themeFill="accent3" w:themeFillShade="CC"/>
       </w:tcPr>
@@ -15067,7 +15069,7 @@
       <w:tblPr/>
       <w:tcPr>
         <w:tcBorders>
-          <w:top w:val="single" w:sz="12" w:space="0" w:color="000000" w:themeColor="text1"/>
+          <w:top w:val="single" w:color="000000" w:themeColor="text1" w:sz="12" w:space="0"/>
         </w:tcBorders>
         <w:shd w:val="clear" w:color="auto" w:fill="FFFFFF" w:themeFill="background1"/>
       </w:tcPr>
@@ -15139,7 +15141,7 @@
       <w:tblPr/>
       <w:tcPr>
         <w:tcBorders>
-          <w:bottom w:val="single" w:sz="12" w:space="0" w:color="FFFFFF" w:themeColor="background1"/>
+          <w:bottom w:val="single" w:color="FFFFFF" w:themeColor="background1" w:sz="12" w:space="0"/>
         </w:tcBorders>
         <w:shd w:val="clear" w:color="auto" w:fill="F2730A" w:themeFill="accent6" w:themeFillShade="CC"/>
       </w:tcPr>
@@ -15153,7 +15155,7 @@
       <w:tblPr/>
       <w:tcPr>
         <w:tcBorders>
-          <w:top w:val="single" w:sz="12" w:space="0" w:color="000000" w:themeColor="text1"/>
+          <w:top w:val="single" w:color="000000" w:themeColor="text1" w:sz="12" w:space="0"/>
         </w:tcBorders>
         <w:shd w:val="clear" w:color="auto" w:fill="FFFFFF" w:themeFill="background1"/>
       </w:tcPr>
@@ -15225,7 +15227,7 @@
       <w:tblPr/>
       <w:tcPr>
         <w:tcBorders>
-          <w:bottom w:val="single" w:sz="12" w:space="0" w:color="FFFFFF" w:themeColor="background1"/>
+          <w:bottom w:val="single" w:color="FFFFFF" w:themeColor="background1" w:sz="12" w:space="0"/>
         </w:tcBorders>
         <w:shd w:val="clear" w:color="auto" w:fill="348DA5" w:themeFill="accent5" w:themeFillShade="CC"/>
       </w:tcPr>
@@ -15239,7 +15241,7 @@
       <w:tblPr/>
       <w:tcPr>
         <w:tcBorders>
-          <w:top w:val="single" w:sz="12" w:space="0" w:color="000000" w:themeColor="text1"/>
+          <w:top w:val="single" w:color="000000" w:themeColor="text1" w:sz="12" w:space="0"/>
         </w:tcBorders>
         <w:shd w:val="clear" w:color="auto" w:fill="FFFFFF" w:themeFill="background1"/>
       </w:tcPr>
@@ -15293,7 +15295,7 @@
       <w:tblStyleColBandSize w:val="1"/>
       <w:tblInd w:w="0" w:type="dxa"/>
       <w:tblBorders>
-        <w:insideH w:val="single" w:sz="4" w:space="0" w:color="FFFFFF" w:themeColor="background1"/>
+        <w:insideH w:val="single" w:color="FFFFFF" w:themeColor="background1" w:sz="4" w:space="0"/>
       </w:tblBorders>
       <w:tblCellMar>
         <w:top w:w="0" w:type="dxa"/>
@@ -15373,7 +15375,7 @@
       <w:tblStyleColBandSize w:val="1"/>
       <w:tblInd w:w="0" w:type="dxa"/>
       <w:tblBorders>
-        <w:insideH w:val="single" w:sz="4" w:space="0" w:color="FFFFFF" w:themeColor="background1"/>
+        <w:insideH w:val="single" w:color="FFFFFF" w:themeColor="background1" w:sz="4" w:space="0"/>
       </w:tblBorders>
       <w:tblCellMar>
         <w:top w:w="0" w:type="dxa"/>
@@ -15453,7 +15455,7 @@
       <w:tblStyleColBandSize w:val="1"/>
       <w:tblInd w:w="0" w:type="dxa"/>
       <w:tblBorders>
-        <w:insideH w:val="single" w:sz="4" w:space="0" w:color="FFFFFF" w:themeColor="background1"/>
+        <w:insideH w:val="single" w:color="FFFFFF" w:themeColor="background1" w:sz="4" w:space="0"/>
       </w:tblBorders>
       <w:tblCellMar>
         <w:top w:w="0" w:type="dxa"/>
@@ -15533,7 +15535,7 @@
       <w:tblStyleColBandSize w:val="1"/>
       <w:tblInd w:w="0" w:type="dxa"/>
       <w:tblBorders>
-        <w:insideH w:val="single" w:sz="4" w:space="0" w:color="FFFFFF" w:themeColor="background1"/>
+        <w:insideH w:val="single" w:color="FFFFFF" w:themeColor="background1" w:sz="4" w:space="0"/>
       </w:tblBorders>
       <w:tblCellMar>
         <w:top w:w="0" w:type="dxa"/>
@@ -15613,7 +15615,7 @@
       <w:tblStyleColBandSize w:val="1"/>
       <w:tblInd w:w="0" w:type="dxa"/>
       <w:tblBorders>
-        <w:insideH w:val="single" w:sz="4" w:space="0" w:color="FFFFFF" w:themeColor="background1"/>
+        <w:insideH w:val="single" w:color="FFFFFF" w:themeColor="background1" w:sz="4" w:space="0"/>
       </w:tblBorders>
       <w:tblCellMar>
         <w:top w:w="0" w:type="dxa"/>
@@ -15693,7 +15695,7 @@
       <w:tblStyleColBandSize w:val="1"/>
       <w:tblInd w:w="0" w:type="dxa"/>
       <w:tblBorders>
-        <w:insideH w:val="single" w:sz="4" w:space="0" w:color="FFFFFF" w:themeColor="background1"/>
+        <w:insideH w:val="single" w:color="FFFFFF" w:themeColor="background1" w:sz="4" w:space="0"/>
       </w:tblBorders>
       <w:tblCellMar>
         <w:top w:w="0" w:type="dxa"/>
@@ -15773,7 +15775,7 @@
       <w:tblStyleColBandSize w:val="1"/>
       <w:tblInd w:w="0" w:type="dxa"/>
       <w:tblBorders>
-        <w:insideH w:val="single" w:sz="4" w:space="0" w:color="FFFFFF" w:themeColor="background1"/>
+        <w:insideH w:val="single" w:color="FFFFFF" w:themeColor="background1" w:sz="4" w:space="0"/>
       </w:tblBorders>
       <w:tblCellMar>
         <w:top w:w="0" w:type="dxa"/>
